--- a/Business Requirements.docx
+++ b/Business Requirements.docx
@@ -152,6 +152,18 @@
           <w:szCs w:val="24"/>
         </w:rPr>
       </w:pPr>
+    </w:p>
+    <w:p>
+      <w:pPr>
+        <w:spacing w:after="0" w:line="360" w:lineRule="auto"/>
+        <w:rPr>
+          <w:rFonts w:cstheme="minorHAnsi"/>
+          <w:b/>
+          <w:bCs/>
+          <w:sz w:val="24"/>
+          <w:szCs w:val="24"/>
+        </w:rPr>
+      </w:pPr>
       <w:r>
         <w:rPr>
           <w:rFonts w:cstheme="minorHAnsi"/>
@@ -414,6 +426,16 @@
     <w:p>
       <w:pPr>
         <w:spacing w:after="0" w:line="360" w:lineRule="auto"/>
+        <w:rPr>
+          <w:rFonts w:cstheme="minorHAnsi"/>
+          <w:sz w:val="24"/>
+          <w:szCs w:val="24"/>
+        </w:rPr>
+      </w:pPr>
+    </w:p>
+    <w:p>
+      <w:pPr>
+        <w:spacing w:after="0" w:line="360" w:lineRule="auto"/>
         <w:ind w:left="360"/>
         <w:rPr>
           <w:rFonts w:cstheme="minorHAnsi"/>
@@ -421,6 +443,55 @@
           <w:szCs w:val="24"/>
         </w:rPr>
       </w:pPr>
+      <w:r>
+        <w:rPr>
+          <w:rFonts w:cstheme="minorHAnsi"/>
+          <w:noProof/>
+          <w:sz w:val="24"/>
+          <w:szCs w:val="24"/>
+        </w:rPr>
+        <w:drawing>
+          <wp:inline distT="0" distB="0" distL="0" distR="0" wp14:anchorId="32F6A230" wp14:editId="05F3BBB0">
+            <wp:extent cx="5731510" cy="2152650"/>
+            <wp:effectExtent l="0" t="0" r="2540" b="0"/>
+            <wp:docPr id="1237304873" name="Picture 1"/>
+            <wp:cNvGraphicFramePr>
+              <a:graphicFrameLocks xmlns:a="http://schemas.openxmlformats.org/drawingml/2006/main" noChangeAspect="1"/>
+            </wp:cNvGraphicFramePr>
+            <a:graphic xmlns:a="http://schemas.openxmlformats.org/drawingml/2006/main">
+              <a:graphicData uri="http://schemas.openxmlformats.org/drawingml/2006/picture">
+                <pic:pic xmlns:pic="http://schemas.openxmlformats.org/drawingml/2006/picture">
+                  <pic:nvPicPr>
+                    <pic:cNvPr id="1237304873" name="Picture 1237304873"/>
+                    <pic:cNvPicPr/>
+                  </pic:nvPicPr>
+                  <pic:blipFill>
+                    <a:blip r:embed="rId5">
+                      <a:extLst>
+                        <a:ext uri="{28A0092B-C50C-407E-A947-70E740481C1C}">
+                          <a14:useLocalDpi xmlns:a14="http://schemas.microsoft.com/office/drawing/2010/main" val="0"/>
+                        </a:ext>
+                      </a:extLst>
+                    </a:blip>
+                    <a:stretch>
+                      <a:fillRect/>
+                    </a:stretch>
+                  </pic:blipFill>
+                  <pic:spPr>
+                    <a:xfrm>
+                      <a:off x="0" y="0"/>
+                      <a:ext cx="5731510" cy="2152650"/>
+                    </a:xfrm>
+                    <a:prstGeom prst="rect">
+                      <a:avLst/>
+                    </a:prstGeom>
+                  </pic:spPr>
+                </pic:pic>
+              </a:graphicData>
+            </a:graphic>
+          </wp:inline>
+        </w:drawing>
+      </w:r>
     </w:p>
     <w:p>
       <w:pPr>
@@ -433,7 +504,10 @@
           <w:szCs w:val="24"/>
         </w:rPr>
       </w:pPr>
-      <w:r>
+    </w:p>
+    <w:p>
+      <w:pPr>
+        <w:spacing w:after="0" w:line="360" w:lineRule="auto"/>
         <w:rPr>
           <w:rFonts w:cstheme="minorHAnsi"/>
           <w:b/>
@@ -441,40 +515,8 @@
           <w:sz w:val="24"/>
           <w:szCs w:val="24"/>
         </w:rPr>
-        <w:t>Blank/Empty String Check</w:t>
-      </w:r>
-    </w:p>
-    <w:p>
-      <w:pPr>
-        <w:spacing w:after="0" w:line="360" w:lineRule="auto"/>
-        <w:rPr>
-          <w:rFonts w:cstheme="minorHAnsi"/>
-          <w:sz w:val="24"/>
-          <w:szCs w:val="24"/>
-        </w:rPr>
-      </w:pPr>
-      <w:r>
-        <w:rPr>
-          <w:rFonts w:cstheme="minorHAnsi"/>
-          <w:sz w:val="24"/>
-          <w:szCs w:val="24"/>
-        </w:rPr>
-        <w:t>Detect fields containing blank values that may cause inaccurate analysis.</w:t>
-      </w:r>
-    </w:p>
-    <w:p>
-      <w:pPr>
-        <w:spacing w:after="0" w:line="360" w:lineRule="auto"/>
-        <w:rPr>
-          <w:rFonts w:cstheme="minorHAnsi"/>
-          <w:sz w:val="24"/>
-          <w:szCs w:val="24"/>
-        </w:rPr>
-      </w:pPr>
-    </w:p>
-    <w:p>
-      <w:pPr>
-        <w:spacing w:after="0" w:line="360" w:lineRule="auto"/>
+      </w:pPr>
+      <w:r>
         <w:rPr>
           <w:rFonts w:cstheme="minorHAnsi"/>
           <w:b/>
@@ -482,8 +524,209 @@
           <w:sz w:val="24"/>
           <w:szCs w:val="24"/>
         </w:rPr>
-      </w:pPr>
-      <w:r>
+        <w:lastRenderedPageBreak/>
+        <w:t>Blank/Empty String Check</w:t>
+      </w:r>
+    </w:p>
+    <w:p>
+      <w:pPr>
+        <w:spacing w:after="0" w:line="360" w:lineRule="auto"/>
+        <w:rPr>
+          <w:rFonts w:cstheme="minorHAnsi"/>
+          <w:sz w:val="24"/>
+          <w:szCs w:val="24"/>
+        </w:rPr>
+      </w:pPr>
+      <w:r>
+        <w:rPr>
+          <w:rFonts w:cstheme="minorHAnsi"/>
+          <w:sz w:val="24"/>
+          <w:szCs w:val="24"/>
+        </w:rPr>
+        <w:t>Detect fields containing blank values that may cause inaccurate analysis.</w:t>
+      </w:r>
+    </w:p>
+    <w:p>
+      <w:pPr>
+        <w:spacing w:after="0" w:line="360" w:lineRule="auto"/>
+        <w:rPr>
+          <w:rFonts w:cstheme="minorHAnsi"/>
+          <w:sz w:val="24"/>
+          <w:szCs w:val="24"/>
+        </w:rPr>
+      </w:pPr>
+    </w:p>
+    <w:p>
+      <w:pPr>
+        <w:spacing w:after="0" w:line="360" w:lineRule="auto"/>
+        <w:rPr>
+          <w:rFonts w:cstheme="minorHAnsi"/>
+          <w:sz w:val="24"/>
+          <w:szCs w:val="24"/>
+        </w:rPr>
+      </w:pPr>
+    </w:p>
+    <w:p>
+      <w:pPr>
+        <w:spacing w:after="0" w:line="360" w:lineRule="auto"/>
+        <w:rPr>
+          <w:rFonts w:asciiTheme="majorHAnsi" w:hAnsiTheme="majorHAnsi" w:cstheme="majorHAnsi"/>
+          <w:sz w:val="24"/>
+          <w:szCs w:val="24"/>
+        </w:rPr>
+      </w:pPr>
+      <w:r>
+        <w:rPr>
+          <w:rFonts w:asciiTheme="majorHAnsi" w:hAnsiTheme="majorHAnsi" w:cstheme="majorHAnsi"/>
+          <w:sz w:val="24"/>
+          <w:szCs w:val="24"/>
+        </w:rPr>
+        <w:t>select *</w:t>
+      </w:r>
+    </w:p>
+    <w:p>
+      <w:pPr>
+        <w:spacing w:after="0" w:line="360" w:lineRule="auto"/>
+        <w:rPr>
+          <w:rFonts w:asciiTheme="majorHAnsi" w:hAnsiTheme="majorHAnsi" w:cstheme="majorHAnsi"/>
+          <w:sz w:val="24"/>
+          <w:szCs w:val="24"/>
+        </w:rPr>
+      </w:pPr>
+      <w:r>
+        <w:rPr>
+          <w:rFonts w:asciiTheme="majorHAnsi" w:hAnsiTheme="majorHAnsi" w:cstheme="majorHAnsi"/>
+          <w:sz w:val="24"/>
+          <w:szCs w:val="24"/>
+        </w:rPr>
+        <w:t xml:space="preserve">from </w:t>
+      </w:r>
+      <w:proofErr w:type="spellStart"/>
+      <w:r>
+        <w:rPr>
+          <w:rFonts w:asciiTheme="majorHAnsi" w:hAnsiTheme="majorHAnsi" w:cstheme="majorHAnsi"/>
+          <w:sz w:val="24"/>
+          <w:szCs w:val="24"/>
+        </w:rPr>
+        <w:t>swiggy_data</w:t>
+      </w:r>
+      <w:proofErr w:type="spellEnd"/>
+    </w:p>
+    <w:p>
+      <w:pPr>
+        <w:spacing w:after="0" w:line="360" w:lineRule="auto"/>
+        <w:rPr>
+          <w:rFonts w:asciiTheme="majorHAnsi" w:hAnsiTheme="majorHAnsi" w:cstheme="majorHAnsi"/>
+          <w:sz w:val="24"/>
+          <w:szCs w:val="24"/>
+        </w:rPr>
+      </w:pPr>
+      <w:r>
+        <w:rPr>
+          <w:rFonts w:asciiTheme="majorHAnsi" w:hAnsiTheme="majorHAnsi" w:cstheme="majorHAnsi"/>
+          <w:sz w:val="24"/>
+          <w:szCs w:val="24"/>
+        </w:rPr>
+        <w:t xml:space="preserve">where state = '' or city ='' or </w:t>
+      </w:r>
+      <w:proofErr w:type="spellStart"/>
+      <w:r>
+        <w:rPr>
+          <w:rFonts w:asciiTheme="majorHAnsi" w:hAnsiTheme="majorHAnsi" w:cstheme="majorHAnsi"/>
+          <w:sz w:val="24"/>
+          <w:szCs w:val="24"/>
+        </w:rPr>
+        <w:t>restaurant_name</w:t>
+      </w:r>
+      <w:proofErr w:type="spellEnd"/>
+      <w:r>
+        <w:rPr>
+          <w:rFonts w:asciiTheme="majorHAnsi" w:hAnsiTheme="majorHAnsi" w:cstheme="majorHAnsi"/>
+          <w:sz w:val="24"/>
+          <w:szCs w:val="24"/>
+        </w:rPr>
+        <w:t xml:space="preserve"> = '' </w:t>
+      </w:r>
+    </w:p>
+    <w:p>
+      <w:pPr>
+        <w:spacing w:after="0" w:line="360" w:lineRule="auto"/>
+        <w:rPr>
+          <w:rFonts w:asciiTheme="majorHAnsi" w:hAnsiTheme="majorHAnsi" w:cstheme="majorHAnsi"/>
+          <w:sz w:val="24"/>
+          <w:szCs w:val="24"/>
+        </w:rPr>
+      </w:pPr>
+      <w:r>
+        <w:rPr>
+          <w:rFonts w:asciiTheme="majorHAnsi" w:hAnsiTheme="majorHAnsi" w:cstheme="majorHAnsi"/>
+          <w:sz w:val="24"/>
+          <w:szCs w:val="24"/>
+        </w:rPr>
+        <w:t xml:space="preserve">or location ='' or category ='' or </w:t>
+      </w:r>
+      <w:proofErr w:type="spellStart"/>
+      <w:r>
+        <w:rPr>
+          <w:rFonts w:asciiTheme="majorHAnsi" w:hAnsiTheme="majorHAnsi" w:cstheme="majorHAnsi"/>
+          <w:sz w:val="24"/>
+          <w:szCs w:val="24"/>
+        </w:rPr>
+        <w:t>dish_name</w:t>
+      </w:r>
+      <w:proofErr w:type="spellEnd"/>
+      <w:r>
+        <w:rPr>
+          <w:rFonts w:asciiTheme="majorHAnsi" w:hAnsiTheme="majorHAnsi" w:cstheme="majorHAnsi"/>
+          <w:sz w:val="24"/>
+          <w:szCs w:val="24"/>
+        </w:rPr>
+        <w:t xml:space="preserve"> = '';</w:t>
+      </w:r>
+    </w:p>
+    <w:p>
+      <w:pPr>
+        <w:spacing w:after="0" w:line="360" w:lineRule="auto"/>
+        <w:rPr>
+          <w:rFonts w:cstheme="minorHAnsi"/>
+          <w:sz w:val="24"/>
+          <w:szCs w:val="24"/>
+        </w:rPr>
+      </w:pPr>
+    </w:p>
+    <w:p>
+      <w:pPr>
+        <w:spacing w:after="0" w:line="360" w:lineRule="auto"/>
+        <w:rPr>
+          <w:rFonts w:cstheme="minorHAnsi"/>
+          <w:sz w:val="24"/>
+          <w:szCs w:val="24"/>
+        </w:rPr>
+      </w:pPr>
+    </w:p>
+    <w:p>
+      <w:pPr>
+        <w:spacing w:after="0" w:line="360" w:lineRule="auto"/>
+        <w:rPr>
+          <w:rFonts w:cstheme="minorHAnsi"/>
+          <w:sz w:val="24"/>
+          <w:szCs w:val="24"/>
+        </w:rPr>
+      </w:pPr>
+    </w:p>
+    <w:p>
+      <w:pPr>
+        <w:spacing w:after="0" w:line="360" w:lineRule="auto"/>
+        <w:rPr>
+          <w:rFonts w:cstheme="minorHAnsi"/>
+          <w:sz w:val="24"/>
+          <w:szCs w:val="24"/>
+        </w:rPr>
+      </w:pPr>
+    </w:p>
+    <w:p>
+      <w:pPr>
+        <w:spacing w:after="0" w:line="360" w:lineRule="auto"/>
         <w:rPr>
           <w:rFonts w:cstheme="minorHAnsi"/>
           <w:b/>
@@ -491,40 +734,8 @@
           <w:sz w:val="24"/>
           <w:szCs w:val="24"/>
         </w:rPr>
-        <w:t>Duplicate Detection</w:t>
-      </w:r>
-    </w:p>
-    <w:p>
-      <w:pPr>
-        <w:spacing w:after="0" w:line="360" w:lineRule="auto"/>
-        <w:rPr>
-          <w:rFonts w:cstheme="minorHAnsi"/>
-          <w:sz w:val="24"/>
-          <w:szCs w:val="24"/>
-        </w:rPr>
-      </w:pPr>
-      <w:r>
-        <w:rPr>
-          <w:rFonts w:cstheme="minorHAnsi"/>
-          <w:sz w:val="24"/>
-          <w:szCs w:val="24"/>
-        </w:rPr>
-        <w:t>Find duplicate rows using grouping on all business-critical columns.</w:t>
-      </w:r>
-    </w:p>
-    <w:p>
-      <w:pPr>
-        <w:spacing w:after="0" w:line="360" w:lineRule="auto"/>
-        <w:rPr>
-          <w:rFonts w:cstheme="minorHAnsi"/>
-          <w:sz w:val="24"/>
-          <w:szCs w:val="24"/>
-        </w:rPr>
-      </w:pPr>
-    </w:p>
-    <w:p>
-      <w:pPr>
-        <w:spacing w:after="0" w:line="360" w:lineRule="auto"/>
+      </w:pPr>
+      <w:r>
         <w:rPr>
           <w:rFonts w:cstheme="minorHAnsi"/>
           <w:b/>
@@ -532,8 +743,590 @@
           <w:sz w:val="24"/>
           <w:szCs w:val="24"/>
         </w:rPr>
-      </w:pPr>
-      <w:r>
+        <w:t>Duplicate Detection</w:t>
+      </w:r>
+    </w:p>
+    <w:p>
+      <w:pPr>
+        <w:spacing w:after="0" w:line="360" w:lineRule="auto"/>
+        <w:rPr>
+          <w:rFonts w:cstheme="minorHAnsi"/>
+          <w:sz w:val="24"/>
+          <w:szCs w:val="24"/>
+        </w:rPr>
+      </w:pPr>
+      <w:r>
+        <w:rPr>
+          <w:rFonts w:cstheme="minorHAnsi"/>
+          <w:sz w:val="24"/>
+          <w:szCs w:val="24"/>
+        </w:rPr>
+        <w:t>Find duplicate rows using grouping on all business-critical columns.</w:t>
+      </w:r>
+    </w:p>
+    <w:p>
+      <w:pPr>
+        <w:spacing w:after="0" w:line="360" w:lineRule="auto"/>
+        <w:rPr>
+          <w:rFonts w:cstheme="minorHAnsi"/>
+          <w:sz w:val="24"/>
+          <w:szCs w:val="24"/>
+        </w:rPr>
+      </w:pPr>
+    </w:p>
+    <w:p>
+      <w:pPr>
+        <w:spacing w:after="0" w:line="360" w:lineRule="auto"/>
+        <w:rPr>
+          <w:rFonts w:asciiTheme="majorHAnsi" w:hAnsiTheme="majorHAnsi" w:cstheme="majorHAnsi"/>
+          <w:sz w:val="24"/>
+          <w:szCs w:val="24"/>
+        </w:rPr>
+      </w:pPr>
+      <w:r>
+        <w:rPr>
+          <w:rFonts w:asciiTheme="majorHAnsi" w:hAnsiTheme="majorHAnsi" w:cstheme="majorHAnsi"/>
+          <w:sz w:val="24"/>
+          <w:szCs w:val="24"/>
+        </w:rPr>
+        <w:t xml:space="preserve">select </w:t>
+      </w:r>
+    </w:p>
+    <w:p>
+      <w:pPr>
+        <w:spacing w:after="0" w:line="360" w:lineRule="auto"/>
+        <w:rPr>
+          <w:rFonts w:asciiTheme="majorHAnsi" w:hAnsiTheme="majorHAnsi" w:cstheme="majorHAnsi"/>
+          <w:sz w:val="24"/>
+          <w:szCs w:val="24"/>
+        </w:rPr>
+      </w:pPr>
+      <w:r>
+        <w:rPr>
+          <w:rFonts w:asciiTheme="majorHAnsi" w:hAnsiTheme="majorHAnsi" w:cstheme="majorHAnsi"/>
+          <w:sz w:val="24"/>
+          <w:szCs w:val="24"/>
+        </w:rPr>
+        <w:tab/>
+      </w:r>
+      <w:proofErr w:type="spellStart"/>
+      <w:proofErr w:type="gramStart"/>
+      <w:r>
+        <w:rPr>
+          <w:rFonts w:asciiTheme="majorHAnsi" w:hAnsiTheme="majorHAnsi" w:cstheme="majorHAnsi"/>
+          <w:sz w:val="24"/>
+          <w:szCs w:val="24"/>
+        </w:rPr>
+        <w:t>state,order</w:t>
+      </w:r>
+      <w:proofErr w:type="gramEnd"/>
+      <w:r>
+        <w:rPr>
+          <w:rFonts w:asciiTheme="majorHAnsi" w:hAnsiTheme="majorHAnsi" w:cstheme="majorHAnsi"/>
+          <w:sz w:val="24"/>
+          <w:szCs w:val="24"/>
+        </w:rPr>
+        <w:t>_</w:t>
+      </w:r>
+      <w:proofErr w:type="gramStart"/>
+      <w:r>
+        <w:rPr>
+          <w:rFonts w:asciiTheme="majorHAnsi" w:hAnsiTheme="majorHAnsi" w:cstheme="majorHAnsi"/>
+          <w:sz w:val="24"/>
+          <w:szCs w:val="24"/>
+        </w:rPr>
+        <w:t>date,city</w:t>
+      </w:r>
+      <w:proofErr w:type="gramEnd"/>
+      <w:r>
+        <w:rPr>
+          <w:rFonts w:asciiTheme="majorHAnsi" w:hAnsiTheme="majorHAnsi" w:cstheme="majorHAnsi"/>
+          <w:sz w:val="24"/>
+          <w:szCs w:val="24"/>
+        </w:rPr>
+        <w:t>,restaurant_</w:t>
+      </w:r>
+      <w:proofErr w:type="gramStart"/>
+      <w:r>
+        <w:rPr>
+          <w:rFonts w:asciiTheme="majorHAnsi" w:hAnsiTheme="majorHAnsi" w:cstheme="majorHAnsi"/>
+          <w:sz w:val="24"/>
+          <w:szCs w:val="24"/>
+        </w:rPr>
+        <w:t>name,location</w:t>
+      </w:r>
+      <w:proofErr w:type="gramEnd"/>
+      <w:r>
+        <w:rPr>
+          <w:rFonts w:asciiTheme="majorHAnsi" w:hAnsiTheme="majorHAnsi" w:cstheme="majorHAnsi"/>
+          <w:sz w:val="24"/>
+          <w:szCs w:val="24"/>
+        </w:rPr>
+        <w:t>,category</w:t>
+      </w:r>
+      <w:proofErr w:type="spellEnd"/>
+      <w:r>
+        <w:rPr>
+          <w:rFonts w:asciiTheme="majorHAnsi" w:hAnsiTheme="majorHAnsi" w:cstheme="majorHAnsi"/>
+          <w:sz w:val="24"/>
+          <w:szCs w:val="24"/>
+        </w:rPr>
+        <w:t>,</w:t>
+      </w:r>
+    </w:p>
+    <w:p>
+      <w:pPr>
+        <w:spacing w:after="0" w:line="360" w:lineRule="auto"/>
+        <w:rPr>
+          <w:rFonts w:asciiTheme="majorHAnsi" w:hAnsiTheme="majorHAnsi" w:cstheme="majorHAnsi"/>
+          <w:sz w:val="24"/>
+          <w:szCs w:val="24"/>
+        </w:rPr>
+      </w:pPr>
+      <w:r>
+        <w:rPr>
+          <w:rFonts w:asciiTheme="majorHAnsi" w:hAnsiTheme="majorHAnsi" w:cstheme="majorHAnsi"/>
+          <w:sz w:val="24"/>
+          <w:szCs w:val="24"/>
+        </w:rPr>
+        <w:tab/>
+      </w:r>
+      <w:proofErr w:type="spellStart"/>
+      <w:r>
+        <w:rPr>
+          <w:rFonts w:asciiTheme="majorHAnsi" w:hAnsiTheme="majorHAnsi" w:cstheme="majorHAnsi"/>
+          <w:sz w:val="24"/>
+          <w:szCs w:val="24"/>
+        </w:rPr>
+        <w:t>dish_</w:t>
+      </w:r>
+      <w:proofErr w:type="gramStart"/>
+      <w:r>
+        <w:rPr>
+          <w:rFonts w:asciiTheme="majorHAnsi" w:hAnsiTheme="majorHAnsi" w:cstheme="majorHAnsi"/>
+          <w:sz w:val="24"/>
+          <w:szCs w:val="24"/>
+        </w:rPr>
+        <w:t>name,price</w:t>
+      </w:r>
+      <w:proofErr w:type="gramEnd"/>
+      <w:r>
+        <w:rPr>
+          <w:rFonts w:asciiTheme="majorHAnsi" w:hAnsiTheme="majorHAnsi" w:cstheme="majorHAnsi"/>
+          <w:sz w:val="24"/>
+          <w:szCs w:val="24"/>
+        </w:rPr>
+        <w:t>_</w:t>
+      </w:r>
+      <w:proofErr w:type="gramStart"/>
+      <w:r>
+        <w:rPr>
+          <w:rFonts w:asciiTheme="majorHAnsi" w:hAnsiTheme="majorHAnsi" w:cstheme="majorHAnsi"/>
+          <w:sz w:val="24"/>
+          <w:szCs w:val="24"/>
+        </w:rPr>
+        <w:t>inr,rating</w:t>
+      </w:r>
+      <w:proofErr w:type="gramEnd"/>
+      <w:r>
+        <w:rPr>
+          <w:rFonts w:asciiTheme="majorHAnsi" w:hAnsiTheme="majorHAnsi" w:cstheme="majorHAnsi"/>
+          <w:sz w:val="24"/>
+          <w:szCs w:val="24"/>
+        </w:rPr>
+        <w:t>,rating_count</w:t>
+      </w:r>
+      <w:proofErr w:type="spellEnd"/>
+      <w:r>
+        <w:rPr>
+          <w:rFonts w:asciiTheme="majorHAnsi" w:hAnsiTheme="majorHAnsi" w:cstheme="majorHAnsi"/>
+          <w:sz w:val="24"/>
+          <w:szCs w:val="24"/>
+        </w:rPr>
+        <w:t>,</w:t>
+      </w:r>
+    </w:p>
+    <w:p>
+      <w:pPr>
+        <w:spacing w:after="0" w:line="360" w:lineRule="auto"/>
+        <w:rPr>
+          <w:rFonts w:asciiTheme="majorHAnsi" w:hAnsiTheme="majorHAnsi" w:cstheme="majorHAnsi"/>
+          <w:sz w:val="24"/>
+          <w:szCs w:val="24"/>
+        </w:rPr>
+      </w:pPr>
+      <w:r>
+        <w:rPr>
+          <w:rFonts w:asciiTheme="majorHAnsi" w:hAnsiTheme="majorHAnsi" w:cstheme="majorHAnsi"/>
+          <w:sz w:val="24"/>
+          <w:szCs w:val="24"/>
+        </w:rPr>
+        <w:t xml:space="preserve">    </w:t>
+      </w:r>
+      <w:r>
+        <w:rPr>
+          <w:rFonts w:asciiTheme="majorHAnsi" w:hAnsiTheme="majorHAnsi" w:cstheme="majorHAnsi"/>
+          <w:sz w:val="24"/>
+          <w:szCs w:val="24"/>
+        </w:rPr>
+        <w:t xml:space="preserve">          </w:t>
+      </w:r>
+      <w:proofErr w:type="gramStart"/>
+      <w:r>
+        <w:rPr>
+          <w:rFonts w:asciiTheme="majorHAnsi" w:hAnsiTheme="majorHAnsi" w:cstheme="majorHAnsi"/>
+          <w:sz w:val="24"/>
+          <w:szCs w:val="24"/>
+        </w:rPr>
+        <w:t>count(</w:t>
+      </w:r>
+      <w:proofErr w:type="gramEnd"/>
+      <w:r>
+        <w:rPr>
+          <w:rFonts w:asciiTheme="majorHAnsi" w:hAnsiTheme="majorHAnsi" w:cstheme="majorHAnsi"/>
+          <w:sz w:val="24"/>
+          <w:szCs w:val="24"/>
+        </w:rPr>
+        <w:t xml:space="preserve">*) as CNT </w:t>
+      </w:r>
+    </w:p>
+    <w:p>
+      <w:pPr>
+        <w:spacing w:after="0" w:line="360" w:lineRule="auto"/>
+        <w:rPr>
+          <w:rFonts w:asciiTheme="majorHAnsi" w:hAnsiTheme="majorHAnsi" w:cstheme="majorHAnsi"/>
+          <w:sz w:val="24"/>
+          <w:szCs w:val="24"/>
+        </w:rPr>
+      </w:pPr>
+      <w:r>
+        <w:rPr>
+          <w:rFonts w:asciiTheme="majorHAnsi" w:hAnsiTheme="majorHAnsi" w:cstheme="majorHAnsi"/>
+          <w:sz w:val="24"/>
+          <w:szCs w:val="24"/>
+        </w:rPr>
+        <w:t xml:space="preserve">from </w:t>
+      </w:r>
+      <w:proofErr w:type="spellStart"/>
+      <w:r>
+        <w:rPr>
+          <w:rFonts w:asciiTheme="majorHAnsi" w:hAnsiTheme="majorHAnsi" w:cstheme="majorHAnsi"/>
+          <w:sz w:val="24"/>
+          <w:szCs w:val="24"/>
+        </w:rPr>
+        <w:t>swiggy_data</w:t>
+      </w:r>
+      <w:proofErr w:type="spellEnd"/>
+    </w:p>
+    <w:p>
+      <w:pPr>
+        <w:spacing w:after="0" w:line="360" w:lineRule="auto"/>
+        <w:rPr>
+          <w:rFonts w:asciiTheme="majorHAnsi" w:hAnsiTheme="majorHAnsi" w:cstheme="majorHAnsi"/>
+          <w:sz w:val="24"/>
+          <w:szCs w:val="24"/>
+        </w:rPr>
+      </w:pPr>
+      <w:r>
+        <w:rPr>
+          <w:rFonts w:asciiTheme="majorHAnsi" w:hAnsiTheme="majorHAnsi" w:cstheme="majorHAnsi"/>
+          <w:sz w:val="24"/>
+          <w:szCs w:val="24"/>
+        </w:rPr>
+        <w:t xml:space="preserve">group by </w:t>
+      </w:r>
+    </w:p>
+    <w:p>
+      <w:pPr>
+        <w:spacing w:after="0" w:line="360" w:lineRule="auto"/>
+        <w:rPr>
+          <w:rFonts w:asciiTheme="majorHAnsi" w:hAnsiTheme="majorHAnsi" w:cstheme="majorHAnsi"/>
+          <w:sz w:val="24"/>
+          <w:szCs w:val="24"/>
+        </w:rPr>
+      </w:pPr>
+      <w:r>
+        <w:rPr>
+          <w:rFonts w:asciiTheme="majorHAnsi" w:hAnsiTheme="majorHAnsi" w:cstheme="majorHAnsi"/>
+          <w:sz w:val="24"/>
+          <w:szCs w:val="24"/>
+        </w:rPr>
+        <w:t xml:space="preserve"> </w:t>
+      </w:r>
+      <w:proofErr w:type="spellStart"/>
+      <w:proofErr w:type="gramStart"/>
+      <w:r>
+        <w:rPr>
+          <w:rFonts w:asciiTheme="majorHAnsi" w:hAnsiTheme="majorHAnsi" w:cstheme="majorHAnsi"/>
+          <w:sz w:val="24"/>
+          <w:szCs w:val="24"/>
+        </w:rPr>
+        <w:t>state,order</w:t>
+      </w:r>
+      <w:proofErr w:type="gramEnd"/>
+      <w:r>
+        <w:rPr>
+          <w:rFonts w:asciiTheme="majorHAnsi" w:hAnsiTheme="majorHAnsi" w:cstheme="majorHAnsi"/>
+          <w:sz w:val="24"/>
+          <w:szCs w:val="24"/>
+        </w:rPr>
+        <w:t>_date</w:t>
+      </w:r>
+      <w:proofErr w:type="spellEnd"/>
+      <w:r>
+        <w:rPr>
+          <w:rFonts w:asciiTheme="majorHAnsi" w:hAnsiTheme="majorHAnsi" w:cstheme="majorHAnsi"/>
+          <w:sz w:val="24"/>
+          <w:szCs w:val="24"/>
+        </w:rPr>
+        <w:t>,</w:t>
+      </w:r>
+    </w:p>
+    <w:p>
+      <w:pPr>
+        <w:spacing w:after="0" w:line="360" w:lineRule="auto"/>
+        <w:rPr>
+          <w:rFonts w:asciiTheme="majorHAnsi" w:hAnsiTheme="majorHAnsi" w:cstheme="majorHAnsi"/>
+          <w:sz w:val="24"/>
+          <w:szCs w:val="24"/>
+        </w:rPr>
+      </w:pPr>
+      <w:r>
+        <w:rPr>
+          <w:rFonts w:asciiTheme="majorHAnsi" w:hAnsiTheme="majorHAnsi" w:cstheme="majorHAnsi"/>
+          <w:sz w:val="24"/>
+          <w:szCs w:val="24"/>
+        </w:rPr>
+        <w:t xml:space="preserve"> </w:t>
+      </w:r>
+      <w:proofErr w:type="spellStart"/>
+      <w:proofErr w:type="gramStart"/>
+      <w:r>
+        <w:rPr>
+          <w:rFonts w:asciiTheme="majorHAnsi" w:hAnsiTheme="majorHAnsi" w:cstheme="majorHAnsi"/>
+          <w:sz w:val="24"/>
+          <w:szCs w:val="24"/>
+        </w:rPr>
+        <w:t>city,restaurant</w:t>
+      </w:r>
+      <w:proofErr w:type="gramEnd"/>
+      <w:r>
+        <w:rPr>
+          <w:rFonts w:asciiTheme="majorHAnsi" w:hAnsiTheme="majorHAnsi" w:cstheme="majorHAnsi"/>
+          <w:sz w:val="24"/>
+          <w:szCs w:val="24"/>
+        </w:rPr>
+        <w:t>_name</w:t>
+      </w:r>
+      <w:proofErr w:type="spellEnd"/>
+      <w:r>
+        <w:rPr>
+          <w:rFonts w:asciiTheme="majorHAnsi" w:hAnsiTheme="majorHAnsi" w:cstheme="majorHAnsi"/>
+          <w:sz w:val="24"/>
+          <w:szCs w:val="24"/>
+        </w:rPr>
+        <w:t>,</w:t>
+      </w:r>
+    </w:p>
+    <w:p>
+      <w:pPr>
+        <w:spacing w:after="0" w:line="360" w:lineRule="auto"/>
+        <w:rPr>
+          <w:rFonts w:asciiTheme="majorHAnsi" w:hAnsiTheme="majorHAnsi" w:cstheme="majorHAnsi"/>
+          <w:sz w:val="24"/>
+          <w:szCs w:val="24"/>
+        </w:rPr>
+      </w:pPr>
+      <w:r>
+        <w:rPr>
+          <w:rFonts w:asciiTheme="majorHAnsi" w:hAnsiTheme="majorHAnsi" w:cstheme="majorHAnsi"/>
+          <w:sz w:val="24"/>
+          <w:szCs w:val="24"/>
+        </w:rPr>
+        <w:t xml:space="preserve"> </w:t>
+      </w:r>
+      <w:proofErr w:type="spellStart"/>
+      <w:proofErr w:type="gramStart"/>
+      <w:r>
+        <w:rPr>
+          <w:rFonts w:asciiTheme="majorHAnsi" w:hAnsiTheme="majorHAnsi" w:cstheme="majorHAnsi"/>
+          <w:sz w:val="24"/>
+          <w:szCs w:val="24"/>
+        </w:rPr>
+        <w:t>location,category</w:t>
+      </w:r>
+      <w:proofErr w:type="spellEnd"/>
+      <w:proofErr w:type="gramEnd"/>
+      <w:r>
+        <w:rPr>
+          <w:rFonts w:asciiTheme="majorHAnsi" w:hAnsiTheme="majorHAnsi" w:cstheme="majorHAnsi"/>
+          <w:sz w:val="24"/>
+          <w:szCs w:val="24"/>
+        </w:rPr>
+        <w:t>,</w:t>
+      </w:r>
+    </w:p>
+    <w:p>
+      <w:pPr>
+        <w:spacing w:after="0" w:line="360" w:lineRule="auto"/>
+        <w:rPr>
+          <w:rFonts w:asciiTheme="majorHAnsi" w:hAnsiTheme="majorHAnsi" w:cstheme="majorHAnsi"/>
+          <w:sz w:val="24"/>
+          <w:szCs w:val="24"/>
+        </w:rPr>
+      </w:pPr>
+      <w:r>
+        <w:rPr>
+          <w:rFonts w:asciiTheme="majorHAnsi" w:hAnsiTheme="majorHAnsi" w:cstheme="majorHAnsi"/>
+          <w:sz w:val="24"/>
+          <w:szCs w:val="24"/>
+        </w:rPr>
+        <w:t xml:space="preserve"> </w:t>
+      </w:r>
+      <w:proofErr w:type="spellStart"/>
+      <w:r>
+        <w:rPr>
+          <w:rFonts w:asciiTheme="majorHAnsi" w:hAnsiTheme="majorHAnsi" w:cstheme="majorHAnsi"/>
+          <w:sz w:val="24"/>
+          <w:szCs w:val="24"/>
+        </w:rPr>
+        <w:t>dish_</w:t>
+      </w:r>
+      <w:proofErr w:type="gramStart"/>
+      <w:r>
+        <w:rPr>
+          <w:rFonts w:asciiTheme="majorHAnsi" w:hAnsiTheme="majorHAnsi" w:cstheme="majorHAnsi"/>
+          <w:sz w:val="24"/>
+          <w:szCs w:val="24"/>
+        </w:rPr>
+        <w:t>name,price</w:t>
+      </w:r>
+      <w:proofErr w:type="gramEnd"/>
+      <w:r>
+        <w:rPr>
+          <w:rFonts w:asciiTheme="majorHAnsi" w:hAnsiTheme="majorHAnsi" w:cstheme="majorHAnsi"/>
+          <w:sz w:val="24"/>
+          <w:szCs w:val="24"/>
+        </w:rPr>
+        <w:t>_inr</w:t>
+      </w:r>
+      <w:proofErr w:type="spellEnd"/>
+      <w:r>
+        <w:rPr>
+          <w:rFonts w:asciiTheme="majorHAnsi" w:hAnsiTheme="majorHAnsi" w:cstheme="majorHAnsi"/>
+          <w:sz w:val="24"/>
+          <w:szCs w:val="24"/>
+        </w:rPr>
+        <w:t>,</w:t>
+      </w:r>
+    </w:p>
+    <w:p>
+      <w:pPr>
+        <w:spacing w:after="0" w:line="360" w:lineRule="auto"/>
+        <w:rPr>
+          <w:rFonts w:asciiTheme="majorHAnsi" w:hAnsiTheme="majorHAnsi" w:cstheme="majorHAnsi"/>
+          <w:sz w:val="24"/>
+          <w:szCs w:val="24"/>
+        </w:rPr>
+      </w:pPr>
+      <w:r>
+        <w:rPr>
+          <w:rFonts w:asciiTheme="majorHAnsi" w:hAnsiTheme="majorHAnsi" w:cstheme="majorHAnsi"/>
+          <w:sz w:val="24"/>
+          <w:szCs w:val="24"/>
+        </w:rPr>
+        <w:t xml:space="preserve"> </w:t>
+      </w:r>
+      <w:proofErr w:type="spellStart"/>
+      <w:proofErr w:type="gramStart"/>
+      <w:r>
+        <w:rPr>
+          <w:rFonts w:asciiTheme="majorHAnsi" w:hAnsiTheme="majorHAnsi" w:cstheme="majorHAnsi"/>
+          <w:sz w:val="24"/>
+          <w:szCs w:val="24"/>
+        </w:rPr>
+        <w:t>rating,rating</w:t>
+      </w:r>
+      <w:proofErr w:type="gramEnd"/>
+      <w:r>
+        <w:rPr>
+          <w:rFonts w:asciiTheme="majorHAnsi" w:hAnsiTheme="majorHAnsi" w:cstheme="majorHAnsi"/>
+          <w:sz w:val="24"/>
+          <w:szCs w:val="24"/>
+        </w:rPr>
+        <w:t>_count</w:t>
+      </w:r>
+      <w:proofErr w:type="spellEnd"/>
+    </w:p>
+    <w:p>
+      <w:pPr>
+        <w:spacing w:after="0" w:line="360" w:lineRule="auto"/>
+        <w:rPr>
+          <w:rFonts w:asciiTheme="majorHAnsi" w:hAnsiTheme="majorHAnsi" w:cstheme="majorHAnsi"/>
+          <w:sz w:val="24"/>
+          <w:szCs w:val="24"/>
+        </w:rPr>
+      </w:pPr>
+      <w:r>
+        <w:rPr>
+          <w:rFonts w:asciiTheme="majorHAnsi" w:hAnsiTheme="majorHAnsi" w:cstheme="majorHAnsi"/>
+          <w:sz w:val="24"/>
+          <w:szCs w:val="24"/>
+        </w:rPr>
+        <w:t xml:space="preserve">having </w:t>
+      </w:r>
+      <w:proofErr w:type="gramStart"/>
+      <w:r>
+        <w:rPr>
+          <w:rFonts w:asciiTheme="majorHAnsi" w:hAnsiTheme="majorHAnsi" w:cstheme="majorHAnsi"/>
+          <w:sz w:val="24"/>
+          <w:szCs w:val="24"/>
+        </w:rPr>
+        <w:t>count(</w:t>
+      </w:r>
+      <w:proofErr w:type="gramEnd"/>
+      <w:r>
+        <w:rPr>
+          <w:rFonts w:asciiTheme="majorHAnsi" w:hAnsiTheme="majorHAnsi" w:cstheme="majorHAnsi"/>
+          <w:sz w:val="24"/>
+          <w:szCs w:val="24"/>
+        </w:rPr>
+        <w:t>*) &gt; 1;</w:t>
+      </w:r>
+    </w:p>
+    <w:p>
+      <w:pPr>
+        <w:spacing w:after="0" w:line="360" w:lineRule="auto"/>
+        <w:rPr>
+          <w:rFonts w:cstheme="minorHAnsi"/>
+          <w:sz w:val="24"/>
+          <w:szCs w:val="24"/>
+        </w:rPr>
+      </w:pPr>
+    </w:p>
+    <w:p>
+      <w:pPr>
+        <w:spacing w:after="0" w:line="360" w:lineRule="auto"/>
+        <w:rPr>
+          <w:rFonts w:cstheme="minorHAnsi"/>
+          <w:sz w:val="24"/>
+          <w:szCs w:val="24"/>
+        </w:rPr>
+      </w:pPr>
+    </w:p>
+    <w:p>
+      <w:pPr>
+        <w:spacing w:after="0" w:line="360" w:lineRule="auto"/>
+        <w:rPr>
+          <w:rFonts w:cstheme="minorHAnsi"/>
+          <w:sz w:val="24"/>
+          <w:szCs w:val="24"/>
+        </w:rPr>
+      </w:pPr>
+    </w:p>
+    <w:p>
+      <w:pPr>
+        <w:spacing w:after="0" w:line="360" w:lineRule="auto"/>
         <w:rPr>
           <w:rFonts w:cstheme="minorHAnsi"/>
           <w:b/>
@@ -541,6 +1334,40 @@
           <w:sz w:val="24"/>
           <w:szCs w:val="24"/>
         </w:rPr>
+      </w:pPr>
+    </w:p>
+    <w:p>
+      <w:pPr>
+        <w:spacing w:after="0" w:line="360" w:lineRule="auto"/>
+        <w:rPr>
+          <w:rFonts w:cstheme="minorHAnsi"/>
+          <w:b/>
+          <w:bCs/>
+          <w:sz w:val="24"/>
+          <w:szCs w:val="24"/>
+        </w:rPr>
+      </w:pPr>
+    </w:p>
+    <w:p>
+      <w:pPr>
+        <w:spacing w:after="0" w:line="360" w:lineRule="auto"/>
+        <w:rPr>
+          <w:rFonts w:cstheme="minorHAnsi"/>
+          <w:b/>
+          <w:bCs/>
+          <w:sz w:val="24"/>
+          <w:szCs w:val="24"/>
+        </w:rPr>
+      </w:pPr>
+      <w:r>
+        <w:rPr>
+          <w:rFonts w:cstheme="minorHAnsi"/>
+          <w:b/>
+          <w:bCs/>
+          <w:sz w:val="24"/>
+          <w:szCs w:val="24"/>
+        </w:rPr>
+        <w:lastRenderedPageBreak/>
         <w:t>Duplicate Removal</w:t>
       </w:r>
     </w:p>
@@ -579,6 +1406,376 @@
         </w:rPr>
         <w:t>) to delete surplus duplicate rows while retaining one clean copy for each unique order.</w:t>
       </w:r>
+    </w:p>
+    <w:p>
+      <w:pPr>
+        <w:spacing w:after="0" w:line="360" w:lineRule="auto"/>
+        <w:rPr>
+          <w:rFonts w:cstheme="minorHAnsi"/>
+          <w:sz w:val="24"/>
+          <w:szCs w:val="24"/>
+        </w:rPr>
+      </w:pPr>
+    </w:p>
+    <w:p>
+      <w:pPr>
+        <w:spacing w:after="0" w:line="360" w:lineRule="auto"/>
+        <w:rPr>
+          <w:rFonts w:asciiTheme="majorHAnsi" w:hAnsiTheme="majorHAnsi" w:cstheme="majorHAnsi"/>
+          <w:sz w:val="24"/>
+          <w:szCs w:val="24"/>
+        </w:rPr>
+      </w:pPr>
+      <w:r>
+        <w:rPr>
+          <w:rFonts w:asciiTheme="majorHAnsi" w:hAnsiTheme="majorHAnsi" w:cstheme="majorHAnsi"/>
+          <w:sz w:val="24"/>
+          <w:szCs w:val="24"/>
+        </w:rPr>
+        <w:t>with CTE as (</w:t>
+      </w:r>
+    </w:p>
+    <w:p>
+      <w:pPr>
+        <w:spacing w:after="0" w:line="360" w:lineRule="auto"/>
+        <w:rPr>
+          <w:rFonts w:asciiTheme="majorHAnsi" w:hAnsiTheme="majorHAnsi" w:cstheme="majorHAnsi"/>
+          <w:sz w:val="24"/>
+          <w:szCs w:val="24"/>
+        </w:rPr>
+      </w:pPr>
+      <w:r>
+        <w:rPr>
+          <w:rFonts w:asciiTheme="majorHAnsi" w:hAnsiTheme="majorHAnsi" w:cstheme="majorHAnsi"/>
+          <w:sz w:val="24"/>
+          <w:szCs w:val="24"/>
+        </w:rPr>
+        <w:t>select *, ROW_</w:t>
+      </w:r>
+      <w:proofErr w:type="gramStart"/>
+      <w:r>
+        <w:rPr>
+          <w:rFonts w:asciiTheme="majorHAnsi" w:hAnsiTheme="majorHAnsi" w:cstheme="majorHAnsi"/>
+          <w:sz w:val="24"/>
+          <w:szCs w:val="24"/>
+        </w:rPr>
+        <w:t>NUMBER(</w:t>
+      </w:r>
+      <w:proofErr w:type="gramEnd"/>
+      <w:r>
+        <w:rPr>
+          <w:rFonts w:asciiTheme="majorHAnsi" w:hAnsiTheme="majorHAnsi" w:cstheme="majorHAnsi"/>
+          <w:sz w:val="24"/>
+          <w:szCs w:val="24"/>
+        </w:rPr>
+        <w:t xml:space="preserve">) </w:t>
+      </w:r>
+      <w:proofErr w:type="gramStart"/>
+      <w:r>
+        <w:rPr>
+          <w:rFonts w:asciiTheme="majorHAnsi" w:hAnsiTheme="majorHAnsi" w:cstheme="majorHAnsi"/>
+          <w:sz w:val="24"/>
+          <w:szCs w:val="24"/>
+        </w:rPr>
+        <w:t>OVER(</w:t>
+      </w:r>
+      <w:proofErr w:type="gramEnd"/>
+    </w:p>
+    <w:p>
+      <w:pPr>
+        <w:spacing w:after="0" w:line="360" w:lineRule="auto"/>
+        <w:rPr>
+          <w:rFonts w:asciiTheme="majorHAnsi" w:hAnsiTheme="majorHAnsi" w:cstheme="majorHAnsi"/>
+          <w:sz w:val="24"/>
+          <w:szCs w:val="24"/>
+        </w:rPr>
+      </w:pPr>
+      <w:r>
+        <w:rPr>
+          <w:rFonts w:asciiTheme="majorHAnsi" w:hAnsiTheme="majorHAnsi" w:cstheme="majorHAnsi"/>
+          <w:sz w:val="24"/>
+          <w:szCs w:val="24"/>
+        </w:rPr>
+        <w:t xml:space="preserve">PARTITION BY </w:t>
+      </w:r>
+      <w:proofErr w:type="spellStart"/>
+      <w:proofErr w:type="gramStart"/>
+      <w:r>
+        <w:rPr>
+          <w:rFonts w:asciiTheme="majorHAnsi" w:hAnsiTheme="majorHAnsi" w:cstheme="majorHAnsi"/>
+          <w:sz w:val="24"/>
+          <w:szCs w:val="24"/>
+        </w:rPr>
+        <w:t>state,order</w:t>
+      </w:r>
+      <w:proofErr w:type="gramEnd"/>
+      <w:r>
+        <w:rPr>
+          <w:rFonts w:asciiTheme="majorHAnsi" w:hAnsiTheme="majorHAnsi" w:cstheme="majorHAnsi"/>
+          <w:sz w:val="24"/>
+          <w:szCs w:val="24"/>
+        </w:rPr>
+        <w:t>_</w:t>
+      </w:r>
+      <w:proofErr w:type="gramStart"/>
+      <w:r>
+        <w:rPr>
+          <w:rFonts w:asciiTheme="majorHAnsi" w:hAnsiTheme="majorHAnsi" w:cstheme="majorHAnsi"/>
+          <w:sz w:val="24"/>
+          <w:szCs w:val="24"/>
+        </w:rPr>
+        <w:t>date,city</w:t>
+      </w:r>
+      <w:proofErr w:type="gramEnd"/>
+      <w:r>
+        <w:rPr>
+          <w:rFonts w:asciiTheme="majorHAnsi" w:hAnsiTheme="majorHAnsi" w:cstheme="majorHAnsi"/>
+          <w:sz w:val="24"/>
+          <w:szCs w:val="24"/>
+        </w:rPr>
+        <w:t>,restaurant_name</w:t>
+      </w:r>
+      <w:proofErr w:type="spellEnd"/>
+      <w:r>
+        <w:rPr>
+          <w:rFonts w:asciiTheme="majorHAnsi" w:hAnsiTheme="majorHAnsi" w:cstheme="majorHAnsi"/>
+          <w:sz w:val="24"/>
+          <w:szCs w:val="24"/>
+        </w:rPr>
+        <w:t>,</w:t>
+      </w:r>
+    </w:p>
+    <w:p>
+      <w:pPr>
+        <w:spacing w:after="0" w:line="360" w:lineRule="auto"/>
+        <w:rPr>
+          <w:rFonts w:asciiTheme="majorHAnsi" w:hAnsiTheme="majorHAnsi" w:cstheme="majorHAnsi"/>
+          <w:sz w:val="24"/>
+          <w:szCs w:val="24"/>
+        </w:rPr>
+      </w:pPr>
+      <w:proofErr w:type="spellStart"/>
+      <w:proofErr w:type="gramStart"/>
+      <w:r>
+        <w:rPr>
+          <w:rFonts w:asciiTheme="majorHAnsi" w:hAnsiTheme="majorHAnsi" w:cstheme="majorHAnsi"/>
+          <w:sz w:val="24"/>
+          <w:szCs w:val="24"/>
+        </w:rPr>
+        <w:t>location,category</w:t>
+      </w:r>
+      <w:proofErr w:type="gramEnd"/>
+      <w:r>
+        <w:rPr>
+          <w:rFonts w:asciiTheme="majorHAnsi" w:hAnsiTheme="majorHAnsi" w:cstheme="majorHAnsi"/>
+          <w:sz w:val="24"/>
+          <w:szCs w:val="24"/>
+        </w:rPr>
+        <w:t>,dish_</w:t>
+      </w:r>
+      <w:proofErr w:type="gramStart"/>
+      <w:r>
+        <w:rPr>
+          <w:rFonts w:asciiTheme="majorHAnsi" w:hAnsiTheme="majorHAnsi" w:cstheme="majorHAnsi"/>
+          <w:sz w:val="24"/>
+          <w:szCs w:val="24"/>
+        </w:rPr>
+        <w:t>name,price</w:t>
+      </w:r>
+      <w:proofErr w:type="gramEnd"/>
+      <w:r>
+        <w:rPr>
+          <w:rFonts w:asciiTheme="majorHAnsi" w:hAnsiTheme="majorHAnsi" w:cstheme="majorHAnsi"/>
+          <w:sz w:val="24"/>
+          <w:szCs w:val="24"/>
+        </w:rPr>
+        <w:t>_</w:t>
+      </w:r>
+      <w:proofErr w:type="gramStart"/>
+      <w:r>
+        <w:rPr>
+          <w:rFonts w:asciiTheme="majorHAnsi" w:hAnsiTheme="majorHAnsi" w:cstheme="majorHAnsi"/>
+          <w:sz w:val="24"/>
+          <w:szCs w:val="24"/>
+        </w:rPr>
+        <w:t>inr,rating</w:t>
+      </w:r>
+      <w:proofErr w:type="gramEnd"/>
+      <w:r>
+        <w:rPr>
+          <w:rFonts w:asciiTheme="majorHAnsi" w:hAnsiTheme="majorHAnsi" w:cstheme="majorHAnsi"/>
+          <w:sz w:val="24"/>
+          <w:szCs w:val="24"/>
+        </w:rPr>
+        <w:t>,rating_count</w:t>
+      </w:r>
+      <w:proofErr w:type="spellEnd"/>
+    </w:p>
+    <w:p>
+      <w:pPr>
+        <w:spacing w:after="0" w:line="360" w:lineRule="auto"/>
+        <w:rPr>
+          <w:rFonts w:asciiTheme="majorHAnsi" w:hAnsiTheme="majorHAnsi" w:cstheme="majorHAnsi"/>
+          <w:sz w:val="24"/>
+          <w:szCs w:val="24"/>
+        </w:rPr>
+      </w:pPr>
+      <w:r>
+        <w:rPr>
+          <w:rFonts w:asciiTheme="majorHAnsi" w:hAnsiTheme="majorHAnsi" w:cstheme="majorHAnsi"/>
+          <w:sz w:val="24"/>
+          <w:szCs w:val="24"/>
+        </w:rPr>
+        <w:t>order by (select null)</w:t>
+      </w:r>
+    </w:p>
+    <w:p>
+      <w:pPr>
+        <w:spacing w:after="0" w:line="360" w:lineRule="auto"/>
+        <w:rPr>
+          <w:rFonts w:asciiTheme="majorHAnsi" w:hAnsiTheme="majorHAnsi" w:cstheme="majorHAnsi"/>
+          <w:sz w:val="24"/>
+          <w:szCs w:val="24"/>
+        </w:rPr>
+      </w:pPr>
+      <w:r>
+        <w:rPr>
+          <w:rFonts w:asciiTheme="majorHAnsi" w:hAnsiTheme="majorHAnsi" w:cstheme="majorHAnsi"/>
+          <w:sz w:val="24"/>
+          <w:szCs w:val="24"/>
+        </w:rPr>
+        <w:t xml:space="preserve">) </w:t>
+      </w:r>
+      <w:proofErr w:type="gramStart"/>
+      <w:r>
+        <w:rPr>
+          <w:rFonts w:asciiTheme="majorHAnsi" w:hAnsiTheme="majorHAnsi" w:cstheme="majorHAnsi"/>
+          <w:sz w:val="24"/>
+          <w:szCs w:val="24"/>
+        </w:rPr>
+        <w:t>as</w:t>
+      </w:r>
+      <w:proofErr w:type="gramEnd"/>
+      <w:r>
+        <w:rPr>
+          <w:rFonts w:asciiTheme="majorHAnsi" w:hAnsiTheme="majorHAnsi" w:cstheme="majorHAnsi"/>
+          <w:sz w:val="24"/>
+          <w:szCs w:val="24"/>
+        </w:rPr>
+        <w:t xml:space="preserve"> </w:t>
+      </w:r>
+      <w:proofErr w:type="spellStart"/>
+      <w:r>
+        <w:rPr>
+          <w:rFonts w:asciiTheme="majorHAnsi" w:hAnsiTheme="majorHAnsi" w:cstheme="majorHAnsi"/>
+          <w:sz w:val="24"/>
+          <w:szCs w:val="24"/>
+        </w:rPr>
+        <w:t>rn</w:t>
+      </w:r>
+      <w:proofErr w:type="spellEnd"/>
+    </w:p>
+    <w:p>
+      <w:pPr>
+        <w:spacing w:after="0" w:line="360" w:lineRule="auto"/>
+        <w:rPr>
+          <w:rFonts w:asciiTheme="majorHAnsi" w:hAnsiTheme="majorHAnsi" w:cstheme="majorHAnsi"/>
+          <w:sz w:val="24"/>
+          <w:szCs w:val="24"/>
+        </w:rPr>
+      </w:pPr>
+      <w:r>
+        <w:rPr>
+          <w:rFonts w:asciiTheme="majorHAnsi" w:hAnsiTheme="majorHAnsi" w:cstheme="majorHAnsi"/>
+          <w:sz w:val="24"/>
+          <w:szCs w:val="24"/>
+        </w:rPr>
+        <w:t xml:space="preserve">from </w:t>
+      </w:r>
+      <w:proofErr w:type="spellStart"/>
+      <w:r>
+        <w:rPr>
+          <w:rFonts w:asciiTheme="majorHAnsi" w:hAnsiTheme="majorHAnsi" w:cstheme="majorHAnsi"/>
+          <w:sz w:val="24"/>
+          <w:szCs w:val="24"/>
+        </w:rPr>
+        <w:t>swiggy_data</w:t>
+      </w:r>
+      <w:proofErr w:type="spellEnd"/>
+    </w:p>
+    <w:p>
+      <w:pPr>
+        <w:spacing w:after="0" w:line="360" w:lineRule="auto"/>
+        <w:rPr>
+          <w:rFonts w:asciiTheme="majorHAnsi" w:hAnsiTheme="majorHAnsi" w:cstheme="majorHAnsi"/>
+          <w:sz w:val="24"/>
+          <w:szCs w:val="24"/>
+        </w:rPr>
+      </w:pPr>
+      <w:r>
+        <w:rPr>
+          <w:rFonts w:asciiTheme="majorHAnsi" w:hAnsiTheme="majorHAnsi" w:cstheme="majorHAnsi"/>
+          <w:sz w:val="24"/>
+          <w:szCs w:val="24"/>
+        </w:rPr>
+        <w:t>)</w:t>
+      </w:r>
+    </w:p>
+    <w:p>
+      <w:pPr>
+        <w:spacing w:after="0" w:line="360" w:lineRule="auto"/>
+        <w:rPr>
+          <w:rFonts w:asciiTheme="majorHAnsi" w:hAnsiTheme="majorHAnsi" w:cstheme="majorHAnsi"/>
+          <w:sz w:val="24"/>
+          <w:szCs w:val="24"/>
+        </w:rPr>
+      </w:pPr>
+      <w:r>
+        <w:rPr>
+          <w:rFonts w:asciiTheme="majorHAnsi" w:hAnsiTheme="majorHAnsi" w:cstheme="majorHAnsi"/>
+          <w:sz w:val="24"/>
+          <w:szCs w:val="24"/>
+        </w:rPr>
+        <w:t xml:space="preserve">delete from CTE where </w:t>
+      </w:r>
+      <w:proofErr w:type="spellStart"/>
+      <w:r>
+        <w:rPr>
+          <w:rFonts w:asciiTheme="majorHAnsi" w:hAnsiTheme="majorHAnsi" w:cstheme="majorHAnsi"/>
+          <w:sz w:val="24"/>
+          <w:szCs w:val="24"/>
+        </w:rPr>
+        <w:t>rn</w:t>
+      </w:r>
+      <w:proofErr w:type="spellEnd"/>
+      <w:r>
+        <w:rPr>
+          <w:rFonts w:asciiTheme="majorHAnsi" w:hAnsiTheme="majorHAnsi" w:cstheme="majorHAnsi"/>
+          <w:sz w:val="24"/>
+          <w:szCs w:val="24"/>
+        </w:rPr>
+        <w:t xml:space="preserve"> &gt; 1;</w:t>
+      </w:r>
+    </w:p>
+    <w:p>
+      <w:pPr>
+        <w:spacing w:after="0" w:line="360" w:lineRule="auto"/>
+        <w:rPr>
+          <w:rFonts w:cstheme="minorHAnsi"/>
+          <w:sz w:val="24"/>
+          <w:szCs w:val="24"/>
+        </w:rPr>
+      </w:pPr>
+    </w:p>
+    <w:p>
+      <w:pPr>
+        <w:spacing w:after="0" w:line="360" w:lineRule="auto"/>
+        <w:rPr>
+          <w:rFonts w:cstheme="minorHAnsi"/>
+          <w:sz w:val="24"/>
+          <w:szCs w:val="24"/>
+        </w:rPr>
+      </w:pPr>
     </w:p>
     <w:p>
       <w:pPr>
@@ -602,7 +1799,10 @@
           <w:highlight w:val="yellow"/>
         </w:rPr>
       </w:pPr>
-      <w:r>
+    </w:p>
+    <w:p>
+      <w:pPr>
+        <w:spacing w:after="0" w:line="360" w:lineRule="auto"/>
         <w:rPr>
           <w:rFonts w:cstheme="minorHAnsi"/>
           <w:b/>
@@ -611,6 +1811,172 @@
           <w:szCs w:val="28"/>
           <w:highlight w:val="yellow"/>
         </w:rPr>
+      </w:pPr>
+    </w:p>
+    <w:p>
+      <w:pPr>
+        <w:spacing w:after="0" w:line="360" w:lineRule="auto"/>
+        <w:rPr>
+          <w:rFonts w:cstheme="minorHAnsi"/>
+          <w:b/>
+          <w:bCs/>
+          <w:sz w:val="28"/>
+          <w:szCs w:val="28"/>
+          <w:highlight w:val="yellow"/>
+        </w:rPr>
+      </w:pPr>
+    </w:p>
+    <w:p>
+      <w:pPr>
+        <w:spacing w:after="0" w:line="360" w:lineRule="auto"/>
+        <w:rPr>
+          <w:rFonts w:cstheme="minorHAnsi"/>
+          <w:b/>
+          <w:bCs/>
+          <w:sz w:val="28"/>
+          <w:szCs w:val="28"/>
+          <w:highlight w:val="yellow"/>
+        </w:rPr>
+      </w:pPr>
+    </w:p>
+    <w:p>
+      <w:pPr>
+        <w:spacing w:after="0" w:line="360" w:lineRule="auto"/>
+        <w:rPr>
+          <w:rFonts w:cstheme="minorHAnsi"/>
+          <w:b/>
+          <w:bCs/>
+          <w:sz w:val="28"/>
+          <w:szCs w:val="28"/>
+          <w:highlight w:val="yellow"/>
+        </w:rPr>
+      </w:pPr>
+    </w:p>
+    <w:p>
+      <w:pPr>
+        <w:spacing w:after="0" w:line="360" w:lineRule="auto"/>
+        <w:rPr>
+          <w:rFonts w:cstheme="minorHAnsi"/>
+          <w:b/>
+          <w:bCs/>
+          <w:sz w:val="28"/>
+          <w:szCs w:val="28"/>
+          <w:highlight w:val="yellow"/>
+        </w:rPr>
+      </w:pPr>
+    </w:p>
+    <w:p>
+      <w:pPr>
+        <w:spacing w:after="0" w:line="360" w:lineRule="auto"/>
+        <w:rPr>
+          <w:rFonts w:cstheme="minorHAnsi"/>
+          <w:b/>
+          <w:bCs/>
+          <w:sz w:val="28"/>
+          <w:szCs w:val="28"/>
+          <w:highlight w:val="yellow"/>
+        </w:rPr>
+      </w:pPr>
+    </w:p>
+    <w:p>
+      <w:pPr>
+        <w:spacing w:after="0" w:line="360" w:lineRule="auto"/>
+        <w:rPr>
+          <w:rFonts w:cstheme="minorHAnsi"/>
+          <w:b/>
+          <w:bCs/>
+          <w:sz w:val="28"/>
+          <w:szCs w:val="28"/>
+          <w:highlight w:val="yellow"/>
+        </w:rPr>
+      </w:pPr>
+    </w:p>
+    <w:p>
+      <w:pPr>
+        <w:spacing w:after="0" w:line="360" w:lineRule="auto"/>
+        <w:rPr>
+          <w:rFonts w:cstheme="minorHAnsi"/>
+          <w:b/>
+          <w:bCs/>
+          <w:sz w:val="28"/>
+          <w:szCs w:val="28"/>
+          <w:highlight w:val="yellow"/>
+        </w:rPr>
+      </w:pPr>
+    </w:p>
+    <w:p>
+      <w:pPr>
+        <w:spacing w:after="0" w:line="360" w:lineRule="auto"/>
+        <w:rPr>
+          <w:rFonts w:cstheme="minorHAnsi"/>
+          <w:b/>
+          <w:bCs/>
+          <w:sz w:val="28"/>
+          <w:szCs w:val="28"/>
+          <w:highlight w:val="yellow"/>
+        </w:rPr>
+      </w:pPr>
+    </w:p>
+    <w:p>
+      <w:pPr>
+        <w:spacing w:after="0" w:line="360" w:lineRule="auto"/>
+        <w:rPr>
+          <w:rFonts w:cstheme="minorHAnsi"/>
+          <w:b/>
+          <w:bCs/>
+          <w:sz w:val="28"/>
+          <w:szCs w:val="28"/>
+          <w:highlight w:val="yellow"/>
+        </w:rPr>
+      </w:pPr>
+    </w:p>
+    <w:p>
+      <w:pPr>
+        <w:spacing w:after="0" w:line="360" w:lineRule="auto"/>
+        <w:rPr>
+          <w:rFonts w:cstheme="minorHAnsi"/>
+          <w:b/>
+          <w:bCs/>
+          <w:sz w:val="28"/>
+          <w:szCs w:val="28"/>
+          <w:highlight w:val="yellow"/>
+        </w:rPr>
+      </w:pPr>
+    </w:p>
+    <w:p>
+      <w:pPr>
+        <w:spacing w:after="0" w:line="360" w:lineRule="auto"/>
+        <w:rPr>
+          <w:rFonts w:cstheme="minorHAnsi"/>
+          <w:b/>
+          <w:bCs/>
+          <w:sz w:val="28"/>
+          <w:szCs w:val="28"/>
+          <w:highlight w:val="yellow"/>
+        </w:rPr>
+      </w:pPr>
+    </w:p>
+    <w:p>
+      <w:pPr>
+        <w:spacing w:after="0" w:line="360" w:lineRule="auto"/>
+        <w:rPr>
+          <w:rFonts w:cstheme="minorHAnsi"/>
+          <w:b/>
+          <w:bCs/>
+          <w:sz w:val="28"/>
+          <w:szCs w:val="28"/>
+          <w:highlight w:val="yellow"/>
+        </w:rPr>
+      </w:pPr>
+      <w:r>
+        <w:rPr>
+          <w:rFonts w:cstheme="minorHAnsi"/>
+          <w:b/>
+          <w:bCs/>
+          <w:sz w:val="28"/>
+          <w:szCs w:val="28"/>
+          <w:highlight w:val="yellow"/>
+        </w:rPr>
         <w:lastRenderedPageBreak/>
         <w:t>Dimensional Modelling (Star Schema)</w:t>
       </w:r>
@@ -705,6 +2071,318 @@
     </w:p>
     <w:p>
       <w:pPr>
+        <w:spacing w:after="0" w:line="360" w:lineRule="auto"/>
+        <w:ind w:left="720"/>
+        <w:rPr>
+          <w:rFonts w:cstheme="minorHAnsi"/>
+          <w:sz w:val="24"/>
+          <w:szCs w:val="24"/>
+        </w:rPr>
+      </w:pPr>
+    </w:p>
+    <w:p>
+      <w:pPr>
+        <w:spacing w:after="0" w:line="360" w:lineRule="auto"/>
+        <w:ind w:left="720"/>
+        <w:rPr>
+          <w:rFonts w:asciiTheme="majorHAnsi" w:hAnsiTheme="majorHAnsi" w:cstheme="majorHAnsi"/>
+          <w:sz w:val="24"/>
+          <w:szCs w:val="24"/>
+        </w:rPr>
+      </w:pPr>
+      <w:r>
+        <w:rPr>
+          <w:rFonts w:asciiTheme="majorHAnsi" w:hAnsiTheme="majorHAnsi" w:cstheme="majorHAnsi"/>
+          <w:sz w:val="24"/>
+          <w:szCs w:val="24"/>
+        </w:rPr>
+        <w:t xml:space="preserve">CREATE TABLE </w:t>
+      </w:r>
+      <w:proofErr w:type="spellStart"/>
+      <w:r>
+        <w:rPr>
+          <w:rFonts w:asciiTheme="majorHAnsi" w:hAnsiTheme="majorHAnsi" w:cstheme="majorHAnsi"/>
+          <w:sz w:val="24"/>
+          <w:szCs w:val="24"/>
+        </w:rPr>
+        <w:t>dim_</w:t>
+      </w:r>
+      <w:proofErr w:type="gramStart"/>
+      <w:r>
+        <w:rPr>
+          <w:rFonts w:asciiTheme="majorHAnsi" w:hAnsiTheme="majorHAnsi" w:cstheme="majorHAnsi"/>
+          <w:sz w:val="24"/>
+          <w:szCs w:val="24"/>
+        </w:rPr>
+        <w:t>date</w:t>
+      </w:r>
+      <w:proofErr w:type="spellEnd"/>
+      <w:r>
+        <w:rPr>
+          <w:rFonts w:asciiTheme="majorHAnsi" w:hAnsiTheme="majorHAnsi" w:cstheme="majorHAnsi"/>
+          <w:sz w:val="24"/>
+          <w:szCs w:val="24"/>
+        </w:rPr>
+        <w:t>(</w:t>
+      </w:r>
+      <w:proofErr w:type="gramEnd"/>
+    </w:p>
+    <w:p>
+      <w:pPr>
+        <w:spacing w:after="0" w:line="360" w:lineRule="auto"/>
+        <w:ind w:left="720"/>
+        <w:rPr>
+          <w:rFonts w:asciiTheme="majorHAnsi" w:hAnsiTheme="majorHAnsi" w:cstheme="majorHAnsi"/>
+          <w:sz w:val="24"/>
+          <w:szCs w:val="24"/>
+        </w:rPr>
+      </w:pPr>
+      <w:r>
+        <w:rPr>
+          <w:rFonts w:asciiTheme="majorHAnsi" w:hAnsiTheme="majorHAnsi" w:cstheme="majorHAnsi"/>
+          <w:sz w:val="24"/>
+          <w:szCs w:val="24"/>
+        </w:rPr>
+        <w:t xml:space="preserve">    </w:t>
+      </w:r>
+      <w:proofErr w:type="spellStart"/>
+      <w:r>
+        <w:rPr>
+          <w:rFonts w:asciiTheme="majorHAnsi" w:hAnsiTheme="majorHAnsi" w:cstheme="majorHAnsi"/>
+          <w:sz w:val="24"/>
+          <w:szCs w:val="24"/>
+        </w:rPr>
+        <w:t>date_id</w:t>
+      </w:r>
+      <w:proofErr w:type="spellEnd"/>
+      <w:r>
+        <w:rPr>
+          <w:rFonts w:asciiTheme="majorHAnsi" w:hAnsiTheme="majorHAnsi" w:cstheme="majorHAnsi"/>
+          <w:sz w:val="24"/>
+          <w:szCs w:val="24"/>
+        </w:rPr>
+        <w:t xml:space="preserve"> INT GENERATED ALWAYS AS IDENTITY PRIMARY KEY,</w:t>
+      </w:r>
+    </w:p>
+    <w:p>
+      <w:pPr>
+        <w:spacing w:after="0" w:line="360" w:lineRule="auto"/>
+        <w:ind w:left="720"/>
+        <w:rPr>
+          <w:rFonts w:asciiTheme="majorHAnsi" w:hAnsiTheme="majorHAnsi" w:cstheme="majorHAnsi"/>
+          <w:sz w:val="24"/>
+          <w:szCs w:val="24"/>
+        </w:rPr>
+      </w:pPr>
+      <w:r>
+        <w:rPr>
+          <w:rFonts w:asciiTheme="majorHAnsi" w:hAnsiTheme="majorHAnsi" w:cstheme="majorHAnsi"/>
+          <w:sz w:val="24"/>
+          <w:szCs w:val="24"/>
+        </w:rPr>
+        <w:t xml:space="preserve">    </w:t>
+      </w:r>
+      <w:proofErr w:type="spellStart"/>
+      <w:r>
+        <w:rPr>
+          <w:rFonts w:asciiTheme="majorHAnsi" w:hAnsiTheme="majorHAnsi" w:cstheme="majorHAnsi"/>
+          <w:sz w:val="24"/>
+          <w:szCs w:val="24"/>
+        </w:rPr>
+        <w:t>full_date</w:t>
+      </w:r>
+      <w:proofErr w:type="spellEnd"/>
+      <w:r>
+        <w:rPr>
+          <w:rFonts w:asciiTheme="majorHAnsi" w:hAnsiTheme="majorHAnsi" w:cstheme="majorHAnsi"/>
+          <w:sz w:val="24"/>
+          <w:szCs w:val="24"/>
+        </w:rPr>
+        <w:t xml:space="preserve"> DATE,</w:t>
+      </w:r>
+    </w:p>
+    <w:p>
+      <w:pPr>
+        <w:spacing w:after="0" w:line="360" w:lineRule="auto"/>
+        <w:ind w:left="720"/>
+        <w:rPr>
+          <w:rFonts w:asciiTheme="majorHAnsi" w:hAnsiTheme="majorHAnsi" w:cstheme="majorHAnsi"/>
+          <w:sz w:val="24"/>
+          <w:szCs w:val="24"/>
+        </w:rPr>
+      </w:pPr>
+      <w:r>
+        <w:rPr>
+          <w:rFonts w:asciiTheme="majorHAnsi" w:hAnsiTheme="majorHAnsi" w:cstheme="majorHAnsi"/>
+          <w:sz w:val="24"/>
+          <w:szCs w:val="24"/>
+        </w:rPr>
+        <w:t xml:space="preserve">    year INT,</w:t>
+      </w:r>
+    </w:p>
+    <w:p>
+      <w:pPr>
+        <w:spacing w:after="0" w:line="360" w:lineRule="auto"/>
+        <w:ind w:left="720"/>
+        <w:rPr>
+          <w:rFonts w:asciiTheme="majorHAnsi" w:hAnsiTheme="majorHAnsi" w:cstheme="majorHAnsi"/>
+          <w:sz w:val="24"/>
+          <w:szCs w:val="24"/>
+        </w:rPr>
+      </w:pPr>
+      <w:r>
+        <w:rPr>
+          <w:rFonts w:asciiTheme="majorHAnsi" w:hAnsiTheme="majorHAnsi" w:cstheme="majorHAnsi"/>
+          <w:sz w:val="24"/>
+          <w:szCs w:val="24"/>
+        </w:rPr>
+        <w:t xml:space="preserve">    month INT,</w:t>
+      </w:r>
+    </w:p>
+    <w:p>
+      <w:pPr>
+        <w:spacing w:after="0" w:line="360" w:lineRule="auto"/>
+        <w:ind w:left="720"/>
+        <w:rPr>
+          <w:rFonts w:asciiTheme="majorHAnsi" w:hAnsiTheme="majorHAnsi" w:cstheme="majorHAnsi"/>
+          <w:sz w:val="24"/>
+          <w:szCs w:val="24"/>
+        </w:rPr>
+      </w:pPr>
+      <w:r>
+        <w:rPr>
+          <w:rFonts w:asciiTheme="majorHAnsi" w:hAnsiTheme="majorHAnsi" w:cstheme="majorHAnsi"/>
+          <w:sz w:val="24"/>
+          <w:szCs w:val="24"/>
+        </w:rPr>
+        <w:t xml:space="preserve">    </w:t>
+      </w:r>
+      <w:proofErr w:type="spellStart"/>
+      <w:r>
+        <w:rPr>
+          <w:rFonts w:asciiTheme="majorHAnsi" w:hAnsiTheme="majorHAnsi" w:cstheme="majorHAnsi"/>
+          <w:sz w:val="24"/>
+          <w:szCs w:val="24"/>
+        </w:rPr>
+        <w:t>month_name</w:t>
+      </w:r>
+      <w:proofErr w:type="spellEnd"/>
+      <w:r>
+        <w:rPr>
+          <w:rFonts w:asciiTheme="majorHAnsi" w:hAnsiTheme="majorHAnsi" w:cstheme="majorHAnsi"/>
+          <w:sz w:val="24"/>
+          <w:szCs w:val="24"/>
+        </w:rPr>
+        <w:t xml:space="preserve"> </w:t>
+      </w:r>
+      <w:proofErr w:type="gramStart"/>
+      <w:r>
+        <w:rPr>
+          <w:rFonts w:asciiTheme="majorHAnsi" w:hAnsiTheme="majorHAnsi" w:cstheme="majorHAnsi"/>
+          <w:sz w:val="24"/>
+          <w:szCs w:val="24"/>
+        </w:rPr>
+        <w:t>VARCHAR(</w:t>
+      </w:r>
+      <w:proofErr w:type="gramEnd"/>
+      <w:r>
+        <w:rPr>
+          <w:rFonts w:asciiTheme="majorHAnsi" w:hAnsiTheme="majorHAnsi" w:cstheme="majorHAnsi"/>
+          <w:sz w:val="24"/>
+          <w:szCs w:val="24"/>
+        </w:rPr>
+        <w:t>20),</w:t>
+      </w:r>
+    </w:p>
+    <w:p>
+      <w:pPr>
+        <w:spacing w:after="0" w:line="360" w:lineRule="auto"/>
+        <w:ind w:left="720"/>
+        <w:rPr>
+          <w:rFonts w:asciiTheme="majorHAnsi" w:hAnsiTheme="majorHAnsi" w:cstheme="majorHAnsi"/>
+          <w:sz w:val="24"/>
+          <w:szCs w:val="24"/>
+        </w:rPr>
+      </w:pPr>
+      <w:r>
+        <w:rPr>
+          <w:rFonts w:asciiTheme="majorHAnsi" w:hAnsiTheme="majorHAnsi" w:cstheme="majorHAnsi"/>
+          <w:sz w:val="24"/>
+          <w:szCs w:val="24"/>
+        </w:rPr>
+        <w:t xml:space="preserve">    quarter INT,</w:t>
+      </w:r>
+    </w:p>
+    <w:p>
+      <w:pPr>
+        <w:spacing w:after="0" w:line="360" w:lineRule="auto"/>
+        <w:ind w:left="720"/>
+        <w:rPr>
+          <w:rFonts w:asciiTheme="majorHAnsi" w:hAnsiTheme="majorHAnsi" w:cstheme="majorHAnsi"/>
+          <w:sz w:val="24"/>
+          <w:szCs w:val="24"/>
+        </w:rPr>
+      </w:pPr>
+      <w:r>
+        <w:rPr>
+          <w:rFonts w:asciiTheme="majorHAnsi" w:hAnsiTheme="majorHAnsi" w:cstheme="majorHAnsi"/>
+          <w:sz w:val="24"/>
+          <w:szCs w:val="24"/>
+        </w:rPr>
+        <w:t xml:space="preserve">    day INT,</w:t>
+      </w:r>
+    </w:p>
+    <w:p>
+      <w:pPr>
+        <w:spacing w:after="0" w:line="360" w:lineRule="auto"/>
+        <w:ind w:left="720"/>
+        <w:rPr>
+          <w:rFonts w:asciiTheme="majorHAnsi" w:hAnsiTheme="majorHAnsi" w:cstheme="majorHAnsi"/>
+          <w:sz w:val="24"/>
+          <w:szCs w:val="24"/>
+        </w:rPr>
+      </w:pPr>
+      <w:r>
+        <w:rPr>
+          <w:rFonts w:asciiTheme="majorHAnsi" w:hAnsiTheme="majorHAnsi" w:cstheme="majorHAnsi"/>
+          <w:sz w:val="24"/>
+          <w:szCs w:val="24"/>
+        </w:rPr>
+        <w:t xml:space="preserve">    week INT</w:t>
+      </w:r>
+    </w:p>
+    <w:p>
+      <w:pPr>
+        <w:spacing w:after="0" w:line="360" w:lineRule="auto"/>
+        <w:ind w:left="720"/>
+        <w:rPr>
+          <w:rFonts w:asciiTheme="majorHAnsi" w:hAnsiTheme="majorHAnsi" w:cstheme="majorHAnsi"/>
+          <w:sz w:val="24"/>
+          <w:szCs w:val="24"/>
+        </w:rPr>
+      </w:pPr>
+      <w:r>
+        <w:rPr>
+          <w:rFonts w:asciiTheme="majorHAnsi" w:hAnsiTheme="majorHAnsi" w:cstheme="majorHAnsi"/>
+          <w:sz w:val="24"/>
+          <w:szCs w:val="24"/>
+        </w:rPr>
+        <w:t>);</w:t>
+      </w:r>
+    </w:p>
+    <w:p>
+      <w:pPr>
+        <w:spacing w:after="0" w:line="360" w:lineRule="auto"/>
+        <w:ind w:left="720"/>
+        <w:rPr>
+          <w:rFonts w:asciiTheme="majorHAnsi" w:hAnsiTheme="majorHAnsi" w:cstheme="majorHAnsi"/>
+          <w:sz w:val="24"/>
+          <w:szCs w:val="24"/>
+        </w:rPr>
+      </w:pPr>
+    </w:p>
+    <w:p>
+      <w:pPr>
         <w:numPr>
           <w:ilvl w:val="0"/>
           <w:numId w:val="2"/>
@@ -739,6 +2417,209 @@
     </w:p>
     <w:p>
       <w:pPr>
+        <w:spacing w:after="0" w:line="360" w:lineRule="auto"/>
+        <w:rPr>
+          <w:rFonts w:cstheme="minorHAnsi"/>
+          <w:sz w:val="24"/>
+          <w:szCs w:val="24"/>
+        </w:rPr>
+      </w:pPr>
+    </w:p>
+    <w:p>
+      <w:pPr>
+        <w:spacing w:after="0" w:line="360" w:lineRule="auto"/>
+        <w:ind w:left="720"/>
+        <w:rPr>
+          <w:rFonts w:asciiTheme="majorHAnsi" w:hAnsiTheme="majorHAnsi" w:cstheme="majorHAnsi"/>
+          <w:sz w:val="24"/>
+          <w:szCs w:val="24"/>
+        </w:rPr>
+      </w:pPr>
+      <w:r>
+        <w:rPr>
+          <w:rFonts w:asciiTheme="majorHAnsi" w:hAnsiTheme="majorHAnsi" w:cstheme="majorHAnsi"/>
+          <w:sz w:val="24"/>
+          <w:szCs w:val="24"/>
+        </w:rPr>
+        <w:t xml:space="preserve">create table </w:t>
+      </w:r>
+      <w:proofErr w:type="spellStart"/>
+      <w:r>
+        <w:rPr>
+          <w:rFonts w:asciiTheme="majorHAnsi" w:hAnsiTheme="majorHAnsi" w:cstheme="majorHAnsi"/>
+          <w:sz w:val="24"/>
+          <w:szCs w:val="24"/>
+        </w:rPr>
+        <w:t>dim_</w:t>
+      </w:r>
+      <w:proofErr w:type="gramStart"/>
+      <w:r>
+        <w:rPr>
+          <w:rFonts w:asciiTheme="majorHAnsi" w:hAnsiTheme="majorHAnsi" w:cstheme="majorHAnsi"/>
+          <w:sz w:val="24"/>
+          <w:szCs w:val="24"/>
+        </w:rPr>
+        <w:t>location</w:t>
+      </w:r>
+      <w:proofErr w:type="spellEnd"/>
+      <w:r>
+        <w:rPr>
+          <w:rFonts w:asciiTheme="majorHAnsi" w:hAnsiTheme="majorHAnsi" w:cstheme="majorHAnsi"/>
+          <w:sz w:val="24"/>
+          <w:szCs w:val="24"/>
+        </w:rPr>
+        <w:t>(</w:t>
+      </w:r>
+      <w:proofErr w:type="gramEnd"/>
+    </w:p>
+    <w:p>
+      <w:pPr>
+        <w:spacing w:after="0" w:line="360" w:lineRule="auto"/>
+        <w:ind w:left="720"/>
+        <w:rPr>
+          <w:rFonts w:asciiTheme="majorHAnsi" w:hAnsiTheme="majorHAnsi" w:cstheme="majorHAnsi"/>
+          <w:sz w:val="24"/>
+          <w:szCs w:val="24"/>
+        </w:rPr>
+      </w:pPr>
+      <w:r>
+        <w:rPr>
+          <w:rFonts w:asciiTheme="majorHAnsi" w:hAnsiTheme="majorHAnsi" w:cstheme="majorHAnsi"/>
+          <w:sz w:val="24"/>
+          <w:szCs w:val="24"/>
+        </w:rPr>
+        <w:tab/>
+      </w:r>
+      <w:proofErr w:type="spellStart"/>
+      <w:r>
+        <w:rPr>
+          <w:rFonts w:asciiTheme="majorHAnsi" w:hAnsiTheme="majorHAnsi" w:cstheme="majorHAnsi"/>
+          <w:sz w:val="24"/>
+          <w:szCs w:val="24"/>
+        </w:rPr>
+        <w:t>location_id</w:t>
+      </w:r>
+      <w:proofErr w:type="spellEnd"/>
+      <w:r>
+        <w:rPr>
+          <w:rFonts w:asciiTheme="majorHAnsi" w:hAnsiTheme="majorHAnsi" w:cstheme="majorHAnsi"/>
+          <w:sz w:val="24"/>
+          <w:szCs w:val="24"/>
+        </w:rPr>
+        <w:t xml:space="preserve"> INT GENERATED ALWAYS AS IDENTITY PRIMARY KEY,</w:t>
+      </w:r>
+    </w:p>
+    <w:p>
+      <w:pPr>
+        <w:spacing w:after="0" w:line="360" w:lineRule="auto"/>
+        <w:ind w:left="720"/>
+        <w:rPr>
+          <w:rFonts w:asciiTheme="majorHAnsi" w:hAnsiTheme="majorHAnsi" w:cstheme="majorHAnsi"/>
+          <w:sz w:val="24"/>
+          <w:szCs w:val="24"/>
+        </w:rPr>
+      </w:pPr>
+      <w:r>
+        <w:rPr>
+          <w:rFonts w:asciiTheme="majorHAnsi" w:hAnsiTheme="majorHAnsi" w:cstheme="majorHAnsi"/>
+          <w:sz w:val="24"/>
+          <w:szCs w:val="24"/>
+        </w:rPr>
+        <w:tab/>
+        <w:t xml:space="preserve">state </w:t>
+      </w:r>
+      <w:proofErr w:type="gramStart"/>
+      <w:r>
+        <w:rPr>
+          <w:rFonts w:asciiTheme="majorHAnsi" w:hAnsiTheme="majorHAnsi" w:cstheme="majorHAnsi"/>
+          <w:sz w:val="24"/>
+          <w:szCs w:val="24"/>
+        </w:rPr>
+        <w:t>varchar(</w:t>
+      </w:r>
+      <w:proofErr w:type="gramEnd"/>
+      <w:r>
+        <w:rPr>
+          <w:rFonts w:asciiTheme="majorHAnsi" w:hAnsiTheme="majorHAnsi" w:cstheme="majorHAnsi"/>
+          <w:sz w:val="24"/>
+          <w:szCs w:val="24"/>
+        </w:rPr>
+        <w:t>100),</w:t>
+      </w:r>
+    </w:p>
+    <w:p>
+      <w:pPr>
+        <w:spacing w:after="0" w:line="360" w:lineRule="auto"/>
+        <w:ind w:left="720"/>
+        <w:rPr>
+          <w:rFonts w:asciiTheme="majorHAnsi" w:hAnsiTheme="majorHAnsi" w:cstheme="majorHAnsi"/>
+          <w:sz w:val="24"/>
+          <w:szCs w:val="24"/>
+        </w:rPr>
+      </w:pPr>
+      <w:r>
+        <w:rPr>
+          <w:rFonts w:asciiTheme="majorHAnsi" w:hAnsiTheme="majorHAnsi" w:cstheme="majorHAnsi"/>
+          <w:sz w:val="24"/>
+          <w:szCs w:val="24"/>
+        </w:rPr>
+        <w:lastRenderedPageBreak/>
+        <w:tab/>
+        <w:t>city varchar,</w:t>
+      </w:r>
+    </w:p>
+    <w:p>
+      <w:pPr>
+        <w:spacing w:after="0" w:line="360" w:lineRule="auto"/>
+        <w:ind w:left="720"/>
+        <w:rPr>
+          <w:rFonts w:asciiTheme="majorHAnsi" w:hAnsiTheme="majorHAnsi" w:cstheme="majorHAnsi"/>
+          <w:sz w:val="24"/>
+          <w:szCs w:val="24"/>
+        </w:rPr>
+      </w:pPr>
+      <w:r>
+        <w:rPr>
+          <w:rFonts w:asciiTheme="majorHAnsi" w:hAnsiTheme="majorHAnsi" w:cstheme="majorHAnsi"/>
+          <w:sz w:val="24"/>
+          <w:szCs w:val="24"/>
+        </w:rPr>
+        <w:tab/>
+        <w:t>location varchar</w:t>
+      </w:r>
+    </w:p>
+    <w:p>
+      <w:pPr>
+        <w:spacing w:after="0" w:line="360" w:lineRule="auto"/>
+        <w:ind w:left="720"/>
+        <w:rPr>
+          <w:rFonts w:asciiTheme="majorHAnsi" w:hAnsiTheme="majorHAnsi" w:cstheme="majorHAnsi"/>
+          <w:sz w:val="24"/>
+          <w:szCs w:val="24"/>
+        </w:rPr>
+      </w:pPr>
+      <w:r>
+        <w:rPr>
+          <w:rFonts w:asciiTheme="majorHAnsi" w:hAnsiTheme="majorHAnsi" w:cstheme="majorHAnsi"/>
+          <w:sz w:val="24"/>
+          <w:szCs w:val="24"/>
+        </w:rPr>
+        <w:t>);</w:t>
+      </w:r>
+    </w:p>
+    <w:p>
+      <w:pPr>
+        <w:spacing w:after="0" w:line="360" w:lineRule="auto"/>
+        <w:ind w:left="720"/>
+        <w:rPr>
+          <w:rFonts w:asciiTheme="majorHAnsi" w:hAnsiTheme="majorHAnsi" w:cstheme="majorHAnsi"/>
+          <w:sz w:val="24"/>
+          <w:szCs w:val="24"/>
+        </w:rPr>
+      </w:pPr>
+    </w:p>
+    <w:p>
+      <w:pPr>
         <w:numPr>
           <w:ilvl w:val="0"/>
           <w:numId w:val="2"/>
@@ -783,6 +2664,186 @@
     </w:p>
     <w:p>
       <w:pPr>
+        <w:spacing w:after="0" w:line="360" w:lineRule="auto"/>
+        <w:ind w:left="720"/>
+        <w:rPr>
+          <w:rFonts w:cstheme="minorHAnsi"/>
+          <w:sz w:val="24"/>
+          <w:szCs w:val="24"/>
+        </w:rPr>
+      </w:pPr>
+    </w:p>
+    <w:p>
+      <w:pPr>
+        <w:spacing w:after="0" w:line="360" w:lineRule="auto"/>
+        <w:ind w:left="720"/>
+        <w:rPr>
+          <w:rFonts w:asciiTheme="majorHAnsi" w:hAnsiTheme="majorHAnsi" w:cstheme="majorHAnsi"/>
+          <w:sz w:val="24"/>
+          <w:szCs w:val="24"/>
+        </w:rPr>
+      </w:pPr>
+      <w:r>
+        <w:rPr>
+          <w:rFonts w:asciiTheme="majorHAnsi" w:hAnsiTheme="majorHAnsi" w:cstheme="majorHAnsi"/>
+          <w:sz w:val="24"/>
+          <w:szCs w:val="24"/>
+        </w:rPr>
+        <w:t xml:space="preserve">create table </w:t>
+      </w:r>
+      <w:proofErr w:type="spellStart"/>
+      <w:r>
+        <w:rPr>
+          <w:rFonts w:asciiTheme="majorHAnsi" w:hAnsiTheme="majorHAnsi" w:cstheme="majorHAnsi"/>
+          <w:sz w:val="24"/>
+          <w:szCs w:val="24"/>
+        </w:rPr>
+        <w:t>dim_</w:t>
+      </w:r>
+      <w:proofErr w:type="gramStart"/>
+      <w:r>
+        <w:rPr>
+          <w:rFonts w:asciiTheme="majorHAnsi" w:hAnsiTheme="majorHAnsi" w:cstheme="majorHAnsi"/>
+          <w:sz w:val="24"/>
+          <w:szCs w:val="24"/>
+        </w:rPr>
+        <w:t>restaurant</w:t>
+      </w:r>
+      <w:proofErr w:type="spellEnd"/>
+      <w:r>
+        <w:rPr>
+          <w:rFonts w:asciiTheme="majorHAnsi" w:hAnsiTheme="majorHAnsi" w:cstheme="majorHAnsi"/>
+          <w:sz w:val="24"/>
+          <w:szCs w:val="24"/>
+        </w:rPr>
+        <w:t>(</w:t>
+      </w:r>
+      <w:proofErr w:type="gramEnd"/>
+    </w:p>
+    <w:p>
+      <w:pPr>
+        <w:spacing w:after="0" w:line="360" w:lineRule="auto"/>
+        <w:ind w:left="720"/>
+        <w:rPr>
+          <w:rFonts w:asciiTheme="majorHAnsi" w:hAnsiTheme="majorHAnsi" w:cstheme="majorHAnsi"/>
+          <w:sz w:val="24"/>
+          <w:szCs w:val="24"/>
+        </w:rPr>
+      </w:pPr>
+      <w:r>
+        <w:rPr>
+          <w:rFonts w:asciiTheme="majorHAnsi" w:hAnsiTheme="majorHAnsi" w:cstheme="majorHAnsi"/>
+          <w:sz w:val="24"/>
+          <w:szCs w:val="24"/>
+        </w:rPr>
+        <w:tab/>
+      </w:r>
+      <w:proofErr w:type="spellStart"/>
+      <w:r>
+        <w:rPr>
+          <w:rFonts w:asciiTheme="majorHAnsi" w:hAnsiTheme="majorHAnsi" w:cstheme="majorHAnsi"/>
+          <w:sz w:val="24"/>
+          <w:szCs w:val="24"/>
+        </w:rPr>
+        <w:t>restaurant_id</w:t>
+      </w:r>
+      <w:proofErr w:type="spellEnd"/>
+      <w:r>
+        <w:rPr>
+          <w:rFonts w:asciiTheme="majorHAnsi" w:hAnsiTheme="majorHAnsi" w:cstheme="majorHAnsi"/>
+          <w:sz w:val="24"/>
+          <w:szCs w:val="24"/>
+        </w:rPr>
+        <w:t xml:space="preserve"> INT GENERATED ALWAYS AS IDENTITY PRIMARY KEY,</w:t>
+      </w:r>
+    </w:p>
+    <w:p>
+      <w:pPr>
+        <w:spacing w:after="0" w:line="360" w:lineRule="auto"/>
+        <w:ind w:left="720"/>
+        <w:rPr>
+          <w:rFonts w:asciiTheme="majorHAnsi" w:hAnsiTheme="majorHAnsi" w:cstheme="majorHAnsi"/>
+          <w:sz w:val="24"/>
+          <w:szCs w:val="24"/>
+        </w:rPr>
+      </w:pPr>
+      <w:r>
+        <w:rPr>
+          <w:rFonts w:asciiTheme="majorHAnsi" w:hAnsiTheme="majorHAnsi" w:cstheme="majorHAnsi"/>
+          <w:sz w:val="24"/>
+          <w:szCs w:val="24"/>
+        </w:rPr>
+        <w:tab/>
+      </w:r>
+      <w:proofErr w:type="spellStart"/>
+      <w:r>
+        <w:rPr>
+          <w:rFonts w:asciiTheme="majorHAnsi" w:hAnsiTheme="majorHAnsi" w:cstheme="majorHAnsi"/>
+          <w:sz w:val="24"/>
+          <w:szCs w:val="24"/>
+        </w:rPr>
+        <w:t>restaurant_name</w:t>
+      </w:r>
+      <w:proofErr w:type="spellEnd"/>
+      <w:r>
+        <w:rPr>
+          <w:rFonts w:asciiTheme="majorHAnsi" w:hAnsiTheme="majorHAnsi" w:cstheme="majorHAnsi"/>
+          <w:sz w:val="24"/>
+          <w:szCs w:val="24"/>
+        </w:rPr>
+        <w:t xml:space="preserve"> </w:t>
+      </w:r>
+      <w:proofErr w:type="gramStart"/>
+      <w:r>
+        <w:rPr>
+          <w:rFonts w:asciiTheme="majorHAnsi" w:hAnsiTheme="majorHAnsi" w:cstheme="majorHAnsi"/>
+          <w:sz w:val="24"/>
+          <w:szCs w:val="24"/>
+        </w:rPr>
+        <w:t>varchar(</w:t>
+      </w:r>
+      <w:proofErr w:type="gramEnd"/>
+      <w:r>
+        <w:rPr>
+          <w:rFonts w:asciiTheme="majorHAnsi" w:hAnsiTheme="majorHAnsi" w:cstheme="majorHAnsi"/>
+          <w:sz w:val="24"/>
+          <w:szCs w:val="24"/>
+        </w:rPr>
+        <w:t>100)</w:t>
+      </w:r>
+    </w:p>
+    <w:p>
+      <w:pPr>
+        <w:spacing w:after="0" w:line="360" w:lineRule="auto"/>
+        <w:ind w:left="720"/>
+        <w:rPr>
+          <w:rFonts w:asciiTheme="majorHAnsi" w:hAnsiTheme="majorHAnsi" w:cstheme="majorHAnsi"/>
+          <w:sz w:val="24"/>
+          <w:szCs w:val="24"/>
+        </w:rPr>
+      </w:pPr>
+      <w:r>
+        <w:rPr>
+          <w:rFonts w:asciiTheme="majorHAnsi" w:hAnsiTheme="majorHAnsi" w:cstheme="majorHAnsi"/>
+          <w:sz w:val="24"/>
+          <w:szCs w:val="24"/>
+        </w:rPr>
+        <w:t>);</w:t>
+      </w:r>
+    </w:p>
+    <w:p>
+      <w:pPr>
+        <w:spacing w:after="0" w:line="360" w:lineRule="auto"/>
+        <w:ind w:left="720"/>
+        <w:rPr>
+          <w:rFonts w:asciiTheme="majorHAnsi" w:hAnsiTheme="majorHAnsi" w:cstheme="majorHAnsi"/>
+          <w:sz w:val="24"/>
+          <w:szCs w:val="24"/>
+        </w:rPr>
+      </w:pPr>
+    </w:p>
+    <w:p>
+      <w:pPr>
         <w:numPr>
           <w:ilvl w:val="0"/>
           <w:numId w:val="2"/>
@@ -817,6 +2878,159 @@
     </w:p>
     <w:p>
       <w:pPr>
+        <w:spacing w:after="0" w:line="360" w:lineRule="auto"/>
+        <w:ind w:left="720"/>
+        <w:rPr>
+          <w:rFonts w:cstheme="minorHAnsi"/>
+          <w:sz w:val="24"/>
+          <w:szCs w:val="24"/>
+        </w:rPr>
+      </w:pPr>
+    </w:p>
+    <w:p>
+      <w:pPr>
+        <w:spacing w:after="0" w:line="360" w:lineRule="auto"/>
+        <w:ind w:left="720"/>
+        <w:rPr>
+          <w:rFonts w:asciiTheme="majorHAnsi" w:hAnsiTheme="majorHAnsi" w:cstheme="majorHAnsi"/>
+          <w:sz w:val="24"/>
+          <w:szCs w:val="24"/>
+        </w:rPr>
+      </w:pPr>
+      <w:r>
+        <w:rPr>
+          <w:rFonts w:asciiTheme="majorHAnsi" w:hAnsiTheme="majorHAnsi" w:cstheme="majorHAnsi"/>
+          <w:sz w:val="24"/>
+          <w:szCs w:val="24"/>
+        </w:rPr>
+        <w:t xml:space="preserve">create table </w:t>
+      </w:r>
+      <w:proofErr w:type="spellStart"/>
+      <w:r>
+        <w:rPr>
+          <w:rFonts w:asciiTheme="majorHAnsi" w:hAnsiTheme="majorHAnsi" w:cstheme="majorHAnsi"/>
+          <w:sz w:val="24"/>
+          <w:szCs w:val="24"/>
+        </w:rPr>
+        <w:t>dim_category</w:t>
+      </w:r>
+      <w:proofErr w:type="spellEnd"/>
+      <w:r>
+        <w:rPr>
+          <w:rFonts w:asciiTheme="majorHAnsi" w:hAnsiTheme="majorHAnsi" w:cstheme="majorHAnsi"/>
+          <w:sz w:val="24"/>
+          <w:szCs w:val="24"/>
+        </w:rPr>
+        <w:t xml:space="preserve"> (</w:t>
+      </w:r>
+    </w:p>
+    <w:p>
+      <w:pPr>
+        <w:spacing w:after="0" w:line="360" w:lineRule="auto"/>
+        <w:ind w:left="720"/>
+        <w:rPr>
+          <w:rFonts w:asciiTheme="majorHAnsi" w:hAnsiTheme="majorHAnsi" w:cstheme="majorHAnsi"/>
+          <w:sz w:val="24"/>
+          <w:szCs w:val="24"/>
+        </w:rPr>
+      </w:pPr>
+      <w:r>
+        <w:rPr>
+          <w:rFonts w:asciiTheme="majorHAnsi" w:hAnsiTheme="majorHAnsi" w:cstheme="majorHAnsi"/>
+          <w:sz w:val="24"/>
+          <w:szCs w:val="24"/>
+        </w:rPr>
+        <w:tab/>
+      </w:r>
+      <w:proofErr w:type="spellStart"/>
+      <w:r>
+        <w:rPr>
+          <w:rFonts w:asciiTheme="majorHAnsi" w:hAnsiTheme="majorHAnsi" w:cstheme="majorHAnsi"/>
+          <w:sz w:val="24"/>
+          <w:szCs w:val="24"/>
+        </w:rPr>
+        <w:t>category_id</w:t>
+      </w:r>
+      <w:proofErr w:type="spellEnd"/>
+      <w:r>
+        <w:rPr>
+          <w:rFonts w:asciiTheme="majorHAnsi" w:hAnsiTheme="majorHAnsi" w:cstheme="majorHAnsi"/>
+          <w:sz w:val="24"/>
+          <w:szCs w:val="24"/>
+        </w:rPr>
+        <w:t xml:space="preserve"> INT GENERATED ALWAYS AS IDENTITY PRIMARY KEY,</w:t>
+      </w:r>
+    </w:p>
+    <w:p>
+      <w:pPr>
+        <w:spacing w:after="0" w:line="360" w:lineRule="auto"/>
+        <w:ind w:left="720"/>
+        <w:rPr>
+          <w:rFonts w:asciiTheme="majorHAnsi" w:hAnsiTheme="majorHAnsi" w:cstheme="majorHAnsi"/>
+          <w:sz w:val="24"/>
+          <w:szCs w:val="24"/>
+        </w:rPr>
+      </w:pPr>
+      <w:r>
+        <w:rPr>
+          <w:rFonts w:asciiTheme="majorHAnsi" w:hAnsiTheme="majorHAnsi" w:cstheme="majorHAnsi"/>
+          <w:sz w:val="24"/>
+          <w:szCs w:val="24"/>
+        </w:rPr>
+        <w:tab/>
+        <w:t xml:space="preserve">category </w:t>
+      </w:r>
+      <w:proofErr w:type="gramStart"/>
+      <w:r>
+        <w:rPr>
+          <w:rFonts w:asciiTheme="majorHAnsi" w:hAnsiTheme="majorHAnsi" w:cstheme="majorHAnsi"/>
+          <w:sz w:val="24"/>
+          <w:szCs w:val="24"/>
+        </w:rPr>
+        <w:t>varchar(</w:t>
+      </w:r>
+      <w:proofErr w:type="gramEnd"/>
+      <w:r>
+        <w:rPr>
+          <w:rFonts w:asciiTheme="majorHAnsi" w:hAnsiTheme="majorHAnsi" w:cstheme="majorHAnsi"/>
+          <w:sz w:val="24"/>
+          <w:szCs w:val="24"/>
+        </w:rPr>
+        <w:t>100)</w:t>
+      </w:r>
+    </w:p>
+    <w:p>
+      <w:pPr>
+        <w:spacing w:after="0" w:line="360" w:lineRule="auto"/>
+        <w:ind w:left="720"/>
+        <w:rPr>
+          <w:rFonts w:asciiTheme="majorHAnsi" w:hAnsiTheme="majorHAnsi" w:cstheme="majorHAnsi"/>
+          <w:sz w:val="24"/>
+          <w:szCs w:val="24"/>
+        </w:rPr>
+      </w:pPr>
+      <w:r>
+        <w:rPr>
+          <w:rFonts w:asciiTheme="majorHAnsi" w:hAnsiTheme="majorHAnsi" w:cstheme="majorHAnsi"/>
+          <w:sz w:val="24"/>
+          <w:szCs w:val="24"/>
+        </w:rPr>
+        <w:t>);</w:t>
+      </w:r>
+    </w:p>
+    <w:p>
+      <w:pPr>
+        <w:spacing w:after="0" w:line="360" w:lineRule="auto"/>
+        <w:ind w:left="720"/>
+        <w:rPr>
+          <w:rFonts w:asciiTheme="majorHAnsi" w:hAnsiTheme="majorHAnsi" w:cstheme="majorHAnsi"/>
+          <w:sz w:val="24"/>
+          <w:szCs w:val="24"/>
+        </w:rPr>
+      </w:pPr>
+    </w:p>
+    <w:p>
+      <w:pPr>
         <w:numPr>
           <w:ilvl w:val="0"/>
           <w:numId w:val="2"/>
@@ -862,18 +3076,286 @@
     <w:p>
       <w:pPr>
         <w:spacing w:after="0" w:line="360" w:lineRule="auto"/>
-        <w:rPr>
-          <w:rFonts w:cstheme="minorHAnsi"/>
-          <w:sz w:val="24"/>
-          <w:szCs w:val="24"/>
-        </w:rPr>
-      </w:pPr>
-      <w:r>
-        <w:rPr>
-          <w:rFonts w:cstheme="minorHAnsi"/>
-          <w:sz w:val="24"/>
-          <w:szCs w:val="24"/>
-        </w:rPr>
+        <w:ind w:left="720"/>
+        <w:rPr>
+          <w:rFonts w:cstheme="minorHAnsi"/>
+          <w:sz w:val="24"/>
+          <w:szCs w:val="24"/>
+        </w:rPr>
+      </w:pPr>
+    </w:p>
+    <w:p>
+      <w:pPr>
+        <w:spacing w:after="0" w:line="360" w:lineRule="auto"/>
+        <w:ind w:left="720"/>
+        <w:rPr>
+          <w:rFonts w:asciiTheme="majorHAnsi" w:hAnsiTheme="majorHAnsi" w:cstheme="majorHAnsi"/>
+          <w:sz w:val="24"/>
+          <w:szCs w:val="24"/>
+        </w:rPr>
+      </w:pPr>
+      <w:r>
+        <w:rPr>
+          <w:rFonts w:asciiTheme="majorHAnsi" w:hAnsiTheme="majorHAnsi" w:cstheme="majorHAnsi"/>
+          <w:sz w:val="24"/>
+          <w:szCs w:val="24"/>
+        </w:rPr>
+        <w:t xml:space="preserve">create table </w:t>
+      </w:r>
+      <w:proofErr w:type="spellStart"/>
+      <w:r>
+        <w:rPr>
+          <w:rFonts w:asciiTheme="majorHAnsi" w:hAnsiTheme="majorHAnsi" w:cstheme="majorHAnsi"/>
+          <w:sz w:val="24"/>
+          <w:szCs w:val="24"/>
+        </w:rPr>
+        <w:t>dim_</w:t>
+      </w:r>
+      <w:proofErr w:type="gramStart"/>
+      <w:r>
+        <w:rPr>
+          <w:rFonts w:asciiTheme="majorHAnsi" w:hAnsiTheme="majorHAnsi" w:cstheme="majorHAnsi"/>
+          <w:sz w:val="24"/>
+          <w:szCs w:val="24"/>
+        </w:rPr>
+        <w:t>dish</w:t>
+      </w:r>
+      <w:proofErr w:type="spellEnd"/>
+      <w:r>
+        <w:rPr>
+          <w:rFonts w:asciiTheme="majorHAnsi" w:hAnsiTheme="majorHAnsi" w:cstheme="majorHAnsi"/>
+          <w:sz w:val="24"/>
+          <w:szCs w:val="24"/>
+        </w:rPr>
+        <w:t>(</w:t>
+      </w:r>
+      <w:proofErr w:type="gramEnd"/>
+    </w:p>
+    <w:p>
+      <w:pPr>
+        <w:spacing w:after="0" w:line="360" w:lineRule="auto"/>
+        <w:ind w:left="720"/>
+        <w:rPr>
+          <w:rFonts w:asciiTheme="majorHAnsi" w:hAnsiTheme="majorHAnsi" w:cstheme="majorHAnsi"/>
+          <w:sz w:val="24"/>
+          <w:szCs w:val="24"/>
+        </w:rPr>
+      </w:pPr>
+      <w:r>
+        <w:rPr>
+          <w:rFonts w:asciiTheme="majorHAnsi" w:hAnsiTheme="majorHAnsi" w:cstheme="majorHAnsi"/>
+          <w:sz w:val="24"/>
+          <w:szCs w:val="24"/>
+        </w:rPr>
+        <w:tab/>
+      </w:r>
+      <w:proofErr w:type="spellStart"/>
+      <w:r>
+        <w:rPr>
+          <w:rFonts w:asciiTheme="majorHAnsi" w:hAnsiTheme="majorHAnsi" w:cstheme="majorHAnsi"/>
+          <w:sz w:val="24"/>
+          <w:szCs w:val="24"/>
+        </w:rPr>
+        <w:t>dish_</w:t>
+      </w:r>
+      <w:proofErr w:type="gramStart"/>
+      <w:r>
+        <w:rPr>
+          <w:rFonts w:asciiTheme="majorHAnsi" w:hAnsiTheme="majorHAnsi" w:cstheme="majorHAnsi"/>
+          <w:sz w:val="24"/>
+          <w:szCs w:val="24"/>
+        </w:rPr>
+        <w:t>id</w:t>
+      </w:r>
+      <w:proofErr w:type="spellEnd"/>
+      <w:r>
+        <w:rPr>
+          <w:rFonts w:asciiTheme="majorHAnsi" w:hAnsiTheme="majorHAnsi" w:cstheme="majorHAnsi"/>
+          <w:sz w:val="24"/>
+          <w:szCs w:val="24"/>
+        </w:rPr>
+        <w:t xml:space="preserve">  INT</w:t>
+      </w:r>
+      <w:proofErr w:type="gramEnd"/>
+      <w:r>
+        <w:rPr>
+          <w:rFonts w:asciiTheme="majorHAnsi" w:hAnsiTheme="majorHAnsi" w:cstheme="majorHAnsi"/>
+          <w:sz w:val="24"/>
+          <w:szCs w:val="24"/>
+        </w:rPr>
+        <w:t xml:space="preserve"> GENERATED ALWAYS AS IDENTITY PRIMARY KEY,</w:t>
+      </w:r>
+    </w:p>
+    <w:p>
+      <w:pPr>
+        <w:spacing w:after="0" w:line="360" w:lineRule="auto"/>
+        <w:ind w:left="720"/>
+        <w:rPr>
+          <w:rFonts w:asciiTheme="majorHAnsi" w:hAnsiTheme="majorHAnsi" w:cstheme="majorHAnsi"/>
+          <w:sz w:val="24"/>
+          <w:szCs w:val="24"/>
+        </w:rPr>
+      </w:pPr>
+      <w:r>
+        <w:rPr>
+          <w:rFonts w:asciiTheme="majorHAnsi" w:hAnsiTheme="majorHAnsi" w:cstheme="majorHAnsi"/>
+          <w:sz w:val="24"/>
+          <w:szCs w:val="24"/>
+        </w:rPr>
+        <w:tab/>
+      </w:r>
+      <w:proofErr w:type="spellStart"/>
+      <w:r>
+        <w:rPr>
+          <w:rFonts w:asciiTheme="majorHAnsi" w:hAnsiTheme="majorHAnsi" w:cstheme="majorHAnsi"/>
+          <w:sz w:val="24"/>
+          <w:szCs w:val="24"/>
+        </w:rPr>
+        <w:t>dish_name</w:t>
+      </w:r>
+      <w:proofErr w:type="spellEnd"/>
+      <w:r>
+        <w:rPr>
+          <w:rFonts w:asciiTheme="majorHAnsi" w:hAnsiTheme="majorHAnsi" w:cstheme="majorHAnsi"/>
+          <w:sz w:val="24"/>
+          <w:szCs w:val="24"/>
+        </w:rPr>
+        <w:t xml:space="preserve"> </w:t>
+      </w:r>
+      <w:proofErr w:type="gramStart"/>
+      <w:r>
+        <w:rPr>
+          <w:rFonts w:asciiTheme="majorHAnsi" w:hAnsiTheme="majorHAnsi" w:cstheme="majorHAnsi"/>
+          <w:sz w:val="24"/>
+          <w:szCs w:val="24"/>
+        </w:rPr>
+        <w:t>varchar(</w:t>
+      </w:r>
+      <w:proofErr w:type="gramEnd"/>
+      <w:r>
+        <w:rPr>
+          <w:rFonts w:asciiTheme="majorHAnsi" w:hAnsiTheme="majorHAnsi" w:cstheme="majorHAnsi"/>
+          <w:sz w:val="24"/>
+          <w:szCs w:val="24"/>
+        </w:rPr>
+        <w:t>200)</w:t>
+      </w:r>
+    </w:p>
+    <w:p>
+      <w:pPr>
+        <w:spacing w:after="0" w:line="360" w:lineRule="auto"/>
+        <w:ind w:left="720"/>
+        <w:rPr>
+          <w:rFonts w:asciiTheme="majorHAnsi" w:hAnsiTheme="majorHAnsi" w:cstheme="majorHAnsi"/>
+          <w:sz w:val="24"/>
+          <w:szCs w:val="24"/>
+        </w:rPr>
+      </w:pPr>
+      <w:r>
+        <w:rPr>
+          <w:rFonts w:asciiTheme="majorHAnsi" w:hAnsiTheme="majorHAnsi" w:cstheme="majorHAnsi"/>
+          <w:sz w:val="24"/>
+          <w:szCs w:val="24"/>
+        </w:rPr>
+        <w:t>);</w:t>
+      </w:r>
+    </w:p>
+    <w:p>
+      <w:pPr>
+        <w:spacing w:after="0" w:line="360" w:lineRule="auto"/>
+        <w:rPr>
+          <w:rFonts w:cstheme="minorHAnsi"/>
+          <w:sz w:val="24"/>
+          <w:szCs w:val="24"/>
+        </w:rPr>
+      </w:pPr>
+    </w:p>
+    <w:p>
+      <w:pPr>
+        <w:spacing w:after="0" w:line="360" w:lineRule="auto"/>
+        <w:rPr>
+          <w:rFonts w:cstheme="minorHAnsi"/>
+          <w:sz w:val="24"/>
+          <w:szCs w:val="24"/>
+        </w:rPr>
+      </w:pPr>
+    </w:p>
+    <w:p>
+      <w:pPr>
+        <w:spacing w:after="0" w:line="360" w:lineRule="auto"/>
+        <w:rPr>
+          <w:rFonts w:cstheme="minorHAnsi"/>
+          <w:sz w:val="24"/>
+          <w:szCs w:val="24"/>
+        </w:rPr>
+      </w:pPr>
+    </w:p>
+    <w:p>
+      <w:pPr>
+        <w:spacing w:after="0" w:line="360" w:lineRule="auto"/>
+        <w:rPr>
+          <w:rFonts w:cstheme="minorHAnsi"/>
+          <w:sz w:val="24"/>
+          <w:szCs w:val="24"/>
+        </w:rPr>
+      </w:pPr>
+    </w:p>
+    <w:p>
+      <w:pPr>
+        <w:spacing w:after="0" w:line="360" w:lineRule="auto"/>
+        <w:rPr>
+          <w:rFonts w:cstheme="minorHAnsi"/>
+          <w:sz w:val="24"/>
+          <w:szCs w:val="24"/>
+        </w:rPr>
+      </w:pPr>
+    </w:p>
+    <w:p>
+      <w:pPr>
+        <w:spacing w:after="0" w:line="360" w:lineRule="auto"/>
+        <w:rPr>
+          <w:rFonts w:cstheme="minorHAnsi"/>
+          <w:sz w:val="24"/>
+          <w:szCs w:val="24"/>
+        </w:rPr>
+      </w:pPr>
+    </w:p>
+    <w:p>
+      <w:pPr>
+        <w:spacing w:after="0" w:line="360" w:lineRule="auto"/>
+        <w:rPr>
+          <w:rFonts w:cstheme="minorHAnsi"/>
+          <w:sz w:val="24"/>
+          <w:szCs w:val="24"/>
+        </w:rPr>
+      </w:pPr>
+    </w:p>
+    <w:p>
+      <w:pPr>
+        <w:spacing w:after="0" w:line="360" w:lineRule="auto"/>
+        <w:rPr>
+          <w:rFonts w:cstheme="minorHAnsi"/>
+          <w:sz w:val="24"/>
+          <w:szCs w:val="24"/>
+        </w:rPr>
+      </w:pPr>
+    </w:p>
+    <w:p>
+      <w:pPr>
+        <w:spacing w:after="0" w:line="360" w:lineRule="auto"/>
+        <w:rPr>
+          <w:rFonts w:cstheme="minorHAnsi"/>
+          <w:sz w:val="24"/>
+          <w:szCs w:val="24"/>
+        </w:rPr>
+      </w:pPr>
+      <w:r>
+        <w:rPr>
+          <w:rFonts w:cstheme="minorHAnsi"/>
+          <w:sz w:val="24"/>
+          <w:szCs w:val="24"/>
+        </w:rPr>
+        <w:lastRenderedPageBreak/>
         <w:t>Central fact table:</w:t>
       </w:r>
     </w:p>
@@ -997,41 +3479,1128 @@
       <w:pPr>
         <w:spacing w:after="0" w:line="360" w:lineRule="auto"/>
         <w:rPr>
-          <w:rFonts w:cstheme="minorHAnsi"/>
-          <w:sz w:val="24"/>
-          <w:szCs w:val="24"/>
-        </w:rPr>
-      </w:pPr>
-    </w:p>
-    <w:p>
-      <w:pPr>
-        <w:spacing w:after="0" w:line="360" w:lineRule="auto"/>
-        <w:rPr>
-          <w:rFonts w:cstheme="minorHAnsi"/>
-          <w:sz w:val="24"/>
-          <w:szCs w:val="24"/>
-        </w:rPr>
-      </w:pPr>
-    </w:p>
-    <w:p>
-      <w:pPr>
-        <w:spacing w:after="0" w:line="360" w:lineRule="auto"/>
-        <w:rPr>
-          <w:rFonts w:cstheme="minorHAnsi"/>
-          <w:sz w:val="24"/>
-          <w:szCs w:val="24"/>
-        </w:rPr>
-      </w:pPr>
-    </w:p>
-    <w:p>
-      <w:pPr>
-        <w:spacing w:after="0" w:line="360" w:lineRule="auto"/>
-        <w:rPr>
-          <w:rFonts w:cstheme="minorHAnsi"/>
-          <w:sz w:val="24"/>
-          <w:szCs w:val="24"/>
-        </w:rPr>
-      </w:pPr>
+          <w:rFonts w:asciiTheme="majorHAnsi" w:hAnsiTheme="majorHAnsi" w:cstheme="majorHAnsi"/>
+          <w:sz w:val="24"/>
+          <w:szCs w:val="24"/>
+        </w:rPr>
+      </w:pPr>
+      <w:r>
+        <w:rPr>
+          <w:rFonts w:asciiTheme="majorHAnsi" w:hAnsiTheme="majorHAnsi" w:cstheme="majorHAnsi"/>
+          <w:sz w:val="24"/>
+          <w:szCs w:val="24"/>
+        </w:rPr>
+        <w:t xml:space="preserve">CREATE TABLE </w:t>
+      </w:r>
+      <w:proofErr w:type="spellStart"/>
+      <w:r>
+        <w:rPr>
+          <w:rFonts w:asciiTheme="majorHAnsi" w:hAnsiTheme="majorHAnsi" w:cstheme="majorHAnsi"/>
+          <w:sz w:val="24"/>
+          <w:szCs w:val="24"/>
+        </w:rPr>
+        <w:t>fact_swiggy_data</w:t>
+      </w:r>
+      <w:proofErr w:type="spellEnd"/>
+      <w:r>
+        <w:rPr>
+          <w:rFonts w:asciiTheme="majorHAnsi" w:hAnsiTheme="majorHAnsi" w:cstheme="majorHAnsi"/>
+          <w:sz w:val="24"/>
+          <w:szCs w:val="24"/>
+        </w:rPr>
+        <w:t xml:space="preserve"> (</w:t>
+      </w:r>
+    </w:p>
+    <w:p>
+      <w:pPr>
+        <w:spacing w:after="0" w:line="360" w:lineRule="auto"/>
+        <w:rPr>
+          <w:rFonts w:asciiTheme="majorHAnsi" w:hAnsiTheme="majorHAnsi" w:cstheme="majorHAnsi"/>
+          <w:sz w:val="24"/>
+          <w:szCs w:val="24"/>
+        </w:rPr>
+      </w:pPr>
+      <w:r>
+        <w:rPr>
+          <w:rFonts w:asciiTheme="majorHAnsi" w:hAnsiTheme="majorHAnsi" w:cstheme="majorHAnsi"/>
+          <w:sz w:val="24"/>
+          <w:szCs w:val="24"/>
+        </w:rPr>
+        <w:t xml:space="preserve">    </w:t>
+      </w:r>
+      <w:proofErr w:type="spellStart"/>
+      <w:r>
+        <w:rPr>
+          <w:rFonts w:asciiTheme="majorHAnsi" w:hAnsiTheme="majorHAnsi" w:cstheme="majorHAnsi"/>
+          <w:sz w:val="24"/>
+          <w:szCs w:val="24"/>
+        </w:rPr>
+        <w:t>order_id</w:t>
+      </w:r>
+      <w:proofErr w:type="spellEnd"/>
+      <w:r>
+        <w:rPr>
+          <w:rFonts w:asciiTheme="majorHAnsi" w:hAnsiTheme="majorHAnsi" w:cstheme="majorHAnsi"/>
+          <w:sz w:val="24"/>
+          <w:szCs w:val="24"/>
+        </w:rPr>
+        <w:t xml:space="preserve"> INT GENERATED ALWAYS AS IDENTITY PRIMARY KEY,</w:t>
+      </w:r>
+    </w:p>
+    <w:p>
+      <w:pPr>
+        <w:spacing w:after="0" w:line="360" w:lineRule="auto"/>
+        <w:rPr>
+          <w:rFonts w:asciiTheme="majorHAnsi" w:hAnsiTheme="majorHAnsi" w:cstheme="majorHAnsi"/>
+          <w:sz w:val="24"/>
+          <w:szCs w:val="24"/>
+        </w:rPr>
+      </w:pPr>
+      <w:r>
+        <w:rPr>
+          <w:rFonts w:asciiTheme="majorHAnsi" w:hAnsiTheme="majorHAnsi" w:cstheme="majorHAnsi"/>
+          <w:sz w:val="24"/>
+          <w:szCs w:val="24"/>
+        </w:rPr>
+        <w:t xml:space="preserve">    </w:t>
+      </w:r>
+      <w:proofErr w:type="spellStart"/>
+      <w:r>
+        <w:rPr>
+          <w:rFonts w:asciiTheme="majorHAnsi" w:hAnsiTheme="majorHAnsi" w:cstheme="majorHAnsi"/>
+          <w:sz w:val="24"/>
+          <w:szCs w:val="24"/>
+        </w:rPr>
+        <w:t>date_id</w:t>
+      </w:r>
+      <w:proofErr w:type="spellEnd"/>
+      <w:r>
+        <w:rPr>
+          <w:rFonts w:asciiTheme="majorHAnsi" w:hAnsiTheme="majorHAnsi" w:cstheme="majorHAnsi"/>
+          <w:sz w:val="24"/>
+          <w:szCs w:val="24"/>
+        </w:rPr>
+        <w:t xml:space="preserve"> INT,</w:t>
+      </w:r>
+    </w:p>
+    <w:p>
+      <w:pPr>
+        <w:spacing w:after="0" w:line="360" w:lineRule="auto"/>
+        <w:rPr>
+          <w:rFonts w:asciiTheme="majorHAnsi" w:hAnsiTheme="majorHAnsi" w:cstheme="majorHAnsi"/>
+          <w:sz w:val="24"/>
+          <w:szCs w:val="24"/>
+        </w:rPr>
+      </w:pPr>
+      <w:r>
+        <w:rPr>
+          <w:rFonts w:asciiTheme="majorHAnsi" w:hAnsiTheme="majorHAnsi" w:cstheme="majorHAnsi"/>
+          <w:sz w:val="24"/>
+          <w:szCs w:val="24"/>
+        </w:rPr>
+        <w:t xml:space="preserve">    </w:t>
+      </w:r>
+      <w:proofErr w:type="spellStart"/>
+      <w:r>
+        <w:rPr>
+          <w:rFonts w:asciiTheme="majorHAnsi" w:hAnsiTheme="majorHAnsi" w:cstheme="majorHAnsi"/>
+          <w:sz w:val="24"/>
+          <w:szCs w:val="24"/>
+        </w:rPr>
+        <w:t>price_inr</w:t>
+      </w:r>
+      <w:proofErr w:type="spellEnd"/>
+      <w:r>
+        <w:rPr>
+          <w:rFonts w:asciiTheme="majorHAnsi" w:hAnsiTheme="majorHAnsi" w:cstheme="majorHAnsi"/>
+          <w:sz w:val="24"/>
+          <w:szCs w:val="24"/>
+        </w:rPr>
+        <w:t xml:space="preserve"> </w:t>
+      </w:r>
+      <w:proofErr w:type="gramStart"/>
+      <w:r>
+        <w:rPr>
+          <w:rFonts w:asciiTheme="majorHAnsi" w:hAnsiTheme="majorHAnsi" w:cstheme="majorHAnsi"/>
+          <w:sz w:val="24"/>
+          <w:szCs w:val="24"/>
+        </w:rPr>
+        <w:t>DECIMAL(</w:t>
+      </w:r>
+      <w:proofErr w:type="gramEnd"/>
+      <w:r>
+        <w:rPr>
+          <w:rFonts w:asciiTheme="majorHAnsi" w:hAnsiTheme="majorHAnsi" w:cstheme="majorHAnsi"/>
+          <w:sz w:val="24"/>
+          <w:szCs w:val="24"/>
+        </w:rPr>
+        <w:t>10,2),</w:t>
+      </w:r>
+    </w:p>
+    <w:p>
+      <w:pPr>
+        <w:spacing w:after="0" w:line="360" w:lineRule="auto"/>
+        <w:rPr>
+          <w:rFonts w:asciiTheme="majorHAnsi" w:hAnsiTheme="majorHAnsi" w:cstheme="majorHAnsi"/>
+          <w:sz w:val="24"/>
+          <w:szCs w:val="24"/>
+        </w:rPr>
+      </w:pPr>
+      <w:r>
+        <w:rPr>
+          <w:rFonts w:asciiTheme="majorHAnsi" w:hAnsiTheme="majorHAnsi" w:cstheme="majorHAnsi"/>
+          <w:sz w:val="24"/>
+          <w:szCs w:val="24"/>
+        </w:rPr>
+        <w:t xml:space="preserve">    rating </w:t>
+      </w:r>
+      <w:proofErr w:type="gramStart"/>
+      <w:r>
+        <w:rPr>
+          <w:rFonts w:asciiTheme="majorHAnsi" w:hAnsiTheme="majorHAnsi" w:cstheme="majorHAnsi"/>
+          <w:sz w:val="24"/>
+          <w:szCs w:val="24"/>
+        </w:rPr>
+        <w:t>DECIMAL(</w:t>
+      </w:r>
+      <w:proofErr w:type="gramEnd"/>
+      <w:r>
+        <w:rPr>
+          <w:rFonts w:asciiTheme="majorHAnsi" w:hAnsiTheme="majorHAnsi" w:cstheme="majorHAnsi"/>
+          <w:sz w:val="24"/>
+          <w:szCs w:val="24"/>
+        </w:rPr>
+        <w:t>4,2),</w:t>
+      </w:r>
+    </w:p>
+    <w:p>
+      <w:pPr>
+        <w:spacing w:after="0" w:line="360" w:lineRule="auto"/>
+        <w:rPr>
+          <w:rFonts w:asciiTheme="majorHAnsi" w:hAnsiTheme="majorHAnsi" w:cstheme="majorHAnsi"/>
+          <w:sz w:val="24"/>
+          <w:szCs w:val="24"/>
+        </w:rPr>
+      </w:pPr>
+      <w:r>
+        <w:rPr>
+          <w:rFonts w:asciiTheme="majorHAnsi" w:hAnsiTheme="majorHAnsi" w:cstheme="majorHAnsi"/>
+          <w:sz w:val="24"/>
+          <w:szCs w:val="24"/>
+        </w:rPr>
+        <w:t xml:space="preserve">    </w:t>
+      </w:r>
+      <w:proofErr w:type="spellStart"/>
+      <w:r>
+        <w:rPr>
+          <w:rFonts w:asciiTheme="majorHAnsi" w:hAnsiTheme="majorHAnsi" w:cstheme="majorHAnsi"/>
+          <w:sz w:val="24"/>
+          <w:szCs w:val="24"/>
+        </w:rPr>
+        <w:t>rating_count</w:t>
+      </w:r>
+      <w:proofErr w:type="spellEnd"/>
+      <w:r>
+        <w:rPr>
+          <w:rFonts w:asciiTheme="majorHAnsi" w:hAnsiTheme="majorHAnsi" w:cstheme="majorHAnsi"/>
+          <w:sz w:val="24"/>
+          <w:szCs w:val="24"/>
+        </w:rPr>
+        <w:t xml:space="preserve"> INT,</w:t>
+      </w:r>
+    </w:p>
+    <w:p>
+      <w:pPr>
+        <w:spacing w:after="0" w:line="360" w:lineRule="auto"/>
+        <w:rPr>
+          <w:rFonts w:asciiTheme="majorHAnsi" w:hAnsiTheme="majorHAnsi" w:cstheme="majorHAnsi"/>
+          <w:sz w:val="24"/>
+          <w:szCs w:val="24"/>
+        </w:rPr>
+      </w:pPr>
+      <w:r>
+        <w:rPr>
+          <w:rFonts w:asciiTheme="majorHAnsi" w:hAnsiTheme="majorHAnsi" w:cstheme="majorHAnsi"/>
+          <w:sz w:val="24"/>
+          <w:szCs w:val="24"/>
+        </w:rPr>
+        <w:t xml:space="preserve">    </w:t>
+      </w:r>
+      <w:proofErr w:type="spellStart"/>
+      <w:r>
+        <w:rPr>
+          <w:rFonts w:asciiTheme="majorHAnsi" w:hAnsiTheme="majorHAnsi" w:cstheme="majorHAnsi"/>
+          <w:sz w:val="24"/>
+          <w:szCs w:val="24"/>
+        </w:rPr>
+        <w:t>location_id</w:t>
+      </w:r>
+      <w:proofErr w:type="spellEnd"/>
+      <w:r>
+        <w:rPr>
+          <w:rFonts w:asciiTheme="majorHAnsi" w:hAnsiTheme="majorHAnsi" w:cstheme="majorHAnsi"/>
+          <w:sz w:val="24"/>
+          <w:szCs w:val="24"/>
+        </w:rPr>
+        <w:t xml:space="preserve"> INT,</w:t>
+      </w:r>
+    </w:p>
+    <w:p>
+      <w:pPr>
+        <w:spacing w:after="0" w:line="360" w:lineRule="auto"/>
+        <w:rPr>
+          <w:rFonts w:asciiTheme="majorHAnsi" w:hAnsiTheme="majorHAnsi" w:cstheme="majorHAnsi"/>
+          <w:sz w:val="24"/>
+          <w:szCs w:val="24"/>
+        </w:rPr>
+      </w:pPr>
+      <w:r>
+        <w:rPr>
+          <w:rFonts w:asciiTheme="majorHAnsi" w:hAnsiTheme="majorHAnsi" w:cstheme="majorHAnsi"/>
+          <w:sz w:val="24"/>
+          <w:szCs w:val="24"/>
+        </w:rPr>
+        <w:t xml:space="preserve">    </w:t>
+      </w:r>
+      <w:proofErr w:type="spellStart"/>
+      <w:r>
+        <w:rPr>
+          <w:rFonts w:asciiTheme="majorHAnsi" w:hAnsiTheme="majorHAnsi" w:cstheme="majorHAnsi"/>
+          <w:sz w:val="24"/>
+          <w:szCs w:val="24"/>
+        </w:rPr>
+        <w:t>restaurant_id</w:t>
+      </w:r>
+      <w:proofErr w:type="spellEnd"/>
+      <w:r>
+        <w:rPr>
+          <w:rFonts w:asciiTheme="majorHAnsi" w:hAnsiTheme="majorHAnsi" w:cstheme="majorHAnsi"/>
+          <w:sz w:val="24"/>
+          <w:szCs w:val="24"/>
+        </w:rPr>
+        <w:t xml:space="preserve"> INT,</w:t>
+      </w:r>
+    </w:p>
+    <w:p>
+      <w:pPr>
+        <w:spacing w:after="0" w:line="360" w:lineRule="auto"/>
+        <w:rPr>
+          <w:rFonts w:asciiTheme="majorHAnsi" w:hAnsiTheme="majorHAnsi" w:cstheme="majorHAnsi"/>
+          <w:sz w:val="24"/>
+          <w:szCs w:val="24"/>
+        </w:rPr>
+      </w:pPr>
+      <w:r>
+        <w:rPr>
+          <w:rFonts w:asciiTheme="majorHAnsi" w:hAnsiTheme="majorHAnsi" w:cstheme="majorHAnsi"/>
+          <w:sz w:val="24"/>
+          <w:szCs w:val="24"/>
+        </w:rPr>
+        <w:t xml:space="preserve">    </w:t>
+      </w:r>
+      <w:proofErr w:type="spellStart"/>
+      <w:r>
+        <w:rPr>
+          <w:rFonts w:asciiTheme="majorHAnsi" w:hAnsiTheme="majorHAnsi" w:cstheme="majorHAnsi"/>
+          <w:sz w:val="24"/>
+          <w:szCs w:val="24"/>
+        </w:rPr>
+        <w:t>category_id</w:t>
+      </w:r>
+      <w:proofErr w:type="spellEnd"/>
+      <w:r>
+        <w:rPr>
+          <w:rFonts w:asciiTheme="majorHAnsi" w:hAnsiTheme="majorHAnsi" w:cstheme="majorHAnsi"/>
+          <w:sz w:val="24"/>
+          <w:szCs w:val="24"/>
+        </w:rPr>
+        <w:t xml:space="preserve"> INT,</w:t>
+      </w:r>
+    </w:p>
+    <w:p>
+      <w:pPr>
+        <w:spacing w:after="0" w:line="360" w:lineRule="auto"/>
+        <w:rPr>
+          <w:rFonts w:asciiTheme="majorHAnsi" w:hAnsiTheme="majorHAnsi" w:cstheme="majorHAnsi"/>
+          <w:sz w:val="24"/>
+          <w:szCs w:val="24"/>
+        </w:rPr>
+      </w:pPr>
+      <w:r>
+        <w:rPr>
+          <w:rFonts w:asciiTheme="majorHAnsi" w:hAnsiTheme="majorHAnsi" w:cstheme="majorHAnsi"/>
+          <w:sz w:val="24"/>
+          <w:szCs w:val="24"/>
+        </w:rPr>
+        <w:t xml:space="preserve">    </w:t>
+      </w:r>
+      <w:proofErr w:type="spellStart"/>
+      <w:r>
+        <w:rPr>
+          <w:rFonts w:asciiTheme="majorHAnsi" w:hAnsiTheme="majorHAnsi" w:cstheme="majorHAnsi"/>
+          <w:sz w:val="24"/>
+          <w:szCs w:val="24"/>
+        </w:rPr>
+        <w:t>dish_id</w:t>
+      </w:r>
+      <w:proofErr w:type="spellEnd"/>
+      <w:r>
+        <w:rPr>
+          <w:rFonts w:asciiTheme="majorHAnsi" w:hAnsiTheme="majorHAnsi" w:cstheme="majorHAnsi"/>
+          <w:sz w:val="24"/>
+          <w:szCs w:val="24"/>
+        </w:rPr>
+        <w:t xml:space="preserve"> INT</w:t>
+      </w:r>
+    </w:p>
+    <w:p>
+      <w:pPr>
+        <w:spacing w:after="0" w:line="360" w:lineRule="auto"/>
+        <w:rPr>
+          <w:rFonts w:asciiTheme="majorHAnsi" w:hAnsiTheme="majorHAnsi" w:cstheme="majorHAnsi"/>
+          <w:sz w:val="24"/>
+          <w:szCs w:val="24"/>
+        </w:rPr>
+      </w:pPr>
+      <w:r>
+        <w:rPr>
+          <w:rFonts w:asciiTheme="majorHAnsi" w:hAnsiTheme="majorHAnsi" w:cstheme="majorHAnsi"/>
+          <w:sz w:val="24"/>
+          <w:szCs w:val="24"/>
+        </w:rPr>
+        <w:t>);</w:t>
+      </w:r>
+    </w:p>
+    <w:p>
+      <w:pPr>
+        <w:spacing w:after="0" w:line="360" w:lineRule="auto"/>
+        <w:rPr>
+          <w:rFonts w:asciiTheme="majorHAnsi" w:hAnsiTheme="majorHAnsi" w:cstheme="majorHAnsi"/>
+          <w:sz w:val="24"/>
+          <w:szCs w:val="24"/>
+        </w:rPr>
+      </w:pPr>
+    </w:p>
+    <w:p>
+      <w:pPr>
+        <w:spacing w:after="0" w:line="360" w:lineRule="auto"/>
+        <w:rPr>
+          <w:rFonts w:asciiTheme="majorHAnsi" w:hAnsiTheme="majorHAnsi" w:cstheme="majorHAnsi"/>
+          <w:sz w:val="24"/>
+          <w:szCs w:val="24"/>
+        </w:rPr>
+      </w:pPr>
+      <w:r>
+        <w:rPr>
+          <w:rFonts w:asciiTheme="majorHAnsi" w:hAnsiTheme="majorHAnsi" w:cstheme="majorHAnsi"/>
+          <w:sz w:val="24"/>
+          <w:szCs w:val="24"/>
+        </w:rPr>
+        <w:t xml:space="preserve">ALTER TABLE </w:t>
+      </w:r>
+      <w:proofErr w:type="spellStart"/>
+      <w:r>
+        <w:rPr>
+          <w:rFonts w:asciiTheme="majorHAnsi" w:hAnsiTheme="majorHAnsi" w:cstheme="majorHAnsi"/>
+          <w:sz w:val="24"/>
+          <w:szCs w:val="24"/>
+        </w:rPr>
+        <w:t>fact_swiggy_data</w:t>
+      </w:r>
+      <w:proofErr w:type="spellEnd"/>
+    </w:p>
+    <w:p>
+      <w:pPr>
+        <w:spacing w:after="0" w:line="360" w:lineRule="auto"/>
+        <w:rPr>
+          <w:rFonts w:asciiTheme="majorHAnsi" w:hAnsiTheme="majorHAnsi" w:cstheme="majorHAnsi"/>
+          <w:sz w:val="24"/>
+          <w:szCs w:val="24"/>
+        </w:rPr>
+      </w:pPr>
+      <w:r>
+        <w:rPr>
+          <w:rFonts w:asciiTheme="majorHAnsi" w:hAnsiTheme="majorHAnsi" w:cstheme="majorHAnsi"/>
+          <w:sz w:val="24"/>
+          <w:szCs w:val="24"/>
+        </w:rPr>
+        <w:t xml:space="preserve">ADD CONSTRAINT </w:t>
+      </w:r>
+      <w:proofErr w:type="spellStart"/>
+      <w:r>
+        <w:rPr>
+          <w:rFonts w:asciiTheme="majorHAnsi" w:hAnsiTheme="majorHAnsi" w:cstheme="majorHAnsi"/>
+          <w:sz w:val="24"/>
+          <w:szCs w:val="24"/>
+        </w:rPr>
+        <w:t>fk_date</w:t>
+      </w:r>
+      <w:proofErr w:type="spellEnd"/>
+      <w:r>
+        <w:rPr>
+          <w:rFonts w:asciiTheme="majorHAnsi" w:hAnsiTheme="majorHAnsi" w:cstheme="majorHAnsi"/>
+          <w:sz w:val="24"/>
+          <w:szCs w:val="24"/>
+        </w:rPr>
+        <w:t xml:space="preserve"> </w:t>
+      </w:r>
+    </w:p>
+    <w:p>
+      <w:pPr>
+        <w:spacing w:after="0" w:line="360" w:lineRule="auto"/>
+        <w:rPr>
+          <w:rFonts w:asciiTheme="majorHAnsi" w:hAnsiTheme="majorHAnsi" w:cstheme="majorHAnsi"/>
+          <w:sz w:val="24"/>
+          <w:szCs w:val="24"/>
+        </w:rPr>
+      </w:pPr>
+      <w:r>
+        <w:rPr>
+          <w:rFonts w:asciiTheme="majorHAnsi" w:hAnsiTheme="majorHAnsi" w:cstheme="majorHAnsi"/>
+          <w:sz w:val="24"/>
+          <w:szCs w:val="24"/>
+        </w:rPr>
+        <w:t>FOREIGN KEY (</w:t>
+      </w:r>
+      <w:proofErr w:type="spellStart"/>
+      <w:r>
+        <w:rPr>
+          <w:rFonts w:asciiTheme="majorHAnsi" w:hAnsiTheme="majorHAnsi" w:cstheme="majorHAnsi"/>
+          <w:sz w:val="24"/>
+          <w:szCs w:val="24"/>
+        </w:rPr>
+        <w:t>date_id</w:t>
+      </w:r>
+      <w:proofErr w:type="spellEnd"/>
+      <w:r>
+        <w:rPr>
+          <w:rFonts w:asciiTheme="majorHAnsi" w:hAnsiTheme="majorHAnsi" w:cstheme="majorHAnsi"/>
+          <w:sz w:val="24"/>
+          <w:szCs w:val="24"/>
+        </w:rPr>
+        <w:t xml:space="preserve">) REFERENCES </w:t>
+      </w:r>
+      <w:proofErr w:type="spellStart"/>
+      <w:r>
+        <w:rPr>
+          <w:rFonts w:asciiTheme="majorHAnsi" w:hAnsiTheme="majorHAnsi" w:cstheme="majorHAnsi"/>
+          <w:sz w:val="24"/>
+          <w:szCs w:val="24"/>
+        </w:rPr>
+        <w:t>dim_date</w:t>
+      </w:r>
+      <w:proofErr w:type="spellEnd"/>
+      <w:r>
+        <w:rPr>
+          <w:rFonts w:asciiTheme="majorHAnsi" w:hAnsiTheme="majorHAnsi" w:cstheme="majorHAnsi"/>
+          <w:sz w:val="24"/>
+          <w:szCs w:val="24"/>
+        </w:rPr>
+        <w:t>(</w:t>
+      </w:r>
+      <w:proofErr w:type="spellStart"/>
+      <w:r>
+        <w:rPr>
+          <w:rFonts w:asciiTheme="majorHAnsi" w:hAnsiTheme="majorHAnsi" w:cstheme="majorHAnsi"/>
+          <w:sz w:val="24"/>
+          <w:szCs w:val="24"/>
+        </w:rPr>
+        <w:t>date_id</w:t>
+      </w:r>
+      <w:proofErr w:type="spellEnd"/>
+      <w:r>
+        <w:rPr>
+          <w:rFonts w:asciiTheme="majorHAnsi" w:hAnsiTheme="majorHAnsi" w:cstheme="majorHAnsi"/>
+          <w:sz w:val="24"/>
+          <w:szCs w:val="24"/>
+        </w:rPr>
+        <w:t>);</w:t>
+      </w:r>
+    </w:p>
+    <w:p>
+      <w:pPr>
+        <w:spacing w:after="0" w:line="360" w:lineRule="auto"/>
+        <w:rPr>
+          <w:rFonts w:asciiTheme="majorHAnsi" w:hAnsiTheme="majorHAnsi" w:cstheme="majorHAnsi"/>
+          <w:sz w:val="24"/>
+          <w:szCs w:val="24"/>
+        </w:rPr>
+      </w:pPr>
+    </w:p>
+    <w:p>
+      <w:pPr>
+        <w:spacing w:after="0" w:line="360" w:lineRule="auto"/>
+        <w:rPr>
+          <w:rFonts w:asciiTheme="majorHAnsi" w:hAnsiTheme="majorHAnsi" w:cstheme="majorHAnsi"/>
+          <w:sz w:val="24"/>
+          <w:szCs w:val="24"/>
+        </w:rPr>
+      </w:pPr>
+      <w:r>
+        <w:rPr>
+          <w:rFonts w:asciiTheme="majorHAnsi" w:hAnsiTheme="majorHAnsi" w:cstheme="majorHAnsi"/>
+          <w:sz w:val="24"/>
+          <w:szCs w:val="24"/>
+        </w:rPr>
+        <w:t xml:space="preserve">ALTER TABLE </w:t>
+      </w:r>
+      <w:proofErr w:type="spellStart"/>
+      <w:r>
+        <w:rPr>
+          <w:rFonts w:asciiTheme="majorHAnsi" w:hAnsiTheme="majorHAnsi" w:cstheme="majorHAnsi"/>
+          <w:sz w:val="24"/>
+          <w:szCs w:val="24"/>
+        </w:rPr>
+        <w:t>fact_swiggy_data</w:t>
+      </w:r>
+      <w:proofErr w:type="spellEnd"/>
+    </w:p>
+    <w:p>
+      <w:pPr>
+        <w:spacing w:after="0" w:line="360" w:lineRule="auto"/>
+        <w:rPr>
+          <w:rFonts w:asciiTheme="majorHAnsi" w:hAnsiTheme="majorHAnsi" w:cstheme="majorHAnsi"/>
+          <w:sz w:val="24"/>
+          <w:szCs w:val="24"/>
+        </w:rPr>
+      </w:pPr>
+      <w:r>
+        <w:rPr>
+          <w:rFonts w:asciiTheme="majorHAnsi" w:hAnsiTheme="majorHAnsi" w:cstheme="majorHAnsi"/>
+          <w:sz w:val="24"/>
+          <w:szCs w:val="24"/>
+        </w:rPr>
+        <w:t xml:space="preserve">ADD CONSTRAINT </w:t>
+      </w:r>
+      <w:proofErr w:type="spellStart"/>
+      <w:r>
+        <w:rPr>
+          <w:rFonts w:asciiTheme="majorHAnsi" w:hAnsiTheme="majorHAnsi" w:cstheme="majorHAnsi"/>
+          <w:sz w:val="24"/>
+          <w:szCs w:val="24"/>
+        </w:rPr>
+        <w:t>fk_location</w:t>
+      </w:r>
+      <w:proofErr w:type="spellEnd"/>
+      <w:r>
+        <w:rPr>
+          <w:rFonts w:asciiTheme="majorHAnsi" w:hAnsiTheme="majorHAnsi" w:cstheme="majorHAnsi"/>
+          <w:sz w:val="24"/>
+          <w:szCs w:val="24"/>
+        </w:rPr>
+        <w:t xml:space="preserve"> </w:t>
+      </w:r>
+    </w:p>
+    <w:p>
+      <w:pPr>
+        <w:spacing w:after="0" w:line="360" w:lineRule="auto"/>
+        <w:rPr>
+          <w:rFonts w:asciiTheme="majorHAnsi" w:hAnsiTheme="majorHAnsi" w:cstheme="majorHAnsi"/>
+          <w:sz w:val="24"/>
+          <w:szCs w:val="24"/>
+        </w:rPr>
+      </w:pPr>
+      <w:r>
+        <w:rPr>
+          <w:rFonts w:asciiTheme="majorHAnsi" w:hAnsiTheme="majorHAnsi" w:cstheme="majorHAnsi"/>
+          <w:sz w:val="24"/>
+          <w:szCs w:val="24"/>
+        </w:rPr>
+        <w:t>FOREIGN KEY (</w:t>
+      </w:r>
+      <w:proofErr w:type="spellStart"/>
+      <w:r>
+        <w:rPr>
+          <w:rFonts w:asciiTheme="majorHAnsi" w:hAnsiTheme="majorHAnsi" w:cstheme="majorHAnsi"/>
+          <w:sz w:val="24"/>
+          <w:szCs w:val="24"/>
+        </w:rPr>
+        <w:t>location_id</w:t>
+      </w:r>
+      <w:proofErr w:type="spellEnd"/>
+      <w:r>
+        <w:rPr>
+          <w:rFonts w:asciiTheme="majorHAnsi" w:hAnsiTheme="majorHAnsi" w:cstheme="majorHAnsi"/>
+          <w:sz w:val="24"/>
+          <w:szCs w:val="24"/>
+        </w:rPr>
+        <w:t xml:space="preserve">) REFERENCES </w:t>
+      </w:r>
+      <w:proofErr w:type="spellStart"/>
+      <w:r>
+        <w:rPr>
+          <w:rFonts w:asciiTheme="majorHAnsi" w:hAnsiTheme="majorHAnsi" w:cstheme="majorHAnsi"/>
+          <w:sz w:val="24"/>
+          <w:szCs w:val="24"/>
+        </w:rPr>
+        <w:t>dim_location</w:t>
+      </w:r>
+      <w:proofErr w:type="spellEnd"/>
+      <w:r>
+        <w:rPr>
+          <w:rFonts w:asciiTheme="majorHAnsi" w:hAnsiTheme="majorHAnsi" w:cstheme="majorHAnsi"/>
+          <w:sz w:val="24"/>
+          <w:szCs w:val="24"/>
+        </w:rPr>
+        <w:t>(</w:t>
+      </w:r>
+      <w:proofErr w:type="spellStart"/>
+      <w:r>
+        <w:rPr>
+          <w:rFonts w:asciiTheme="majorHAnsi" w:hAnsiTheme="majorHAnsi" w:cstheme="majorHAnsi"/>
+          <w:sz w:val="24"/>
+          <w:szCs w:val="24"/>
+        </w:rPr>
+        <w:t>location_id</w:t>
+      </w:r>
+      <w:proofErr w:type="spellEnd"/>
+      <w:r>
+        <w:rPr>
+          <w:rFonts w:asciiTheme="majorHAnsi" w:hAnsiTheme="majorHAnsi" w:cstheme="majorHAnsi"/>
+          <w:sz w:val="24"/>
+          <w:szCs w:val="24"/>
+        </w:rPr>
+        <w:t>);</w:t>
+      </w:r>
+    </w:p>
+    <w:p>
+      <w:pPr>
+        <w:spacing w:after="0" w:line="360" w:lineRule="auto"/>
+        <w:rPr>
+          <w:rFonts w:asciiTheme="majorHAnsi" w:hAnsiTheme="majorHAnsi" w:cstheme="majorHAnsi"/>
+          <w:sz w:val="24"/>
+          <w:szCs w:val="24"/>
+        </w:rPr>
+      </w:pPr>
+    </w:p>
+    <w:p>
+      <w:pPr>
+        <w:spacing w:after="0" w:line="360" w:lineRule="auto"/>
+        <w:rPr>
+          <w:rFonts w:asciiTheme="majorHAnsi" w:hAnsiTheme="majorHAnsi" w:cstheme="majorHAnsi"/>
+          <w:sz w:val="24"/>
+          <w:szCs w:val="24"/>
+        </w:rPr>
+      </w:pPr>
+      <w:r>
+        <w:rPr>
+          <w:rFonts w:asciiTheme="majorHAnsi" w:hAnsiTheme="majorHAnsi" w:cstheme="majorHAnsi"/>
+          <w:sz w:val="24"/>
+          <w:szCs w:val="24"/>
+        </w:rPr>
+        <w:t xml:space="preserve">ALTER TABLE </w:t>
+      </w:r>
+      <w:proofErr w:type="spellStart"/>
+      <w:r>
+        <w:rPr>
+          <w:rFonts w:asciiTheme="majorHAnsi" w:hAnsiTheme="majorHAnsi" w:cstheme="majorHAnsi"/>
+          <w:sz w:val="24"/>
+          <w:szCs w:val="24"/>
+        </w:rPr>
+        <w:t>fact_swiggy_data</w:t>
+      </w:r>
+      <w:proofErr w:type="spellEnd"/>
+    </w:p>
+    <w:p>
+      <w:pPr>
+        <w:spacing w:after="0" w:line="360" w:lineRule="auto"/>
+        <w:rPr>
+          <w:rFonts w:asciiTheme="majorHAnsi" w:hAnsiTheme="majorHAnsi" w:cstheme="majorHAnsi"/>
+          <w:sz w:val="24"/>
+          <w:szCs w:val="24"/>
+        </w:rPr>
+      </w:pPr>
+      <w:r>
+        <w:rPr>
+          <w:rFonts w:asciiTheme="majorHAnsi" w:hAnsiTheme="majorHAnsi" w:cstheme="majorHAnsi"/>
+          <w:sz w:val="24"/>
+          <w:szCs w:val="24"/>
+        </w:rPr>
+        <w:t xml:space="preserve">ADD CONSTRAINT </w:t>
+      </w:r>
+      <w:proofErr w:type="spellStart"/>
+      <w:r>
+        <w:rPr>
+          <w:rFonts w:asciiTheme="majorHAnsi" w:hAnsiTheme="majorHAnsi" w:cstheme="majorHAnsi"/>
+          <w:sz w:val="24"/>
+          <w:szCs w:val="24"/>
+        </w:rPr>
+        <w:t>fk_restaurant</w:t>
+      </w:r>
+      <w:proofErr w:type="spellEnd"/>
+      <w:r>
+        <w:rPr>
+          <w:rFonts w:asciiTheme="majorHAnsi" w:hAnsiTheme="majorHAnsi" w:cstheme="majorHAnsi"/>
+          <w:sz w:val="24"/>
+          <w:szCs w:val="24"/>
+        </w:rPr>
+        <w:t xml:space="preserve"> </w:t>
+      </w:r>
+    </w:p>
+    <w:p>
+      <w:pPr>
+        <w:spacing w:after="0" w:line="360" w:lineRule="auto"/>
+        <w:rPr>
+          <w:rFonts w:asciiTheme="majorHAnsi" w:hAnsiTheme="majorHAnsi" w:cstheme="majorHAnsi"/>
+          <w:sz w:val="24"/>
+          <w:szCs w:val="24"/>
+        </w:rPr>
+      </w:pPr>
+      <w:r>
+        <w:rPr>
+          <w:rFonts w:asciiTheme="majorHAnsi" w:hAnsiTheme="majorHAnsi" w:cstheme="majorHAnsi"/>
+          <w:sz w:val="24"/>
+          <w:szCs w:val="24"/>
+        </w:rPr>
+        <w:t>FOREIGN KEY (</w:t>
+      </w:r>
+      <w:proofErr w:type="spellStart"/>
+      <w:r>
+        <w:rPr>
+          <w:rFonts w:asciiTheme="majorHAnsi" w:hAnsiTheme="majorHAnsi" w:cstheme="majorHAnsi"/>
+          <w:sz w:val="24"/>
+          <w:szCs w:val="24"/>
+        </w:rPr>
+        <w:t>restaurant_id</w:t>
+      </w:r>
+      <w:proofErr w:type="spellEnd"/>
+      <w:r>
+        <w:rPr>
+          <w:rFonts w:asciiTheme="majorHAnsi" w:hAnsiTheme="majorHAnsi" w:cstheme="majorHAnsi"/>
+          <w:sz w:val="24"/>
+          <w:szCs w:val="24"/>
+        </w:rPr>
+        <w:t xml:space="preserve">) REFERENCES </w:t>
+      </w:r>
+      <w:proofErr w:type="spellStart"/>
+      <w:r>
+        <w:rPr>
+          <w:rFonts w:asciiTheme="majorHAnsi" w:hAnsiTheme="majorHAnsi" w:cstheme="majorHAnsi"/>
+          <w:sz w:val="24"/>
+          <w:szCs w:val="24"/>
+        </w:rPr>
+        <w:t>dim_restaurant</w:t>
+      </w:r>
+      <w:proofErr w:type="spellEnd"/>
+      <w:r>
+        <w:rPr>
+          <w:rFonts w:asciiTheme="majorHAnsi" w:hAnsiTheme="majorHAnsi" w:cstheme="majorHAnsi"/>
+          <w:sz w:val="24"/>
+          <w:szCs w:val="24"/>
+        </w:rPr>
+        <w:t>(</w:t>
+      </w:r>
+      <w:proofErr w:type="spellStart"/>
+      <w:r>
+        <w:rPr>
+          <w:rFonts w:asciiTheme="majorHAnsi" w:hAnsiTheme="majorHAnsi" w:cstheme="majorHAnsi"/>
+          <w:sz w:val="24"/>
+          <w:szCs w:val="24"/>
+        </w:rPr>
+        <w:t>restaurant_id</w:t>
+      </w:r>
+      <w:proofErr w:type="spellEnd"/>
+      <w:r>
+        <w:rPr>
+          <w:rFonts w:asciiTheme="majorHAnsi" w:hAnsiTheme="majorHAnsi" w:cstheme="majorHAnsi"/>
+          <w:sz w:val="24"/>
+          <w:szCs w:val="24"/>
+        </w:rPr>
+        <w:t>);</w:t>
+      </w:r>
+    </w:p>
+    <w:p>
+      <w:pPr>
+        <w:spacing w:after="0" w:line="360" w:lineRule="auto"/>
+        <w:rPr>
+          <w:rFonts w:asciiTheme="majorHAnsi" w:hAnsiTheme="majorHAnsi" w:cstheme="majorHAnsi"/>
+          <w:sz w:val="24"/>
+          <w:szCs w:val="24"/>
+        </w:rPr>
+      </w:pPr>
+    </w:p>
+    <w:p>
+      <w:pPr>
+        <w:spacing w:after="0" w:line="360" w:lineRule="auto"/>
+        <w:rPr>
+          <w:rFonts w:asciiTheme="majorHAnsi" w:hAnsiTheme="majorHAnsi" w:cstheme="majorHAnsi"/>
+          <w:sz w:val="24"/>
+          <w:szCs w:val="24"/>
+        </w:rPr>
+      </w:pPr>
+      <w:r>
+        <w:rPr>
+          <w:rFonts w:asciiTheme="majorHAnsi" w:hAnsiTheme="majorHAnsi" w:cstheme="majorHAnsi"/>
+          <w:sz w:val="24"/>
+          <w:szCs w:val="24"/>
+        </w:rPr>
+        <w:t xml:space="preserve">ALTER TABLE </w:t>
+      </w:r>
+      <w:proofErr w:type="spellStart"/>
+      <w:r>
+        <w:rPr>
+          <w:rFonts w:asciiTheme="majorHAnsi" w:hAnsiTheme="majorHAnsi" w:cstheme="majorHAnsi"/>
+          <w:sz w:val="24"/>
+          <w:szCs w:val="24"/>
+        </w:rPr>
+        <w:t>fact_swiggy_data</w:t>
+      </w:r>
+      <w:proofErr w:type="spellEnd"/>
+    </w:p>
+    <w:p>
+      <w:pPr>
+        <w:spacing w:after="0" w:line="360" w:lineRule="auto"/>
+        <w:rPr>
+          <w:rFonts w:asciiTheme="majorHAnsi" w:hAnsiTheme="majorHAnsi" w:cstheme="majorHAnsi"/>
+          <w:sz w:val="24"/>
+          <w:szCs w:val="24"/>
+        </w:rPr>
+      </w:pPr>
+      <w:r>
+        <w:rPr>
+          <w:rFonts w:asciiTheme="majorHAnsi" w:hAnsiTheme="majorHAnsi" w:cstheme="majorHAnsi"/>
+          <w:sz w:val="24"/>
+          <w:szCs w:val="24"/>
+        </w:rPr>
+        <w:t xml:space="preserve">ADD CONSTRAINT </w:t>
+      </w:r>
+      <w:proofErr w:type="spellStart"/>
+      <w:r>
+        <w:rPr>
+          <w:rFonts w:asciiTheme="majorHAnsi" w:hAnsiTheme="majorHAnsi" w:cstheme="majorHAnsi"/>
+          <w:sz w:val="24"/>
+          <w:szCs w:val="24"/>
+        </w:rPr>
+        <w:t>fk_category</w:t>
+      </w:r>
+      <w:proofErr w:type="spellEnd"/>
+      <w:r>
+        <w:rPr>
+          <w:rFonts w:asciiTheme="majorHAnsi" w:hAnsiTheme="majorHAnsi" w:cstheme="majorHAnsi"/>
+          <w:sz w:val="24"/>
+          <w:szCs w:val="24"/>
+        </w:rPr>
+        <w:t xml:space="preserve"> </w:t>
+      </w:r>
+    </w:p>
+    <w:p>
+      <w:pPr>
+        <w:spacing w:after="0" w:line="360" w:lineRule="auto"/>
+        <w:rPr>
+          <w:rFonts w:asciiTheme="majorHAnsi" w:hAnsiTheme="majorHAnsi" w:cstheme="majorHAnsi"/>
+          <w:sz w:val="24"/>
+          <w:szCs w:val="24"/>
+        </w:rPr>
+      </w:pPr>
+      <w:r>
+        <w:rPr>
+          <w:rFonts w:asciiTheme="majorHAnsi" w:hAnsiTheme="majorHAnsi" w:cstheme="majorHAnsi"/>
+          <w:sz w:val="24"/>
+          <w:szCs w:val="24"/>
+        </w:rPr>
+        <w:lastRenderedPageBreak/>
+        <w:t>FOREIGN KEY (</w:t>
+      </w:r>
+      <w:proofErr w:type="spellStart"/>
+      <w:r>
+        <w:rPr>
+          <w:rFonts w:asciiTheme="majorHAnsi" w:hAnsiTheme="majorHAnsi" w:cstheme="majorHAnsi"/>
+          <w:sz w:val="24"/>
+          <w:szCs w:val="24"/>
+        </w:rPr>
+        <w:t>category_id</w:t>
+      </w:r>
+      <w:proofErr w:type="spellEnd"/>
+      <w:r>
+        <w:rPr>
+          <w:rFonts w:asciiTheme="majorHAnsi" w:hAnsiTheme="majorHAnsi" w:cstheme="majorHAnsi"/>
+          <w:sz w:val="24"/>
+          <w:szCs w:val="24"/>
+        </w:rPr>
+        <w:t xml:space="preserve">) REFERENCES </w:t>
+      </w:r>
+      <w:proofErr w:type="spellStart"/>
+      <w:r>
+        <w:rPr>
+          <w:rFonts w:asciiTheme="majorHAnsi" w:hAnsiTheme="majorHAnsi" w:cstheme="majorHAnsi"/>
+          <w:sz w:val="24"/>
+          <w:szCs w:val="24"/>
+        </w:rPr>
+        <w:t>dim_category</w:t>
+      </w:r>
+      <w:proofErr w:type="spellEnd"/>
+      <w:r>
+        <w:rPr>
+          <w:rFonts w:asciiTheme="majorHAnsi" w:hAnsiTheme="majorHAnsi" w:cstheme="majorHAnsi"/>
+          <w:sz w:val="24"/>
+          <w:szCs w:val="24"/>
+        </w:rPr>
+        <w:t>(</w:t>
+      </w:r>
+      <w:proofErr w:type="spellStart"/>
+      <w:r>
+        <w:rPr>
+          <w:rFonts w:asciiTheme="majorHAnsi" w:hAnsiTheme="majorHAnsi" w:cstheme="majorHAnsi"/>
+          <w:sz w:val="24"/>
+          <w:szCs w:val="24"/>
+        </w:rPr>
+        <w:t>category_id</w:t>
+      </w:r>
+      <w:proofErr w:type="spellEnd"/>
+      <w:r>
+        <w:rPr>
+          <w:rFonts w:asciiTheme="majorHAnsi" w:hAnsiTheme="majorHAnsi" w:cstheme="majorHAnsi"/>
+          <w:sz w:val="24"/>
+          <w:szCs w:val="24"/>
+        </w:rPr>
+        <w:t>);</w:t>
+      </w:r>
+    </w:p>
+    <w:p>
+      <w:pPr>
+        <w:spacing w:after="0" w:line="360" w:lineRule="auto"/>
+        <w:rPr>
+          <w:rFonts w:asciiTheme="majorHAnsi" w:hAnsiTheme="majorHAnsi" w:cstheme="majorHAnsi"/>
+          <w:sz w:val="24"/>
+          <w:szCs w:val="24"/>
+        </w:rPr>
+      </w:pPr>
+    </w:p>
+    <w:p>
+      <w:pPr>
+        <w:spacing w:after="0" w:line="360" w:lineRule="auto"/>
+        <w:rPr>
+          <w:rFonts w:asciiTheme="majorHAnsi" w:hAnsiTheme="majorHAnsi" w:cstheme="majorHAnsi"/>
+          <w:sz w:val="24"/>
+          <w:szCs w:val="24"/>
+        </w:rPr>
+      </w:pPr>
+      <w:r>
+        <w:rPr>
+          <w:rFonts w:asciiTheme="majorHAnsi" w:hAnsiTheme="majorHAnsi" w:cstheme="majorHAnsi"/>
+          <w:sz w:val="24"/>
+          <w:szCs w:val="24"/>
+        </w:rPr>
+        <w:t xml:space="preserve">ALTER TABLE </w:t>
+      </w:r>
+      <w:proofErr w:type="spellStart"/>
+      <w:r>
+        <w:rPr>
+          <w:rFonts w:asciiTheme="majorHAnsi" w:hAnsiTheme="majorHAnsi" w:cstheme="majorHAnsi"/>
+          <w:sz w:val="24"/>
+          <w:szCs w:val="24"/>
+        </w:rPr>
+        <w:t>fact_swiggy_data</w:t>
+      </w:r>
+      <w:proofErr w:type="spellEnd"/>
+    </w:p>
+    <w:p>
+      <w:pPr>
+        <w:spacing w:after="0" w:line="360" w:lineRule="auto"/>
+        <w:rPr>
+          <w:rFonts w:asciiTheme="majorHAnsi" w:hAnsiTheme="majorHAnsi" w:cstheme="majorHAnsi"/>
+          <w:sz w:val="24"/>
+          <w:szCs w:val="24"/>
+        </w:rPr>
+      </w:pPr>
+      <w:r>
+        <w:rPr>
+          <w:rFonts w:asciiTheme="majorHAnsi" w:hAnsiTheme="majorHAnsi" w:cstheme="majorHAnsi"/>
+          <w:sz w:val="24"/>
+          <w:szCs w:val="24"/>
+        </w:rPr>
+        <w:t xml:space="preserve">ADD CONSTRAINT </w:t>
+      </w:r>
+      <w:proofErr w:type="spellStart"/>
+      <w:r>
+        <w:rPr>
+          <w:rFonts w:asciiTheme="majorHAnsi" w:hAnsiTheme="majorHAnsi" w:cstheme="majorHAnsi"/>
+          <w:sz w:val="24"/>
+          <w:szCs w:val="24"/>
+        </w:rPr>
+        <w:t>fk_dish</w:t>
+      </w:r>
+      <w:proofErr w:type="spellEnd"/>
+      <w:r>
+        <w:rPr>
+          <w:rFonts w:asciiTheme="majorHAnsi" w:hAnsiTheme="majorHAnsi" w:cstheme="majorHAnsi"/>
+          <w:sz w:val="24"/>
+          <w:szCs w:val="24"/>
+        </w:rPr>
+        <w:t xml:space="preserve"> </w:t>
+      </w:r>
+    </w:p>
+    <w:p>
+      <w:pPr>
+        <w:spacing w:after="0" w:line="360" w:lineRule="auto"/>
+        <w:rPr>
+          <w:rFonts w:asciiTheme="majorHAnsi" w:hAnsiTheme="majorHAnsi" w:cstheme="majorHAnsi"/>
+          <w:sz w:val="24"/>
+          <w:szCs w:val="24"/>
+        </w:rPr>
+      </w:pPr>
+      <w:r>
+        <w:rPr>
+          <w:rFonts w:asciiTheme="majorHAnsi" w:hAnsiTheme="majorHAnsi" w:cstheme="majorHAnsi"/>
+          <w:sz w:val="24"/>
+          <w:szCs w:val="24"/>
+        </w:rPr>
+        <w:t>FOREIGN KEY (</w:t>
+      </w:r>
+      <w:proofErr w:type="spellStart"/>
+      <w:r>
+        <w:rPr>
+          <w:rFonts w:asciiTheme="majorHAnsi" w:hAnsiTheme="majorHAnsi" w:cstheme="majorHAnsi"/>
+          <w:sz w:val="24"/>
+          <w:szCs w:val="24"/>
+        </w:rPr>
+        <w:t>dish_id</w:t>
+      </w:r>
+      <w:proofErr w:type="spellEnd"/>
+      <w:r>
+        <w:rPr>
+          <w:rFonts w:asciiTheme="majorHAnsi" w:hAnsiTheme="majorHAnsi" w:cstheme="majorHAnsi"/>
+          <w:sz w:val="24"/>
+          <w:szCs w:val="24"/>
+        </w:rPr>
+        <w:t xml:space="preserve">) REFERENCES </w:t>
+      </w:r>
+      <w:proofErr w:type="spellStart"/>
+      <w:r>
+        <w:rPr>
+          <w:rFonts w:asciiTheme="majorHAnsi" w:hAnsiTheme="majorHAnsi" w:cstheme="majorHAnsi"/>
+          <w:sz w:val="24"/>
+          <w:szCs w:val="24"/>
+        </w:rPr>
+        <w:t>dim_dish</w:t>
+      </w:r>
+      <w:proofErr w:type="spellEnd"/>
+      <w:r>
+        <w:rPr>
+          <w:rFonts w:asciiTheme="majorHAnsi" w:hAnsiTheme="majorHAnsi" w:cstheme="majorHAnsi"/>
+          <w:sz w:val="24"/>
+          <w:szCs w:val="24"/>
+        </w:rPr>
+        <w:t>(</w:t>
+      </w:r>
+      <w:proofErr w:type="spellStart"/>
+      <w:r>
+        <w:rPr>
+          <w:rFonts w:asciiTheme="majorHAnsi" w:hAnsiTheme="majorHAnsi" w:cstheme="majorHAnsi"/>
+          <w:sz w:val="24"/>
+          <w:szCs w:val="24"/>
+        </w:rPr>
+        <w:t>dish_id</w:t>
+      </w:r>
+      <w:proofErr w:type="spellEnd"/>
+      <w:r>
+        <w:rPr>
+          <w:rFonts w:asciiTheme="majorHAnsi" w:hAnsiTheme="majorHAnsi" w:cstheme="majorHAnsi"/>
+          <w:sz w:val="24"/>
+          <w:szCs w:val="24"/>
+        </w:rPr>
+        <w:t>);</w:t>
+      </w:r>
     </w:p>
     <w:p>
       <w:pPr>
@@ -1082,7 +4651,6 @@
           <w:sz w:val="24"/>
           <w:szCs w:val="24"/>
         </w:rPr>
-        <w:lastRenderedPageBreak/>
         <w:t>ERD DIAGRAM</w:t>
       </w:r>
       <w:r>
@@ -1114,6 +4682,7 @@
       <w:r>
         <w:rPr>
           <w:rFonts w:cstheme="minorHAnsi"/>
+          <w:noProof/>
         </w:rPr>
         <w:drawing>
           <wp:inline distT="0" distB="0" distL="0" distR="0" wp14:anchorId="4AAABEF9" wp14:editId="102DC6F2">
@@ -1133,7 +4702,7 @@
                     </pic:cNvPicPr>
                   </pic:nvPicPr>
                   <pic:blipFill rotWithShape="1">
-                    <a:blip r:embed="rId5">
+                    <a:blip r:embed="rId6">
                       <a:extLst>
                         <a:ext uri="{28A0092B-C50C-407E-A947-70E740481C1C}">
                           <a14:useLocalDpi xmlns:a14="http://schemas.microsoft.com/office/drawing/2010/main" val="0"/>
@@ -1236,86 +4805,6 @@
         <w:spacing w:after="0" w:line="360" w:lineRule="auto"/>
         <w:rPr>
           <w:rFonts w:cstheme="minorHAnsi"/>
-          <w:sz w:val="24"/>
-          <w:szCs w:val="24"/>
-        </w:rPr>
-      </w:pPr>
-    </w:p>
-    <w:p>
-      <w:pPr>
-        <w:spacing w:after="0" w:line="360" w:lineRule="auto"/>
-        <w:rPr>
-          <w:rFonts w:cstheme="minorHAnsi"/>
-          <w:sz w:val="24"/>
-          <w:szCs w:val="24"/>
-        </w:rPr>
-      </w:pPr>
-    </w:p>
-    <w:p>
-      <w:pPr>
-        <w:spacing w:after="0" w:line="360" w:lineRule="auto"/>
-        <w:rPr>
-          <w:rFonts w:cstheme="minorHAnsi"/>
-          <w:sz w:val="24"/>
-          <w:szCs w:val="24"/>
-        </w:rPr>
-      </w:pPr>
-    </w:p>
-    <w:p>
-      <w:pPr>
-        <w:spacing w:after="0" w:line="360" w:lineRule="auto"/>
-        <w:rPr>
-          <w:rFonts w:cstheme="minorHAnsi"/>
-          <w:sz w:val="24"/>
-          <w:szCs w:val="24"/>
-        </w:rPr>
-      </w:pPr>
-    </w:p>
-    <w:p>
-      <w:pPr>
-        <w:spacing w:after="0" w:line="360" w:lineRule="auto"/>
-        <w:rPr>
-          <w:rFonts w:cstheme="minorHAnsi"/>
-          <w:sz w:val="24"/>
-          <w:szCs w:val="24"/>
-        </w:rPr>
-      </w:pPr>
-    </w:p>
-    <w:p>
-      <w:pPr>
-        <w:spacing w:after="0" w:line="360" w:lineRule="auto"/>
-        <w:rPr>
-          <w:rFonts w:cstheme="minorHAnsi"/>
-          <w:sz w:val="24"/>
-          <w:szCs w:val="24"/>
-        </w:rPr>
-      </w:pPr>
-    </w:p>
-    <w:p>
-      <w:pPr>
-        <w:spacing w:after="0" w:line="360" w:lineRule="auto"/>
-        <w:rPr>
-          <w:rFonts w:cstheme="minorHAnsi"/>
-          <w:sz w:val="24"/>
-          <w:szCs w:val="24"/>
-        </w:rPr>
-      </w:pPr>
-    </w:p>
-    <w:p>
-      <w:pPr>
-        <w:spacing w:after="0" w:line="360" w:lineRule="auto"/>
-        <w:rPr>
-          <w:rFonts w:cstheme="minorHAnsi"/>
-          <w:sz w:val="24"/>
-          <w:szCs w:val="24"/>
-        </w:rPr>
-      </w:pPr>
-    </w:p>
-    <w:p>
-      <w:pPr>
-        <w:spacing w:after="0" w:line="360" w:lineRule="auto"/>
-        <w:rPr>
-          <w:rFonts w:cstheme="minorHAnsi"/>
           <w:b/>
           <w:bCs/>
           <w:sz w:val="28"/>
@@ -1400,6 +4889,111 @@
     </w:p>
     <w:p>
       <w:pPr>
+        <w:spacing w:after="0" w:line="360" w:lineRule="auto"/>
+        <w:rPr>
+          <w:rFonts w:cstheme="minorHAnsi"/>
+          <w:sz w:val="24"/>
+          <w:szCs w:val="24"/>
+        </w:rPr>
+      </w:pPr>
+    </w:p>
+    <w:p>
+      <w:pPr>
+        <w:spacing w:after="0" w:line="360" w:lineRule="auto"/>
+        <w:ind w:left="720"/>
+        <w:rPr>
+          <w:rFonts w:asciiTheme="majorHAnsi" w:hAnsiTheme="majorHAnsi" w:cstheme="majorHAnsi"/>
+          <w:sz w:val="24"/>
+          <w:szCs w:val="24"/>
+        </w:rPr>
+      </w:pPr>
+      <w:r>
+        <w:rPr>
+          <w:rFonts w:asciiTheme="majorHAnsi" w:hAnsiTheme="majorHAnsi" w:cstheme="majorHAnsi"/>
+          <w:sz w:val="24"/>
+          <w:szCs w:val="24"/>
+        </w:rPr>
+        <w:t xml:space="preserve">select </w:t>
+      </w:r>
+      <w:proofErr w:type="gramStart"/>
+      <w:r>
+        <w:rPr>
+          <w:rFonts w:asciiTheme="majorHAnsi" w:hAnsiTheme="majorHAnsi" w:cstheme="majorHAnsi"/>
+          <w:sz w:val="24"/>
+          <w:szCs w:val="24"/>
+        </w:rPr>
+        <w:t>count(</w:t>
+      </w:r>
+      <w:proofErr w:type="gramEnd"/>
+      <w:r>
+        <w:rPr>
+          <w:rFonts w:asciiTheme="majorHAnsi" w:hAnsiTheme="majorHAnsi" w:cstheme="majorHAnsi"/>
+          <w:sz w:val="24"/>
+          <w:szCs w:val="24"/>
+        </w:rPr>
+        <w:t xml:space="preserve">*) as </w:t>
+      </w:r>
+      <w:proofErr w:type="spellStart"/>
+      <w:r>
+        <w:rPr>
+          <w:rFonts w:asciiTheme="majorHAnsi" w:hAnsiTheme="majorHAnsi" w:cstheme="majorHAnsi"/>
+          <w:sz w:val="24"/>
+          <w:szCs w:val="24"/>
+        </w:rPr>
+        <w:t>Total_Order</w:t>
+      </w:r>
+      <w:proofErr w:type="spellEnd"/>
+    </w:p>
+    <w:p>
+      <w:pPr>
+        <w:spacing w:after="0" w:line="360" w:lineRule="auto"/>
+        <w:ind w:left="720"/>
+        <w:rPr>
+          <w:rFonts w:asciiTheme="majorHAnsi" w:hAnsiTheme="majorHAnsi" w:cstheme="majorHAnsi"/>
+          <w:sz w:val="24"/>
+          <w:szCs w:val="24"/>
+        </w:rPr>
+      </w:pPr>
+      <w:r>
+        <w:rPr>
+          <w:rFonts w:asciiTheme="majorHAnsi" w:hAnsiTheme="majorHAnsi" w:cstheme="majorHAnsi"/>
+          <w:sz w:val="24"/>
+          <w:szCs w:val="24"/>
+        </w:rPr>
+        <w:t xml:space="preserve">from </w:t>
+      </w:r>
+      <w:proofErr w:type="spellStart"/>
+      <w:r>
+        <w:rPr>
+          <w:rFonts w:asciiTheme="majorHAnsi" w:hAnsiTheme="majorHAnsi" w:cstheme="majorHAnsi"/>
+          <w:sz w:val="24"/>
+          <w:szCs w:val="24"/>
+        </w:rPr>
+        <w:t>fact_swiggy_data</w:t>
+      </w:r>
+      <w:proofErr w:type="spellEnd"/>
+      <w:r>
+        <w:rPr>
+          <w:rFonts w:asciiTheme="majorHAnsi" w:hAnsiTheme="majorHAnsi" w:cstheme="majorHAnsi"/>
+          <w:sz w:val="24"/>
+          <w:szCs w:val="24"/>
+        </w:rPr>
+        <w:t>;</w:t>
+      </w:r>
+    </w:p>
+    <w:p>
+      <w:pPr>
+        <w:spacing w:after="0" w:line="360" w:lineRule="auto"/>
+        <w:ind w:left="720"/>
+        <w:rPr>
+          <w:rFonts w:cstheme="minorHAnsi"/>
+          <w:sz w:val="24"/>
+          <w:szCs w:val="24"/>
+        </w:rPr>
+      </w:pPr>
+    </w:p>
+    <w:p>
+      <w:pPr>
         <w:numPr>
           <w:ilvl w:val="0"/>
           <w:numId w:val="4"/>
@@ -1422,6 +5016,132 @@
     </w:p>
     <w:p>
       <w:pPr>
+        <w:spacing w:after="0" w:line="360" w:lineRule="auto"/>
+        <w:ind w:left="720"/>
+        <w:rPr>
+          <w:rFonts w:cstheme="minorHAnsi"/>
+          <w:sz w:val="24"/>
+          <w:szCs w:val="24"/>
+        </w:rPr>
+      </w:pPr>
+    </w:p>
+    <w:p>
+      <w:pPr>
+        <w:spacing w:after="0" w:line="360" w:lineRule="auto"/>
+        <w:ind w:left="720"/>
+        <w:rPr>
+          <w:rFonts w:asciiTheme="majorHAnsi" w:hAnsiTheme="majorHAnsi" w:cstheme="majorHAnsi"/>
+          <w:sz w:val="24"/>
+          <w:szCs w:val="24"/>
+        </w:rPr>
+      </w:pPr>
+      <w:r>
+        <w:rPr>
+          <w:rFonts w:asciiTheme="majorHAnsi" w:hAnsiTheme="majorHAnsi" w:cstheme="majorHAnsi"/>
+          <w:sz w:val="24"/>
+          <w:szCs w:val="24"/>
+        </w:rPr>
+        <w:t xml:space="preserve">select </w:t>
+      </w:r>
+    </w:p>
+    <w:p>
+      <w:pPr>
+        <w:spacing w:after="0" w:line="360" w:lineRule="auto"/>
+        <w:ind w:left="720"/>
+        <w:rPr>
+          <w:rFonts w:asciiTheme="majorHAnsi" w:hAnsiTheme="majorHAnsi" w:cstheme="majorHAnsi"/>
+          <w:sz w:val="24"/>
+          <w:szCs w:val="24"/>
+        </w:rPr>
+      </w:pPr>
+      <w:r>
+        <w:rPr>
+          <w:rFonts w:asciiTheme="majorHAnsi" w:hAnsiTheme="majorHAnsi" w:cstheme="majorHAnsi"/>
+          <w:sz w:val="24"/>
+          <w:szCs w:val="24"/>
+        </w:rPr>
+        <w:tab/>
+        <w:t>round(sum(</w:t>
+      </w:r>
+      <w:proofErr w:type="spellStart"/>
+      <w:r>
+        <w:rPr>
+          <w:rFonts w:asciiTheme="majorHAnsi" w:hAnsiTheme="majorHAnsi" w:cstheme="majorHAnsi"/>
+          <w:sz w:val="24"/>
+          <w:szCs w:val="24"/>
+        </w:rPr>
+        <w:t>price_inr</w:t>
+      </w:r>
+      <w:proofErr w:type="spellEnd"/>
+      <w:r>
+        <w:rPr>
+          <w:rFonts w:asciiTheme="majorHAnsi" w:hAnsiTheme="majorHAnsi" w:cstheme="majorHAnsi"/>
+          <w:sz w:val="24"/>
+          <w:szCs w:val="24"/>
+        </w:rPr>
+        <w:t xml:space="preserve">)/1000000.0 ,2) || ' Million INR' as </w:t>
+      </w:r>
+      <w:proofErr w:type="spellStart"/>
+      <w:r>
+        <w:rPr>
+          <w:rFonts w:asciiTheme="majorHAnsi" w:hAnsiTheme="majorHAnsi" w:cstheme="majorHAnsi"/>
+          <w:sz w:val="24"/>
+          <w:szCs w:val="24"/>
+        </w:rPr>
+        <w:t>Total_revenue</w:t>
+      </w:r>
+      <w:proofErr w:type="spellEnd"/>
+    </w:p>
+    <w:p>
+      <w:pPr>
+        <w:spacing w:after="0" w:line="360" w:lineRule="auto"/>
+        <w:ind w:left="720"/>
+        <w:rPr>
+          <w:rFonts w:asciiTheme="majorHAnsi" w:hAnsiTheme="majorHAnsi" w:cstheme="majorHAnsi"/>
+          <w:sz w:val="24"/>
+          <w:szCs w:val="24"/>
+        </w:rPr>
+      </w:pPr>
+      <w:r>
+        <w:rPr>
+          <w:rFonts w:asciiTheme="majorHAnsi" w:hAnsiTheme="majorHAnsi" w:cstheme="majorHAnsi"/>
+          <w:sz w:val="24"/>
+          <w:szCs w:val="24"/>
+        </w:rPr>
+        <w:t xml:space="preserve">from </w:t>
+      </w:r>
+      <w:proofErr w:type="spellStart"/>
+      <w:r>
+        <w:rPr>
+          <w:rFonts w:asciiTheme="majorHAnsi" w:hAnsiTheme="majorHAnsi" w:cstheme="majorHAnsi"/>
+          <w:sz w:val="24"/>
+          <w:szCs w:val="24"/>
+        </w:rPr>
+        <w:t>fact_swiggy_data</w:t>
+      </w:r>
+      <w:proofErr w:type="spellEnd"/>
+      <w:r>
+        <w:rPr>
+          <w:rFonts w:asciiTheme="majorHAnsi" w:hAnsiTheme="majorHAnsi" w:cstheme="majorHAnsi"/>
+          <w:sz w:val="24"/>
+          <w:szCs w:val="24"/>
+        </w:rPr>
+        <w:t>;</w:t>
+      </w:r>
+    </w:p>
+    <w:p>
+      <w:pPr>
+        <w:spacing w:after="0" w:line="360" w:lineRule="auto"/>
+        <w:ind w:left="720"/>
+        <w:rPr>
+          <w:rFonts w:asciiTheme="majorHAnsi" w:hAnsiTheme="majorHAnsi" w:cstheme="majorHAnsi"/>
+          <w:sz w:val="24"/>
+          <w:szCs w:val="24"/>
+        </w:rPr>
+      </w:pPr>
+    </w:p>
+    <w:p>
+      <w:pPr>
         <w:numPr>
           <w:ilvl w:val="0"/>
           <w:numId w:val="4"/>
@@ -1444,6 +5164,150 @@
     </w:p>
     <w:p>
       <w:pPr>
+        <w:spacing w:after="0" w:line="360" w:lineRule="auto"/>
+        <w:ind w:left="720"/>
+        <w:rPr>
+          <w:rFonts w:cstheme="minorHAnsi"/>
+          <w:sz w:val="24"/>
+          <w:szCs w:val="24"/>
+        </w:rPr>
+      </w:pPr>
+    </w:p>
+    <w:p>
+      <w:pPr>
+        <w:spacing w:after="0" w:line="360" w:lineRule="auto"/>
+        <w:ind w:left="720"/>
+        <w:rPr>
+          <w:rFonts w:asciiTheme="majorHAnsi" w:hAnsiTheme="majorHAnsi" w:cstheme="majorHAnsi"/>
+          <w:sz w:val="24"/>
+          <w:szCs w:val="24"/>
+        </w:rPr>
+      </w:pPr>
+      <w:r>
+        <w:rPr>
+          <w:rFonts w:asciiTheme="majorHAnsi" w:hAnsiTheme="majorHAnsi" w:cstheme="majorHAnsi"/>
+          <w:sz w:val="24"/>
+          <w:szCs w:val="24"/>
+        </w:rPr>
+        <w:t>select</w:t>
+      </w:r>
+    </w:p>
+    <w:p>
+      <w:pPr>
+        <w:spacing w:after="0" w:line="360" w:lineRule="auto"/>
+        <w:ind w:left="720"/>
+        <w:rPr>
+          <w:rFonts w:asciiTheme="majorHAnsi" w:hAnsiTheme="majorHAnsi" w:cstheme="majorHAnsi"/>
+          <w:sz w:val="24"/>
+          <w:szCs w:val="24"/>
+        </w:rPr>
+      </w:pPr>
+      <w:r>
+        <w:rPr>
+          <w:rFonts w:asciiTheme="majorHAnsi" w:hAnsiTheme="majorHAnsi" w:cstheme="majorHAnsi"/>
+          <w:sz w:val="24"/>
+          <w:szCs w:val="24"/>
+        </w:rPr>
+        <w:tab/>
+        <w:t>round(</w:t>
+      </w:r>
+      <w:proofErr w:type="spellStart"/>
+      <w:r>
+        <w:rPr>
+          <w:rFonts w:asciiTheme="majorHAnsi" w:hAnsiTheme="majorHAnsi" w:cstheme="majorHAnsi"/>
+          <w:sz w:val="24"/>
+          <w:szCs w:val="24"/>
+        </w:rPr>
+        <w:t>avg</w:t>
+      </w:r>
+      <w:proofErr w:type="spellEnd"/>
+      <w:r>
+        <w:rPr>
+          <w:rFonts w:asciiTheme="majorHAnsi" w:hAnsiTheme="majorHAnsi" w:cstheme="majorHAnsi"/>
+          <w:sz w:val="24"/>
+          <w:szCs w:val="24"/>
+        </w:rPr>
+        <w:t>(</w:t>
+      </w:r>
+      <w:proofErr w:type="spellStart"/>
+      <w:r>
+        <w:rPr>
+          <w:rFonts w:asciiTheme="majorHAnsi" w:hAnsiTheme="majorHAnsi" w:cstheme="majorHAnsi"/>
+          <w:sz w:val="24"/>
+          <w:szCs w:val="24"/>
+        </w:rPr>
+        <w:t>price_inr</w:t>
+      </w:r>
+      <w:proofErr w:type="spellEnd"/>
+      <w:r>
+        <w:rPr>
+          <w:rFonts w:asciiTheme="majorHAnsi" w:hAnsiTheme="majorHAnsi" w:cstheme="majorHAnsi"/>
+          <w:sz w:val="24"/>
+          <w:szCs w:val="24"/>
+        </w:rPr>
+        <w:t xml:space="preserve">),2) || 'INR' as </w:t>
+      </w:r>
+      <w:proofErr w:type="spellStart"/>
+      <w:r>
+        <w:rPr>
+          <w:rFonts w:asciiTheme="majorHAnsi" w:hAnsiTheme="majorHAnsi" w:cstheme="majorHAnsi"/>
+          <w:sz w:val="24"/>
+          <w:szCs w:val="24"/>
+        </w:rPr>
+        <w:t>Average_Price</w:t>
+      </w:r>
+      <w:proofErr w:type="spellEnd"/>
+    </w:p>
+    <w:p>
+      <w:pPr>
+        <w:spacing w:after="0" w:line="360" w:lineRule="auto"/>
+        <w:ind w:left="720"/>
+        <w:rPr>
+          <w:rFonts w:asciiTheme="majorHAnsi" w:hAnsiTheme="majorHAnsi" w:cstheme="majorHAnsi"/>
+          <w:sz w:val="24"/>
+          <w:szCs w:val="24"/>
+        </w:rPr>
+      </w:pPr>
+      <w:r>
+        <w:rPr>
+          <w:rFonts w:asciiTheme="majorHAnsi" w:hAnsiTheme="majorHAnsi" w:cstheme="majorHAnsi"/>
+          <w:sz w:val="24"/>
+          <w:szCs w:val="24"/>
+        </w:rPr>
+        <w:t xml:space="preserve">from </w:t>
+      </w:r>
+      <w:proofErr w:type="spellStart"/>
+      <w:r>
+        <w:rPr>
+          <w:rFonts w:asciiTheme="majorHAnsi" w:hAnsiTheme="majorHAnsi" w:cstheme="majorHAnsi"/>
+          <w:sz w:val="24"/>
+          <w:szCs w:val="24"/>
+        </w:rPr>
+        <w:t>fact_swiggy_data</w:t>
+      </w:r>
+      <w:proofErr w:type="spellEnd"/>
+      <w:r>
+        <w:rPr>
+          <w:rFonts w:asciiTheme="majorHAnsi" w:hAnsiTheme="majorHAnsi" w:cstheme="majorHAnsi"/>
+          <w:sz w:val="24"/>
+          <w:szCs w:val="24"/>
+        </w:rPr>
+        <w:t>;</w:t>
+      </w:r>
+    </w:p>
+    <w:p>
+      <w:pPr>
+        <w:spacing w:after="0" w:line="360" w:lineRule="auto"/>
+        <w:ind w:left="720"/>
+        <w:rPr>
+          <w:rFonts w:asciiTheme="majorHAnsi" w:hAnsiTheme="majorHAnsi" w:cstheme="majorHAnsi"/>
+          <w:sz w:val="24"/>
+          <w:szCs w:val="24"/>
+        </w:rPr>
+      </w:pPr>
+    </w:p>
+    <w:p>
+      <w:pPr>
         <w:numPr>
           <w:ilvl w:val="0"/>
           <w:numId w:val="4"/>
@@ -1467,6 +5331,122 @@
     <w:p>
       <w:pPr>
         <w:spacing w:after="0" w:line="360" w:lineRule="auto"/>
+        <w:ind w:left="720"/>
+        <w:rPr>
+          <w:rFonts w:cstheme="minorHAnsi"/>
+          <w:sz w:val="24"/>
+          <w:szCs w:val="24"/>
+        </w:rPr>
+      </w:pPr>
+    </w:p>
+    <w:p>
+      <w:pPr>
+        <w:spacing w:after="0" w:line="360" w:lineRule="auto"/>
+        <w:ind w:left="720"/>
+        <w:rPr>
+          <w:rFonts w:asciiTheme="majorHAnsi" w:hAnsiTheme="majorHAnsi" w:cstheme="majorHAnsi"/>
+          <w:sz w:val="24"/>
+          <w:szCs w:val="24"/>
+        </w:rPr>
+      </w:pPr>
+      <w:r>
+        <w:rPr>
+          <w:rFonts w:asciiTheme="majorHAnsi" w:hAnsiTheme="majorHAnsi" w:cstheme="majorHAnsi"/>
+          <w:sz w:val="24"/>
+          <w:szCs w:val="24"/>
+        </w:rPr>
+        <w:t xml:space="preserve">select </w:t>
+      </w:r>
+    </w:p>
+    <w:p>
+      <w:pPr>
+        <w:spacing w:after="0" w:line="360" w:lineRule="auto"/>
+        <w:ind w:left="720"/>
+        <w:rPr>
+          <w:rFonts w:asciiTheme="majorHAnsi" w:hAnsiTheme="majorHAnsi" w:cstheme="majorHAnsi"/>
+          <w:sz w:val="24"/>
+          <w:szCs w:val="24"/>
+        </w:rPr>
+      </w:pPr>
+      <w:r>
+        <w:rPr>
+          <w:rFonts w:asciiTheme="majorHAnsi" w:hAnsiTheme="majorHAnsi" w:cstheme="majorHAnsi"/>
+          <w:sz w:val="24"/>
+          <w:szCs w:val="24"/>
+        </w:rPr>
+        <w:tab/>
+        <w:t>round(</w:t>
+      </w:r>
+      <w:proofErr w:type="spellStart"/>
+      <w:r>
+        <w:rPr>
+          <w:rFonts w:asciiTheme="majorHAnsi" w:hAnsiTheme="majorHAnsi" w:cstheme="majorHAnsi"/>
+          <w:sz w:val="24"/>
+          <w:szCs w:val="24"/>
+        </w:rPr>
+        <w:t>avg</w:t>
+      </w:r>
+      <w:proofErr w:type="spellEnd"/>
+      <w:r>
+        <w:rPr>
+          <w:rFonts w:asciiTheme="majorHAnsi" w:hAnsiTheme="majorHAnsi" w:cstheme="majorHAnsi"/>
+          <w:sz w:val="24"/>
+          <w:szCs w:val="24"/>
+        </w:rPr>
+        <w:t xml:space="preserve">(rating),2) as </w:t>
+      </w:r>
+      <w:proofErr w:type="spellStart"/>
+      <w:r>
+        <w:rPr>
+          <w:rFonts w:asciiTheme="majorHAnsi" w:hAnsiTheme="majorHAnsi" w:cstheme="majorHAnsi"/>
+          <w:sz w:val="24"/>
+          <w:szCs w:val="24"/>
+        </w:rPr>
+        <w:t>Average_rating</w:t>
+      </w:r>
+      <w:proofErr w:type="spellEnd"/>
+    </w:p>
+    <w:p>
+      <w:pPr>
+        <w:spacing w:after="0" w:line="360" w:lineRule="auto"/>
+        <w:ind w:left="720"/>
+        <w:rPr>
+          <w:rFonts w:asciiTheme="majorHAnsi" w:hAnsiTheme="majorHAnsi" w:cstheme="majorHAnsi"/>
+          <w:sz w:val="24"/>
+          <w:szCs w:val="24"/>
+        </w:rPr>
+      </w:pPr>
+      <w:r>
+        <w:rPr>
+          <w:rFonts w:asciiTheme="majorHAnsi" w:hAnsiTheme="majorHAnsi" w:cstheme="majorHAnsi"/>
+          <w:sz w:val="24"/>
+          <w:szCs w:val="24"/>
+        </w:rPr>
+        <w:t xml:space="preserve">from </w:t>
+      </w:r>
+      <w:proofErr w:type="spellStart"/>
+      <w:r>
+        <w:rPr>
+          <w:rFonts w:asciiTheme="majorHAnsi" w:hAnsiTheme="majorHAnsi" w:cstheme="majorHAnsi"/>
+          <w:sz w:val="24"/>
+          <w:szCs w:val="24"/>
+        </w:rPr>
+        <w:t>fact_swiggy_data</w:t>
+      </w:r>
+      <w:proofErr w:type="spellEnd"/>
+      <w:r>
+        <w:rPr>
+          <w:rFonts w:asciiTheme="majorHAnsi" w:hAnsiTheme="majorHAnsi" w:cstheme="majorHAnsi"/>
+          <w:sz w:val="24"/>
+          <w:szCs w:val="24"/>
+        </w:rPr>
+        <w:t>;</w:t>
+      </w:r>
+    </w:p>
+    <w:p>
+      <w:pPr>
+        <w:spacing w:after="0" w:line="360" w:lineRule="auto"/>
+        <w:ind w:left="720"/>
         <w:rPr>
           <w:rFonts w:cstheme="minorHAnsi"/>
           <w:b/>
@@ -1476,7 +5456,10 @@
           <w:highlight w:val="yellow"/>
         </w:rPr>
       </w:pPr>
-      <w:r>
+    </w:p>
+    <w:p>
+      <w:pPr>
+        <w:spacing w:after="0" w:line="360" w:lineRule="auto"/>
         <w:rPr>
           <w:rFonts w:cstheme="minorHAnsi"/>
           <w:b/>
@@ -1485,6 +5468,81 @@
           <w:szCs w:val="28"/>
           <w:highlight w:val="yellow"/>
         </w:rPr>
+      </w:pPr>
+    </w:p>
+    <w:p>
+      <w:pPr>
+        <w:spacing w:after="0" w:line="360" w:lineRule="auto"/>
+        <w:rPr>
+          <w:rFonts w:cstheme="minorHAnsi"/>
+          <w:b/>
+          <w:bCs/>
+          <w:sz w:val="28"/>
+          <w:szCs w:val="28"/>
+          <w:highlight w:val="yellow"/>
+        </w:rPr>
+      </w:pPr>
+    </w:p>
+    <w:p>
+      <w:pPr>
+        <w:spacing w:after="0" w:line="360" w:lineRule="auto"/>
+        <w:rPr>
+          <w:rFonts w:cstheme="minorHAnsi"/>
+          <w:b/>
+          <w:bCs/>
+          <w:sz w:val="28"/>
+          <w:szCs w:val="28"/>
+          <w:highlight w:val="yellow"/>
+        </w:rPr>
+      </w:pPr>
+    </w:p>
+    <w:p>
+      <w:pPr>
+        <w:spacing w:after="0" w:line="360" w:lineRule="auto"/>
+        <w:rPr>
+          <w:rFonts w:cstheme="minorHAnsi"/>
+          <w:b/>
+          <w:bCs/>
+          <w:sz w:val="28"/>
+          <w:szCs w:val="28"/>
+          <w:highlight w:val="yellow"/>
+        </w:rPr>
+      </w:pPr>
+    </w:p>
+    <w:p>
+      <w:pPr>
+        <w:spacing w:after="0" w:line="360" w:lineRule="auto"/>
+        <w:rPr>
+          <w:rFonts w:cstheme="minorHAnsi"/>
+          <w:b/>
+          <w:bCs/>
+          <w:sz w:val="28"/>
+          <w:szCs w:val="28"/>
+          <w:highlight w:val="yellow"/>
+        </w:rPr>
+      </w:pPr>
+    </w:p>
+    <w:p>
+      <w:pPr>
+        <w:spacing w:after="0" w:line="360" w:lineRule="auto"/>
+        <w:rPr>
+          <w:rFonts w:cstheme="minorHAnsi"/>
+          <w:b/>
+          <w:bCs/>
+          <w:sz w:val="28"/>
+          <w:szCs w:val="28"/>
+          <w:highlight w:val="yellow"/>
+        </w:rPr>
+      </w:pPr>
+      <w:r>
+        <w:rPr>
+          <w:rFonts w:cstheme="minorHAnsi"/>
+          <w:b/>
+          <w:bCs/>
+          <w:sz w:val="28"/>
+          <w:szCs w:val="28"/>
+          <w:highlight w:val="yellow"/>
+        </w:rPr>
         <w:t>Deep-Dive Business Analysis</w:t>
       </w:r>
     </w:p>
@@ -1534,6 +5592,437 @@
     </w:p>
     <w:p>
       <w:pPr>
+        <w:spacing w:after="0" w:line="360" w:lineRule="auto"/>
+        <w:ind w:left="360"/>
+        <w:rPr>
+          <w:rFonts w:cstheme="minorHAnsi"/>
+          <w:sz w:val="24"/>
+          <w:szCs w:val="24"/>
+        </w:rPr>
+      </w:pPr>
+      <w:r>
+        <w:rPr>
+          <w:rFonts w:cstheme="minorHAnsi"/>
+          <w:sz w:val="24"/>
+          <w:szCs w:val="24"/>
+        </w:rPr>
+        <w:t xml:space="preserve">  </w:t>
+      </w:r>
+    </w:p>
+    <w:p>
+      <w:pPr>
+        <w:spacing w:after="0" w:line="360" w:lineRule="auto"/>
+        <w:ind w:left="720"/>
+        <w:rPr>
+          <w:rFonts w:asciiTheme="majorHAnsi" w:hAnsiTheme="majorHAnsi" w:cstheme="majorHAnsi"/>
+          <w:sz w:val="24"/>
+          <w:szCs w:val="24"/>
+        </w:rPr>
+      </w:pPr>
+      <w:r>
+        <w:rPr>
+          <w:rFonts w:asciiTheme="majorHAnsi" w:hAnsiTheme="majorHAnsi" w:cstheme="majorHAnsi"/>
+          <w:sz w:val="24"/>
+          <w:szCs w:val="24"/>
+        </w:rPr>
+        <w:t xml:space="preserve">select </w:t>
+      </w:r>
+    </w:p>
+    <w:p>
+      <w:pPr>
+        <w:spacing w:after="0" w:line="360" w:lineRule="auto"/>
+        <w:ind w:left="720"/>
+        <w:rPr>
+          <w:rFonts w:asciiTheme="majorHAnsi" w:hAnsiTheme="majorHAnsi" w:cstheme="majorHAnsi"/>
+          <w:sz w:val="24"/>
+          <w:szCs w:val="24"/>
+        </w:rPr>
+      </w:pPr>
+      <w:r>
+        <w:rPr>
+          <w:rFonts w:asciiTheme="majorHAnsi" w:hAnsiTheme="majorHAnsi" w:cstheme="majorHAnsi"/>
+          <w:sz w:val="24"/>
+          <w:szCs w:val="24"/>
+        </w:rPr>
+        <w:tab/>
+      </w:r>
+      <w:proofErr w:type="spellStart"/>
+      <w:r>
+        <w:rPr>
+          <w:rFonts w:asciiTheme="majorHAnsi" w:hAnsiTheme="majorHAnsi" w:cstheme="majorHAnsi"/>
+          <w:sz w:val="24"/>
+          <w:szCs w:val="24"/>
+        </w:rPr>
+        <w:t>d.year</w:t>
+      </w:r>
+      <w:proofErr w:type="spellEnd"/>
+      <w:r>
+        <w:rPr>
+          <w:rFonts w:asciiTheme="majorHAnsi" w:hAnsiTheme="majorHAnsi" w:cstheme="majorHAnsi"/>
+          <w:sz w:val="24"/>
+          <w:szCs w:val="24"/>
+        </w:rPr>
+        <w:t>,</w:t>
+      </w:r>
+    </w:p>
+    <w:p>
+      <w:pPr>
+        <w:spacing w:after="0" w:line="360" w:lineRule="auto"/>
+        <w:ind w:left="720"/>
+        <w:rPr>
+          <w:rFonts w:asciiTheme="majorHAnsi" w:hAnsiTheme="majorHAnsi" w:cstheme="majorHAnsi"/>
+          <w:sz w:val="24"/>
+          <w:szCs w:val="24"/>
+        </w:rPr>
+      </w:pPr>
+      <w:r>
+        <w:rPr>
+          <w:rFonts w:asciiTheme="majorHAnsi" w:hAnsiTheme="majorHAnsi" w:cstheme="majorHAnsi"/>
+          <w:sz w:val="24"/>
+          <w:szCs w:val="24"/>
+        </w:rPr>
+        <w:tab/>
+      </w:r>
+      <w:proofErr w:type="spellStart"/>
+      <w:r>
+        <w:rPr>
+          <w:rFonts w:asciiTheme="majorHAnsi" w:hAnsiTheme="majorHAnsi" w:cstheme="majorHAnsi"/>
+          <w:sz w:val="24"/>
+          <w:szCs w:val="24"/>
+        </w:rPr>
+        <w:t>d.month</w:t>
+      </w:r>
+      <w:proofErr w:type="spellEnd"/>
+      <w:r>
+        <w:rPr>
+          <w:rFonts w:asciiTheme="majorHAnsi" w:hAnsiTheme="majorHAnsi" w:cstheme="majorHAnsi"/>
+          <w:sz w:val="24"/>
+          <w:szCs w:val="24"/>
+        </w:rPr>
+        <w:t>,</w:t>
+      </w:r>
+    </w:p>
+    <w:p>
+      <w:pPr>
+        <w:spacing w:after="0" w:line="360" w:lineRule="auto"/>
+        <w:ind w:left="720"/>
+        <w:rPr>
+          <w:rFonts w:asciiTheme="majorHAnsi" w:hAnsiTheme="majorHAnsi" w:cstheme="majorHAnsi"/>
+          <w:sz w:val="24"/>
+          <w:szCs w:val="24"/>
+        </w:rPr>
+      </w:pPr>
+      <w:r>
+        <w:rPr>
+          <w:rFonts w:asciiTheme="majorHAnsi" w:hAnsiTheme="majorHAnsi" w:cstheme="majorHAnsi"/>
+          <w:sz w:val="24"/>
+          <w:szCs w:val="24"/>
+        </w:rPr>
+        <w:tab/>
+      </w:r>
+      <w:proofErr w:type="spellStart"/>
+      <w:r>
+        <w:rPr>
+          <w:rFonts w:asciiTheme="majorHAnsi" w:hAnsiTheme="majorHAnsi" w:cstheme="majorHAnsi"/>
+          <w:sz w:val="24"/>
+          <w:szCs w:val="24"/>
+        </w:rPr>
+        <w:t>d.month_name</w:t>
+      </w:r>
+      <w:proofErr w:type="spellEnd"/>
+      <w:r>
+        <w:rPr>
+          <w:rFonts w:asciiTheme="majorHAnsi" w:hAnsiTheme="majorHAnsi" w:cstheme="majorHAnsi"/>
+          <w:sz w:val="24"/>
+          <w:szCs w:val="24"/>
+        </w:rPr>
+        <w:t>,</w:t>
+      </w:r>
+    </w:p>
+    <w:p>
+      <w:pPr>
+        <w:spacing w:after="0" w:line="360" w:lineRule="auto"/>
+        <w:ind w:left="720"/>
+        <w:rPr>
+          <w:rFonts w:asciiTheme="majorHAnsi" w:hAnsiTheme="majorHAnsi" w:cstheme="majorHAnsi"/>
+          <w:sz w:val="24"/>
+          <w:szCs w:val="24"/>
+        </w:rPr>
+      </w:pPr>
+      <w:r>
+        <w:rPr>
+          <w:rFonts w:asciiTheme="majorHAnsi" w:hAnsiTheme="majorHAnsi" w:cstheme="majorHAnsi"/>
+          <w:sz w:val="24"/>
+          <w:szCs w:val="24"/>
+        </w:rPr>
+        <w:tab/>
+      </w:r>
+      <w:proofErr w:type="gramStart"/>
+      <w:r>
+        <w:rPr>
+          <w:rFonts w:asciiTheme="majorHAnsi" w:hAnsiTheme="majorHAnsi" w:cstheme="majorHAnsi"/>
+          <w:sz w:val="24"/>
+          <w:szCs w:val="24"/>
+        </w:rPr>
+        <w:t>count(</w:t>
+      </w:r>
+      <w:proofErr w:type="gramEnd"/>
+      <w:r>
+        <w:rPr>
+          <w:rFonts w:asciiTheme="majorHAnsi" w:hAnsiTheme="majorHAnsi" w:cstheme="majorHAnsi"/>
+          <w:sz w:val="24"/>
+          <w:szCs w:val="24"/>
+        </w:rPr>
+        <w:t xml:space="preserve">*) as </w:t>
+      </w:r>
+      <w:proofErr w:type="spellStart"/>
+      <w:r>
+        <w:rPr>
+          <w:rFonts w:asciiTheme="majorHAnsi" w:hAnsiTheme="majorHAnsi" w:cstheme="majorHAnsi"/>
+          <w:sz w:val="24"/>
+          <w:szCs w:val="24"/>
+        </w:rPr>
+        <w:t>Total_orders</w:t>
+      </w:r>
+      <w:proofErr w:type="spellEnd"/>
+    </w:p>
+    <w:p>
+      <w:pPr>
+        <w:spacing w:after="0" w:line="360" w:lineRule="auto"/>
+        <w:ind w:left="720"/>
+        <w:rPr>
+          <w:rFonts w:asciiTheme="majorHAnsi" w:hAnsiTheme="majorHAnsi" w:cstheme="majorHAnsi"/>
+          <w:sz w:val="24"/>
+          <w:szCs w:val="24"/>
+        </w:rPr>
+      </w:pPr>
+      <w:r>
+        <w:rPr>
+          <w:rFonts w:asciiTheme="majorHAnsi" w:hAnsiTheme="majorHAnsi" w:cstheme="majorHAnsi"/>
+          <w:sz w:val="24"/>
+          <w:szCs w:val="24"/>
+        </w:rPr>
+        <w:t xml:space="preserve">from </w:t>
+      </w:r>
+      <w:proofErr w:type="spellStart"/>
+      <w:r>
+        <w:rPr>
+          <w:rFonts w:asciiTheme="majorHAnsi" w:hAnsiTheme="majorHAnsi" w:cstheme="majorHAnsi"/>
+          <w:sz w:val="24"/>
+          <w:szCs w:val="24"/>
+        </w:rPr>
+        <w:t>fact_swiggy_data</w:t>
+      </w:r>
+      <w:proofErr w:type="spellEnd"/>
+      <w:r>
+        <w:rPr>
+          <w:rFonts w:asciiTheme="majorHAnsi" w:hAnsiTheme="majorHAnsi" w:cstheme="majorHAnsi"/>
+          <w:sz w:val="24"/>
+          <w:szCs w:val="24"/>
+        </w:rPr>
+        <w:t xml:space="preserve"> f</w:t>
+      </w:r>
+    </w:p>
+    <w:p>
+      <w:pPr>
+        <w:spacing w:after="0" w:line="360" w:lineRule="auto"/>
+        <w:ind w:left="720"/>
+        <w:rPr>
+          <w:rFonts w:asciiTheme="majorHAnsi" w:hAnsiTheme="majorHAnsi" w:cstheme="majorHAnsi"/>
+          <w:sz w:val="24"/>
+          <w:szCs w:val="24"/>
+        </w:rPr>
+      </w:pPr>
+      <w:r>
+        <w:rPr>
+          <w:rFonts w:asciiTheme="majorHAnsi" w:hAnsiTheme="majorHAnsi" w:cstheme="majorHAnsi"/>
+          <w:sz w:val="24"/>
+          <w:szCs w:val="24"/>
+        </w:rPr>
+        <w:t xml:space="preserve">join </w:t>
+      </w:r>
+      <w:proofErr w:type="spellStart"/>
+      <w:r>
+        <w:rPr>
+          <w:rFonts w:asciiTheme="majorHAnsi" w:hAnsiTheme="majorHAnsi" w:cstheme="majorHAnsi"/>
+          <w:sz w:val="24"/>
+          <w:szCs w:val="24"/>
+        </w:rPr>
+        <w:t>dim_date</w:t>
+      </w:r>
+      <w:proofErr w:type="spellEnd"/>
+      <w:r>
+        <w:rPr>
+          <w:rFonts w:asciiTheme="majorHAnsi" w:hAnsiTheme="majorHAnsi" w:cstheme="majorHAnsi"/>
+          <w:sz w:val="24"/>
+          <w:szCs w:val="24"/>
+        </w:rPr>
+        <w:t xml:space="preserve"> d on </w:t>
+      </w:r>
+      <w:proofErr w:type="spellStart"/>
+      <w:proofErr w:type="gramStart"/>
+      <w:r>
+        <w:rPr>
+          <w:rFonts w:asciiTheme="majorHAnsi" w:hAnsiTheme="majorHAnsi" w:cstheme="majorHAnsi"/>
+          <w:sz w:val="24"/>
+          <w:szCs w:val="24"/>
+        </w:rPr>
+        <w:t>f.date</w:t>
+      </w:r>
+      <w:proofErr w:type="gramEnd"/>
+      <w:r>
+        <w:rPr>
+          <w:rFonts w:asciiTheme="majorHAnsi" w:hAnsiTheme="majorHAnsi" w:cstheme="majorHAnsi"/>
+          <w:sz w:val="24"/>
+          <w:szCs w:val="24"/>
+        </w:rPr>
+        <w:t>_id</w:t>
+      </w:r>
+      <w:proofErr w:type="spellEnd"/>
+      <w:r>
+        <w:rPr>
+          <w:rFonts w:asciiTheme="majorHAnsi" w:hAnsiTheme="majorHAnsi" w:cstheme="majorHAnsi"/>
+          <w:sz w:val="24"/>
+          <w:szCs w:val="24"/>
+        </w:rPr>
+        <w:t xml:space="preserve"> = </w:t>
+      </w:r>
+      <w:proofErr w:type="spellStart"/>
+      <w:proofErr w:type="gramStart"/>
+      <w:r>
+        <w:rPr>
+          <w:rFonts w:asciiTheme="majorHAnsi" w:hAnsiTheme="majorHAnsi" w:cstheme="majorHAnsi"/>
+          <w:sz w:val="24"/>
+          <w:szCs w:val="24"/>
+        </w:rPr>
+        <w:t>d.date</w:t>
+      </w:r>
+      <w:proofErr w:type="gramEnd"/>
+      <w:r>
+        <w:rPr>
+          <w:rFonts w:asciiTheme="majorHAnsi" w:hAnsiTheme="majorHAnsi" w:cstheme="majorHAnsi"/>
+          <w:sz w:val="24"/>
+          <w:szCs w:val="24"/>
+        </w:rPr>
+        <w:t>_id</w:t>
+      </w:r>
+      <w:proofErr w:type="spellEnd"/>
+    </w:p>
+    <w:p>
+      <w:pPr>
+        <w:spacing w:after="0" w:line="360" w:lineRule="auto"/>
+        <w:ind w:left="720"/>
+        <w:rPr>
+          <w:rFonts w:asciiTheme="majorHAnsi" w:hAnsiTheme="majorHAnsi" w:cstheme="majorHAnsi"/>
+          <w:sz w:val="24"/>
+          <w:szCs w:val="24"/>
+        </w:rPr>
+      </w:pPr>
+      <w:r>
+        <w:rPr>
+          <w:rFonts w:asciiTheme="majorHAnsi" w:hAnsiTheme="majorHAnsi" w:cstheme="majorHAnsi"/>
+          <w:sz w:val="24"/>
+          <w:szCs w:val="24"/>
+        </w:rPr>
+        <w:t xml:space="preserve">group by </w:t>
+      </w:r>
+      <w:proofErr w:type="spellStart"/>
+      <w:r>
+        <w:rPr>
+          <w:rFonts w:asciiTheme="majorHAnsi" w:hAnsiTheme="majorHAnsi" w:cstheme="majorHAnsi"/>
+          <w:sz w:val="24"/>
+          <w:szCs w:val="24"/>
+        </w:rPr>
+        <w:t>month_</w:t>
+      </w:r>
+      <w:proofErr w:type="gramStart"/>
+      <w:r>
+        <w:rPr>
+          <w:rFonts w:asciiTheme="majorHAnsi" w:hAnsiTheme="majorHAnsi" w:cstheme="majorHAnsi"/>
+          <w:sz w:val="24"/>
+          <w:szCs w:val="24"/>
+        </w:rPr>
+        <w:t>name,year</w:t>
+      </w:r>
+      <w:proofErr w:type="gramEnd"/>
+      <w:r>
+        <w:rPr>
+          <w:rFonts w:asciiTheme="majorHAnsi" w:hAnsiTheme="majorHAnsi" w:cstheme="majorHAnsi"/>
+          <w:sz w:val="24"/>
+          <w:szCs w:val="24"/>
+        </w:rPr>
+        <w:t>,month</w:t>
+      </w:r>
+      <w:proofErr w:type="spellEnd"/>
+    </w:p>
+    <w:p>
+      <w:pPr>
+        <w:spacing w:after="0" w:line="360" w:lineRule="auto"/>
+        <w:ind w:left="720"/>
+        <w:rPr>
+          <w:rFonts w:asciiTheme="majorHAnsi" w:hAnsiTheme="majorHAnsi" w:cstheme="majorHAnsi"/>
+          <w:sz w:val="24"/>
+          <w:szCs w:val="24"/>
+        </w:rPr>
+      </w:pPr>
+      <w:r>
+        <w:rPr>
+          <w:rFonts w:asciiTheme="majorHAnsi" w:hAnsiTheme="majorHAnsi" w:cstheme="majorHAnsi"/>
+          <w:sz w:val="24"/>
+          <w:szCs w:val="24"/>
+        </w:rPr>
+        <w:t xml:space="preserve">order by </w:t>
+      </w:r>
+      <w:proofErr w:type="spellStart"/>
+      <w:r>
+        <w:rPr>
+          <w:rFonts w:asciiTheme="majorHAnsi" w:hAnsiTheme="majorHAnsi" w:cstheme="majorHAnsi"/>
+          <w:sz w:val="24"/>
+          <w:szCs w:val="24"/>
+        </w:rPr>
+        <w:t>Total_orders</w:t>
+      </w:r>
+      <w:proofErr w:type="spellEnd"/>
+      <w:r>
+        <w:rPr>
+          <w:rFonts w:asciiTheme="majorHAnsi" w:hAnsiTheme="majorHAnsi" w:cstheme="majorHAnsi"/>
+          <w:sz w:val="24"/>
+          <w:szCs w:val="24"/>
+        </w:rPr>
+        <w:t xml:space="preserve"> </w:t>
+      </w:r>
+      <w:proofErr w:type="spellStart"/>
+      <w:r>
+        <w:rPr>
+          <w:rFonts w:asciiTheme="majorHAnsi" w:hAnsiTheme="majorHAnsi" w:cstheme="majorHAnsi"/>
+          <w:sz w:val="24"/>
+          <w:szCs w:val="24"/>
+        </w:rPr>
+        <w:t>desc</w:t>
+      </w:r>
+      <w:proofErr w:type="spellEnd"/>
+      <w:r>
+        <w:rPr>
+          <w:rFonts w:asciiTheme="majorHAnsi" w:hAnsiTheme="majorHAnsi" w:cstheme="majorHAnsi"/>
+          <w:sz w:val="24"/>
+          <w:szCs w:val="24"/>
+        </w:rPr>
+        <w:t>;</w:t>
+      </w:r>
+    </w:p>
+    <w:p>
+      <w:pPr>
+        <w:spacing w:after="0" w:line="360" w:lineRule="auto"/>
+        <w:ind w:left="720"/>
+        <w:rPr>
+          <w:rFonts w:cstheme="minorHAnsi"/>
+          <w:sz w:val="24"/>
+          <w:szCs w:val="24"/>
+        </w:rPr>
+      </w:pPr>
+    </w:p>
+    <w:p>
+      <w:pPr>
         <w:numPr>
           <w:ilvl w:val="0"/>
           <w:numId w:val="5"/>
@@ -1556,6 +6045,376 @@
     </w:p>
     <w:p>
       <w:pPr>
+        <w:spacing w:after="0" w:line="360" w:lineRule="auto"/>
+        <w:ind w:left="720"/>
+        <w:rPr>
+          <w:rFonts w:cstheme="minorHAnsi"/>
+          <w:sz w:val="24"/>
+          <w:szCs w:val="24"/>
+        </w:rPr>
+      </w:pPr>
+    </w:p>
+    <w:p>
+      <w:pPr>
+        <w:spacing w:after="0" w:line="360" w:lineRule="auto"/>
+        <w:ind w:left="720"/>
+        <w:rPr>
+          <w:rFonts w:asciiTheme="majorHAnsi" w:hAnsiTheme="majorHAnsi" w:cstheme="majorHAnsi"/>
+          <w:sz w:val="24"/>
+          <w:szCs w:val="24"/>
+        </w:rPr>
+      </w:pPr>
+      <w:r>
+        <w:rPr>
+          <w:rFonts w:asciiTheme="majorHAnsi" w:hAnsiTheme="majorHAnsi" w:cstheme="majorHAnsi"/>
+          <w:sz w:val="24"/>
+          <w:szCs w:val="24"/>
+        </w:rPr>
+        <w:t xml:space="preserve">select </w:t>
+      </w:r>
+    </w:p>
+    <w:p>
+      <w:pPr>
+        <w:spacing w:after="0" w:line="360" w:lineRule="auto"/>
+        <w:ind w:left="720"/>
+        <w:rPr>
+          <w:rFonts w:asciiTheme="majorHAnsi" w:hAnsiTheme="majorHAnsi" w:cstheme="majorHAnsi"/>
+          <w:sz w:val="24"/>
+          <w:szCs w:val="24"/>
+        </w:rPr>
+      </w:pPr>
+      <w:r>
+        <w:rPr>
+          <w:rFonts w:asciiTheme="majorHAnsi" w:hAnsiTheme="majorHAnsi" w:cstheme="majorHAnsi"/>
+          <w:sz w:val="24"/>
+          <w:szCs w:val="24"/>
+        </w:rPr>
+        <w:tab/>
+      </w:r>
+      <w:proofErr w:type="spellStart"/>
+      <w:r>
+        <w:rPr>
+          <w:rFonts w:asciiTheme="majorHAnsi" w:hAnsiTheme="majorHAnsi" w:cstheme="majorHAnsi"/>
+          <w:sz w:val="24"/>
+          <w:szCs w:val="24"/>
+        </w:rPr>
+        <w:t>d.year</w:t>
+      </w:r>
+      <w:proofErr w:type="spellEnd"/>
+      <w:r>
+        <w:rPr>
+          <w:rFonts w:asciiTheme="majorHAnsi" w:hAnsiTheme="majorHAnsi" w:cstheme="majorHAnsi"/>
+          <w:sz w:val="24"/>
+          <w:szCs w:val="24"/>
+        </w:rPr>
+        <w:t>,</w:t>
+      </w:r>
+    </w:p>
+    <w:p>
+      <w:pPr>
+        <w:spacing w:after="0" w:line="360" w:lineRule="auto"/>
+        <w:ind w:left="720"/>
+        <w:rPr>
+          <w:rFonts w:asciiTheme="majorHAnsi" w:hAnsiTheme="majorHAnsi" w:cstheme="majorHAnsi"/>
+          <w:sz w:val="24"/>
+          <w:szCs w:val="24"/>
+        </w:rPr>
+      </w:pPr>
+      <w:r>
+        <w:rPr>
+          <w:rFonts w:asciiTheme="majorHAnsi" w:hAnsiTheme="majorHAnsi" w:cstheme="majorHAnsi"/>
+          <w:sz w:val="24"/>
+          <w:szCs w:val="24"/>
+        </w:rPr>
+        <w:tab/>
+      </w:r>
+      <w:proofErr w:type="spellStart"/>
+      <w:r>
+        <w:rPr>
+          <w:rFonts w:asciiTheme="majorHAnsi" w:hAnsiTheme="majorHAnsi" w:cstheme="majorHAnsi"/>
+          <w:sz w:val="24"/>
+          <w:szCs w:val="24"/>
+        </w:rPr>
+        <w:t>d.quarter</w:t>
+      </w:r>
+      <w:proofErr w:type="spellEnd"/>
+      <w:r>
+        <w:rPr>
+          <w:rFonts w:asciiTheme="majorHAnsi" w:hAnsiTheme="majorHAnsi" w:cstheme="majorHAnsi"/>
+          <w:sz w:val="24"/>
+          <w:szCs w:val="24"/>
+        </w:rPr>
+        <w:t>,</w:t>
+      </w:r>
+    </w:p>
+    <w:p>
+      <w:pPr>
+        <w:spacing w:after="0" w:line="360" w:lineRule="auto"/>
+        <w:ind w:left="720"/>
+        <w:rPr>
+          <w:rFonts w:asciiTheme="majorHAnsi" w:hAnsiTheme="majorHAnsi" w:cstheme="majorHAnsi"/>
+          <w:sz w:val="24"/>
+          <w:szCs w:val="24"/>
+        </w:rPr>
+      </w:pPr>
+      <w:r>
+        <w:rPr>
+          <w:rFonts w:asciiTheme="majorHAnsi" w:hAnsiTheme="majorHAnsi" w:cstheme="majorHAnsi"/>
+          <w:sz w:val="24"/>
+          <w:szCs w:val="24"/>
+        </w:rPr>
+        <w:tab/>
+      </w:r>
+      <w:proofErr w:type="gramStart"/>
+      <w:r>
+        <w:rPr>
+          <w:rFonts w:asciiTheme="majorHAnsi" w:hAnsiTheme="majorHAnsi" w:cstheme="majorHAnsi"/>
+          <w:sz w:val="24"/>
+          <w:szCs w:val="24"/>
+        </w:rPr>
+        <w:t>count(</w:t>
+      </w:r>
+      <w:proofErr w:type="gramEnd"/>
+      <w:r>
+        <w:rPr>
+          <w:rFonts w:asciiTheme="majorHAnsi" w:hAnsiTheme="majorHAnsi" w:cstheme="majorHAnsi"/>
+          <w:sz w:val="24"/>
+          <w:szCs w:val="24"/>
+        </w:rPr>
+        <w:t xml:space="preserve">*) as </w:t>
+      </w:r>
+      <w:proofErr w:type="spellStart"/>
+      <w:r>
+        <w:rPr>
+          <w:rFonts w:asciiTheme="majorHAnsi" w:hAnsiTheme="majorHAnsi" w:cstheme="majorHAnsi"/>
+          <w:sz w:val="24"/>
+          <w:szCs w:val="24"/>
+        </w:rPr>
+        <w:t>Total_Order</w:t>
+      </w:r>
+      <w:proofErr w:type="spellEnd"/>
+    </w:p>
+    <w:p>
+      <w:pPr>
+        <w:spacing w:after="0" w:line="360" w:lineRule="auto"/>
+        <w:ind w:left="720"/>
+        <w:rPr>
+          <w:rFonts w:asciiTheme="majorHAnsi" w:hAnsiTheme="majorHAnsi" w:cstheme="majorHAnsi"/>
+          <w:sz w:val="24"/>
+          <w:szCs w:val="24"/>
+        </w:rPr>
+      </w:pPr>
+      <w:r>
+        <w:rPr>
+          <w:rFonts w:asciiTheme="majorHAnsi" w:hAnsiTheme="majorHAnsi" w:cstheme="majorHAnsi"/>
+          <w:sz w:val="24"/>
+          <w:szCs w:val="24"/>
+        </w:rPr>
+        <w:t xml:space="preserve">from </w:t>
+      </w:r>
+      <w:proofErr w:type="spellStart"/>
+      <w:r>
+        <w:rPr>
+          <w:rFonts w:asciiTheme="majorHAnsi" w:hAnsiTheme="majorHAnsi" w:cstheme="majorHAnsi"/>
+          <w:sz w:val="24"/>
+          <w:szCs w:val="24"/>
+        </w:rPr>
+        <w:t>fact_swiggy_data</w:t>
+      </w:r>
+      <w:proofErr w:type="spellEnd"/>
+      <w:r>
+        <w:rPr>
+          <w:rFonts w:asciiTheme="majorHAnsi" w:hAnsiTheme="majorHAnsi" w:cstheme="majorHAnsi"/>
+          <w:sz w:val="24"/>
+          <w:szCs w:val="24"/>
+        </w:rPr>
+        <w:t xml:space="preserve"> f</w:t>
+      </w:r>
+    </w:p>
+    <w:p>
+      <w:pPr>
+        <w:spacing w:after="0" w:line="360" w:lineRule="auto"/>
+        <w:ind w:left="720"/>
+        <w:rPr>
+          <w:rFonts w:asciiTheme="majorHAnsi" w:hAnsiTheme="majorHAnsi" w:cstheme="majorHAnsi"/>
+          <w:sz w:val="24"/>
+          <w:szCs w:val="24"/>
+        </w:rPr>
+      </w:pPr>
+      <w:r>
+        <w:rPr>
+          <w:rFonts w:asciiTheme="majorHAnsi" w:hAnsiTheme="majorHAnsi" w:cstheme="majorHAnsi"/>
+          <w:sz w:val="24"/>
+          <w:szCs w:val="24"/>
+        </w:rPr>
+        <w:t xml:space="preserve">join </w:t>
+      </w:r>
+      <w:proofErr w:type="spellStart"/>
+      <w:r>
+        <w:rPr>
+          <w:rFonts w:asciiTheme="majorHAnsi" w:hAnsiTheme="majorHAnsi" w:cstheme="majorHAnsi"/>
+          <w:sz w:val="24"/>
+          <w:szCs w:val="24"/>
+        </w:rPr>
+        <w:t>dim_date</w:t>
+      </w:r>
+      <w:proofErr w:type="spellEnd"/>
+      <w:r>
+        <w:rPr>
+          <w:rFonts w:asciiTheme="majorHAnsi" w:hAnsiTheme="majorHAnsi" w:cstheme="majorHAnsi"/>
+          <w:sz w:val="24"/>
+          <w:szCs w:val="24"/>
+        </w:rPr>
+        <w:t xml:space="preserve"> d on </w:t>
+      </w:r>
+      <w:proofErr w:type="spellStart"/>
+      <w:proofErr w:type="gramStart"/>
+      <w:r>
+        <w:rPr>
+          <w:rFonts w:asciiTheme="majorHAnsi" w:hAnsiTheme="majorHAnsi" w:cstheme="majorHAnsi"/>
+          <w:sz w:val="24"/>
+          <w:szCs w:val="24"/>
+        </w:rPr>
+        <w:t>f.date</w:t>
+      </w:r>
+      <w:proofErr w:type="gramEnd"/>
+      <w:r>
+        <w:rPr>
+          <w:rFonts w:asciiTheme="majorHAnsi" w:hAnsiTheme="majorHAnsi" w:cstheme="majorHAnsi"/>
+          <w:sz w:val="24"/>
+          <w:szCs w:val="24"/>
+        </w:rPr>
+        <w:t>_id</w:t>
+      </w:r>
+      <w:proofErr w:type="spellEnd"/>
+      <w:r>
+        <w:rPr>
+          <w:rFonts w:asciiTheme="majorHAnsi" w:hAnsiTheme="majorHAnsi" w:cstheme="majorHAnsi"/>
+          <w:sz w:val="24"/>
+          <w:szCs w:val="24"/>
+        </w:rPr>
+        <w:t xml:space="preserve"> = </w:t>
+      </w:r>
+      <w:proofErr w:type="spellStart"/>
+      <w:proofErr w:type="gramStart"/>
+      <w:r>
+        <w:rPr>
+          <w:rFonts w:asciiTheme="majorHAnsi" w:hAnsiTheme="majorHAnsi" w:cstheme="majorHAnsi"/>
+          <w:sz w:val="24"/>
+          <w:szCs w:val="24"/>
+        </w:rPr>
+        <w:t>d.date</w:t>
+      </w:r>
+      <w:proofErr w:type="gramEnd"/>
+      <w:r>
+        <w:rPr>
+          <w:rFonts w:asciiTheme="majorHAnsi" w:hAnsiTheme="majorHAnsi" w:cstheme="majorHAnsi"/>
+          <w:sz w:val="24"/>
+          <w:szCs w:val="24"/>
+        </w:rPr>
+        <w:t>_id</w:t>
+      </w:r>
+      <w:proofErr w:type="spellEnd"/>
+    </w:p>
+    <w:p>
+      <w:pPr>
+        <w:spacing w:after="0" w:line="360" w:lineRule="auto"/>
+        <w:ind w:left="720"/>
+        <w:rPr>
+          <w:rFonts w:asciiTheme="majorHAnsi" w:hAnsiTheme="majorHAnsi" w:cstheme="majorHAnsi"/>
+          <w:sz w:val="24"/>
+          <w:szCs w:val="24"/>
+        </w:rPr>
+      </w:pPr>
+      <w:r>
+        <w:rPr>
+          <w:rFonts w:asciiTheme="majorHAnsi" w:hAnsiTheme="majorHAnsi" w:cstheme="majorHAnsi"/>
+          <w:sz w:val="24"/>
+          <w:szCs w:val="24"/>
+        </w:rPr>
+        <w:t xml:space="preserve">group by </w:t>
+      </w:r>
+      <w:proofErr w:type="spellStart"/>
+      <w:proofErr w:type="gramStart"/>
+      <w:r>
+        <w:rPr>
+          <w:rFonts w:asciiTheme="majorHAnsi" w:hAnsiTheme="majorHAnsi" w:cstheme="majorHAnsi"/>
+          <w:sz w:val="24"/>
+          <w:szCs w:val="24"/>
+        </w:rPr>
+        <w:t>year,quarter</w:t>
+      </w:r>
+      <w:proofErr w:type="spellEnd"/>
+      <w:proofErr w:type="gramEnd"/>
+    </w:p>
+    <w:p>
+      <w:pPr>
+        <w:spacing w:after="0" w:line="360" w:lineRule="auto"/>
+        <w:ind w:left="720"/>
+        <w:rPr>
+          <w:rFonts w:asciiTheme="majorHAnsi" w:hAnsiTheme="majorHAnsi" w:cstheme="majorHAnsi"/>
+          <w:sz w:val="24"/>
+          <w:szCs w:val="24"/>
+        </w:rPr>
+      </w:pPr>
+      <w:r>
+        <w:rPr>
+          <w:rFonts w:asciiTheme="majorHAnsi" w:hAnsiTheme="majorHAnsi" w:cstheme="majorHAnsi"/>
+          <w:sz w:val="24"/>
+          <w:szCs w:val="24"/>
+        </w:rPr>
+        <w:t xml:space="preserve">order by </w:t>
+      </w:r>
+      <w:proofErr w:type="spellStart"/>
+      <w:r>
+        <w:rPr>
+          <w:rFonts w:asciiTheme="majorHAnsi" w:hAnsiTheme="majorHAnsi" w:cstheme="majorHAnsi"/>
+          <w:sz w:val="24"/>
+          <w:szCs w:val="24"/>
+        </w:rPr>
+        <w:t>Total_Order</w:t>
+      </w:r>
+      <w:proofErr w:type="spellEnd"/>
+      <w:r>
+        <w:rPr>
+          <w:rFonts w:asciiTheme="majorHAnsi" w:hAnsiTheme="majorHAnsi" w:cstheme="majorHAnsi"/>
+          <w:sz w:val="24"/>
+          <w:szCs w:val="24"/>
+        </w:rPr>
+        <w:t xml:space="preserve"> </w:t>
+      </w:r>
+      <w:proofErr w:type="spellStart"/>
+      <w:r>
+        <w:rPr>
+          <w:rFonts w:asciiTheme="majorHAnsi" w:hAnsiTheme="majorHAnsi" w:cstheme="majorHAnsi"/>
+          <w:sz w:val="24"/>
+          <w:szCs w:val="24"/>
+        </w:rPr>
+        <w:t>desc</w:t>
+      </w:r>
+      <w:proofErr w:type="spellEnd"/>
+      <w:r>
+        <w:rPr>
+          <w:rFonts w:asciiTheme="majorHAnsi" w:hAnsiTheme="majorHAnsi" w:cstheme="majorHAnsi"/>
+          <w:sz w:val="24"/>
+          <w:szCs w:val="24"/>
+        </w:rPr>
+        <w:t>;</w:t>
+      </w:r>
+    </w:p>
+    <w:p>
+      <w:pPr>
+        <w:spacing w:after="0" w:line="360" w:lineRule="auto"/>
+        <w:ind w:left="720"/>
+        <w:rPr>
+          <w:rFonts w:asciiTheme="majorHAnsi" w:hAnsiTheme="majorHAnsi" w:cstheme="majorHAnsi"/>
+          <w:sz w:val="24"/>
+          <w:szCs w:val="24"/>
+        </w:rPr>
+      </w:pPr>
+    </w:p>
+    <w:p>
+      <w:pPr>
         <w:numPr>
           <w:ilvl w:val="0"/>
           <w:numId w:val="5"/>
@@ -1578,6 +6437,273 @@
     </w:p>
     <w:p>
       <w:pPr>
+        <w:spacing w:after="0" w:line="360" w:lineRule="auto"/>
+        <w:ind w:left="720"/>
+        <w:rPr>
+          <w:rFonts w:asciiTheme="majorHAnsi" w:hAnsiTheme="majorHAnsi" w:cstheme="majorHAnsi"/>
+          <w:sz w:val="24"/>
+          <w:szCs w:val="24"/>
+        </w:rPr>
+      </w:pPr>
+    </w:p>
+    <w:p>
+      <w:pPr>
+        <w:spacing w:after="0" w:line="360" w:lineRule="auto"/>
+        <w:ind w:left="720"/>
+        <w:rPr>
+          <w:rFonts w:asciiTheme="majorHAnsi" w:hAnsiTheme="majorHAnsi" w:cstheme="majorHAnsi"/>
+          <w:sz w:val="24"/>
+          <w:szCs w:val="24"/>
+        </w:rPr>
+      </w:pPr>
+      <w:r>
+        <w:rPr>
+          <w:rFonts w:asciiTheme="majorHAnsi" w:hAnsiTheme="majorHAnsi" w:cstheme="majorHAnsi"/>
+          <w:sz w:val="24"/>
+          <w:szCs w:val="24"/>
+        </w:rPr>
+        <w:t xml:space="preserve">select </w:t>
+      </w:r>
+    </w:p>
+    <w:p>
+      <w:pPr>
+        <w:spacing w:after="0" w:line="360" w:lineRule="auto"/>
+        <w:ind w:left="720"/>
+        <w:rPr>
+          <w:rFonts w:asciiTheme="majorHAnsi" w:hAnsiTheme="majorHAnsi" w:cstheme="majorHAnsi"/>
+          <w:sz w:val="24"/>
+          <w:szCs w:val="24"/>
+        </w:rPr>
+      </w:pPr>
+      <w:r>
+        <w:rPr>
+          <w:rFonts w:asciiTheme="majorHAnsi" w:hAnsiTheme="majorHAnsi" w:cstheme="majorHAnsi"/>
+          <w:sz w:val="24"/>
+          <w:szCs w:val="24"/>
+        </w:rPr>
+        <w:tab/>
+      </w:r>
+      <w:proofErr w:type="spellStart"/>
+      <w:r>
+        <w:rPr>
+          <w:rFonts w:asciiTheme="majorHAnsi" w:hAnsiTheme="majorHAnsi" w:cstheme="majorHAnsi"/>
+          <w:sz w:val="24"/>
+          <w:szCs w:val="24"/>
+        </w:rPr>
+        <w:t>d.year</w:t>
+      </w:r>
+      <w:proofErr w:type="spellEnd"/>
+      <w:r>
+        <w:rPr>
+          <w:rFonts w:asciiTheme="majorHAnsi" w:hAnsiTheme="majorHAnsi" w:cstheme="majorHAnsi"/>
+          <w:sz w:val="24"/>
+          <w:szCs w:val="24"/>
+        </w:rPr>
+        <w:t>,</w:t>
+      </w:r>
+    </w:p>
+    <w:p>
+      <w:pPr>
+        <w:spacing w:after="0" w:line="360" w:lineRule="auto"/>
+        <w:ind w:left="720"/>
+        <w:rPr>
+          <w:rFonts w:asciiTheme="majorHAnsi" w:hAnsiTheme="majorHAnsi" w:cstheme="majorHAnsi"/>
+          <w:sz w:val="24"/>
+          <w:szCs w:val="24"/>
+        </w:rPr>
+      </w:pPr>
+      <w:r>
+        <w:rPr>
+          <w:rFonts w:asciiTheme="majorHAnsi" w:hAnsiTheme="majorHAnsi" w:cstheme="majorHAnsi"/>
+          <w:sz w:val="24"/>
+          <w:szCs w:val="24"/>
+        </w:rPr>
+        <w:tab/>
+      </w:r>
+      <w:proofErr w:type="gramStart"/>
+      <w:r>
+        <w:rPr>
+          <w:rFonts w:asciiTheme="majorHAnsi" w:hAnsiTheme="majorHAnsi" w:cstheme="majorHAnsi"/>
+          <w:sz w:val="24"/>
+          <w:szCs w:val="24"/>
+        </w:rPr>
+        <w:t>count(</w:t>
+      </w:r>
+      <w:proofErr w:type="gramEnd"/>
+      <w:r>
+        <w:rPr>
+          <w:rFonts w:asciiTheme="majorHAnsi" w:hAnsiTheme="majorHAnsi" w:cstheme="majorHAnsi"/>
+          <w:sz w:val="24"/>
+          <w:szCs w:val="24"/>
+        </w:rPr>
+        <w:t xml:space="preserve">*) as </w:t>
+      </w:r>
+      <w:proofErr w:type="spellStart"/>
+      <w:r>
+        <w:rPr>
+          <w:rFonts w:asciiTheme="majorHAnsi" w:hAnsiTheme="majorHAnsi" w:cstheme="majorHAnsi"/>
+          <w:sz w:val="24"/>
+          <w:szCs w:val="24"/>
+        </w:rPr>
+        <w:t>Total_Order</w:t>
+      </w:r>
+      <w:proofErr w:type="spellEnd"/>
+    </w:p>
+    <w:p>
+      <w:pPr>
+        <w:spacing w:after="0" w:line="360" w:lineRule="auto"/>
+        <w:ind w:left="720"/>
+        <w:rPr>
+          <w:rFonts w:asciiTheme="majorHAnsi" w:hAnsiTheme="majorHAnsi" w:cstheme="majorHAnsi"/>
+          <w:sz w:val="24"/>
+          <w:szCs w:val="24"/>
+        </w:rPr>
+      </w:pPr>
+      <w:r>
+        <w:rPr>
+          <w:rFonts w:asciiTheme="majorHAnsi" w:hAnsiTheme="majorHAnsi" w:cstheme="majorHAnsi"/>
+          <w:sz w:val="24"/>
+          <w:szCs w:val="24"/>
+        </w:rPr>
+        <w:lastRenderedPageBreak/>
+        <w:t xml:space="preserve">from </w:t>
+      </w:r>
+      <w:proofErr w:type="spellStart"/>
+      <w:r>
+        <w:rPr>
+          <w:rFonts w:asciiTheme="majorHAnsi" w:hAnsiTheme="majorHAnsi" w:cstheme="majorHAnsi"/>
+          <w:sz w:val="24"/>
+          <w:szCs w:val="24"/>
+        </w:rPr>
+        <w:t>fact_swiggy_data</w:t>
+      </w:r>
+      <w:proofErr w:type="spellEnd"/>
+      <w:r>
+        <w:rPr>
+          <w:rFonts w:asciiTheme="majorHAnsi" w:hAnsiTheme="majorHAnsi" w:cstheme="majorHAnsi"/>
+          <w:sz w:val="24"/>
+          <w:szCs w:val="24"/>
+        </w:rPr>
+        <w:t xml:space="preserve"> f</w:t>
+      </w:r>
+    </w:p>
+    <w:p>
+      <w:pPr>
+        <w:spacing w:after="0" w:line="360" w:lineRule="auto"/>
+        <w:ind w:left="720"/>
+        <w:rPr>
+          <w:rFonts w:asciiTheme="majorHAnsi" w:hAnsiTheme="majorHAnsi" w:cstheme="majorHAnsi"/>
+          <w:sz w:val="24"/>
+          <w:szCs w:val="24"/>
+        </w:rPr>
+      </w:pPr>
+      <w:r>
+        <w:rPr>
+          <w:rFonts w:asciiTheme="majorHAnsi" w:hAnsiTheme="majorHAnsi" w:cstheme="majorHAnsi"/>
+          <w:sz w:val="24"/>
+          <w:szCs w:val="24"/>
+        </w:rPr>
+        <w:t xml:space="preserve">join </w:t>
+      </w:r>
+      <w:proofErr w:type="spellStart"/>
+      <w:r>
+        <w:rPr>
+          <w:rFonts w:asciiTheme="majorHAnsi" w:hAnsiTheme="majorHAnsi" w:cstheme="majorHAnsi"/>
+          <w:sz w:val="24"/>
+          <w:szCs w:val="24"/>
+        </w:rPr>
+        <w:t>dim_date</w:t>
+      </w:r>
+      <w:proofErr w:type="spellEnd"/>
+      <w:r>
+        <w:rPr>
+          <w:rFonts w:asciiTheme="majorHAnsi" w:hAnsiTheme="majorHAnsi" w:cstheme="majorHAnsi"/>
+          <w:sz w:val="24"/>
+          <w:szCs w:val="24"/>
+        </w:rPr>
+        <w:t xml:space="preserve"> d on </w:t>
+      </w:r>
+      <w:proofErr w:type="spellStart"/>
+      <w:proofErr w:type="gramStart"/>
+      <w:r>
+        <w:rPr>
+          <w:rFonts w:asciiTheme="majorHAnsi" w:hAnsiTheme="majorHAnsi" w:cstheme="majorHAnsi"/>
+          <w:sz w:val="24"/>
+          <w:szCs w:val="24"/>
+        </w:rPr>
+        <w:t>f.date</w:t>
+      </w:r>
+      <w:proofErr w:type="gramEnd"/>
+      <w:r>
+        <w:rPr>
+          <w:rFonts w:asciiTheme="majorHAnsi" w:hAnsiTheme="majorHAnsi" w:cstheme="majorHAnsi"/>
+          <w:sz w:val="24"/>
+          <w:szCs w:val="24"/>
+        </w:rPr>
+        <w:t>_id</w:t>
+      </w:r>
+      <w:proofErr w:type="spellEnd"/>
+      <w:r>
+        <w:rPr>
+          <w:rFonts w:asciiTheme="majorHAnsi" w:hAnsiTheme="majorHAnsi" w:cstheme="majorHAnsi"/>
+          <w:sz w:val="24"/>
+          <w:szCs w:val="24"/>
+        </w:rPr>
+        <w:t xml:space="preserve"> = </w:t>
+      </w:r>
+      <w:proofErr w:type="spellStart"/>
+      <w:proofErr w:type="gramStart"/>
+      <w:r>
+        <w:rPr>
+          <w:rFonts w:asciiTheme="majorHAnsi" w:hAnsiTheme="majorHAnsi" w:cstheme="majorHAnsi"/>
+          <w:sz w:val="24"/>
+          <w:szCs w:val="24"/>
+        </w:rPr>
+        <w:t>d.date</w:t>
+      </w:r>
+      <w:proofErr w:type="gramEnd"/>
+      <w:r>
+        <w:rPr>
+          <w:rFonts w:asciiTheme="majorHAnsi" w:hAnsiTheme="majorHAnsi" w:cstheme="majorHAnsi"/>
+          <w:sz w:val="24"/>
+          <w:szCs w:val="24"/>
+        </w:rPr>
+        <w:t>_id</w:t>
+      </w:r>
+      <w:proofErr w:type="spellEnd"/>
+    </w:p>
+    <w:p>
+      <w:pPr>
+        <w:spacing w:after="0" w:line="360" w:lineRule="auto"/>
+        <w:ind w:left="720"/>
+        <w:rPr>
+          <w:rFonts w:asciiTheme="majorHAnsi" w:hAnsiTheme="majorHAnsi" w:cstheme="majorHAnsi"/>
+          <w:sz w:val="24"/>
+          <w:szCs w:val="24"/>
+        </w:rPr>
+      </w:pPr>
+      <w:r>
+        <w:rPr>
+          <w:rFonts w:asciiTheme="majorHAnsi" w:hAnsiTheme="majorHAnsi" w:cstheme="majorHAnsi"/>
+          <w:sz w:val="24"/>
+          <w:szCs w:val="24"/>
+        </w:rPr>
+        <w:t>group by year;</w:t>
+      </w:r>
+    </w:p>
+    <w:p>
+      <w:pPr>
+        <w:spacing w:after="0" w:line="360" w:lineRule="auto"/>
+        <w:ind w:left="360"/>
+        <w:rPr>
+          <w:rFonts w:cstheme="minorHAnsi"/>
+          <w:sz w:val="24"/>
+          <w:szCs w:val="24"/>
+        </w:rPr>
+      </w:pPr>
+    </w:p>
+    <w:p>
+      <w:pPr>
         <w:numPr>
           <w:ilvl w:val="0"/>
           <w:numId w:val="5"/>
@@ -1601,6 +6727,349 @@
     <w:p>
       <w:pPr>
         <w:spacing w:after="0" w:line="360" w:lineRule="auto"/>
+        <w:ind w:left="720"/>
+        <w:rPr>
+          <w:rFonts w:asciiTheme="majorHAnsi" w:hAnsiTheme="majorHAnsi" w:cstheme="majorHAnsi"/>
+          <w:sz w:val="24"/>
+          <w:szCs w:val="24"/>
+        </w:rPr>
+      </w:pPr>
+    </w:p>
+    <w:p>
+      <w:pPr>
+        <w:spacing w:after="0" w:line="360" w:lineRule="auto"/>
+        <w:ind w:left="720"/>
+        <w:rPr>
+          <w:rFonts w:asciiTheme="majorHAnsi" w:hAnsiTheme="majorHAnsi" w:cstheme="majorHAnsi"/>
+          <w:sz w:val="24"/>
+          <w:szCs w:val="24"/>
+        </w:rPr>
+      </w:pPr>
+      <w:r>
+        <w:rPr>
+          <w:rFonts w:asciiTheme="majorHAnsi" w:hAnsiTheme="majorHAnsi" w:cstheme="majorHAnsi"/>
+          <w:sz w:val="24"/>
+          <w:szCs w:val="24"/>
+        </w:rPr>
+        <w:t xml:space="preserve">select </w:t>
+      </w:r>
+    </w:p>
+    <w:p>
+      <w:pPr>
+        <w:spacing w:after="0" w:line="360" w:lineRule="auto"/>
+        <w:ind w:left="720"/>
+        <w:rPr>
+          <w:rFonts w:asciiTheme="majorHAnsi" w:hAnsiTheme="majorHAnsi" w:cstheme="majorHAnsi"/>
+          <w:sz w:val="24"/>
+          <w:szCs w:val="24"/>
+        </w:rPr>
+      </w:pPr>
+      <w:r>
+        <w:rPr>
+          <w:rFonts w:asciiTheme="majorHAnsi" w:hAnsiTheme="majorHAnsi" w:cstheme="majorHAnsi"/>
+          <w:sz w:val="24"/>
+          <w:szCs w:val="24"/>
+        </w:rPr>
+        <w:tab/>
+        <w:t>TO_</w:t>
+      </w:r>
+      <w:proofErr w:type="gramStart"/>
+      <w:r>
+        <w:rPr>
+          <w:rFonts w:asciiTheme="majorHAnsi" w:hAnsiTheme="majorHAnsi" w:cstheme="majorHAnsi"/>
+          <w:sz w:val="24"/>
+          <w:szCs w:val="24"/>
+        </w:rPr>
+        <w:t>CHAR(</w:t>
+      </w:r>
+      <w:proofErr w:type="spellStart"/>
+      <w:r>
+        <w:rPr>
+          <w:rFonts w:asciiTheme="majorHAnsi" w:hAnsiTheme="majorHAnsi" w:cstheme="majorHAnsi"/>
+          <w:sz w:val="24"/>
+          <w:szCs w:val="24"/>
+        </w:rPr>
+        <w:t>d.full</w:t>
+      </w:r>
+      <w:proofErr w:type="gramEnd"/>
+      <w:r>
+        <w:rPr>
+          <w:rFonts w:asciiTheme="majorHAnsi" w:hAnsiTheme="majorHAnsi" w:cstheme="majorHAnsi"/>
+          <w:sz w:val="24"/>
+          <w:szCs w:val="24"/>
+        </w:rPr>
+        <w:t>_date</w:t>
+      </w:r>
+      <w:proofErr w:type="spellEnd"/>
+      <w:r>
+        <w:rPr>
+          <w:rFonts w:asciiTheme="majorHAnsi" w:hAnsiTheme="majorHAnsi" w:cstheme="majorHAnsi"/>
+          <w:sz w:val="24"/>
+          <w:szCs w:val="24"/>
+        </w:rPr>
+        <w:t xml:space="preserve">, 'Day') AS </w:t>
+      </w:r>
+      <w:proofErr w:type="spellStart"/>
+      <w:r>
+        <w:rPr>
+          <w:rFonts w:asciiTheme="majorHAnsi" w:hAnsiTheme="majorHAnsi" w:cstheme="majorHAnsi"/>
+          <w:sz w:val="24"/>
+          <w:szCs w:val="24"/>
+        </w:rPr>
+        <w:t>day_name</w:t>
+      </w:r>
+      <w:proofErr w:type="spellEnd"/>
+      <w:r>
+        <w:rPr>
+          <w:rFonts w:asciiTheme="majorHAnsi" w:hAnsiTheme="majorHAnsi" w:cstheme="majorHAnsi"/>
+          <w:sz w:val="24"/>
+          <w:szCs w:val="24"/>
+        </w:rPr>
+        <w:t>,</w:t>
+      </w:r>
+    </w:p>
+    <w:p>
+      <w:pPr>
+        <w:spacing w:after="0" w:line="360" w:lineRule="auto"/>
+        <w:ind w:left="720"/>
+        <w:rPr>
+          <w:rFonts w:asciiTheme="majorHAnsi" w:hAnsiTheme="majorHAnsi" w:cstheme="majorHAnsi"/>
+          <w:sz w:val="24"/>
+          <w:szCs w:val="24"/>
+        </w:rPr>
+      </w:pPr>
+      <w:r>
+        <w:rPr>
+          <w:rFonts w:asciiTheme="majorHAnsi" w:hAnsiTheme="majorHAnsi" w:cstheme="majorHAnsi"/>
+          <w:sz w:val="24"/>
+          <w:szCs w:val="24"/>
+        </w:rPr>
+        <w:tab/>
+      </w:r>
+      <w:proofErr w:type="gramStart"/>
+      <w:r>
+        <w:rPr>
+          <w:rFonts w:asciiTheme="majorHAnsi" w:hAnsiTheme="majorHAnsi" w:cstheme="majorHAnsi"/>
+          <w:sz w:val="24"/>
+          <w:szCs w:val="24"/>
+        </w:rPr>
+        <w:t>count(</w:t>
+      </w:r>
+      <w:proofErr w:type="gramEnd"/>
+      <w:r>
+        <w:rPr>
+          <w:rFonts w:asciiTheme="majorHAnsi" w:hAnsiTheme="majorHAnsi" w:cstheme="majorHAnsi"/>
+          <w:sz w:val="24"/>
+          <w:szCs w:val="24"/>
+        </w:rPr>
+        <w:t xml:space="preserve">*) as </w:t>
+      </w:r>
+      <w:proofErr w:type="spellStart"/>
+      <w:r>
+        <w:rPr>
+          <w:rFonts w:asciiTheme="majorHAnsi" w:hAnsiTheme="majorHAnsi" w:cstheme="majorHAnsi"/>
+          <w:sz w:val="24"/>
+          <w:szCs w:val="24"/>
+        </w:rPr>
+        <w:t>Total_Order</w:t>
+      </w:r>
+      <w:proofErr w:type="spellEnd"/>
+    </w:p>
+    <w:p>
+      <w:pPr>
+        <w:spacing w:after="0" w:line="360" w:lineRule="auto"/>
+        <w:ind w:left="720"/>
+        <w:rPr>
+          <w:rFonts w:asciiTheme="majorHAnsi" w:hAnsiTheme="majorHAnsi" w:cstheme="majorHAnsi"/>
+          <w:sz w:val="24"/>
+          <w:szCs w:val="24"/>
+        </w:rPr>
+      </w:pPr>
+      <w:r>
+        <w:rPr>
+          <w:rFonts w:asciiTheme="majorHAnsi" w:hAnsiTheme="majorHAnsi" w:cstheme="majorHAnsi"/>
+          <w:sz w:val="24"/>
+          <w:szCs w:val="24"/>
+        </w:rPr>
+        <w:t xml:space="preserve">from </w:t>
+      </w:r>
+      <w:proofErr w:type="spellStart"/>
+      <w:r>
+        <w:rPr>
+          <w:rFonts w:asciiTheme="majorHAnsi" w:hAnsiTheme="majorHAnsi" w:cstheme="majorHAnsi"/>
+          <w:sz w:val="24"/>
+          <w:szCs w:val="24"/>
+        </w:rPr>
+        <w:t>fact_swiggy_data</w:t>
+      </w:r>
+      <w:proofErr w:type="spellEnd"/>
+      <w:r>
+        <w:rPr>
+          <w:rFonts w:asciiTheme="majorHAnsi" w:hAnsiTheme="majorHAnsi" w:cstheme="majorHAnsi"/>
+          <w:sz w:val="24"/>
+          <w:szCs w:val="24"/>
+        </w:rPr>
+        <w:t xml:space="preserve"> f</w:t>
+      </w:r>
+    </w:p>
+    <w:p>
+      <w:pPr>
+        <w:spacing w:after="0" w:line="360" w:lineRule="auto"/>
+        <w:ind w:left="720"/>
+        <w:rPr>
+          <w:rFonts w:asciiTheme="majorHAnsi" w:hAnsiTheme="majorHAnsi" w:cstheme="majorHAnsi"/>
+          <w:sz w:val="24"/>
+          <w:szCs w:val="24"/>
+        </w:rPr>
+      </w:pPr>
+      <w:r>
+        <w:rPr>
+          <w:rFonts w:asciiTheme="majorHAnsi" w:hAnsiTheme="majorHAnsi" w:cstheme="majorHAnsi"/>
+          <w:sz w:val="24"/>
+          <w:szCs w:val="24"/>
+        </w:rPr>
+        <w:t xml:space="preserve">join </w:t>
+      </w:r>
+      <w:proofErr w:type="spellStart"/>
+      <w:r>
+        <w:rPr>
+          <w:rFonts w:asciiTheme="majorHAnsi" w:hAnsiTheme="majorHAnsi" w:cstheme="majorHAnsi"/>
+          <w:sz w:val="24"/>
+          <w:szCs w:val="24"/>
+        </w:rPr>
+        <w:t>dim_date</w:t>
+      </w:r>
+      <w:proofErr w:type="spellEnd"/>
+      <w:r>
+        <w:rPr>
+          <w:rFonts w:asciiTheme="majorHAnsi" w:hAnsiTheme="majorHAnsi" w:cstheme="majorHAnsi"/>
+          <w:sz w:val="24"/>
+          <w:szCs w:val="24"/>
+        </w:rPr>
+        <w:t xml:space="preserve"> d on </w:t>
+      </w:r>
+      <w:proofErr w:type="spellStart"/>
+      <w:proofErr w:type="gramStart"/>
+      <w:r>
+        <w:rPr>
+          <w:rFonts w:asciiTheme="majorHAnsi" w:hAnsiTheme="majorHAnsi" w:cstheme="majorHAnsi"/>
+          <w:sz w:val="24"/>
+          <w:szCs w:val="24"/>
+        </w:rPr>
+        <w:t>f.date</w:t>
+      </w:r>
+      <w:proofErr w:type="gramEnd"/>
+      <w:r>
+        <w:rPr>
+          <w:rFonts w:asciiTheme="majorHAnsi" w:hAnsiTheme="majorHAnsi" w:cstheme="majorHAnsi"/>
+          <w:sz w:val="24"/>
+          <w:szCs w:val="24"/>
+        </w:rPr>
+        <w:t>_id</w:t>
+      </w:r>
+      <w:proofErr w:type="spellEnd"/>
+      <w:r>
+        <w:rPr>
+          <w:rFonts w:asciiTheme="majorHAnsi" w:hAnsiTheme="majorHAnsi" w:cstheme="majorHAnsi"/>
+          <w:sz w:val="24"/>
+          <w:szCs w:val="24"/>
+        </w:rPr>
+        <w:t xml:space="preserve"> = </w:t>
+      </w:r>
+      <w:proofErr w:type="spellStart"/>
+      <w:proofErr w:type="gramStart"/>
+      <w:r>
+        <w:rPr>
+          <w:rFonts w:asciiTheme="majorHAnsi" w:hAnsiTheme="majorHAnsi" w:cstheme="majorHAnsi"/>
+          <w:sz w:val="24"/>
+          <w:szCs w:val="24"/>
+        </w:rPr>
+        <w:t>d.date</w:t>
+      </w:r>
+      <w:proofErr w:type="gramEnd"/>
+      <w:r>
+        <w:rPr>
+          <w:rFonts w:asciiTheme="majorHAnsi" w:hAnsiTheme="majorHAnsi" w:cstheme="majorHAnsi"/>
+          <w:sz w:val="24"/>
+          <w:szCs w:val="24"/>
+        </w:rPr>
+        <w:t>_id</w:t>
+      </w:r>
+      <w:proofErr w:type="spellEnd"/>
+    </w:p>
+    <w:p>
+      <w:pPr>
+        <w:spacing w:after="0" w:line="360" w:lineRule="auto"/>
+        <w:ind w:left="720"/>
+        <w:rPr>
+          <w:rFonts w:asciiTheme="majorHAnsi" w:hAnsiTheme="majorHAnsi" w:cstheme="majorHAnsi"/>
+          <w:sz w:val="24"/>
+          <w:szCs w:val="24"/>
+        </w:rPr>
+      </w:pPr>
+      <w:r>
+        <w:rPr>
+          <w:rFonts w:asciiTheme="majorHAnsi" w:hAnsiTheme="majorHAnsi" w:cstheme="majorHAnsi"/>
+          <w:sz w:val="24"/>
+          <w:szCs w:val="24"/>
+        </w:rPr>
+        <w:t xml:space="preserve">group by </w:t>
+      </w:r>
+      <w:proofErr w:type="spellStart"/>
+      <w:r>
+        <w:rPr>
+          <w:rFonts w:asciiTheme="majorHAnsi" w:hAnsiTheme="majorHAnsi" w:cstheme="majorHAnsi"/>
+          <w:sz w:val="24"/>
+          <w:szCs w:val="24"/>
+        </w:rPr>
+        <w:t>day_name</w:t>
+      </w:r>
+      <w:proofErr w:type="spellEnd"/>
+      <w:r>
+        <w:rPr>
+          <w:rFonts w:asciiTheme="majorHAnsi" w:hAnsiTheme="majorHAnsi" w:cstheme="majorHAnsi"/>
+          <w:sz w:val="24"/>
+          <w:szCs w:val="24"/>
+        </w:rPr>
+        <w:t>;</w:t>
+      </w:r>
+    </w:p>
+    <w:p>
+      <w:pPr>
+        <w:spacing w:after="0" w:line="360" w:lineRule="auto"/>
+        <w:ind w:left="720"/>
+        <w:rPr>
+          <w:rFonts w:asciiTheme="majorHAnsi" w:hAnsiTheme="majorHAnsi" w:cstheme="majorHAnsi"/>
+          <w:sz w:val="24"/>
+          <w:szCs w:val="24"/>
+        </w:rPr>
+      </w:pPr>
+    </w:p>
+    <w:p>
+      <w:pPr>
+        <w:spacing w:after="0" w:line="360" w:lineRule="auto"/>
+        <w:ind w:left="720"/>
+        <w:rPr>
+          <w:rFonts w:asciiTheme="majorHAnsi" w:hAnsiTheme="majorHAnsi" w:cstheme="majorHAnsi"/>
+          <w:sz w:val="24"/>
+          <w:szCs w:val="24"/>
+        </w:rPr>
+      </w:pPr>
+    </w:p>
+    <w:p>
+      <w:pPr>
+        <w:spacing w:after="0" w:line="360" w:lineRule="auto"/>
+        <w:ind w:left="720"/>
+        <w:rPr>
+          <w:rFonts w:asciiTheme="majorHAnsi" w:hAnsiTheme="majorHAnsi" w:cstheme="majorHAnsi"/>
+          <w:sz w:val="24"/>
+          <w:szCs w:val="24"/>
+        </w:rPr>
+      </w:pPr>
+    </w:p>
+    <w:p>
+      <w:pPr>
+        <w:spacing w:after="0" w:line="360" w:lineRule="auto"/>
         <w:rPr>
           <w:rFonts w:cstheme="minorHAnsi"/>
           <w:b/>
@@ -1609,7 +7078,10 @@
           <w:szCs w:val="24"/>
         </w:rPr>
       </w:pPr>
-      <w:r>
+    </w:p>
+    <w:p>
+      <w:pPr>
+        <w:spacing w:after="0" w:line="360" w:lineRule="auto"/>
         <w:rPr>
           <w:rFonts w:cstheme="minorHAnsi"/>
           <w:b/>
@@ -1617,8 +7089,53 @@
           <w:sz w:val="24"/>
           <w:szCs w:val="24"/>
         </w:rPr>
+      </w:pPr>
+    </w:p>
+    <w:p>
+      <w:pPr>
+        <w:spacing w:after="0" w:line="360" w:lineRule="auto"/>
+        <w:rPr>
+          <w:rFonts w:cstheme="minorHAnsi"/>
+          <w:b/>
+          <w:bCs/>
+          <w:sz w:val="24"/>
+          <w:szCs w:val="24"/>
+        </w:rPr>
+      </w:pPr>
+    </w:p>
+    <w:p>
+      <w:pPr>
+        <w:spacing w:after="0" w:line="360" w:lineRule="auto"/>
+        <w:rPr>
+          <w:rFonts w:cstheme="minorHAnsi"/>
+          <w:b/>
+          <w:bCs/>
+          <w:sz w:val="24"/>
+          <w:szCs w:val="24"/>
+        </w:rPr>
+      </w:pPr>
+      <w:r>
+        <w:rPr>
+          <w:rFonts w:cstheme="minorHAnsi"/>
+          <w:b/>
+          <w:bCs/>
+          <w:sz w:val="24"/>
+          <w:szCs w:val="24"/>
+        </w:rPr>
         <w:t>Location-Based Analysis</w:t>
       </w:r>
+    </w:p>
+    <w:p>
+      <w:pPr>
+        <w:spacing w:after="0" w:line="360" w:lineRule="auto"/>
+        <w:rPr>
+          <w:rFonts w:cstheme="minorHAnsi"/>
+          <w:b/>
+          <w:bCs/>
+          <w:sz w:val="24"/>
+          <w:szCs w:val="24"/>
+        </w:rPr>
+      </w:pPr>
     </w:p>
     <w:p>
       <w:pPr>
@@ -1644,6 +7161,369 @@
     </w:p>
     <w:p>
       <w:pPr>
+        <w:spacing w:after="0" w:line="360" w:lineRule="auto"/>
+        <w:ind w:left="720"/>
+        <w:rPr>
+          <w:rFonts w:cstheme="minorHAnsi"/>
+          <w:sz w:val="24"/>
+          <w:szCs w:val="24"/>
+        </w:rPr>
+      </w:pPr>
+    </w:p>
+    <w:p>
+      <w:pPr>
+        <w:spacing w:after="0" w:line="360" w:lineRule="auto"/>
+        <w:ind w:left="720"/>
+        <w:rPr>
+          <w:rFonts w:asciiTheme="majorHAnsi" w:hAnsiTheme="majorHAnsi" w:cstheme="majorHAnsi"/>
+          <w:sz w:val="24"/>
+          <w:szCs w:val="24"/>
+        </w:rPr>
+      </w:pPr>
+      <w:r>
+        <w:rPr>
+          <w:rFonts w:asciiTheme="majorHAnsi" w:hAnsiTheme="majorHAnsi" w:cstheme="majorHAnsi"/>
+          <w:sz w:val="24"/>
+          <w:szCs w:val="24"/>
+        </w:rPr>
+        <w:t xml:space="preserve">select </w:t>
+      </w:r>
+    </w:p>
+    <w:p>
+      <w:pPr>
+        <w:spacing w:after="0" w:line="360" w:lineRule="auto"/>
+        <w:ind w:left="720"/>
+        <w:rPr>
+          <w:rFonts w:asciiTheme="majorHAnsi" w:hAnsiTheme="majorHAnsi" w:cstheme="majorHAnsi"/>
+          <w:sz w:val="24"/>
+          <w:szCs w:val="24"/>
+        </w:rPr>
+      </w:pPr>
+      <w:r>
+        <w:rPr>
+          <w:rFonts w:asciiTheme="majorHAnsi" w:hAnsiTheme="majorHAnsi" w:cstheme="majorHAnsi"/>
+          <w:sz w:val="24"/>
+          <w:szCs w:val="24"/>
+        </w:rPr>
+        <w:tab/>
+      </w:r>
+      <w:proofErr w:type="spellStart"/>
+      <w:r>
+        <w:rPr>
+          <w:rFonts w:asciiTheme="majorHAnsi" w:hAnsiTheme="majorHAnsi" w:cstheme="majorHAnsi"/>
+          <w:sz w:val="24"/>
+          <w:szCs w:val="24"/>
+        </w:rPr>
+        <w:t>dl.city</w:t>
+      </w:r>
+      <w:proofErr w:type="spellEnd"/>
+      <w:r>
+        <w:rPr>
+          <w:rFonts w:asciiTheme="majorHAnsi" w:hAnsiTheme="majorHAnsi" w:cstheme="majorHAnsi"/>
+          <w:sz w:val="24"/>
+          <w:szCs w:val="24"/>
+        </w:rPr>
+        <w:t>,</w:t>
+      </w:r>
+    </w:p>
+    <w:p>
+      <w:pPr>
+        <w:spacing w:after="0" w:line="360" w:lineRule="auto"/>
+        <w:ind w:left="720"/>
+        <w:rPr>
+          <w:rFonts w:asciiTheme="majorHAnsi" w:hAnsiTheme="majorHAnsi" w:cstheme="majorHAnsi"/>
+          <w:sz w:val="24"/>
+          <w:szCs w:val="24"/>
+        </w:rPr>
+      </w:pPr>
+      <w:r>
+        <w:rPr>
+          <w:rFonts w:asciiTheme="majorHAnsi" w:hAnsiTheme="majorHAnsi" w:cstheme="majorHAnsi"/>
+          <w:sz w:val="24"/>
+          <w:szCs w:val="24"/>
+        </w:rPr>
+        <w:tab/>
+      </w:r>
+      <w:proofErr w:type="gramStart"/>
+      <w:r>
+        <w:rPr>
+          <w:rFonts w:asciiTheme="majorHAnsi" w:hAnsiTheme="majorHAnsi" w:cstheme="majorHAnsi"/>
+          <w:sz w:val="24"/>
+          <w:szCs w:val="24"/>
+        </w:rPr>
+        <w:t>count(</w:t>
+      </w:r>
+      <w:proofErr w:type="gramEnd"/>
+      <w:r>
+        <w:rPr>
+          <w:rFonts w:asciiTheme="majorHAnsi" w:hAnsiTheme="majorHAnsi" w:cstheme="majorHAnsi"/>
+          <w:sz w:val="24"/>
+          <w:szCs w:val="24"/>
+        </w:rPr>
+        <w:t xml:space="preserve">*) as </w:t>
+      </w:r>
+      <w:proofErr w:type="spellStart"/>
+      <w:r>
+        <w:rPr>
+          <w:rFonts w:asciiTheme="majorHAnsi" w:hAnsiTheme="majorHAnsi" w:cstheme="majorHAnsi"/>
+          <w:sz w:val="24"/>
+          <w:szCs w:val="24"/>
+        </w:rPr>
+        <w:t>Total_order</w:t>
+      </w:r>
+      <w:proofErr w:type="spellEnd"/>
+    </w:p>
+    <w:p>
+      <w:pPr>
+        <w:spacing w:after="0" w:line="360" w:lineRule="auto"/>
+        <w:ind w:left="720"/>
+        <w:rPr>
+          <w:rFonts w:asciiTheme="majorHAnsi" w:hAnsiTheme="majorHAnsi" w:cstheme="majorHAnsi"/>
+          <w:sz w:val="24"/>
+          <w:szCs w:val="24"/>
+        </w:rPr>
+      </w:pPr>
+      <w:r>
+        <w:rPr>
+          <w:rFonts w:asciiTheme="majorHAnsi" w:hAnsiTheme="majorHAnsi" w:cstheme="majorHAnsi"/>
+          <w:sz w:val="24"/>
+          <w:szCs w:val="24"/>
+        </w:rPr>
+        <w:t xml:space="preserve">from </w:t>
+      </w:r>
+      <w:proofErr w:type="spellStart"/>
+      <w:r>
+        <w:rPr>
+          <w:rFonts w:asciiTheme="majorHAnsi" w:hAnsiTheme="majorHAnsi" w:cstheme="majorHAnsi"/>
+          <w:sz w:val="24"/>
+          <w:szCs w:val="24"/>
+        </w:rPr>
+        <w:t>fact_swiggy_data</w:t>
+      </w:r>
+      <w:proofErr w:type="spellEnd"/>
+      <w:r>
+        <w:rPr>
+          <w:rFonts w:asciiTheme="majorHAnsi" w:hAnsiTheme="majorHAnsi" w:cstheme="majorHAnsi"/>
+          <w:sz w:val="24"/>
+          <w:szCs w:val="24"/>
+        </w:rPr>
+        <w:t xml:space="preserve"> f</w:t>
+      </w:r>
+    </w:p>
+    <w:p>
+      <w:pPr>
+        <w:spacing w:after="0" w:line="360" w:lineRule="auto"/>
+        <w:ind w:left="720"/>
+        <w:rPr>
+          <w:rFonts w:asciiTheme="majorHAnsi" w:hAnsiTheme="majorHAnsi" w:cstheme="majorHAnsi"/>
+          <w:sz w:val="24"/>
+          <w:szCs w:val="24"/>
+        </w:rPr>
+      </w:pPr>
+      <w:r>
+        <w:rPr>
+          <w:rFonts w:asciiTheme="majorHAnsi" w:hAnsiTheme="majorHAnsi" w:cstheme="majorHAnsi"/>
+          <w:sz w:val="24"/>
+          <w:szCs w:val="24"/>
+        </w:rPr>
+        <w:t xml:space="preserve">join </w:t>
+      </w:r>
+      <w:proofErr w:type="spellStart"/>
+      <w:r>
+        <w:rPr>
+          <w:rFonts w:asciiTheme="majorHAnsi" w:hAnsiTheme="majorHAnsi" w:cstheme="majorHAnsi"/>
+          <w:sz w:val="24"/>
+          <w:szCs w:val="24"/>
+        </w:rPr>
+        <w:t>dim_location</w:t>
+      </w:r>
+      <w:proofErr w:type="spellEnd"/>
+      <w:r>
+        <w:rPr>
+          <w:rFonts w:asciiTheme="majorHAnsi" w:hAnsiTheme="majorHAnsi" w:cstheme="majorHAnsi"/>
+          <w:sz w:val="24"/>
+          <w:szCs w:val="24"/>
+        </w:rPr>
+        <w:t xml:space="preserve"> dl on </w:t>
+      </w:r>
+      <w:proofErr w:type="spellStart"/>
+      <w:proofErr w:type="gramStart"/>
+      <w:r>
+        <w:rPr>
+          <w:rFonts w:asciiTheme="majorHAnsi" w:hAnsiTheme="majorHAnsi" w:cstheme="majorHAnsi"/>
+          <w:sz w:val="24"/>
+          <w:szCs w:val="24"/>
+        </w:rPr>
+        <w:t>f.location</w:t>
+      </w:r>
+      <w:proofErr w:type="gramEnd"/>
+      <w:r>
+        <w:rPr>
+          <w:rFonts w:asciiTheme="majorHAnsi" w:hAnsiTheme="majorHAnsi" w:cstheme="majorHAnsi"/>
+          <w:sz w:val="24"/>
+          <w:szCs w:val="24"/>
+        </w:rPr>
+        <w:t>_id</w:t>
+      </w:r>
+      <w:proofErr w:type="spellEnd"/>
+      <w:r>
+        <w:rPr>
+          <w:rFonts w:asciiTheme="majorHAnsi" w:hAnsiTheme="majorHAnsi" w:cstheme="majorHAnsi"/>
+          <w:sz w:val="24"/>
+          <w:szCs w:val="24"/>
+        </w:rPr>
+        <w:t xml:space="preserve"> = </w:t>
+      </w:r>
+      <w:proofErr w:type="spellStart"/>
+      <w:proofErr w:type="gramStart"/>
+      <w:r>
+        <w:rPr>
+          <w:rFonts w:asciiTheme="majorHAnsi" w:hAnsiTheme="majorHAnsi" w:cstheme="majorHAnsi"/>
+          <w:sz w:val="24"/>
+          <w:szCs w:val="24"/>
+        </w:rPr>
+        <w:t>dl.location</w:t>
+      </w:r>
+      <w:proofErr w:type="gramEnd"/>
+      <w:r>
+        <w:rPr>
+          <w:rFonts w:asciiTheme="majorHAnsi" w:hAnsiTheme="majorHAnsi" w:cstheme="majorHAnsi"/>
+          <w:sz w:val="24"/>
+          <w:szCs w:val="24"/>
+        </w:rPr>
+        <w:t>_id</w:t>
+      </w:r>
+      <w:proofErr w:type="spellEnd"/>
+    </w:p>
+    <w:p>
+      <w:pPr>
+        <w:spacing w:after="0" w:line="360" w:lineRule="auto"/>
+        <w:ind w:left="720"/>
+        <w:rPr>
+          <w:rFonts w:asciiTheme="majorHAnsi" w:hAnsiTheme="majorHAnsi" w:cstheme="majorHAnsi"/>
+          <w:sz w:val="24"/>
+          <w:szCs w:val="24"/>
+        </w:rPr>
+      </w:pPr>
+      <w:r>
+        <w:rPr>
+          <w:rFonts w:asciiTheme="majorHAnsi" w:hAnsiTheme="majorHAnsi" w:cstheme="majorHAnsi"/>
+          <w:sz w:val="24"/>
+          <w:szCs w:val="24"/>
+        </w:rPr>
+        <w:t xml:space="preserve">group by </w:t>
+      </w:r>
+      <w:proofErr w:type="spellStart"/>
+      <w:proofErr w:type="gramStart"/>
+      <w:r>
+        <w:rPr>
+          <w:rFonts w:asciiTheme="majorHAnsi" w:hAnsiTheme="majorHAnsi" w:cstheme="majorHAnsi"/>
+          <w:sz w:val="24"/>
+          <w:szCs w:val="24"/>
+        </w:rPr>
+        <w:t>dl.city</w:t>
+      </w:r>
+      <w:proofErr w:type="spellEnd"/>
+      <w:proofErr w:type="gramEnd"/>
+      <w:r>
+        <w:rPr>
+          <w:rFonts w:asciiTheme="majorHAnsi" w:hAnsiTheme="majorHAnsi" w:cstheme="majorHAnsi"/>
+          <w:sz w:val="24"/>
+          <w:szCs w:val="24"/>
+        </w:rPr>
+        <w:t xml:space="preserve"> </w:t>
+      </w:r>
+    </w:p>
+    <w:p>
+      <w:pPr>
+        <w:spacing w:after="0" w:line="360" w:lineRule="auto"/>
+        <w:ind w:left="720"/>
+        <w:rPr>
+          <w:rFonts w:asciiTheme="majorHAnsi" w:hAnsiTheme="majorHAnsi" w:cstheme="majorHAnsi"/>
+          <w:sz w:val="24"/>
+          <w:szCs w:val="24"/>
+        </w:rPr>
+      </w:pPr>
+      <w:r>
+        <w:rPr>
+          <w:rFonts w:asciiTheme="majorHAnsi" w:hAnsiTheme="majorHAnsi" w:cstheme="majorHAnsi"/>
+          <w:sz w:val="24"/>
+          <w:szCs w:val="24"/>
+        </w:rPr>
+        <w:t xml:space="preserve">order by </w:t>
+      </w:r>
+      <w:proofErr w:type="spellStart"/>
+      <w:r>
+        <w:rPr>
+          <w:rFonts w:asciiTheme="majorHAnsi" w:hAnsiTheme="majorHAnsi" w:cstheme="majorHAnsi"/>
+          <w:sz w:val="24"/>
+          <w:szCs w:val="24"/>
+        </w:rPr>
+        <w:t>Total_order</w:t>
+      </w:r>
+      <w:proofErr w:type="spellEnd"/>
+      <w:r>
+        <w:rPr>
+          <w:rFonts w:asciiTheme="majorHAnsi" w:hAnsiTheme="majorHAnsi" w:cstheme="majorHAnsi"/>
+          <w:sz w:val="24"/>
+          <w:szCs w:val="24"/>
+        </w:rPr>
+        <w:t xml:space="preserve"> </w:t>
+      </w:r>
+      <w:proofErr w:type="spellStart"/>
+      <w:r>
+        <w:rPr>
+          <w:rFonts w:asciiTheme="majorHAnsi" w:hAnsiTheme="majorHAnsi" w:cstheme="majorHAnsi"/>
+          <w:sz w:val="24"/>
+          <w:szCs w:val="24"/>
+        </w:rPr>
+        <w:t>desc</w:t>
+      </w:r>
+      <w:proofErr w:type="spellEnd"/>
+    </w:p>
+    <w:p>
+      <w:pPr>
+        <w:spacing w:after="0" w:line="360" w:lineRule="auto"/>
+        <w:ind w:left="720"/>
+        <w:rPr>
+          <w:rFonts w:asciiTheme="majorHAnsi" w:hAnsiTheme="majorHAnsi" w:cstheme="majorHAnsi"/>
+          <w:sz w:val="24"/>
+          <w:szCs w:val="24"/>
+        </w:rPr>
+      </w:pPr>
+      <w:r>
+        <w:rPr>
+          <w:rFonts w:asciiTheme="majorHAnsi" w:hAnsiTheme="majorHAnsi" w:cstheme="majorHAnsi"/>
+          <w:sz w:val="24"/>
+          <w:szCs w:val="24"/>
+        </w:rPr>
+        <w:t>limit 10;</w:t>
+      </w:r>
+    </w:p>
+    <w:p>
+      <w:pPr>
+        <w:spacing w:after="0" w:line="360" w:lineRule="auto"/>
+        <w:ind w:left="720"/>
+        <w:rPr>
+          <w:rFonts w:asciiTheme="majorHAnsi" w:hAnsiTheme="majorHAnsi" w:cstheme="majorHAnsi"/>
+          <w:sz w:val="24"/>
+          <w:szCs w:val="24"/>
+        </w:rPr>
+      </w:pPr>
+    </w:p>
+    <w:p>
+      <w:pPr>
+        <w:spacing w:after="0" w:line="360" w:lineRule="auto"/>
+        <w:ind w:left="720"/>
+        <w:rPr>
+          <w:rFonts w:cstheme="minorHAnsi"/>
+          <w:sz w:val="24"/>
+          <w:szCs w:val="24"/>
+        </w:rPr>
+      </w:pPr>
+    </w:p>
+    <w:p>
+      <w:pPr>
         <w:numPr>
           <w:ilvl w:val="0"/>
           <w:numId w:val="6"/>
@@ -1661,8 +7541,398 @@
           <w:sz w:val="24"/>
           <w:szCs w:val="24"/>
         </w:rPr>
+        <w:lastRenderedPageBreak/>
         <w:t>Revenue contribution by states</w:t>
       </w:r>
+    </w:p>
+    <w:p>
+      <w:pPr>
+        <w:spacing w:after="0" w:line="360" w:lineRule="auto"/>
+        <w:ind w:left="720"/>
+        <w:rPr>
+          <w:rFonts w:cstheme="minorHAnsi"/>
+          <w:sz w:val="24"/>
+          <w:szCs w:val="24"/>
+        </w:rPr>
+      </w:pPr>
+    </w:p>
+    <w:p>
+      <w:pPr>
+        <w:spacing w:after="0" w:line="360" w:lineRule="auto"/>
+        <w:ind w:left="720"/>
+        <w:rPr>
+          <w:rFonts w:asciiTheme="majorHAnsi" w:hAnsiTheme="majorHAnsi" w:cstheme="majorHAnsi"/>
+          <w:sz w:val="24"/>
+          <w:szCs w:val="24"/>
+        </w:rPr>
+      </w:pPr>
+      <w:r>
+        <w:rPr>
+          <w:rFonts w:asciiTheme="majorHAnsi" w:hAnsiTheme="majorHAnsi" w:cstheme="majorHAnsi"/>
+          <w:sz w:val="24"/>
+          <w:szCs w:val="24"/>
+        </w:rPr>
+        <w:t>select</w:t>
+      </w:r>
+    </w:p>
+    <w:p>
+      <w:pPr>
+        <w:spacing w:after="0" w:line="360" w:lineRule="auto"/>
+        <w:ind w:left="720"/>
+        <w:rPr>
+          <w:rFonts w:asciiTheme="majorHAnsi" w:hAnsiTheme="majorHAnsi" w:cstheme="majorHAnsi"/>
+          <w:sz w:val="24"/>
+          <w:szCs w:val="24"/>
+        </w:rPr>
+      </w:pPr>
+      <w:r>
+        <w:rPr>
+          <w:rFonts w:asciiTheme="majorHAnsi" w:hAnsiTheme="majorHAnsi" w:cstheme="majorHAnsi"/>
+          <w:sz w:val="24"/>
+          <w:szCs w:val="24"/>
+        </w:rPr>
+        <w:tab/>
+      </w:r>
+      <w:proofErr w:type="spellStart"/>
+      <w:r>
+        <w:rPr>
+          <w:rFonts w:asciiTheme="majorHAnsi" w:hAnsiTheme="majorHAnsi" w:cstheme="majorHAnsi"/>
+          <w:sz w:val="24"/>
+          <w:szCs w:val="24"/>
+        </w:rPr>
+        <w:t>dl.state</w:t>
+      </w:r>
+      <w:proofErr w:type="spellEnd"/>
+      <w:r>
+        <w:rPr>
+          <w:rFonts w:asciiTheme="majorHAnsi" w:hAnsiTheme="majorHAnsi" w:cstheme="majorHAnsi"/>
+          <w:sz w:val="24"/>
+          <w:szCs w:val="24"/>
+        </w:rPr>
+        <w:t>,</w:t>
+      </w:r>
+    </w:p>
+    <w:p>
+      <w:pPr>
+        <w:spacing w:after="0" w:line="360" w:lineRule="auto"/>
+        <w:ind w:left="720"/>
+        <w:rPr>
+          <w:rFonts w:asciiTheme="majorHAnsi" w:hAnsiTheme="majorHAnsi" w:cstheme="majorHAnsi"/>
+          <w:sz w:val="24"/>
+          <w:szCs w:val="24"/>
+        </w:rPr>
+      </w:pPr>
+      <w:r>
+        <w:rPr>
+          <w:rFonts w:asciiTheme="majorHAnsi" w:hAnsiTheme="majorHAnsi" w:cstheme="majorHAnsi"/>
+          <w:sz w:val="24"/>
+          <w:szCs w:val="24"/>
+        </w:rPr>
+        <w:tab/>
+        <w:t>round(sum(</w:t>
+      </w:r>
+      <w:proofErr w:type="spellStart"/>
+      <w:r>
+        <w:rPr>
+          <w:rFonts w:asciiTheme="majorHAnsi" w:hAnsiTheme="majorHAnsi" w:cstheme="majorHAnsi"/>
+          <w:sz w:val="24"/>
+          <w:szCs w:val="24"/>
+        </w:rPr>
+        <w:t>price_inr</w:t>
+      </w:r>
+      <w:proofErr w:type="spellEnd"/>
+      <w:r>
+        <w:rPr>
+          <w:rFonts w:asciiTheme="majorHAnsi" w:hAnsiTheme="majorHAnsi" w:cstheme="majorHAnsi"/>
+          <w:sz w:val="24"/>
+          <w:szCs w:val="24"/>
+        </w:rPr>
+        <w:t xml:space="preserve">)/1000000.0,2) || 'M INR' as </w:t>
+      </w:r>
+      <w:proofErr w:type="spellStart"/>
+      <w:r>
+        <w:rPr>
+          <w:rFonts w:asciiTheme="majorHAnsi" w:hAnsiTheme="majorHAnsi" w:cstheme="majorHAnsi"/>
+          <w:sz w:val="24"/>
+          <w:szCs w:val="24"/>
+        </w:rPr>
+        <w:t>Total_Revenue</w:t>
+      </w:r>
+      <w:proofErr w:type="spellEnd"/>
+    </w:p>
+    <w:p>
+      <w:pPr>
+        <w:spacing w:after="0" w:line="360" w:lineRule="auto"/>
+        <w:ind w:left="720"/>
+        <w:rPr>
+          <w:rFonts w:asciiTheme="majorHAnsi" w:hAnsiTheme="majorHAnsi" w:cstheme="majorHAnsi"/>
+          <w:sz w:val="24"/>
+          <w:szCs w:val="24"/>
+        </w:rPr>
+      </w:pPr>
+      <w:r>
+        <w:rPr>
+          <w:rFonts w:asciiTheme="majorHAnsi" w:hAnsiTheme="majorHAnsi" w:cstheme="majorHAnsi"/>
+          <w:sz w:val="24"/>
+          <w:szCs w:val="24"/>
+        </w:rPr>
+        <w:t xml:space="preserve">from </w:t>
+      </w:r>
+      <w:proofErr w:type="spellStart"/>
+      <w:r>
+        <w:rPr>
+          <w:rFonts w:asciiTheme="majorHAnsi" w:hAnsiTheme="majorHAnsi" w:cstheme="majorHAnsi"/>
+          <w:sz w:val="24"/>
+          <w:szCs w:val="24"/>
+        </w:rPr>
+        <w:t>fact_swiggy_data</w:t>
+      </w:r>
+      <w:proofErr w:type="spellEnd"/>
+      <w:r>
+        <w:rPr>
+          <w:rFonts w:asciiTheme="majorHAnsi" w:hAnsiTheme="majorHAnsi" w:cstheme="majorHAnsi"/>
+          <w:sz w:val="24"/>
+          <w:szCs w:val="24"/>
+        </w:rPr>
+        <w:t xml:space="preserve"> f</w:t>
+      </w:r>
+    </w:p>
+    <w:p>
+      <w:pPr>
+        <w:spacing w:after="0" w:line="360" w:lineRule="auto"/>
+        <w:ind w:left="720"/>
+        <w:rPr>
+          <w:rFonts w:asciiTheme="majorHAnsi" w:hAnsiTheme="majorHAnsi" w:cstheme="majorHAnsi"/>
+          <w:sz w:val="24"/>
+          <w:szCs w:val="24"/>
+        </w:rPr>
+      </w:pPr>
+      <w:r>
+        <w:rPr>
+          <w:rFonts w:asciiTheme="majorHAnsi" w:hAnsiTheme="majorHAnsi" w:cstheme="majorHAnsi"/>
+          <w:sz w:val="24"/>
+          <w:szCs w:val="24"/>
+        </w:rPr>
+        <w:t xml:space="preserve">join </w:t>
+      </w:r>
+      <w:proofErr w:type="spellStart"/>
+      <w:r>
+        <w:rPr>
+          <w:rFonts w:asciiTheme="majorHAnsi" w:hAnsiTheme="majorHAnsi" w:cstheme="majorHAnsi"/>
+          <w:sz w:val="24"/>
+          <w:szCs w:val="24"/>
+        </w:rPr>
+        <w:t>dim_location</w:t>
+      </w:r>
+      <w:proofErr w:type="spellEnd"/>
+      <w:r>
+        <w:rPr>
+          <w:rFonts w:asciiTheme="majorHAnsi" w:hAnsiTheme="majorHAnsi" w:cstheme="majorHAnsi"/>
+          <w:sz w:val="24"/>
+          <w:szCs w:val="24"/>
+        </w:rPr>
+        <w:t xml:space="preserve"> dl on </w:t>
+      </w:r>
+      <w:proofErr w:type="spellStart"/>
+      <w:proofErr w:type="gramStart"/>
+      <w:r>
+        <w:rPr>
+          <w:rFonts w:asciiTheme="majorHAnsi" w:hAnsiTheme="majorHAnsi" w:cstheme="majorHAnsi"/>
+          <w:sz w:val="24"/>
+          <w:szCs w:val="24"/>
+        </w:rPr>
+        <w:t>f.location</w:t>
+      </w:r>
+      <w:proofErr w:type="gramEnd"/>
+      <w:r>
+        <w:rPr>
+          <w:rFonts w:asciiTheme="majorHAnsi" w:hAnsiTheme="majorHAnsi" w:cstheme="majorHAnsi"/>
+          <w:sz w:val="24"/>
+          <w:szCs w:val="24"/>
+        </w:rPr>
+        <w:t>_id</w:t>
+      </w:r>
+      <w:proofErr w:type="spellEnd"/>
+      <w:r>
+        <w:rPr>
+          <w:rFonts w:asciiTheme="majorHAnsi" w:hAnsiTheme="majorHAnsi" w:cstheme="majorHAnsi"/>
+          <w:sz w:val="24"/>
+          <w:szCs w:val="24"/>
+        </w:rPr>
+        <w:t xml:space="preserve"> = </w:t>
+      </w:r>
+      <w:proofErr w:type="spellStart"/>
+      <w:proofErr w:type="gramStart"/>
+      <w:r>
+        <w:rPr>
+          <w:rFonts w:asciiTheme="majorHAnsi" w:hAnsiTheme="majorHAnsi" w:cstheme="majorHAnsi"/>
+          <w:sz w:val="24"/>
+          <w:szCs w:val="24"/>
+        </w:rPr>
+        <w:t>dl.location</w:t>
+      </w:r>
+      <w:proofErr w:type="gramEnd"/>
+      <w:r>
+        <w:rPr>
+          <w:rFonts w:asciiTheme="majorHAnsi" w:hAnsiTheme="majorHAnsi" w:cstheme="majorHAnsi"/>
+          <w:sz w:val="24"/>
+          <w:szCs w:val="24"/>
+        </w:rPr>
+        <w:t>_id</w:t>
+      </w:r>
+      <w:proofErr w:type="spellEnd"/>
+    </w:p>
+    <w:p>
+      <w:pPr>
+        <w:spacing w:after="0" w:line="360" w:lineRule="auto"/>
+        <w:ind w:left="720"/>
+        <w:rPr>
+          <w:rFonts w:asciiTheme="majorHAnsi" w:hAnsiTheme="majorHAnsi" w:cstheme="majorHAnsi"/>
+          <w:sz w:val="24"/>
+          <w:szCs w:val="24"/>
+        </w:rPr>
+      </w:pPr>
+      <w:r>
+        <w:rPr>
+          <w:rFonts w:asciiTheme="majorHAnsi" w:hAnsiTheme="majorHAnsi" w:cstheme="majorHAnsi"/>
+          <w:sz w:val="24"/>
+          <w:szCs w:val="24"/>
+        </w:rPr>
+        <w:t xml:space="preserve">group by </w:t>
+      </w:r>
+      <w:proofErr w:type="spellStart"/>
+      <w:proofErr w:type="gramStart"/>
+      <w:r>
+        <w:rPr>
+          <w:rFonts w:asciiTheme="majorHAnsi" w:hAnsiTheme="majorHAnsi" w:cstheme="majorHAnsi"/>
+          <w:sz w:val="24"/>
+          <w:szCs w:val="24"/>
+        </w:rPr>
+        <w:t>dl.state</w:t>
+      </w:r>
+      <w:proofErr w:type="spellEnd"/>
+      <w:proofErr w:type="gramEnd"/>
+    </w:p>
+    <w:p>
+      <w:pPr>
+        <w:spacing w:after="0" w:line="360" w:lineRule="auto"/>
+        <w:ind w:left="720"/>
+        <w:rPr>
+          <w:rFonts w:asciiTheme="majorHAnsi" w:hAnsiTheme="majorHAnsi" w:cstheme="majorHAnsi"/>
+          <w:sz w:val="24"/>
+          <w:szCs w:val="24"/>
+        </w:rPr>
+      </w:pPr>
+      <w:r>
+        <w:rPr>
+          <w:rFonts w:asciiTheme="majorHAnsi" w:hAnsiTheme="majorHAnsi" w:cstheme="majorHAnsi"/>
+          <w:sz w:val="24"/>
+          <w:szCs w:val="24"/>
+        </w:rPr>
+        <w:t xml:space="preserve">order by </w:t>
+      </w:r>
+      <w:proofErr w:type="spellStart"/>
+      <w:r>
+        <w:rPr>
+          <w:rFonts w:asciiTheme="majorHAnsi" w:hAnsiTheme="majorHAnsi" w:cstheme="majorHAnsi"/>
+          <w:sz w:val="24"/>
+          <w:szCs w:val="24"/>
+        </w:rPr>
+        <w:t>Total_Revenue</w:t>
+      </w:r>
+      <w:proofErr w:type="spellEnd"/>
+      <w:r>
+        <w:rPr>
+          <w:rFonts w:asciiTheme="majorHAnsi" w:hAnsiTheme="majorHAnsi" w:cstheme="majorHAnsi"/>
+          <w:sz w:val="24"/>
+          <w:szCs w:val="24"/>
+        </w:rPr>
+        <w:t xml:space="preserve"> </w:t>
+      </w:r>
+      <w:proofErr w:type="spellStart"/>
+      <w:r>
+        <w:rPr>
+          <w:rFonts w:asciiTheme="majorHAnsi" w:hAnsiTheme="majorHAnsi" w:cstheme="majorHAnsi"/>
+          <w:sz w:val="24"/>
+          <w:szCs w:val="24"/>
+        </w:rPr>
+        <w:t>desc</w:t>
+      </w:r>
+      <w:proofErr w:type="spellEnd"/>
+      <w:r>
+        <w:rPr>
+          <w:rFonts w:asciiTheme="majorHAnsi" w:hAnsiTheme="majorHAnsi" w:cstheme="majorHAnsi"/>
+          <w:sz w:val="24"/>
+          <w:szCs w:val="24"/>
+        </w:rPr>
+        <w:t>;</w:t>
+      </w:r>
+    </w:p>
+    <w:p>
+      <w:pPr>
+        <w:spacing w:after="0" w:line="360" w:lineRule="auto"/>
+        <w:ind w:left="720"/>
+        <w:rPr>
+          <w:rFonts w:asciiTheme="majorHAnsi" w:hAnsiTheme="majorHAnsi" w:cstheme="majorHAnsi"/>
+          <w:sz w:val="24"/>
+          <w:szCs w:val="24"/>
+        </w:rPr>
+      </w:pPr>
+    </w:p>
+    <w:p>
+      <w:pPr>
+        <w:spacing w:after="0" w:line="360" w:lineRule="auto"/>
+        <w:ind w:left="720"/>
+        <w:rPr>
+          <w:rFonts w:asciiTheme="majorHAnsi" w:hAnsiTheme="majorHAnsi" w:cstheme="majorHAnsi"/>
+          <w:sz w:val="24"/>
+          <w:szCs w:val="24"/>
+        </w:rPr>
+      </w:pPr>
+    </w:p>
+    <w:p>
+      <w:pPr>
+        <w:spacing w:after="0" w:line="360" w:lineRule="auto"/>
+        <w:ind w:left="720"/>
+        <w:rPr>
+          <w:rFonts w:asciiTheme="majorHAnsi" w:hAnsiTheme="majorHAnsi" w:cstheme="majorHAnsi"/>
+          <w:sz w:val="24"/>
+          <w:szCs w:val="24"/>
+        </w:rPr>
+      </w:pPr>
+    </w:p>
+    <w:p>
+      <w:pPr>
+        <w:spacing w:after="0" w:line="360" w:lineRule="auto"/>
+        <w:ind w:left="720"/>
+        <w:rPr>
+          <w:rFonts w:asciiTheme="majorHAnsi" w:hAnsiTheme="majorHAnsi" w:cstheme="majorHAnsi"/>
+          <w:sz w:val="24"/>
+          <w:szCs w:val="24"/>
+        </w:rPr>
+      </w:pPr>
+    </w:p>
+    <w:p>
+      <w:pPr>
+        <w:spacing w:after="0" w:line="360" w:lineRule="auto"/>
+        <w:ind w:left="720"/>
+        <w:rPr>
+          <w:rFonts w:asciiTheme="majorHAnsi" w:hAnsiTheme="majorHAnsi" w:cstheme="majorHAnsi"/>
+          <w:sz w:val="24"/>
+          <w:szCs w:val="24"/>
+        </w:rPr>
+      </w:pPr>
+    </w:p>
+    <w:p>
+      <w:pPr>
+        <w:spacing w:after="0" w:line="360" w:lineRule="auto"/>
+        <w:ind w:left="720"/>
+        <w:rPr>
+          <w:rFonts w:asciiTheme="majorHAnsi" w:hAnsiTheme="majorHAnsi" w:cstheme="majorHAnsi"/>
+          <w:sz w:val="24"/>
+          <w:szCs w:val="24"/>
+        </w:rPr>
+      </w:pPr>
     </w:p>
     <w:p>
       <w:pPr>
@@ -1685,6 +7955,30 @@
         </w:rPr>
         <w:t>Food Performance</w:t>
       </w:r>
+    </w:p>
+    <w:p>
+      <w:pPr>
+        <w:spacing w:after="0" w:line="360" w:lineRule="auto"/>
+        <w:rPr>
+          <w:rFonts w:cstheme="minorHAnsi"/>
+          <w:b/>
+          <w:bCs/>
+          <w:sz w:val="24"/>
+          <w:szCs w:val="24"/>
+        </w:rPr>
+      </w:pPr>
+    </w:p>
+    <w:p>
+      <w:pPr>
+        <w:spacing w:after="0" w:line="360" w:lineRule="auto"/>
+        <w:rPr>
+          <w:rFonts w:cstheme="minorHAnsi"/>
+          <w:b/>
+          <w:bCs/>
+          <w:sz w:val="24"/>
+          <w:szCs w:val="24"/>
+        </w:rPr>
+      </w:pPr>
     </w:p>
     <w:p>
       <w:pPr>
@@ -1710,6 +8004,400 @@
     </w:p>
     <w:p>
       <w:pPr>
+        <w:spacing w:after="0" w:line="360" w:lineRule="auto"/>
+        <w:rPr>
+          <w:rFonts w:cstheme="minorHAnsi"/>
+          <w:sz w:val="24"/>
+          <w:szCs w:val="24"/>
+        </w:rPr>
+      </w:pPr>
+    </w:p>
+    <w:p>
+      <w:pPr>
+        <w:spacing w:after="0" w:line="360" w:lineRule="auto"/>
+        <w:ind w:left="720"/>
+        <w:rPr>
+          <w:rFonts w:asciiTheme="majorHAnsi" w:hAnsiTheme="majorHAnsi" w:cstheme="majorHAnsi"/>
+          <w:sz w:val="24"/>
+          <w:szCs w:val="24"/>
+        </w:rPr>
+      </w:pPr>
+      <w:r>
+        <w:rPr>
+          <w:rFonts w:asciiTheme="majorHAnsi" w:hAnsiTheme="majorHAnsi" w:cstheme="majorHAnsi"/>
+          <w:sz w:val="24"/>
+          <w:szCs w:val="24"/>
+        </w:rPr>
+        <w:t xml:space="preserve">select </w:t>
+      </w:r>
+    </w:p>
+    <w:p>
+      <w:pPr>
+        <w:spacing w:after="0" w:line="360" w:lineRule="auto"/>
+        <w:ind w:left="720"/>
+        <w:rPr>
+          <w:rFonts w:asciiTheme="majorHAnsi" w:hAnsiTheme="majorHAnsi" w:cstheme="majorHAnsi"/>
+          <w:sz w:val="24"/>
+          <w:szCs w:val="24"/>
+        </w:rPr>
+      </w:pPr>
+      <w:r>
+        <w:rPr>
+          <w:rFonts w:asciiTheme="majorHAnsi" w:hAnsiTheme="majorHAnsi" w:cstheme="majorHAnsi"/>
+          <w:sz w:val="24"/>
+          <w:szCs w:val="24"/>
+        </w:rPr>
+        <w:tab/>
+      </w:r>
+      <w:proofErr w:type="spellStart"/>
+      <w:proofErr w:type="gramStart"/>
+      <w:r>
+        <w:rPr>
+          <w:rFonts w:asciiTheme="majorHAnsi" w:hAnsiTheme="majorHAnsi" w:cstheme="majorHAnsi"/>
+          <w:sz w:val="24"/>
+          <w:szCs w:val="24"/>
+        </w:rPr>
+        <w:t>r.restaurant</w:t>
+      </w:r>
+      <w:proofErr w:type="gramEnd"/>
+      <w:r>
+        <w:rPr>
+          <w:rFonts w:asciiTheme="majorHAnsi" w:hAnsiTheme="majorHAnsi" w:cstheme="majorHAnsi"/>
+          <w:sz w:val="24"/>
+          <w:szCs w:val="24"/>
+        </w:rPr>
+        <w:t>_name</w:t>
+      </w:r>
+      <w:proofErr w:type="spellEnd"/>
+      <w:r>
+        <w:rPr>
+          <w:rFonts w:asciiTheme="majorHAnsi" w:hAnsiTheme="majorHAnsi" w:cstheme="majorHAnsi"/>
+          <w:sz w:val="24"/>
+          <w:szCs w:val="24"/>
+        </w:rPr>
+        <w:t>,</w:t>
+      </w:r>
+    </w:p>
+    <w:p>
+      <w:pPr>
+        <w:spacing w:after="0" w:line="360" w:lineRule="auto"/>
+        <w:ind w:left="720"/>
+        <w:rPr>
+          <w:rFonts w:asciiTheme="majorHAnsi" w:hAnsiTheme="majorHAnsi" w:cstheme="majorHAnsi"/>
+          <w:sz w:val="24"/>
+          <w:szCs w:val="24"/>
+        </w:rPr>
+      </w:pPr>
+      <w:r>
+        <w:rPr>
+          <w:rFonts w:asciiTheme="majorHAnsi" w:hAnsiTheme="majorHAnsi" w:cstheme="majorHAnsi"/>
+          <w:sz w:val="24"/>
+          <w:szCs w:val="24"/>
+        </w:rPr>
+        <w:tab/>
+      </w:r>
+      <w:proofErr w:type="gramStart"/>
+      <w:r>
+        <w:rPr>
+          <w:rFonts w:asciiTheme="majorHAnsi" w:hAnsiTheme="majorHAnsi" w:cstheme="majorHAnsi"/>
+          <w:sz w:val="24"/>
+          <w:szCs w:val="24"/>
+        </w:rPr>
+        <w:t>count(</w:t>
+      </w:r>
+      <w:proofErr w:type="gramEnd"/>
+      <w:r>
+        <w:rPr>
+          <w:rFonts w:asciiTheme="majorHAnsi" w:hAnsiTheme="majorHAnsi" w:cstheme="majorHAnsi"/>
+          <w:sz w:val="24"/>
+          <w:szCs w:val="24"/>
+        </w:rPr>
+        <w:t xml:space="preserve">*) as </w:t>
+      </w:r>
+      <w:proofErr w:type="spellStart"/>
+      <w:r>
+        <w:rPr>
+          <w:rFonts w:asciiTheme="majorHAnsi" w:hAnsiTheme="majorHAnsi" w:cstheme="majorHAnsi"/>
+          <w:sz w:val="24"/>
+          <w:szCs w:val="24"/>
+        </w:rPr>
+        <w:t>Total_order</w:t>
+      </w:r>
+      <w:proofErr w:type="spellEnd"/>
+    </w:p>
+    <w:p>
+      <w:pPr>
+        <w:spacing w:after="0" w:line="360" w:lineRule="auto"/>
+        <w:ind w:left="720"/>
+        <w:rPr>
+          <w:rFonts w:asciiTheme="majorHAnsi" w:hAnsiTheme="majorHAnsi" w:cstheme="majorHAnsi"/>
+          <w:sz w:val="24"/>
+          <w:szCs w:val="24"/>
+        </w:rPr>
+      </w:pPr>
+      <w:r>
+        <w:rPr>
+          <w:rFonts w:asciiTheme="majorHAnsi" w:hAnsiTheme="majorHAnsi" w:cstheme="majorHAnsi"/>
+          <w:sz w:val="24"/>
+          <w:szCs w:val="24"/>
+        </w:rPr>
+        <w:t xml:space="preserve">from </w:t>
+      </w:r>
+      <w:proofErr w:type="spellStart"/>
+      <w:r>
+        <w:rPr>
+          <w:rFonts w:asciiTheme="majorHAnsi" w:hAnsiTheme="majorHAnsi" w:cstheme="majorHAnsi"/>
+          <w:sz w:val="24"/>
+          <w:szCs w:val="24"/>
+        </w:rPr>
+        <w:t>fact_swiggy_data</w:t>
+      </w:r>
+      <w:proofErr w:type="spellEnd"/>
+      <w:r>
+        <w:rPr>
+          <w:rFonts w:asciiTheme="majorHAnsi" w:hAnsiTheme="majorHAnsi" w:cstheme="majorHAnsi"/>
+          <w:sz w:val="24"/>
+          <w:szCs w:val="24"/>
+        </w:rPr>
+        <w:t xml:space="preserve"> f</w:t>
+      </w:r>
+    </w:p>
+    <w:p>
+      <w:pPr>
+        <w:spacing w:after="0" w:line="360" w:lineRule="auto"/>
+        <w:ind w:left="720"/>
+        <w:rPr>
+          <w:rFonts w:asciiTheme="majorHAnsi" w:hAnsiTheme="majorHAnsi" w:cstheme="majorHAnsi"/>
+          <w:sz w:val="24"/>
+          <w:szCs w:val="24"/>
+        </w:rPr>
+      </w:pPr>
+      <w:r>
+        <w:rPr>
+          <w:rFonts w:asciiTheme="majorHAnsi" w:hAnsiTheme="majorHAnsi" w:cstheme="majorHAnsi"/>
+          <w:sz w:val="24"/>
+          <w:szCs w:val="24"/>
+        </w:rPr>
+        <w:t xml:space="preserve">join </w:t>
+      </w:r>
+      <w:proofErr w:type="spellStart"/>
+      <w:r>
+        <w:rPr>
+          <w:rFonts w:asciiTheme="majorHAnsi" w:hAnsiTheme="majorHAnsi" w:cstheme="majorHAnsi"/>
+          <w:sz w:val="24"/>
+          <w:szCs w:val="24"/>
+        </w:rPr>
+        <w:t>dim_restaurant</w:t>
+      </w:r>
+      <w:proofErr w:type="spellEnd"/>
+      <w:r>
+        <w:rPr>
+          <w:rFonts w:asciiTheme="majorHAnsi" w:hAnsiTheme="majorHAnsi" w:cstheme="majorHAnsi"/>
+          <w:sz w:val="24"/>
+          <w:szCs w:val="24"/>
+        </w:rPr>
+        <w:t xml:space="preserve"> r on </w:t>
+      </w:r>
+      <w:proofErr w:type="spellStart"/>
+      <w:proofErr w:type="gramStart"/>
+      <w:r>
+        <w:rPr>
+          <w:rFonts w:asciiTheme="majorHAnsi" w:hAnsiTheme="majorHAnsi" w:cstheme="majorHAnsi"/>
+          <w:sz w:val="24"/>
+          <w:szCs w:val="24"/>
+        </w:rPr>
+        <w:t>f.restaurant</w:t>
+      </w:r>
+      <w:proofErr w:type="gramEnd"/>
+      <w:r>
+        <w:rPr>
+          <w:rFonts w:asciiTheme="majorHAnsi" w:hAnsiTheme="majorHAnsi" w:cstheme="majorHAnsi"/>
+          <w:sz w:val="24"/>
+          <w:szCs w:val="24"/>
+        </w:rPr>
+        <w:t>_id</w:t>
+      </w:r>
+      <w:proofErr w:type="spellEnd"/>
+      <w:r>
+        <w:rPr>
+          <w:rFonts w:asciiTheme="majorHAnsi" w:hAnsiTheme="majorHAnsi" w:cstheme="majorHAnsi"/>
+          <w:sz w:val="24"/>
+          <w:szCs w:val="24"/>
+        </w:rPr>
+        <w:t xml:space="preserve"> = </w:t>
+      </w:r>
+      <w:proofErr w:type="spellStart"/>
+      <w:proofErr w:type="gramStart"/>
+      <w:r>
+        <w:rPr>
+          <w:rFonts w:asciiTheme="majorHAnsi" w:hAnsiTheme="majorHAnsi" w:cstheme="majorHAnsi"/>
+          <w:sz w:val="24"/>
+          <w:szCs w:val="24"/>
+        </w:rPr>
+        <w:t>r.restaurant</w:t>
+      </w:r>
+      <w:proofErr w:type="gramEnd"/>
+      <w:r>
+        <w:rPr>
+          <w:rFonts w:asciiTheme="majorHAnsi" w:hAnsiTheme="majorHAnsi" w:cstheme="majorHAnsi"/>
+          <w:sz w:val="24"/>
+          <w:szCs w:val="24"/>
+        </w:rPr>
+        <w:t>_id</w:t>
+      </w:r>
+      <w:proofErr w:type="spellEnd"/>
+    </w:p>
+    <w:p>
+      <w:pPr>
+        <w:spacing w:after="0" w:line="360" w:lineRule="auto"/>
+        <w:ind w:left="720"/>
+        <w:rPr>
+          <w:rFonts w:asciiTheme="majorHAnsi" w:hAnsiTheme="majorHAnsi" w:cstheme="majorHAnsi"/>
+          <w:sz w:val="24"/>
+          <w:szCs w:val="24"/>
+        </w:rPr>
+      </w:pPr>
+      <w:r>
+        <w:rPr>
+          <w:rFonts w:asciiTheme="majorHAnsi" w:hAnsiTheme="majorHAnsi" w:cstheme="majorHAnsi"/>
+          <w:sz w:val="24"/>
+          <w:szCs w:val="24"/>
+        </w:rPr>
+        <w:t xml:space="preserve">group by </w:t>
+      </w:r>
+      <w:proofErr w:type="spellStart"/>
+      <w:proofErr w:type="gramStart"/>
+      <w:r>
+        <w:rPr>
+          <w:rFonts w:asciiTheme="majorHAnsi" w:hAnsiTheme="majorHAnsi" w:cstheme="majorHAnsi"/>
+          <w:sz w:val="24"/>
+          <w:szCs w:val="24"/>
+        </w:rPr>
+        <w:t>r.restaurant</w:t>
+      </w:r>
+      <w:proofErr w:type="gramEnd"/>
+      <w:r>
+        <w:rPr>
+          <w:rFonts w:asciiTheme="majorHAnsi" w:hAnsiTheme="majorHAnsi" w:cstheme="majorHAnsi"/>
+          <w:sz w:val="24"/>
+          <w:szCs w:val="24"/>
+        </w:rPr>
+        <w:t>_name</w:t>
+      </w:r>
+      <w:proofErr w:type="spellEnd"/>
+    </w:p>
+    <w:p>
+      <w:pPr>
+        <w:spacing w:after="0" w:line="360" w:lineRule="auto"/>
+        <w:ind w:left="720"/>
+        <w:rPr>
+          <w:rFonts w:asciiTheme="majorHAnsi" w:hAnsiTheme="majorHAnsi" w:cstheme="majorHAnsi"/>
+          <w:sz w:val="24"/>
+          <w:szCs w:val="24"/>
+        </w:rPr>
+      </w:pPr>
+      <w:r>
+        <w:rPr>
+          <w:rFonts w:asciiTheme="majorHAnsi" w:hAnsiTheme="majorHAnsi" w:cstheme="majorHAnsi"/>
+          <w:sz w:val="24"/>
+          <w:szCs w:val="24"/>
+        </w:rPr>
+        <w:t xml:space="preserve">order by </w:t>
+      </w:r>
+      <w:proofErr w:type="spellStart"/>
+      <w:r>
+        <w:rPr>
+          <w:rFonts w:asciiTheme="majorHAnsi" w:hAnsiTheme="majorHAnsi" w:cstheme="majorHAnsi"/>
+          <w:sz w:val="24"/>
+          <w:szCs w:val="24"/>
+        </w:rPr>
+        <w:t>Total_order</w:t>
+      </w:r>
+      <w:proofErr w:type="spellEnd"/>
+      <w:r>
+        <w:rPr>
+          <w:rFonts w:asciiTheme="majorHAnsi" w:hAnsiTheme="majorHAnsi" w:cstheme="majorHAnsi"/>
+          <w:sz w:val="24"/>
+          <w:szCs w:val="24"/>
+        </w:rPr>
+        <w:t xml:space="preserve"> </w:t>
+      </w:r>
+      <w:proofErr w:type="spellStart"/>
+      <w:r>
+        <w:rPr>
+          <w:rFonts w:asciiTheme="majorHAnsi" w:hAnsiTheme="majorHAnsi" w:cstheme="majorHAnsi"/>
+          <w:sz w:val="24"/>
+          <w:szCs w:val="24"/>
+        </w:rPr>
+        <w:t>desc</w:t>
+      </w:r>
+      <w:proofErr w:type="spellEnd"/>
+    </w:p>
+    <w:p>
+      <w:pPr>
+        <w:spacing w:after="0" w:line="360" w:lineRule="auto"/>
+        <w:ind w:left="720"/>
+        <w:rPr>
+          <w:rFonts w:asciiTheme="majorHAnsi" w:hAnsiTheme="majorHAnsi" w:cstheme="majorHAnsi"/>
+          <w:sz w:val="24"/>
+          <w:szCs w:val="24"/>
+        </w:rPr>
+      </w:pPr>
+      <w:r>
+        <w:rPr>
+          <w:rFonts w:asciiTheme="majorHAnsi" w:hAnsiTheme="majorHAnsi" w:cstheme="majorHAnsi"/>
+          <w:sz w:val="24"/>
+          <w:szCs w:val="24"/>
+        </w:rPr>
+        <w:t>limit 10;</w:t>
+      </w:r>
+    </w:p>
+    <w:p>
+      <w:pPr>
+        <w:spacing w:after="0" w:line="360" w:lineRule="auto"/>
+        <w:ind w:left="720"/>
+        <w:rPr>
+          <w:rFonts w:asciiTheme="majorHAnsi" w:hAnsiTheme="majorHAnsi" w:cstheme="majorHAnsi"/>
+          <w:sz w:val="24"/>
+          <w:szCs w:val="24"/>
+        </w:rPr>
+      </w:pPr>
+    </w:p>
+    <w:p>
+      <w:pPr>
+        <w:spacing w:after="0" w:line="360" w:lineRule="auto"/>
+        <w:ind w:left="720"/>
+        <w:rPr>
+          <w:rFonts w:asciiTheme="majorHAnsi" w:hAnsiTheme="majorHAnsi" w:cstheme="majorHAnsi"/>
+          <w:sz w:val="24"/>
+          <w:szCs w:val="24"/>
+        </w:rPr>
+      </w:pPr>
+    </w:p>
+    <w:p>
+      <w:pPr>
+        <w:spacing w:after="0" w:line="360" w:lineRule="auto"/>
+        <w:ind w:left="720"/>
+        <w:rPr>
+          <w:rFonts w:asciiTheme="majorHAnsi" w:hAnsiTheme="majorHAnsi" w:cstheme="majorHAnsi"/>
+          <w:sz w:val="24"/>
+          <w:szCs w:val="24"/>
+        </w:rPr>
+      </w:pPr>
+    </w:p>
+    <w:p>
+      <w:pPr>
+        <w:spacing w:after="0" w:line="360" w:lineRule="auto"/>
+        <w:ind w:left="720"/>
+        <w:rPr>
+          <w:rFonts w:asciiTheme="majorHAnsi" w:hAnsiTheme="majorHAnsi" w:cstheme="majorHAnsi"/>
+          <w:sz w:val="24"/>
+          <w:szCs w:val="24"/>
+        </w:rPr>
+      </w:pPr>
+    </w:p>
+    <w:p>
+      <w:pPr>
         <w:numPr>
           <w:ilvl w:val="0"/>
           <w:numId w:val="7"/>
@@ -1727,8 +8415,360 @@
           <w:sz w:val="24"/>
           <w:szCs w:val="24"/>
         </w:rPr>
+        <w:lastRenderedPageBreak/>
         <w:t>Top categories (Indian, Chinese, etc.)</w:t>
       </w:r>
+    </w:p>
+    <w:p>
+      <w:pPr>
+        <w:spacing w:after="0" w:line="360" w:lineRule="auto"/>
+        <w:ind w:left="720"/>
+        <w:rPr>
+          <w:rFonts w:cstheme="minorHAnsi"/>
+          <w:sz w:val="24"/>
+          <w:szCs w:val="24"/>
+        </w:rPr>
+      </w:pPr>
+    </w:p>
+    <w:p>
+      <w:pPr>
+        <w:spacing w:after="0" w:line="360" w:lineRule="auto"/>
+        <w:ind w:left="720"/>
+        <w:rPr>
+          <w:rFonts w:asciiTheme="majorHAnsi" w:hAnsiTheme="majorHAnsi" w:cstheme="majorHAnsi"/>
+          <w:sz w:val="24"/>
+          <w:szCs w:val="24"/>
+        </w:rPr>
+      </w:pPr>
+      <w:r>
+        <w:rPr>
+          <w:rFonts w:asciiTheme="majorHAnsi" w:hAnsiTheme="majorHAnsi" w:cstheme="majorHAnsi"/>
+          <w:sz w:val="24"/>
+          <w:szCs w:val="24"/>
+        </w:rPr>
+        <w:t>S</w:t>
+      </w:r>
+      <w:r>
+        <w:rPr>
+          <w:rFonts w:asciiTheme="majorHAnsi" w:hAnsiTheme="majorHAnsi" w:cstheme="majorHAnsi"/>
+          <w:sz w:val="24"/>
+          <w:szCs w:val="24"/>
+        </w:rPr>
+        <w:t xml:space="preserve">elect </w:t>
+      </w:r>
+    </w:p>
+    <w:p>
+      <w:pPr>
+        <w:spacing w:after="0" w:line="360" w:lineRule="auto"/>
+        <w:ind w:left="720"/>
+        <w:rPr>
+          <w:rFonts w:asciiTheme="majorHAnsi" w:hAnsiTheme="majorHAnsi" w:cstheme="majorHAnsi"/>
+          <w:sz w:val="24"/>
+          <w:szCs w:val="24"/>
+        </w:rPr>
+      </w:pPr>
+      <w:r>
+        <w:rPr>
+          <w:rFonts w:asciiTheme="majorHAnsi" w:hAnsiTheme="majorHAnsi" w:cstheme="majorHAnsi"/>
+          <w:sz w:val="24"/>
+          <w:szCs w:val="24"/>
+        </w:rPr>
+        <w:tab/>
+      </w:r>
+      <w:proofErr w:type="spellStart"/>
+      <w:r>
+        <w:rPr>
+          <w:rFonts w:asciiTheme="majorHAnsi" w:hAnsiTheme="majorHAnsi" w:cstheme="majorHAnsi"/>
+          <w:sz w:val="24"/>
+          <w:szCs w:val="24"/>
+        </w:rPr>
+        <w:t>c.category</w:t>
+      </w:r>
+      <w:proofErr w:type="spellEnd"/>
+      <w:r>
+        <w:rPr>
+          <w:rFonts w:asciiTheme="majorHAnsi" w:hAnsiTheme="majorHAnsi" w:cstheme="majorHAnsi"/>
+          <w:sz w:val="24"/>
+          <w:szCs w:val="24"/>
+        </w:rPr>
+        <w:t>,</w:t>
+      </w:r>
+    </w:p>
+    <w:p>
+      <w:pPr>
+        <w:spacing w:after="0" w:line="360" w:lineRule="auto"/>
+        <w:ind w:left="720"/>
+        <w:rPr>
+          <w:rFonts w:asciiTheme="majorHAnsi" w:hAnsiTheme="majorHAnsi" w:cstheme="majorHAnsi"/>
+          <w:sz w:val="24"/>
+          <w:szCs w:val="24"/>
+        </w:rPr>
+      </w:pPr>
+      <w:r>
+        <w:rPr>
+          <w:rFonts w:asciiTheme="majorHAnsi" w:hAnsiTheme="majorHAnsi" w:cstheme="majorHAnsi"/>
+          <w:sz w:val="24"/>
+          <w:szCs w:val="24"/>
+        </w:rPr>
+        <w:tab/>
+      </w:r>
+      <w:proofErr w:type="gramStart"/>
+      <w:r>
+        <w:rPr>
+          <w:rFonts w:asciiTheme="majorHAnsi" w:hAnsiTheme="majorHAnsi" w:cstheme="majorHAnsi"/>
+          <w:sz w:val="24"/>
+          <w:szCs w:val="24"/>
+        </w:rPr>
+        <w:t>count(</w:t>
+      </w:r>
+      <w:proofErr w:type="gramEnd"/>
+      <w:r>
+        <w:rPr>
+          <w:rFonts w:asciiTheme="majorHAnsi" w:hAnsiTheme="majorHAnsi" w:cstheme="majorHAnsi"/>
+          <w:sz w:val="24"/>
+          <w:szCs w:val="24"/>
+        </w:rPr>
+        <w:t xml:space="preserve">*) as </w:t>
+      </w:r>
+      <w:proofErr w:type="spellStart"/>
+      <w:r>
+        <w:rPr>
+          <w:rFonts w:asciiTheme="majorHAnsi" w:hAnsiTheme="majorHAnsi" w:cstheme="majorHAnsi"/>
+          <w:sz w:val="24"/>
+          <w:szCs w:val="24"/>
+        </w:rPr>
+        <w:t>Total_order</w:t>
+      </w:r>
+      <w:proofErr w:type="spellEnd"/>
+    </w:p>
+    <w:p>
+      <w:pPr>
+        <w:spacing w:after="0" w:line="360" w:lineRule="auto"/>
+        <w:ind w:left="720"/>
+        <w:rPr>
+          <w:rFonts w:asciiTheme="majorHAnsi" w:hAnsiTheme="majorHAnsi" w:cstheme="majorHAnsi"/>
+          <w:sz w:val="24"/>
+          <w:szCs w:val="24"/>
+        </w:rPr>
+      </w:pPr>
+      <w:r>
+        <w:rPr>
+          <w:rFonts w:asciiTheme="majorHAnsi" w:hAnsiTheme="majorHAnsi" w:cstheme="majorHAnsi"/>
+          <w:sz w:val="24"/>
+          <w:szCs w:val="24"/>
+        </w:rPr>
+        <w:t xml:space="preserve">from </w:t>
+      </w:r>
+      <w:proofErr w:type="spellStart"/>
+      <w:r>
+        <w:rPr>
+          <w:rFonts w:asciiTheme="majorHAnsi" w:hAnsiTheme="majorHAnsi" w:cstheme="majorHAnsi"/>
+          <w:sz w:val="24"/>
+          <w:szCs w:val="24"/>
+        </w:rPr>
+        <w:t>fact_swiggy_data</w:t>
+      </w:r>
+      <w:proofErr w:type="spellEnd"/>
+      <w:r>
+        <w:rPr>
+          <w:rFonts w:asciiTheme="majorHAnsi" w:hAnsiTheme="majorHAnsi" w:cstheme="majorHAnsi"/>
+          <w:sz w:val="24"/>
+          <w:szCs w:val="24"/>
+        </w:rPr>
+        <w:t xml:space="preserve"> f</w:t>
+      </w:r>
+    </w:p>
+    <w:p>
+      <w:pPr>
+        <w:spacing w:after="0" w:line="360" w:lineRule="auto"/>
+        <w:ind w:left="720"/>
+        <w:rPr>
+          <w:rFonts w:asciiTheme="majorHAnsi" w:hAnsiTheme="majorHAnsi" w:cstheme="majorHAnsi"/>
+          <w:sz w:val="24"/>
+          <w:szCs w:val="24"/>
+        </w:rPr>
+      </w:pPr>
+      <w:r>
+        <w:rPr>
+          <w:rFonts w:asciiTheme="majorHAnsi" w:hAnsiTheme="majorHAnsi" w:cstheme="majorHAnsi"/>
+          <w:sz w:val="24"/>
+          <w:szCs w:val="24"/>
+        </w:rPr>
+        <w:t xml:space="preserve">join </w:t>
+      </w:r>
+      <w:proofErr w:type="spellStart"/>
+      <w:r>
+        <w:rPr>
+          <w:rFonts w:asciiTheme="majorHAnsi" w:hAnsiTheme="majorHAnsi" w:cstheme="majorHAnsi"/>
+          <w:sz w:val="24"/>
+          <w:szCs w:val="24"/>
+        </w:rPr>
+        <w:t>dim_category</w:t>
+      </w:r>
+      <w:proofErr w:type="spellEnd"/>
+      <w:r>
+        <w:rPr>
+          <w:rFonts w:asciiTheme="majorHAnsi" w:hAnsiTheme="majorHAnsi" w:cstheme="majorHAnsi"/>
+          <w:sz w:val="24"/>
+          <w:szCs w:val="24"/>
+        </w:rPr>
+        <w:t xml:space="preserve"> c on </w:t>
+      </w:r>
+      <w:proofErr w:type="spellStart"/>
+      <w:proofErr w:type="gramStart"/>
+      <w:r>
+        <w:rPr>
+          <w:rFonts w:asciiTheme="majorHAnsi" w:hAnsiTheme="majorHAnsi" w:cstheme="majorHAnsi"/>
+          <w:sz w:val="24"/>
+          <w:szCs w:val="24"/>
+        </w:rPr>
+        <w:t>f.category</w:t>
+      </w:r>
+      <w:proofErr w:type="gramEnd"/>
+      <w:r>
+        <w:rPr>
+          <w:rFonts w:asciiTheme="majorHAnsi" w:hAnsiTheme="majorHAnsi" w:cstheme="majorHAnsi"/>
+          <w:sz w:val="24"/>
+          <w:szCs w:val="24"/>
+        </w:rPr>
+        <w:t>_id</w:t>
+      </w:r>
+      <w:proofErr w:type="spellEnd"/>
+      <w:r>
+        <w:rPr>
+          <w:rFonts w:asciiTheme="majorHAnsi" w:hAnsiTheme="majorHAnsi" w:cstheme="majorHAnsi"/>
+          <w:sz w:val="24"/>
+          <w:szCs w:val="24"/>
+        </w:rPr>
+        <w:t xml:space="preserve"> = </w:t>
+      </w:r>
+      <w:proofErr w:type="spellStart"/>
+      <w:proofErr w:type="gramStart"/>
+      <w:r>
+        <w:rPr>
+          <w:rFonts w:asciiTheme="majorHAnsi" w:hAnsiTheme="majorHAnsi" w:cstheme="majorHAnsi"/>
+          <w:sz w:val="24"/>
+          <w:szCs w:val="24"/>
+        </w:rPr>
+        <w:t>c.category</w:t>
+      </w:r>
+      <w:proofErr w:type="gramEnd"/>
+      <w:r>
+        <w:rPr>
+          <w:rFonts w:asciiTheme="majorHAnsi" w:hAnsiTheme="majorHAnsi" w:cstheme="majorHAnsi"/>
+          <w:sz w:val="24"/>
+          <w:szCs w:val="24"/>
+        </w:rPr>
+        <w:t>_id</w:t>
+      </w:r>
+      <w:proofErr w:type="spellEnd"/>
+    </w:p>
+    <w:p>
+      <w:pPr>
+        <w:spacing w:after="0" w:line="360" w:lineRule="auto"/>
+        <w:ind w:left="720"/>
+        <w:rPr>
+          <w:rFonts w:asciiTheme="majorHAnsi" w:hAnsiTheme="majorHAnsi" w:cstheme="majorHAnsi"/>
+          <w:sz w:val="24"/>
+          <w:szCs w:val="24"/>
+        </w:rPr>
+      </w:pPr>
+      <w:r>
+        <w:rPr>
+          <w:rFonts w:asciiTheme="majorHAnsi" w:hAnsiTheme="majorHAnsi" w:cstheme="majorHAnsi"/>
+          <w:sz w:val="24"/>
+          <w:szCs w:val="24"/>
+        </w:rPr>
+        <w:t xml:space="preserve">group by </w:t>
+      </w:r>
+      <w:proofErr w:type="spellStart"/>
+      <w:proofErr w:type="gramStart"/>
+      <w:r>
+        <w:rPr>
+          <w:rFonts w:asciiTheme="majorHAnsi" w:hAnsiTheme="majorHAnsi" w:cstheme="majorHAnsi"/>
+          <w:sz w:val="24"/>
+          <w:szCs w:val="24"/>
+        </w:rPr>
+        <w:t>c.category</w:t>
+      </w:r>
+      <w:proofErr w:type="spellEnd"/>
+      <w:proofErr w:type="gramEnd"/>
+    </w:p>
+    <w:p>
+      <w:pPr>
+        <w:spacing w:after="0" w:line="360" w:lineRule="auto"/>
+        <w:ind w:left="720"/>
+        <w:rPr>
+          <w:rFonts w:asciiTheme="majorHAnsi" w:hAnsiTheme="majorHAnsi" w:cstheme="majorHAnsi"/>
+          <w:sz w:val="24"/>
+          <w:szCs w:val="24"/>
+        </w:rPr>
+      </w:pPr>
+      <w:r>
+        <w:rPr>
+          <w:rFonts w:asciiTheme="majorHAnsi" w:hAnsiTheme="majorHAnsi" w:cstheme="majorHAnsi"/>
+          <w:sz w:val="24"/>
+          <w:szCs w:val="24"/>
+        </w:rPr>
+        <w:t xml:space="preserve">order by </w:t>
+      </w:r>
+      <w:proofErr w:type="spellStart"/>
+      <w:r>
+        <w:rPr>
+          <w:rFonts w:asciiTheme="majorHAnsi" w:hAnsiTheme="majorHAnsi" w:cstheme="majorHAnsi"/>
+          <w:sz w:val="24"/>
+          <w:szCs w:val="24"/>
+        </w:rPr>
+        <w:t>Total_order</w:t>
+      </w:r>
+      <w:proofErr w:type="spellEnd"/>
+      <w:r>
+        <w:rPr>
+          <w:rFonts w:asciiTheme="majorHAnsi" w:hAnsiTheme="majorHAnsi" w:cstheme="majorHAnsi"/>
+          <w:sz w:val="24"/>
+          <w:szCs w:val="24"/>
+        </w:rPr>
+        <w:t xml:space="preserve"> </w:t>
+      </w:r>
+      <w:proofErr w:type="spellStart"/>
+      <w:r>
+        <w:rPr>
+          <w:rFonts w:asciiTheme="majorHAnsi" w:hAnsiTheme="majorHAnsi" w:cstheme="majorHAnsi"/>
+          <w:sz w:val="24"/>
+          <w:szCs w:val="24"/>
+        </w:rPr>
+        <w:t>desc</w:t>
+      </w:r>
+      <w:proofErr w:type="spellEnd"/>
+    </w:p>
+    <w:p>
+      <w:pPr>
+        <w:spacing w:after="0" w:line="360" w:lineRule="auto"/>
+        <w:ind w:left="720"/>
+        <w:rPr>
+          <w:rFonts w:asciiTheme="majorHAnsi" w:hAnsiTheme="majorHAnsi" w:cstheme="majorHAnsi"/>
+          <w:sz w:val="24"/>
+          <w:szCs w:val="24"/>
+        </w:rPr>
+      </w:pPr>
+      <w:r>
+        <w:rPr>
+          <w:rFonts w:asciiTheme="majorHAnsi" w:hAnsiTheme="majorHAnsi" w:cstheme="majorHAnsi"/>
+          <w:sz w:val="24"/>
+          <w:szCs w:val="24"/>
+        </w:rPr>
+        <w:t>limit 10;</w:t>
+      </w:r>
+    </w:p>
+    <w:p>
+      <w:pPr>
+        <w:spacing w:after="0" w:line="360" w:lineRule="auto"/>
+        <w:rPr>
+          <w:rFonts w:cstheme="minorHAnsi"/>
+          <w:sz w:val="24"/>
+          <w:szCs w:val="24"/>
+        </w:rPr>
+      </w:pPr>
     </w:p>
     <w:p>
       <w:pPr>
@@ -1754,6 +8794,365 @@
     </w:p>
     <w:p>
       <w:pPr>
+        <w:spacing w:after="0" w:line="360" w:lineRule="auto"/>
+        <w:rPr>
+          <w:rFonts w:cstheme="minorHAnsi"/>
+          <w:sz w:val="24"/>
+          <w:szCs w:val="24"/>
+        </w:rPr>
+      </w:pPr>
+    </w:p>
+    <w:p>
+      <w:pPr>
+        <w:spacing w:after="0" w:line="360" w:lineRule="auto"/>
+        <w:ind w:left="720"/>
+        <w:rPr>
+          <w:rFonts w:asciiTheme="majorHAnsi" w:hAnsiTheme="majorHAnsi" w:cstheme="majorHAnsi"/>
+          <w:sz w:val="24"/>
+          <w:szCs w:val="24"/>
+        </w:rPr>
+      </w:pPr>
+      <w:r>
+        <w:rPr>
+          <w:rFonts w:asciiTheme="majorHAnsi" w:hAnsiTheme="majorHAnsi" w:cstheme="majorHAnsi"/>
+          <w:sz w:val="24"/>
+          <w:szCs w:val="24"/>
+        </w:rPr>
+        <w:t xml:space="preserve">select </w:t>
+      </w:r>
+    </w:p>
+    <w:p>
+      <w:pPr>
+        <w:spacing w:after="0" w:line="360" w:lineRule="auto"/>
+        <w:ind w:left="720"/>
+        <w:rPr>
+          <w:rFonts w:asciiTheme="majorHAnsi" w:hAnsiTheme="majorHAnsi" w:cstheme="majorHAnsi"/>
+          <w:sz w:val="24"/>
+          <w:szCs w:val="24"/>
+        </w:rPr>
+      </w:pPr>
+      <w:r>
+        <w:rPr>
+          <w:rFonts w:asciiTheme="majorHAnsi" w:hAnsiTheme="majorHAnsi" w:cstheme="majorHAnsi"/>
+          <w:sz w:val="24"/>
+          <w:szCs w:val="24"/>
+        </w:rPr>
+        <w:tab/>
+      </w:r>
+      <w:proofErr w:type="spellStart"/>
+      <w:r>
+        <w:rPr>
+          <w:rFonts w:asciiTheme="majorHAnsi" w:hAnsiTheme="majorHAnsi" w:cstheme="majorHAnsi"/>
+          <w:sz w:val="24"/>
+          <w:szCs w:val="24"/>
+        </w:rPr>
+        <w:t>di.dish_name</w:t>
+      </w:r>
+      <w:proofErr w:type="spellEnd"/>
+      <w:r>
+        <w:rPr>
+          <w:rFonts w:asciiTheme="majorHAnsi" w:hAnsiTheme="majorHAnsi" w:cstheme="majorHAnsi"/>
+          <w:sz w:val="24"/>
+          <w:szCs w:val="24"/>
+        </w:rPr>
+        <w:t>,</w:t>
+      </w:r>
+    </w:p>
+    <w:p>
+      <w:pPr>
+        <w:spacing w:after="0" w:line="360" w:lineRule="auto"/>
+        <w:ind w:left="720"/>
+        <w:rPr>
+          <w:rFonts w:asciiTheme="majorHAnsi" w:hAnsiTheme="majorHAnsi" w:cstheme="majorHAnsi"/>
+          <w:sz w:val="24"/>
+          <w:szCs w:val="24"/>
+        </w:rPr>
+      </w:pPr>
+      <w:r>
+        <w:rPr>
+          <w:rFonts w:asciiTheme="majorHAnsi" w:hAnsiTheme="majorHAnsi" w:cstheme="majorHAnsi"/>
+          <w:sz w:val="24"/>
+          <w:szCs w:val="24"/>
+        </w:rPr>
+        <w:tab/>
+      </w:r>
+      <w:proofErr w:type="gramStart"/>
+      <w:r>
+        <w:rPr>
+          <w:rFonts w:asciiTheme="majorHAnsi" w:hAnsiTheme="majorHAnsi" w:cstheme="majorHAnsi"/>
+          <w:sz w:val="24"/>
+          <w:szCs w:val="24"/>
+        </w:rPr>
+        <w:t>count(</w:t>
+      </w:r>
+      <w:proofErr w:type="gramEnd"/>
+      <w:r>
+        <w:rPr>
+          <w:rFonts w:asciiTheme="majorHAnsi" w:hAnsiTheme="majorHAnsi" w:cstheme="majorHAnsi"/>
+          <w:sz w:val="24"/>
+          <w:szCs w:val="24"/>
+        </w:rPr>
+        <w:t xml:space="preserve">*) as </w:t>
+      </w:r>
+      <w:proofErr w:type="spellStart"/>
+      <w:r>
+        <w:rPr>
+          <w:rFonts w:asciiTheme="majorHAnsi" w:hAnsiTheme="majorHAnsi" w:cstheme="majorHAnsi"/>
+          <w:sz w:val="24"/>
+          <w:szCs w:val="24"/>
+        </w:rPr>
+        <w:t>Total_order</w:t>
+      </w:r>
+      <w:proofErr w:type="spellEnd"/>
+    </w:p>
+    <w:p>
+      <w:pPr>
+        <w:spacing w:after="0" w:line="360" w:lineRule="auto"/>
+        <w:ind w:left="720"/>
+        <w:rPr>
+          <w:rFonts w:asciiTheme="majorHAnsi" w:hAnsiTheme="majorHAnsi" w:cstheme="majorHAnsi"/>
+          <w:sz w:val="24"/>
+          <w:szCs w:val="24"/>
+        </w:rPr>
+      </w:pPr>
+      <w:r>
+        <w:rPr>
+          <w:rFonts w:asciiTheme="majorHAnsi" w:hAnsiTheme="majorHAnsi" w:cstheme="majorHAnsi"/>
+          <w:sz w:val="24"/>
+          <w:szCs w:val="24"/>
+        </w:rPr>
+        <w:t xml:space="preserve">from </w:t>
+      </w:r>
+      <w:proofErr w:type="spellStart"/>
+      <w:r>
+        <w:rPr>
+          <w:rFonts w:asciiTheme="majorHAnsi" w:hAnsiTheme="majorHAnsi" w:cstheme="majorHAnsi"/>
+          <w:sz w:val="24"/>
+          <w:szCs w:val="24"/>
+        </w:rPr>
+        <w:t>fact_swiggy_data</w:t>
+      </w:r>
+      <w:proofErr w:type="spellEnd"/>
+      <w:r>
+        <w:rPr>
+          <w:rFonts w:asciiTheme="majorHAnsi" w:hAnsiTheme="majorHAnsi" w:cstheme="majorHAnsi"/>
+          <w:sz w:val="24"/>
+          <w:szCs w:val="24"/>
+        </w:rPr>
+        <w:t xml:space="preserve"> f</w:t>
+      </w:r>
+      <w:r>
+        <w:rPr>
+          <w:rFonts w:asciiTheme="majorHAnsi" w:hAnsiTheme="majorHAnsi" w:cstheme="majorHAnsi"/>
+          <w:sz w:val="24"/>
+          <w:szCs w:val="24"/>
+        </w:rPr>
+        <w:tab/>
+      </w:r>
+    </w:p>
+    <w:p>
+      <w:pPr>
+        <w:spacing w:after="0" w:line="360" w:lineRule="auto"/>
+        <w:ind w:left="720"/>
+        <w:rPr>
+          <w:rFonts w:asciiTheme="majorHAnsi" w:hAnsiTheme="majorHAnsi" w:cstheme="majorHAnsi"/>
+          <w:sz w:val="24"/>
+          <w:szCs w:val="24"/>
+        </w:rPr>
+      </w:pPr>
+      <w:r>
+        <w:rPr>
+          <w:rFonts w:asciiTheme="majorHAnsi" w:hAnsiTheme="majorHAnsi" w:cstheme="majorHAnsi"/>
+          <w:sz w:val="24"/>
+          <w:szCs w:val="24"/>
+        </w:rPr>
+        <w:t xml:space="preserve">join </w:t>
+      </w:r>
+      <w:proofErr w:type="spellStart"/>
+      <w:r>
+        <w:rPr>
+          <w:rFonts w:asciiTheme="majorHAnsi" w:hAnsiTheme="majorHAnsi" w:cstheme="majorHAnsi"/>
+          <w:sz w:val="24"/>
+          <w:szCs w:val="24"/>
+        </w:rPr>
+        <w:t>dim_dish</w:t>
+      </w:r>
+      <w:proofErr w:type="spellEnd"/>
+      <w:r>
+        <w:rPr>
+          <w:rFonts w:asciiTheme="majorHAnsi" w:hAnsiTheme="majorHAnsi" w:cstheme="majorHAnsi"/>
+          <w:sz w:val="24"/>
+          <w:szCs w:val="24"/>
+        </w:rPr>
+        <w:t xml:space="preserve"> di on </w:t>
+      </w:r>
+      <w:proofErr w:type="spellStart"/>
+      <w:proofErr w:type="gramStart"/>
+      <w:r>
+        <w:rPr>
+          <w:rFonts w:asciiTheme="majorHAnsi" w:hAnsiTheme="majorHAnsi" w:cstheme="majorHAnsi"/>
+          <w:sz w:val="24"/>
+          <w:szCs w:val="24"/>
+        </w:rPr>
+        <w:t>f.dish</w:t>
+      </w:r>
+      <w:proofErr w:type="gramEnd"/>
+      <w:r>
+        <w:rPr>
+          <w:rFonts w:asciiTheme="majorHAnsi" w:hAnsiTheme="majorHAnsi" w:cstheme="majorHAnsi"/>
+          <w:sz w:val="24"/>
+          <w:szCs w:val="24"/>
+        </w:rPr>
+        <w:t>_id</w:t>
+      </w:r>
+      <w:proofErr w:type="spellEnd"/>
+      <w:r>
+        <w:rPr>
+          <w:rFonts w:asciiTheme="majorHAnsi" w:hAnsiTheme="majorHAnsi" w:cstheme="majorHAnsi"/>
+          <w:sz w:val="24"/>
+          <w:szCs w:val="24"/>
+        </w:rPr>
+        <w:t xml:space="preserve"> = </w:t>
+      </w:r>
+      <w:proofErr w:type="spellStart"/>
+      <w:proofErr w:type="gramStart"/>
+      <w:r>
+        <w:rPr>
+          <w:rFonts w:asciiTheme="majorHAnsi" w:hAnsiTheme="majorHAnsi" w:cstheme="majorHAnsi"/>
+          <w:sz w:val="24"/>
+          <w:szCs w:val="24"/>
+        </w:rPr>
+        <w:t>di.dish</w:t>
+      </w:r>
+      <w:proofErr w:type="gramEnd"/>
+      <w:r>
+        <w:rPr>
+          <w:rFonts w:asciiTheme="majorHAnsi" w:hAnsiTheme="majorHAnsi" w:cstheme="majorHAnsi"/>
+          <w:sz w:val="24"/>
+          <w:szCs w:val="24"/>
+        </w:rPr>
+        <w:t>_id</w:t>
+      </w:r>
+      <w:proofErr w:type="spellEnd"/>
+    </w:p>
+    <w:p>
+      <w:pPr>
+        <w:spacing w:after="0" w:line="360" w:lineRule="auto"/>
+        <w:ind w:left="720"/>
+        <w:rPr>
+          <w:rFonts w:asciiTheme="majorHAnsi" w:hAnsiTheme="majorHAnsi" w:cstheme="majorHAnsi"/>
+          <w:sz w:val="24"/>
+          <w:szCs w:val="24"/>
+        </w:rPr>
+      </w:pPr>
+      <w:r>
+        <w:rPr>
+          <w:rFonts w:asciiTheme="majorHAnsi" w:hAnsiTheme="majorHAnsi" w:cstheme="majorHAnsi"/>
+          <w:sz w:val="24"/>
+          <w:szCs w:val="24"/>
+        </w:rPr>
+        <w:t xml:space="preserve">group by </w:t>
+      </w:r>
+      <w:proofErr w:type="spellStart"/>
+      <w:proofErr w:type="gramStart"/>
+      <w:r>
+        <w:rPr>
+          <w:rFonts w:asciiTheme="majorHAnsi" w:hAnsiTheme="majorHAnsi" w:cstheme="majorHAnsi"/>
+          <w:sz w:val="24"/>
+          <w:szCs w:val="24"/>
+        </w:rPr>
+        <w:t>di.dish</w:t>
+      </w:r>
+      <w:proofErr w:type="gramEnd"/>
+      <w:r>
+        <w:rPr>
+          <w:rFonts w:asciiTheme="majorHAnsi" w:hAnsiTheme="majorHAnsi" w:cstheme="majorHAnsi"/>
+          <w:sz w:val="24"/>
+          <w:szCs w:val="24"/>
+        </w:rPr>
+        <w:t>_name</w:t>
+      </w:r>
+      <w:proofErr w:type="spellEnd"/>
+    </w:p>
+    <w:p>
+      <w:pPr>
+        <w:spacing w:after="0" w:line="360" w:lineRule="auto"/>
+        <w:ind w:left="720"/>
+        <w:rPr>
+          <w:rFonts w:asciiTheme="majorHAnsi" w:hAnsiTheme="majorHAnsi" w:cstheme="majorHAnsi"/>
+          <w:sz w:val="24"/>
+          <w:szCs w:val="24"/>
+        </w:rPr>
+      </w:pPr>
+      <w:r>
+        <w:rPr>
+          <w:rFonts w:asciiTheme="majorHAnsi" w:hAnsiTheme="majorHAnsi" w:cstheme="majorHAnsi"/>
+          <w:sz w:val="24"/>
+          <w:szCs w:val="24"/>
+        </w:rPr>
+        <w:t xml:space="preserve">order by </w:t>
+      </w:r>
+      <w:proofErr w:type="spellStart"/>
+      <w:r>
+        <w:rPr>
+          <w:rFonts w:asciiTheme="majorHAnsi" w:hAnsiTheme="majorHAnsi" w:cstheme="majorHAnsi"/>
+          <w:sz w:val="24"/>
+          <w:szCs w:val="24"/>
+        </w:rPr>
+        <w:t>Total_order</w:t>
+      </w:r>
+      <w:proofErr w:type="spellEnd"/>
+      <w:r>
+        <w:rPr>
+          <w:rFonts w:asciiTheme="majorHAnsi" w:hAnsiTheme="majorHAnsi" w:cstheme="majorHAnsi"/>
+          <w:sz w:val="24"/>
+          <w:szCs w:val="24"/>
+        </w:rPr>
+        <w:t xml:space="preserve"> </w:t>
+      </w:r>
+      <w:proofErr w:type="spellStart"/>
+      <w:r>
+        <w:rPr>
+          <w:rFonts w:asciiTheme="majorHAnsi" w:hAnsiTheme="majorHAnsi" w:cstheme="majorHAnsi"/>
+          <w:sz w:val="24"/>
+          <w:szCs w:val="24"/>
+        </w:rPr>
+        <w:t>desc</w:t>
+      </w:r>
+      <w:proofErr w:type="spellEnd"/>
+    </w:p>
+    <w:p>
+      <w:pPr>
+        <w:spacing w:after="0" w:line="360" w:lineRule="auto"/>
+        <w:ind w:left="720"/>
+        <w:rPr>
+          <w:rFonts w:asciiTheme="majorHAnsi" w:hAnsiTheme="majorHAnsi" w:cstheme="majorHAnsi"/>
+          <w:sz w:val="24"/>
+          <w:szCs w:val="24"/>
+        </w:rPr>
+      </w:pPr>
+      <w:r>
+        <w:rPr>
+          <w:rFonts w:asciiTheme="majorHAnsi" w:hAnsiTheme="majorHAnsi" w:cstheme="majorHAnsi"/>
+          <w:sz w:val="24"/>
+          <w:szCs w:val="24"/>
+        </w:rPr>
+        <w:t>limit 10;</w:t>
+      </w:r>
+    </w:p>
+    <w:p>
+      <w:pPr>
+        <w:spacing w:after="0" w:line="360" w:lineRule="auto"/>
+        <w:ind w:left="720"/>
+        <w:rPr>
+          <w:rFonts w:asciiTheme="majorHAnsi" w:hAnsiTheme="majorHAnsi" w:cstheme="majorHAnsi"/>
+          <w:sz w:val="24"/>
+          <w:szCs w:val="24"/>
+        </w:rPr>
+      </w:pPr>
+    </w:p>
+    <w:p>
+      <w:pPr>
         <w:numPr>
           <w:ilvl w:val="0"/>
           <w:numId w:val="7"/>
@@ -1795,6 +9194,395 @@
     <w:p>
       <w:pPr>
         <w:spacing w:after="0" w:line="360" w:lineRule="auto"/>
+        <w:ind w:left="720"/>
+        <w:rPr>
+          <w:rFonts w:asciiTheme="majorHAnsi" w:hAnsiTheme="majorHAnsi" w:cstheme="majorHAnsi"/>
+          <w:sz w:val="24"/>
+          <w:szCs w:val="24"/>
+        </w:rPr>
+      </w:pPr>
+      <w:r>
+        <w:rPr>
+          <w:rFonts w:asciiTheme="majorHAnsi" w:hAnsiTheme="majorHAnsi" w:cstheme="majorHAnsi"/>
+          <w:sz w:val="24"/>
+          <w:szCs w:val="24"/>
+        </w:rPr>
+        <w:t xml:space="preserve">select </w:t>
+      </w:r>
+    </w:p>
+    <w:p>
+      <w:pPr>
+        <w:spacing w:after="0" w:line="360" w:lineRule="auto"/>
+        <w:ind w:left="720"/>
+        <w:rPr>
+          <w:rFonts w:asciiTheme="majorHAnsi" w:hAnsiTheme="majorHAnsi" w:cstheme="majorHAnsi"/>
+          <w:sz w:val="24"/>
+          <w:szCs w:val="24"/>
+        </w:rPr>
+      </w:pPr>
+      <w:r>
+        <w:rPr>
+          <w:rFonts w:asciiTheme="majorHAnsi" w:hAnsiTheme="majorHAnsi" w:cstheme="majorHAnsi"/>
+          <w:sz w:val="24"/>
+          <w:szCs w:val="24"/>
+        </w:rPr>
+        <w:tab/>
+      </w:r>
+      <w:proofErr w:type="spellStart"/>
+      <w:r>
+        <w:rPr>
+          <w:rFonts w:asciiTheme="majorHAnsi" w:hAnsiTheme="majorHAnsi" w:cstheme="majorHAnsi"/>
+          <w:sz w:val="24"/>
+          <w:szCs w:val="24"/>
+        </w:rPr>
+        <w:t>c.category</w:t>
+      </w:r>
+      <w:proofErr w:type="spellEnd"/>
+      <w:r>
+        <w:rPr>
+          <w:rFonts w:asciiTheme="majorHAnsi" w:hAnsiTheme="majorHAnsi" w:cstheme="majorHAnsi"/>
+          <w:sz w:val="24"/>
+          <w:szCs w:val="24"/>
+        </w:rPr>
+        <w:t>,</w:t>
+      </w:r>
+    </w:p>
+    <w:p>
+      <w:pPr>
+        <w:spacing w:after="0" w:line="360" w:lineRule="auto"/>
+        <w:ind w:left="720"/>
+        <w:rPr>
+          <w:rFonts w:asciiTheme="majorHAnsi" w:hAnsiTheme="majorHAnsi" w:cstheme="majorHAnsi"/>
+          <w:sz w:val="24"/>
+          <w:szCs w:val="24"/>
+        </w:rPr>
+      </w:pPr>
+      <w:r>
+        <w:rPr>
+          <w:rFonts w:asciiTheme="majorHAnsi" w:hAnsiTheme="majorHAnsi" w:cstheme="majorHAnsi"/>
+          <w:sz w:val="24"/>
+          <w:szCs w:val="24"/>
+        </w:rPr>
+        <w:tab/>
+      </w:r>
+      <w:proofErr w:type="gramStart"/>
+      <w:r>
+        <w:rPr>
+          <w:rFonts w:asciiTheme="majorHAnsi" w:hAnsiTheme="majorHAnsi" w:cstheme="majorHAnsi"/>
+          <w:sz w:val="24"/>
+          <w:szCs w:val="24"/>
+        </w:rPr>
+        <w:t>count(</w:t>
+      </w:r>
+      <w:proofErr w:type="gramEnd"/>
+      <w:r>
+        <w:rPr>
+          <w:rFonts w:asciiTheme="majorHAnsi" w:hAnsiTheme="majorHAnsi" w:cstheme="majorHAnsi"/>
+          <w:sz w:val="24"/>
+          <w:szCs w:val="24"/>
+        </w:rPr>
+        <w:t xml:space="preserve">*) as </w:t>
+      </w:r>
+      <w:proofErr w:type="spellStart"/>
+      <w:r>
+        <w:rPr>
+          <w:rFonts w:asciiTheme="majorHAnsi" w:hAnsiTheme="majorHAnsi" w:cstheme="majorHAnsi"/>
+          <w:sz w:val="24"/>
+          <w:szCs w:val="24"/>
+        </w:rPr>
+        <w:t>Total_order</w:t>
+      </w:r>
+      <w:proofErr w:type="spellEnd"/>
+      <w:r>
+        <w:rPr>
+          <w:rFonts w:asciiTheme="majorHAnsi" w:hAnsiTheme="majorHAnsi" w:cstheme="majorHAnsi"/>
+          <w:sz w:val="24"/>
+          <w:szCs w:val="24"/>
+        </w:rPr>
+        <w:t>,</w:t>
+      </w:r>
+    </w:p>
+    <w:p>
+      <w:pPr>
+        <w:spacing w:after="0" w:line="360" w:lineRule="auto"/>
+        <w:ind w:left="720"/>
+        <w:rPr>
+          <w:rFonts w:asciiTheme="majorHAnsi" w:hAnsiTheme="majorHAnsi" w:cstheme="majorHAnsi"/>
+          <w:sz w:val="24"/>
+          <w:szCs w:val="24"/>
+        </w:rPr>
+      </w:pPr>
+      <w:r>
+        <w:rPr>
+          <w:rFonts w:asciiTheme="majorHAnsi" w:hAnsiTheme="majorHAnsi" w:cstheme="majorHAnsi"/>
+          <w:sz w:val="24"/>
+          <w:szCs w:val="24"/>
+        </w:rPr>
+        <w:tab/>
+        <w:t>round(</w:t>
+      </w:r>
+      <w:proofErr w:type="spellStart"/>
+      <w:r>
+        <w:rPr>
+          <w:rFonts w:asciiTheme="majorHAnsi" w:hAnsiTheme="majorHAnsi" w:cstheme="majorHAnsi"/>
+          <w:sz w:val="24"/>
+          <w:szCs w:val="24"/>
+        </w:rPr>
+        <w:t>avg</w:t>
+      </w:r>
+      <w:proofErr w:type="spellEnd"/>
+      <w:r>
+        <w:rPr>
+          <w:rFonts w:asciiTheme="majorHAnsi" w:hAnsiTheme="majorHAnsi" w:cstheme="majorHAnsi"/>
+          <w:sz w:val="24"/>
+          <w:szCs w:val="24"/>
+        </w:rPr>
+        <w:t xml:space="preserve">(rating),2) as </w:t>
+      </w:r>
+      <w:proofErr w:type="spellStart"/>
+      <w:r>
+        <w:rPr>
+          <w:rFonts w:asciiTheme="majorHAnsi" w:hAnsiTheme="majorHAnsi" w:cstheme="majorHAnsi"/>
+          <w:sz w:val="24"/>
+          <w:szCs w:val="24"/>
+        </w:rPr>
+        <w:t>Avg_rating</w:t>
+      </w:r>
+      <w:proofErr w:type="spellEnd"/>
+    </w:p>
+    <w:p>
+      <w:pPr>
+        <w:spacing w:after="0" w:line="360" w:lineRule="auto"/>
+        <w:ind w:left="720"/>
+        <w:rPr>
+          <w:rFonts w:asciiTheme="majorHAnsi" w:hAnsiTheme="majorHAnsi" w:cstheme="majorHAnsi"/>
+          <w:sz w:val="24"/>
+          <w:szCs w:val="24"/>
+        </w:rPr>
+      </w:pPr>
+      <w:r>
+        <w:rPr>
+          <w:rFonts w:asciiTheme="majorHAnsi" w:hAnsiTheme="majorHAnsi" w:cstheme="majorHAnsi"/>
+          <w:sz w:val="24"/>
+          <w:szCs w:val="24"/>
+        </w:rPr>
+        <w:t xml:space="preserve">from </w:t>
+      </w:r>
+      <w:proofErr w:type="spellStart"/>
+      <w:r>
+        <w:rPr>
+          <w:rFonts w:asciiTheme="majorHAnsi" w:hAnsiTheme="majorHAnsi" w:cstheme="majorHAnsi"/>
+          <w:sz w:val="24"/>
+          <w:szCs w:val="24"/>
+        </w:rPr>
+        <w:t>fact_swiggy_data</w:t>
+      </w:r>
+      <w:proofErr w:type="spellEnd"/>
+      <w:r>
+        <w:rPr>
+          <w:rFonts w:asciiTheme="majorHAnsi" w:hAnsiTheme="majorHAnsi" w:cstheme="majorHAnsi"/>
+          <w:sz w:val="24"/>
+          <w:szCs w:val="24"/>
+        </w:rPr>
+        <w:t xml:space="preserve"> f</w:t>
+      </w:r>
+    </w:p>
+    <w:p>
+      <w:pPr>
+        <w:spacing w:after="0" w:line="360" w:lineRule="auto"/>
+        <w:ind w:left="720"/>
+        <w:rPr>
+          <w:rFonts w:asciiTheme="majorHAnsi" w:hAnsiTheme="majorHAnsi" w:cstheme="majorHAnsi"/>
+          <w:sz w:val="24"/>
+          <w:szCs w:val="24"/>
+        </w:rPr>
+      </w:pPr>
+      <w:r>
+        <w:rPr>
+          <w:rFonts w:asciiTheme="majorHAnsi" w:hAnsiTheme="majorHAnsi" w:cstheme="majorHAnsi"/>
+          <w:sz w:val="24"/>
+          <w:szCs w:val="24"/>
+        </w:rPr>
+        <w:t xml:space="preserve">join </w:t>
+      </w:r>
+      <w:proofErr w:type="spellStart"/>
+      <w:r>
+        <w:rPr>
+          <w:rFonts w:asciiTheme="majorHAnsi" w:hAnsiTheme="majorHAnsi" w:cstheme="majorHAnsi"/>
+          <w:sz w:val="24"/>
+          <w:szCs w:val="24"/>
+        </w:rPr>
+        <w:t>dim_category</w:t>
+      </w:r>
+      <w:proofErr w:type="spellEnd"/>
+      <w:r>
+        <w:rPr>
+          <w:rFonts w:asciiTheme="majorHAnsi" w:hAnsiTheme="majorHAnsi" w:cstheme="majorHAnsi"/>
+          <w:sz w:val="24"/>
+          <w:szCs w:val="24"/>
+        </w:rPr>
+        <w:t xml:space="preserve"> c on </w:t>
+      </w:r>
+      <w:proofErr w:type="spellStart"/>
+      <w:proofErr w:type="gramStart"/>
+      <w:r>
+        <w:rPr>
+          <w:rFonts w:asciiTheme="majorHAnsi" w:hAnsiTheme="majorHAnsi" w:cstheme="majorHAnsi"/>
+          <w:sz w:val="24"/>
+          <w:szCs w:val="24"/>
+        </w:rPr>
+        <w:t>f.category</w:t>
+      </w:r>
+      <w:proofErr w:type="gramEnd"/>
+      <w:r>
+        <w:rPr>
+          <w:rFonts w:asciiTheme="majorHAnsi" w:hAnsiTheme="majorHAnsi" w:cstheme="majorHAnsi"/>
+          <w:sz w:val="24"/>
+          <w:szCs w:val="24"/>
+        </w:rPr>
+        <w:t>_id</w:t>
+      </w:r>
+      <w:proofErr w:type="spellEnd"/>
+      <w:r>
+        <w:rPr>
+          <w:rFonts w:asciiTheme="majorHAnsi" w:hAnsiTheme="majorHAnsi" w:cstheme="majorHAnsi"/>
+          <w:sz w:val="24"/>
+          <w:szCs w:val="24"/>
+        </w:rPr>
+        <w:t xml:space="preserve"> = </w:t>
+      </w:r>
+      <w:proofErr w:type="spellStart"/>
+      <w:proofErr w:type="gramStart"/>
+      <w:r>
+        <w:rPr>
+          <w:rFonts w:asciiTheme="majorHAnsi" w:hAnsiTheme="majorHAnsi" w:cstheme="majorHAnsi"/>
+          <w:sz w:val="24"/>
+          <w:szCs w:val="24"/>
+        </w:rPr>
+        <w:t>c.category</w:t>
+      </w:r>
+      <w:proofErr w:type="gramEnd"/>
+      <w:r>
+        <w:rPr>
+          <w:rFonts w:asciiTheme="majorHAnsi" w:hAnsiTheme="majorHAnsi" w:cstheme="majorHAnsi"/>
+          <w:sz w:val="24"/>
+          <w:szCs w:val="24"/>
+        </w:rPr>
+        <w:t>_id</w:t>
+      </w:r>
+      <w:proofErr w:type="spellEnd"/>
+    </w:p>
+    <w:p>
+      <w:pPr>
+        <w:spacing w:after="0" w:line="360" w:lineRule="auto"/>
+        <w:ind w:left="720"/>
+        <w:rPr>
+          <w:rFonts w:asciiTheme="majorHAnsi" w:hAnsiTheme="majorHAnsi" w:cstheme="majorHAnsi"/>
+          <w:sz w:val="24"/>
+          <w:szCs w:val="24"/>
+        </w:rPr>
+      </w:pPr>
+      <w:r>
+        <w:rPr>
+          <w:rFonts w:asciiTheme="majorHAnsi" w:hAnsiTheme="majorHAnsi" w:cstheme="majorHAnsi"/>
+          <w:sz w:val="24"/>
+          <w:szCs w:val="24"/>
+        </w:rPr>
+        <w:t xml:space="preserve">group by </w:t>
+      </w:r>
+      <w:proofErr w:type="spellStart"/>
+      <w:proofErr w:type="gramStart"/>
+      <w:r>
+        <w:rPr>
+          <w:rFonts w:asciiTheme="majorHAnsi" w:hAnsiTheme="majorHAnsi" w:cstheme="majorHAnsi"/>
+          <w:sz w:val="24"/>
+          <w:szCs w:val="24"/>
+        </w:rPr>
+        <w:t>c.category</w:t>
+      </w:r>
+      <w:proofErr w:type="spellEnd"/>
+      <w:proofErr w:type="gramEnd"/>
+    </w:p>
+    <w:p>
+      <w:pPr>
+        <w:spacing w:after="0" w:line="360" w:lineRule="auto"/>
+        <w:ind w:left="720"/>
+        <w:rPr>
+          <w:rFonts w:asciiTheme="majorHAnsi" w:hAnsiTheme="majorHAnsi" w:cstheme="majorHAnsi"/>
+          <w:sz w:val="24"/>
+          <w:szCs w:val="24"/>
+        </w:rPr>
+      </w:pPr>
+      <w:r>
+        <w:rPr>
+          <w:rFonts w:asciiTheme="majorHAnsi" w:hAnsiTheme="majorHAnsi" w:cstheme="majorHAnsi"/>
+          <w:sz w:val="24"/>
+          <w:szCs w:val="24"/>
+        </w:rPr>
+        <w:t xml:space="preserve">order by </w:t>
+      </w:r>
+      <w:proofErr w:type="spellStart"/>
+      <w:r>
+        <w:rPr>
+          <w:rFonts w:asciiTheme="majorHAnsi" w:hAnsiTheme="majorHAnsi" w:cstheme="majorHAnsi"/>
+          <w:sz w:val="24"/>
+          <w:szCs w:val="24"/>
+        </w:rPr>
+        <w:t>Total_order</w:t>
+      </w:r>
+      <w:proofErr w:type="spellEnd"/>
+      <w:r>
+        <w:rPr>
+          <w:rFonts w:asciiTheme="majorHAnsi" w:hAnsiTheme="majorHAnsi" w:cstheme="majorHAnsi"/>
+          <w:sz w:val="24"/>
+          <w:szCs w:val="24"/>
+        </w:rPr>
+        <w:t xml:space="preserve"> </w:t>
+      </w:r>
+      <w:proofErr w:type="spellStart"/>
+      <w:r>
+        <w:rPr>
+          <w:rFonts w:asciiTheme="majorHAnsi" w:hAnsiTheme="majorHAnsi" w:cstheme="majorHAnsi"/>
+          <w:sz w:val="24"/>
+          <w:szCs w:val="24"/>
+        </w:rPr>
+        <w:t>desc</w:t>
+      </w:r>
+      <w:proofErr w:type="spellEnd"/>
+    </w:p>
+    <w:p>
+      <w:pPr>
+        <w:spacing w:after="0" w:line="360" w:lineRule="auto"/>
+        <w:ind w:left="720"/>
+        <w:rPr>
+          <w:rFonts w:asciiTheme="majorHAnsi" w:hAnsiTheme="majorHAnsi" w:cstheme="majorHAnsi"/>
+          <w:sz w:val="24"/>
+          <w:szCs w:val="24"/>
+        </w:rPr>
+      </w:pPr>
+      <w:r>
+        <w:rPr>
+          <w:rFonts w:asciiTheme="majorHAnsi" w:hAnsiTheme="majorHAnsi" w:cstheme="majorHAnsi"/>
+          <w:sz w:val="24"/>
+          <w:szCs w:val="24"/>
+        </w:rPr>
+        <w:t>limit 10;</w:t>
+      </w:r>
+    </w:p>
+    <w:p>
+      <w:pPr>
+        <w:spacing w:after="0" w:line="360" w:lineRule="auto"/>
+        <w:ind w:left="720"/>
+        <w:rPr>
+          <w:rFonts w:asciiTheme="majorHAnsi" w:hAnsiTheme="majorHAnsi" w:cstheme="majorHAnsi"/>
+          <w:sz w:val="24"/>
+          <w:szCs w:val="24"/>
+        </w:rPr>
+      </w:pPr>
+    </w:p>
+    <w:p>
+      <w:pPr>
+        <w:spacing w:after="0" w:line="360" w:lineRule="auto"/>
         <w:rPr>
           <w:rFonts w:cstheme="minorHAnsi"/>
           <w:b/>
@@ -1963,6 +9751,761 @@
     <w:p>
       <w:pPr>
         <w:spacing w:after="0" w:line="360" w:lineRule="auto"/>
+        <w:ind w:left="720"/>
+        <w:rPr>
+          <w:rFonts w:asciiTheme="majorHAnsi" w:hAnsiTheme="majorHAnsi" w:cstheme="majorHAnsi"/>
+          <w:sz w:val="24"/>
+          <w:szCs w:val="24"/>
+        </w:rPr>
+      </w:pPr>
+      <w:r>
+        <w:rPr>
+          <w:rFonts w:asciiTheme="majorHAnsi" w:hAnsiTheme="majorHAnsi" w:cstheme="majorHAnsi"/>
+          <w:sz w:val="24"/>
+          <w:szCs w:val="24"/>
+        </w:rPr>
+        <w:t>S</w:t>
+      </w:r>
+      <w:r>
+        <w:rPr>
+          <w:rFonts w:asciiTheme="majorHAnsi" w:hAnsiTheme="majorHAnsi" w:cstheme="majorHAnsi"/>
+          <w:sz w:val="24"/>
+          <w:szCs w:val="24"/>
+        </w:rPr>
+        <w:t xml:space="preserve">elect </w:t>
+      </w:r>
+    </w:p>
+    <w:p>
+      <w:pPr>
+        <w:spacing w:after="0" w:line="360" w:lineRule="auto"/>
+        <w:ind w:left="720"/>
+        <w:rPr>
+          <w:rFonts w:asciiTheme="majorHAnsi" w:hAnsiTheme="majorHAnsi" w:cstheme="majorHAnsi"/>
+          <w:sz w:val="24"/>
+          <w:szCs w:val="24"/>
+        </w:rPr>
+      </w:pPr>
+      <w:r>
+        <w:rPr>
+          <w:rFonts w:asciiTheme="majorHAnsi" w:hAnsiTheme="majorHAnsi" w:cstheme="majorHAnsi"/>
+          <w:sz w:val="24"/>
+          <w:szCs w:val="24"/>
+        </w:rPr>
+        <w:tab/>
+        <w:t>case</w:t>
+      </w:r>
+    </w:p>
+    <w:p>
+      <w:pPr>
+        <w:spacing w:after="0" w:line="360" w:lineRule="auto"/>
+        <w:ind w:left="720"/>
+        <w:rPr>
+          <w:rFonts w:asciiTheme="majorHAnsi" w:hAnsiTheme="majorHAnsi" w:cstheme="majorHAnsi"/>
+          <w:sz w:val="24"/>
+          <w:szCs w:val="24"/>
+        </w:rPr>
+      </w:pPr>
+      <w:r>
+        <w:rPr>
+          <w:rFonts w:asciiTheme="majorHAnsi" w:hAnsiTheme="majorHAnsi" w:cstheme="majorHAnsi"/>
+          <w:sz w:val="24"/>
+          <w:szCs w:val="24"/>
+        </w:rPr>
+        <w:tab/>
+      </w:r>
+      <w:r>
+        <w:rPr>
+          <w:rFonts w:asciiTheme="majorHAnsi" w:hAnsiTheme="majorHAnsi" w:cstheme="majorHAnsi"/>
+          <w:sz w:val="24"/>
+          <w:szCs w:val="24"/>
+        </w:rPr>
+        <w:tab/>
+        <w:t xml:space="preserve">when </w:t>
+      </w:r>
+      <w:proofErr w:type="spellStart"/>
+      <w:r>
+        <w:rPr>
+          <w:rFonts w:asciiTheme="majorHAnsi" w:hAnsiTheme="majorHAnsi" w:cstheme="majorHAnsi"/>
+          <w:sz w:val="24"/>
+          <w:szCs w:val="24"/>
+        </w:rPr>
+        <w:t>price_inr</w:t>
+      </w:r>
+      <w:proofErr w:type="spellEnd"/>
+      <w:r>
+        <w:rPr>
+          <w:rFonts w:asciiTheme="majorHAnsi" w:hAnsiTheme="majorHAnsi" w:cstheme="majorHAnsi"/>
+          <w:sz w:val="24"/>
+          <w:szCs w:val="24"/>
+        </w:rPr>
+        <w:t xml:space="preserve"> &lt; 100 then 'under 100'</w:t>
+      </w:r>
+    </w:p>
+    <w:p>
+      <w:pPr>
+        <w:spacing w:after="0" w:line="360" w:lineRule="auto"/>
+        <w:ind w:left="720"/>
+        <w:rPr>
+          <w:rFonts w:asciiTheme="majorHAnsi" w:hAnsiTheme="majorHAnsi" w:cstheme="majorHAnsi"/>
+          <w:sz w:val="24"/>
+          <w:szCs w:val="24"/>
+        </w:rPr>
+      </w:pPr>
+      <w:r>
+        <w:rPr>
+          <w:rFonts w:asciiTheme="majorHAnsi" w:hAnsiTheme="majorHAnsi" w:cstheme="majorHAnsi"/>
+          <w:sz w:val="24"/>
+          <w:szCs w:val="24"/>
+        </w:rPr>
+        <w:tab/>
+      </w:r>
+      <w:r>
+        <w:rPr>
+          <w:rFonts w:asciiTheme="majorHAnsi" w:hAnsiTheme="majorHAnsi" w:cstheme="majorHAnsi"/>
+          <w:sz w:val="24"/>
+          <w:szCs w:val="24"/>
+        </w:rPr>
+        <w:tab/>
+        <w:t xml:space="preserve">when </w:t>
+      </w:r>
+      <w:proofErr w:type="spellStart"/>
+      <w:r>
+        <w:rPr>
+          <w:rFonts w:asciiTheme="majorHAnsi" w:hAnsiTheme="majorHAnsi" w:cstheme="majorHAnsi"/>
+          <w:sz w:val="24"/>
+          <w:szCs w:val="24"/>
+        </w:rPr>
+        <w:t>price_inr</w:t>
+      </w:r>
+      <w:proofErr w:type="spellEnd"/>
+      <w:r>
+        <w:rPr>
+          <w:rFonts w:asciiTheme="majorHAnsi" w:hAnsiTheme="majorHAnsi" w:cstheme="majorHAnsi"/>
+          <w:sz w:val="24"/>
+          <w:szCs w:val="24"/>
+        </w:rPr>
+        <w:t xml:space="preserve"> between 100 and 199 then '100-199'</w:t>
+      </w:r>
+    </w:p>
+    <w:p>
+      <w:pPr>
+        <w:spacing w:after="0" w:line="360" w:lineRule="auto"/>
+        <w:ind w:left="720"/>
+        <w:rPr>
+          <w:rFonts w:asciiTheme="majorHAnsi" w:hAnsiTheme="majorHAnsi" w:cstheme="majorHAnsi"/>
+          <w:sz w:val="24"/>
+          <w:szCs w:val="24"/>
+        </w:rPr>
+      </w:pPr>
+      <w:r>
+        <w:rPr>
+          <w:rFonts w:asciiTheme="majorHAnsi" w:hAnsiTheme="majorHAnsi" w:cstheme="majorHAnsi"/>
+          <w:sz w:val="24"/>
+          <w:szCs w:val="24"/>
+        </w:rPr>
+        <w:tab/>
+      </w:r>
+      <w:r>
+        <w:rPr>
+          <w:rFonts w:asciiTheme="majorHAnsi" w:hAnsiTheme="majorHAnsi" w:cstheme="majorHAnsi"/>
+          <w:sz w:val="24"/>
+          <w:szCs w:val="24"/>
+        </w:rPr>
+        <w:tab/>
+        <w:t xml:space="preserve">when </w:t>
+      </w:r>
+      <w:proofErr w:type="spellStart"/>
+      <w:r>
+        <w:rPr>
+          <w:rFonts w:asciiTheme="majorHAnsi" w:hAnsiTheme="majorHAnsi" w:cstheme="majorHAnsi"/>
+          <w:sz w:val="24"/>
+          <w:szCs w:val="24"/>
+        </w:rPr>
+        <w:t>price_inr</w:t>
+      </w:r>
+      <w:proofErr w:type="spellEnd"/>
+      <w:r>
+        <w:rPr>
+          <w:rFonts w:asciiTheme="majorHAnsi" w:hAnsiTheme="majorHAnsi" w:cstheme="majorHAnsi"/>
+          <w:sz w:val="24"/>
+          <w:szCs w:val="24"/>
+        </w:rPr>
+        <w:t xml:space="preserve"> between 200 and 299 then '200-299'</w:t>
+      </w:r>
+    </w:p>
+    <w:p>
+      <w:pPr>
+        <w:spacing w:after="0" w:line="360" w:lineRule="auto"/>
+        <w:ind w:left="720"/>
+        <w:rPr>
+          <w:rFonts w:asciiTheme="majorHAnsi" w:hAnsiTheme="majorHAnsi" w:cstheme="majorHAnsi"/>
+          <w:sz w:val="24"/>
+          <w:szCs w:val="24"/>
+        </w:rPr>
+      </w:pPr>
+      <w:r>
+        <w:rPr>
+          <w:rFonts w:asciiTheme="majorHAnsi" w:hAnsiTheme="majorHAnsi" w:cstheme="majorHAnsi"/>
+          <w:sz w:val="24"/>
+          <w:szCs w:val="24"/>
+        </w:rPr>
+        <w:tab/>
+      </w:r>
+      <w:r>
+        <w:rPr>
+          <w:rFonts w:asciiTheme="majorHAnsi" w:hAnsiTheme="majorHAnsi" w:cstheme="majorHAnsi"/>
+          <w:sz w:val="24"/>
+          <w:szCs w:val="24"/>
+        </w:rPr>
+        <w:tab/>
+        <w:t xml:space="preserve">when </w:t>
+      </w:r>
+      <w:proofErr w:type="spellStart"/>
+      <w:r>
+        <w:rPr>
+          <w:rFonts w:asciiTheme="majorHAnsi" w:hAnsiTheme="majorHAnsi" w:cstheme="majorHAnsi"/>
+          <w:sz w:val="24"/>
+          <w:szCs w:val="24"/>
+        </w:rPr>
+        <w:t>price_inr</w:t>
+      </w:r>
+      <w:proofErr w:type="spellEnd"/>
+      <w:r>
+        <w:rPr>
+          <w:rFonts w:asciiTheme="majorHAnsi" w:hAnsiTheme="majorHAnsi" w:cstheme="majorHAnsi"/>
+          <w:sz w:val="24"/>
+          <w:szCs w:val="24"/>
+        </w:rPr>
+        <w:t xml:space="preserve"> between 399 and 499 then '399-499'</w:t>
+      </w:r>
+    </w:p>
+    <w:p>
+      <w:pPr>
+        <w:spacing w:after="0" w:line="360" w:lineRule="auto"/>
+        <w:ind w:left="720"/>
+        <w:rPr>
+          <w:rFonts w:asciiTheme="majorHAnsi" w:hAnsiTheme="majorHAnsi" w:cstheme="majorHAnsi"/>
+          <w:sz w:val="24"/>
+          <w:szCs w:val="24"/>
+        </w:rPr>
+      </w:pPr>
+      <w:r>
+        <w:rPr>
+          <w:rFonts w:asciiTheme="majorHAnsi" w:hAnsiTheme="majorHAnsi" w:cstheme="majorHAnsi"/>
+          <w:sz w:val="24"/>
+          <w:szCs w:val="24"/>
+        </w:rPr>
+        <w:tab/>
+      </w:r>
+      <w:r>
+        <w:rPr>
+          <w:rFonts w:asciiTheme="majorHAnsi" w:hAnsiTheme="majorHAnsi" w:cstheme="majorHAnsi"/>
+          <w:sz w:val="24"/>
+          <w:szCs w:val="24"/>
+        </w:rPr>
+        <w:tab/>
+        <w:t>else '500+'</w:t>
+      </w:r>
+    </w:p>
+    <w:p>
+      <w:pPr>
+        <w:spacing w:after="0" w:line="360" w:lineRule="auto"/>
+        <w:ind w:left="720"/>
+        <w:rPr>
+          <w:rFonts w:asciiTheme="majorHAnsi" w:hAnsiTheme="majorHAnsi" w:cstheme="majorHAnsi"/>
+          <w:sz w:val="24"/>
+          <w:szCs w:val="24"/>
+        </w:rPr>
+      </w:pPr>
+      <w:r>
+        <w:rPr>
+          <w:rFonts w:asciiTheme="majorHAnsi" w:hAnsiTheme="majorHAnsi" w:cstheme="majorHAnsi"/>
+          <w:sz w:val="24"/>
+          <w:szCs w:val="24"/>
+        </w:rPr>
+        <w:tab/>
+        <w:t xml:space="preserve">end as </w:t>
+      </w:r>
+      <w:proofErr w:type="spellStart"/>
+      <w:r>
+        <w:rPr>
+          <w:rFonts w:asciiTheme="majorHAnsi" w:hAnsiTheme="majorHAnsi" w:cstheme="majorHAnsi"/>
+          <w:sz w:val="24"/>
+          <w:szCs w:val="24"/>
+        </w:rPr>
+        <w:t>price_range</w:t>
+      </w:r>
+      <w:proofErr w:type="spellEnd"/>
+      <w:r>
+        <w:rPr>
+          <w:rFonts w:asciiTheme="majorHAnsi" w:hAnsiTheme="majorHAnsi" w:cstheme="majorHAnsi"/>
+          <w:sz w:val="24"/>
+          <w:szCs w:val="24"/>
+        </w:rPr>
+        <w:t>,</w:t>
+      </w:r>
+    </w:p>
+    <w:p>
+      <w:pPr>
+        <w:spacing w:after="0" w:line="360" w:lineRule="auto"/>
+        <w:ind w:left="720"/>
+        <w:rPr>
+          <w:rFonts w:asciiTheme="majorHAnsi" w:hAnsiTheme="majorHAnsi" w:cstheme="majorHAnsi"/>
+          <w:sz w:val="24"/>
+          <w:szCs w:val="24"/>
+        </w:rPr>
+      </w:pPr>
+      <w:r>
+        <w:rPr>
+          <w:rFonts w:asciiTheme="majorHAnsi" w:hAnsiTheme="majorHAnsi" w:cstheme="majorHAnsi"/>
+          <w:sz w:val="24"/>
+          <w:szCs w:val="24"/>
+        </w:rPr>
+        <w:tab/>
+      </w:r>
+      <w:proofErr w:type="gramStart"/>
+      <w:r>
+        <w:rPr>
+          <w:rFonts w:asciiTheme="majorHAnsi" w:hAnsiTheme="majorHAnsi" w:cstheme="majorHAnsi"/>
+          <w:sz w:val="24"/>
+          <w:szCs w:val="24"/>
+        </w:rPr>
+        <w:t>count(</w:t>
+      </w:r>
+      <w:proofErr w:type="gramEnd"/>
+      <w:r>
+        <w:rPr>
+          <w:rFonts w:asciiTheme="majorHAnsi" w:hAnsiTheme="majorHAnsi" w:cstheme="majorHAnsi"/>
+          <w:sz w:val="24"/>
+          <w:szCs w:val="24"/>
+        </w:rPr>
+        <w:t xml:space="preserve">*) as </w:t>
+      </w:r>
+      <w:proofErr w:type="spellStart"/>
+      <w:r>
+        <w:rPr>
+          <w:rFonts w:asciiTheme="majorHAnsi" w:hAnsiTheme="majorHAnsi" w:cstheme="majorHAnsi"/>
+          <w:sz w:val="24"/>
+          <w:szCs w:val="24"/>
+        </w:rPr>
+        <w:t>total_order</w:t>
+      </w:r>
+      <w:proofErr w:type="spellEnd"/>
+    </w:p>
+    <w:p>
+      <w:pPr>
+        <w:spacing w:after="0" w:line="360" w:lineRule="auto"/>
+        <w:ind w:left="720"/>
+        <w:rPr>
+          <w:rFonts w:asciiTheme="majorHAnsi" w:hAnsiTheme="majorHAnsi" w:cstheme="majorHAnsi"/>
+          <w:sz w:val="24"/>
+          <w:szCs w:val="24"/>
+        </w:rPr>
+      </w:pPr>
+      <w:r>
+        <w:rPr>
+          <w:rFonts w:asciiTheme="majorHAnsi" w:hAnsiTheme="majorHAnsi" w:cstheme="majorHAnsi"/>
+          <w:sz w:val="24"/>
+          <w:szCs w:val="24"/>
+        </w:rPr>
+        <w:t xml:space="preserve">from </w:t>
+      </w:r>
+      <w:proofErr w:type="spellStart"/>
+      <w:r>
+        <w:rPr>
+          <w:rFonts w:asciiTheme="majorHAnsi" w:hAnsiTheme="majorHAnsi" w:cstheme="majorHAnsi"/>
+          <w:sz w:val="24"/>
+          <w:szCs w:val="24"/>
+        </w:rPr>
+        <w:t>fact_swiggy_data</w:t>
+      </w:r>
+      <w:proofErr w:type="spellEnd"/>
+    </w:p>
+    <w:p>
+      <w:pPr>
+        <w:spacing w:after="0" w:line="360" w:lineRule="auto"/>
+        <w:ind w:left="720"/>
+        <w:rPr>
+          <w:rFonts w:asciiTheme="majorHAnsi" w:hAnsiTheme="majorHAnsi" w:cstheme="majorHAnsi"/>
+          <w:sz w:val="24"/>
+          <w:szCs w:val="24"/>
+        </w:rPr>
+      </w:pPr>
+      <w:r>
+        <w:rPr>
+          <w:rFonts w:asciiTheme="majorHAnsi" w:hAnsiTheme="majorHAnsi" w:cstheme="majorHAnsi"/>
+          <w:sz w:val="24"/>
+          <w:szCs w:val="24"/>
+        </w:rPr>
+        <w:t xml:space="preserve">group by </w:t>
+      </w:r>
+    </w:p>
+    <w:p>
+      <w:pPr>
+        <w:spacing w:after="0" w:line="360" w:lineRule="auto"/>
+        <w:ind w:left="720"/>
+        <w:rPr>
+          <w:rFonts w:asciiTheme="majorHAnsi" w:hAnsiTheme="majorHAnsi" w:cstheme="majorHAnsi"/>
+          <w:sz w:val="24"/>
+          <w:szCs w:val="24"/>
+        </w:rPr>
+      </w:pPr>
+      <w:r>
+        <w:rPr>
+          <w:rFonts w:asciiTheme="majorHAnsi" w:hAnsiTheme="majorHAnsi" w:cstheme="majorHAnsi"/>
+          <w:sz w:val="24"/>
+          <w:szCs w:val="24"/>
+        </w:rPr>
+        <w:tab/>
+        <w:t>case</w:t>
+      </w:r>
+    </w:p>
+    <w:p>
+      <w:pPr>
+        <w:spacing w:after="0" w:line="360" w:lineRule="auto"/>
+        <w:ind w:left="720"/>
+        <w:rPr>
+          <w:rFonts w:asciiTheme="majorHAnsi" w:hAnsiTheme="majorHAnsi" w:cstheme="majorHAnsi"/>
+          <w:sz w:val="24"/>
+          <w:szCs w:val="24"/>
+        </w:rPr>
+      </w:pPr>
+      <w:r>
+        <w:rPr>
+          <w:rFonts w:asciiTheme="majorHAnsi" w:hAnsiTheme="majorHAnsi" w:cstheme="majorHAnsi"/>
+          <w:sz w:val="24"/>
+          <w:szCs w:val="24"/>
+        </w:rPr>
+        <w:tab/>
+      </w:r>
+      <w:r>
+        <w:rPr>
+          <w:rFonts w:asciiTheme="majorHAnsi" w:hAnsiTheme="majorHAnsi" w:cstheme="majorHAnsi"/>
+          <w:sz w:val="24"/>
+          <w:szCs w:val="24"/>
+        </w:rPr>
+        <w:tab/>
+        <w:t xml:space="preserve">when </w:t>
+      </w:r>
+      <w:proofErr w:type="spellStart"/>
+      <w:r>
+        <w:rPr>
+          <w:rFonts w:asciiTheme="majorHAnsi" w:hAnsiTheme="majorHAnsi" w:cstheme="majorHAnsi"/>
+          <w:sz w:val="24"/>
+          <w:szCs w:val="24"/>
+        </w:rPr>
+        <w:t>price_inr</w:t>
+      </w:r>
+      <w:proofErr w:type="spellEnd"/>
+      <w:r>
+        <w:rPr>
+          <w:rFonts w:asciiTheme="majorHAnsi" w:hAnsiTheme="majorHAnsi" w:cstheme="majorHAnsi"/>
+          <w:sz w:val="24"/>
+          <w:szCs w:val="24"/>
+        </w:rPr>
+        <w:t xml:space="preserve"> &lt; 100 then 'under 100'</w:t>
+      </w:r>
+    </w:p>
+    <w:p>
+      <w:pPr>
+        <w:spacing w:after="0" w:line="360" w:lineRule="auto"/>
+        <w:ind w:left="720"/>
+        <w:rPr>
+          <w:rFonts w:asciiTheme="majorHAnsi" w:hAnsiTheme="majorHAnsi" w:cstheme="majorHAnsi"/>
+          <w:sz w:val="24"/>
+          <w:szCs w:val="24"/>
+        </w:rPr>
+      </w:pPr>
+      <w:r>
+        <w:rPr>
+          <w:rFonts w:asciiTheme="majorHAnsi" w:hAnsiTheme="majorHAnsi" w:cstheme="majorHAnsi"/>
+          <w:sz w:val="24"/>
+          <w:szCs w:val="24"/>
+        </w:rPr>
+        <w:tab/>
+      </w:r>
+      <w:r>
+        <w:rPr>
+          <w:rFonts w:asciiTheme="majorHAnsi" w:hAnsiTheme="majorHAnsi" w:cstheme="majorHAnsi"/>
+          <w:sz w:val="24"/>
+          <w:szCs w:val="24"/>
+        </w:rPr>
+        <w:tab/>
+        <w:t xml:space="preserve">when </w:t>
+      </w:r>
+      <w:proofErr w:type="spellStart"/>
+      <w:r>
+        <w:rPr>
+          <w:rFonts w:asciiTheme="majorHAnsi" w:hAnsiTheme="majorHAnsi" w:cstheme="majorHAnsi"/>
+          <w:sz w:val="24"/>
+          <w:szCs w:val="24"/>
+        </w:rPr>
+        <w:t>price_inr</w:t>
+      </w:r>
+      <w:proofErr w:type="spellEnd"/>
+      <w:r>
+        <w:rPr>
+          <w:rFonts w:asciiTheme="majorHAnsi" w:hAnsiTheme="majorHAnsi" w:cstheme="majorHAnsi"/>
+          <w:sz w:val="24"/>
+          <w:szCs w:val="24"/>
+        </w:rPr>
+        <w:t xml:space="preserve"> between 100 and 199 then '100-199'</w:t>
+      </w:r>
+    </w:p>
+    <w:p>
+      <w:pPr>
+        <w:spacing w:after="0" w:line="360" w:lineRule="auto"/>
+        <w:ind w:left="720"/>
+        <w:rPr>
+          <w:rFonts w:asciiTheme="majorHAnsi" w:hAnsiTheme="majorHAnsi" w:cstheme="majorHAnsi"/>
+          <w:sz w:val="24"/>
+          <w:szCs w:val="24"/>
+        </w:rPr>
+      </w:pPr>
+      <w:r>
+        <w:rPr>
+          <w:rFonts w:asciiTheme="majorHAnsi" w:hAnsiTheme="majorHAnsi" w:cstheme="majorHAnsi"/>
+          <w:sz w:val="24"/>
+          <w:szCs w:val="24"/>
+        </w:rPr>
+        <w:tab/>
+      </w:r>
+      <w:r>
+        <w:rPr>
+          <w:rFonts w:asciiTheme="majorHAnsi" w:hAnsiTheme="majorHAnsi" w:cstheme="majorHAnsi"/>
+          <w:sz w:val="24"/>
+          <w:szCs w:val="24"/>
+        </w:rPr>
+        <w:tab/>
+        <w:t xml:space="preserve">when </w:t>
+      </w:r>
+      <w:proofErr w:type="spellStart"/>
+      <w:r>
+        <w:rPr>
+          <w:rFonts w:asciiTheme="majorHAnsi" w:hAnsiTheme="majorHAnsi" w:cstheme="majorHAnsi"/>
+          <w:sz w:val="24"/>
+          <w:szCs w:val="24"/>
+        </w:rPr>
+        <w:t>price_inr</w:t>
+      </w:r>
+      <w:proofErr w:type="spellEnd"/>
+      <w:r>
+        <w:rPr>
+          <w:rFonts w:asciiTheme="majorHAnsi" w:hAnsiTheme="majorHAnsi" w:cstheme="majorHAnsi"/>
+          <w:sz w:val="24"/>
+          <w:szCs w:val="24"/>
+        </w:rPr>
+        <w:t xml:space="preserve"> between 200 and 299 then '200-299'</w:t>
+      </w:r>
+    </w:p>
+    <w:p>
+      <w:pPr>
+        <w:spacing w:after="0" w:line="360" w:lineRule="auto"/>
+        <w:ind w:left="720"/>
+        <w:rPr>
+          <w:rFonts w:asciiTheme="majorHAnsi" w:hAnsiTheme="majorHAnsi" w:cstheme="majorHAnsi"/>
+          <w:sz w:val="24"/>
+          <w:szCs w:val="24"/>
+        </w:rPr>
+      </w:pPr>
+      <w:r>
+        <w:rPr>
+          <w:rFonts w:asciiTheme="majorHAnsi" w:hAnsiTheme="majorHAnsi" w:cstheme="majorHAnsi"/>
+          <w:sz w:val="24"/>
+          <w:szCs w:val="24"/>
+        </w:rPr>
+        <w:tab/>
+      </w:r>
+      <w:r>
+        <w:rPr>
+          <w:rFonts w:asciiTheme="majorHAnsi" w:hAnsiTheme="majorHAnsi" w:cstheme="majorHAnsi"/>
+          <w:sz w:val="24"/>
+          <w:szCs w:val="24"/>
+        </w:rPr>
+        <w:tab/>
+        <w:t xml:space="preserve">when </w:t>
+      </w:r>
+      <w:proofErr w:type="spellStart"/>
+      <w:r>
+        <w:rPr>
+          <w:rFonts w:asciiTheme="majorHAnsi" w:hAnsiTheme="majorHAnsi" w:cstheme="majorHAnsi"/>
+          <w:sz w:val="24"/>
+          <w:szCs w:val="24"/>
+        </w:rPr>
+        <w:t>price_inr</w:t>
+      </w:r>
+      <w:proofErr w:type="spellEnd"/>
+      <w:r>
+        <w:rPr>
+          <w:rFonts w:asciiTheme="majorHAnsi" w:hAnsiTheme="majorHAnsi" w:cstheme="majorHAnsi"/>
+          <w:sz w:val="24"/>
+          <w:szCs w:val="24"/>
+        </w:rPr>
+        <w:t xml:space="preserve"> between 399 and 499 then '399-499'</w:t>
+      </w:r>
+    </w:p>
+    <w:p>
+      <w:pPr>
+        <w:spacing w:after="0" w:line="360" w:lineRule="auto"/>
+        <w:ind w:left="720"/>
+        <w:rPr>
+          <w:rFonts w:asciiTheme="majorHAnsi" w:hAnsiTheme="majorHAnsi" w:cstheme="majorHAnsi"/>
+          <w:sz w:val="24"/>
+          <w:szCs w:val="24"/>
+        </w:rPr>
+      </w:pPr>
+      <w:r>
+        <w:rPr>
+          <w:rFonts w:asciiTheme="majorHAnsi" w:hAnsiTheme="majorHAnsi" w:cstheme="majorHAnsi"/>
+          <w:sz w:val="24"/>
+          <w:szCs w:val="24"/>
+        </w:rPr>
+        <w:tab/>
+      </w:r>
+      <w:r>
+        <w:rPr>
+          <w:rFonts w:asciiTheme="majorHAnsi" w:hAnsiTheme="majorHAnsi" w:cstheme="majorHAnsi"/>
+          <w:sz w:val="24"/>
+          <w:szCs w:val="24"/>
+        </w:rPr>
+        <w:tab/>
+        <w:t>else '500+'</w:t>
+      </w:r>
+    </w:p>
+    <w:p>
+      <w:pPr>
+        <w:spacing w:after="0" w:line="360" w:lineRule="auto"/>
+        <w:ind w:left="720"/>
+        <w:rPr>
+          <w:rFonts w:asciiTheme="majorHAnsi" w:hAnsiTheme="majorHAnsi" w:cstheme="majorHAnsi"/>
+          <w:sz w:val="24"/>
+          <w:szCs w:val="24"/>
+        </w:rPr>
+      </w:pPr>
+      <w:r>
+        <w:rPr>
+          <w:rFonts w:asciiTheme="majorHAnsi" w:hAnsiTheme="majorHAnsi" w:cstheme="majorHAnsi"/>
+          <w:sz w:val="24"/>
+          <w:szCs w:val="24"/>
+        </w:rPr>
+        <w:tab/>
+        <w:t>end</w:t>
+      </w:r>
+      <w:r>
+        <w:rPr>
+          <w:rFonts w:asciiTheme="majorHAnsi" w:hAnsiTheme="majorHAnsi" w:cstheme="majorHAnsi"/>
+          <w:sz w:val="24"/>
+          <w:szCs w:val="24"/>
+        </w:rPr>
+        <w:tab/>
+      </w:r>
+    </w:p>
+    <w:p>
+      <w:pPr>
+        <w:spacing w:after="0" w:line="360" w:lineRule="auto"/>
+        <w:ind w:left="720"/>
+        <w:rPr>
+          <w:rFonts w:cstheme="minorHAnsi"/>
+          <w:sz w:val="24"/>
+          <w:szCs w:val="24"/>
+        </w:rPr>
+      </w:pPr>
+      <w:r>
+        <w:rPr>
+          <w:rFonts w:asciiTheme="majorHAnsi" w:hAnsiTheme="majorHAnsi" w:cstheme="majorHAnsi"/>
+          <w:sz w:val="24"/>
+          <w:szCs w:val="24"/>
+        </w:rPr>
+        <w:t xml:space="preserve">order by </w:t>
+      </w:r>
+      <w:proofErr w:type="spellStart"/>
+      <w:r>
+        <w:rPr>
+          <w:rFonts w:asciiTheme="majorHAnsi" w:hAnsiTheme="majorHAnsi" w:cstheme="majorHAnsi"/>
+          <w:sz w:val="24"/>
+          <w:szCs w:val="24"/>
+        </w:rPr>
+        <w:t>total_order</w:t>
+      </w:r>
+      <w:proofErr w:type="spellEnd"/>
+      <w:r>
+        <w:rPr>
+          <w:rFonts w:asciiTheme="majorHAnsi" w:hAnsiTheme="majorHAnsi" w:cstheme="majorHAnsi"/>
+          <w:sz w:val="24"/>
+          <w:szCs w:val="24"/>
+        </w:rPr>
+        <w:t xml:space="preserve"> </w:t>
+      </w:r>
+      <w:proofErr w:type="spellStart"/>
+      <w:r>
+        <w:rPr>
+          <w:rFonts w:asciiTheme="majorHAnsi" w:hAnsiTheme="majorHAnsi" w:cstheme="majorHAnsi"/>
+          <w:sz w:val="24"/>
+          <w:szCs w:val="24"/>
+        </w:rPr>
+        <w:t>desc</w:t>
+      </w:r>
+      <w:proofErr w:type="spellEnd"/>
+      <w:r>
+        <w:rPr>
+          <w:rFonts w:asciiTheme="majorHAnsi" w:hAnsiTheme="majorHAnsi" w:cstheme="majorHAnsi"/>
+          <w:sz w:val="24"/>
+          <w:szCs w:val="24"/>
+        </w:rPr>
+        <w:t>;</w:t>
+      </w:r>
+    </w:p>
+    <w:p>
+      <w:pPr>
+        <w:spacing w:after="0" w:line="360" w:lineRule="auto"/>
+        <w:rPr>
+          <w:rFonts w:cstheme="minorHAnsi"/>
+          <w:sz w:val="24"/>
+          <w:szCs w:val="24"/>
+        </w:rPr>
+      </w:pPr>
+      <w:r>
+        <w:rPr>
+          <w:rFonts w:cstheme="minorHAnsi"/>
+          <w:sz w:val="24"/>
+          <w:szCs w:val="24"/>
+        </w:rPr>
+        <w:tab/>
+      </w:r>
+    </w:p>
+    <w:p>
+      <w:pPr>
+        <w:spacing w:after="0" w:line="360" w:lineRule="auto"/>
+        <w:rPr>
+          <w:rFonts w:cstheme="minorHAnsi"/>
+          <w:sz w:val="24"/>
+          <w:szCs w:val="24"/>
+        </w:rPr>
+      </w:pPr>
+    </w:p>
+    <w:p>
+      <w:pPr>
+        <w:spacing w:after="0" w:line="360" w:lineRule="auto"/>
+        <w:rPr>
+          <w:rFonts w:cstheme="minorHAnsi"/>
+          <w:sz w:val="24"/>
+          <w:szCs w:val="24"/>
+        </w:rPr>
+      </w:pPr>
+    </w:p>
+    <w:p>
+      <w:pPr>
+        <w:spacing w:after="0" w:line="360" w:lineRule="auto"/>
+        <w:rPr>
+          <w:rFonts w:cstheme="minorHAnsi"/>
+          <w:sz w:val="24"/>
+          <w:szCs w:val="24"/>
+        </w:rPr>
+      </w:pPr>
+    </w:p>
+    <w:p>
+      <w:pPr>
+        <w:spacing w:after="0" w:line="360" w:lineRule="auto"/>
         <w:rPr>
           <w:rFonts w:cstheme="minorHAnsi"/>
           <w:b/>
@@ -1979,6 +10522,7 @@
           <w:sz w:val="24"/>
           <w:szCs w:val="24"/>
         </w:rPr>
+        <w:lastRenderedPageBreak/>
         <w:t>Ratings Analysis</w:t>
       </w:r>
     </w:p>
@@ -1998,6 +10542,173 @@
           <w:szCs w:val="24"/>
         </w:rPr>
         <w:t>Distribution of dish ratings from 1–5.</w:t>
+      </w:r>
+    </w:p>
+    <w:p>
+      <w:pPr>
+        <w:spacing w:after="0" w:line="360" w:lineRule="auto"/>
+        <w:rPr>
+          <w:rFonts w:cstheme="minorHAnsi"/>
+          <w:sz w:val="24"/>
+          <w:szCs w:val="24"/>
+        </w:rPr>
+      </w:pPr>
+    </w:p>
+    <w:p>
+      <w:pPr>
+        <w:spacing w:after="0" w:line="360" w:lineRule="auto"/>
+        <w:rPr>
+          <w:rFonts w:cstheme="minorHAnsi"/>
+          <w:sz w:val="24"/>
+          <w:szCs w:val="24"/>
+        </w:rPr>
+      </w:pPr>
+    </w:p>
+    <w:p>
+      <w:pPr>
+        <w:spacing w:after="0" w:line="360" w:lineRule="auto"/>
+        <w:rPr>
+          <w:rFonts w:asciiTheme="majorHAnsi" w:hAnsiTheme="majorHAnsi" w:cstheme="majorHAnsi"/>
+          <w:sz w:val="24"/>
+          <w:szCs w:val="24"/>
+        </w:rPr>
+      </w:pPr>
+      <w:r>
+        <w:rPr>
+          <w:rFonts w:asciiTheme="majorHAnsi" w:hAnsiTheme="majorHAnsi" w:cstheme="majorHAnsi"/>
+          <w:sz w:val="24"/>
+          <w:szCs w:val="24"/>
+        </w:rPr>
+        <w:t xml:space="preserve">select </w:t>
+      </w:r>
+    </w:p>
+    <w:p>
+      <w:pPr>
+        <w:spacing w:after="0" w:line="360" w:lineRule="auto"/>
+        <w:rPr>
+          <w:rFonts w:asciiTheme="majorHAnsi" w:hAnsiTheme="majorHAnsi" w:cstheme="majorHAnsi"/>
+          <w:sz w:val="24"/>
+          <w:szCs w:val="24"/>
+        </w:rPr>
+      </w:pPr>
+      <w:r>
+        <w:rPr>
+          <w:rFonts w:asciiTheme="majorHAnsi" w:hAnsiTheme="majorHAnsi" w:cstheme="majorHAnsi"/>
+          <w:sz w:val="24"/>
+          <w:szCs w:val="24"/>
+        </w:rPr>
+        <w:tab/>
+        <w:t>rating,</w:t>
+      </w:r>
+    </w:p>
+    <w:p>
+      <w:pPr>
+        <w:spacing w:after="0" w:line="360" w:lineRule="auto"/>
+        <w:rPr>
+          <w:rFonts w:asciiTheme="majorHAnsi" w:hAnsiTheme="majorHAnsi" w:cstheme="majorHAnsi"/>
+          <w:sz w:val="24"/>
+          <w:szCs w:val="24"/>
+        </w:rPr>
+      </w:pPr>
+      <w:r>
+        <w:rPr>
+          <w:rFonts w:asciiTheme="majorHAnsi" w:hAnsiTheme="majorHAnsi" w:cstheme="majorHAnsi"/>
+          <w:sz w:val="24"/>
+          <w:szCs w:val="24"/>
+        </w:rPr>
+        <w:tab/>
+      </w:r>
+      <w:proofErr w:type="gramStart"/>
+      <w:r>
+        <w:rPr>
+          <w:rFonts w:asciiTheme="majorHAnsi" w:hAnsiTheme="majorHAnsi" w:cstheme="majorHAnsi"/>
+          <w:sz w:val="24"/>
+          <w:szCs w:val="24"/>
+        </w:rPr>
+        <w:t>count(</w:t>
+      </w:r>
+      <w:proofErr w:type="gramEnd"/>
+      <w:r>
+        <w:rPr>
+          <w:rFonts w:asciiTheme="majorHAnsi" w:hAnsiTheme="majorHAnsi" w:cstheme="majorHAnsi"/>
+          <w:sz w:val="24"/>
+          <w:szCs w:val="24"/>
+        </w:rPr>
+        <w:t xml:space="preserve">*) as </w:t>
+      </w:r>
+      <w:proofErr w:type="spellStart"/>
+      <w:r>
+        <w:rPr>
+          <w:rFonts w:asciiTheme="majorHAnsi" w:hAnsiTheme="majorHAnsi" w:cstheme="majorHAnsi"/>
+          <w:sz w:val="24"/>
+          <w:szCs w:val="24"/>
+        </w:rPr>
+        <w:t>total_rating</w:t>
+      </w:r>
+      <w:proofErr w:type="spellEnd"/>
+    </w:p>
+    <w:p>
+      <w:pPr>
+        <w:spacing w:after="0" w:line="360" w:lineRule="auto"/>
+        <w:rPr>
+          <w:rFonts w:asciiTheme="majorHAnsi" w:hAnsiTheme="majorHAnsi" w:cstheme="majorHAnsi"/>
+          <w:sz w:val="24"/>
+          <w:szCs w:val="24"/>
+        </w:rPr>
+      </w:pPr>
+      <w:r>
+        <w:rPr>
+          <w:rFonts w:asciiTheme="majorHAnsi" w:hAnsiTheme="majorHAnsi" w:cstheme="majorHAnsi"/>
+          <w:sz w:val="24"/>
+          <w:szCs w:val="24"/>
+        </w:rPr>
+        <w:t xml:space="preserve">from </w:t>
+      </w:r>
+      <w:proofErr w:type="spellStart"/>
+      <w:r>
+        <w:rPr>
+          <w:rFonts w:asciiTheme="majorHAnsi" w:hAnsiTheme="majorHAnsi" w:cstheme="majorHAnsi"/>
+          <w:sz w:val="24"/>
+          <w:szCs w:val="24"/>
+        </w:rPr>
+        <w:t>fact_swiggy_data</w:t>
+      </w:r>
+      <w:proofErr w:type="spellEnd"/>
+    </w:p>
+    <w:p>
+      <w:pPr>
+        <w:spacing w:after="0" w:line="360" w:lineRule="auto"/>
+        <w:rPr>
+          <w:rFonts w:asciiTheme="majorHAnsi" w:hAnsiTheme="majorHAnsi" w:cstheme="majorHAnsi"/>
+          <w:sz w:val="24"/>
+          <w:szCs w:val="24"/>
+        </w:rPr>
+      </w:pPr>
+      <w:r>
+        <w:rPr>
+          <w:rFonts w:asciiTheme="majorHAnsi" w:hAnsiTheme="majorHAnsi" w:cstheme="majorHAnsi"/>
+          <w:sz w:val="24"/>
+          <w:szCs w:val="24"/>
+        </w:rPr>
+        <w:t xml:space="preserve">group by rating </w:t>
+      </w:r>
+    </w:p>
+    <w:p>
+      <w:pPr>
+        <w:spacing w:after="0" w:line="360" w:lineRule="auto"/>
+        <w:rPr>
+          <w:rFonts w:asciiTheme="majorHAnsi" w:hAnsiTheme="majorHAnsi" w:cstheme="majorHAnsi"/>
+          <w:sz w:val="24"/>
+          <w:szCs w:val="24"/>
+        </w:rPr>
+      </w:pPr>
+      <w:r>
+        <w:rPr>
+          <w:rFonts w:asciiTheme="majorHAnsi" w:hAnsiTheme="majorHAnsi" w:cstheme="majorHAnsi"/>
+          <w:sz w:val="24"/>
+          <w:szCs w:val="24"/>
+        </w:rPr>
+        <w:t>order by rating;</w:t>
       </w:r>
     </w:p>
     <w:sectPr>
@@ -2023,9 +10734,9 @@
       <w:lvlJc w:val="left"/>
       <w:pPr>
         <w:tabs>
-          <w:tab w:val="num" w:pos="720"/>
+          <w:tab w:val="num" w:pos="1353"/>
         </w:tabs>
-        <w:ind w:left="720" w:hanging="360"/>
+        <w:ind w:left="1353" w:hanging="360"/>
       </w:pPr>
       <w:rPr>
         <w:rFonts w:ascii="Symbol" w:hAnsi="Symbol" w:hint="default"/>
@@ -2039,9 +10750,9 @@
       <w:lvlJc w:val="left"/>
       <w:pPr>
         <w:tabs>
-          <w:tab w:val="num" w:pos="1440"/>
+          <w:tab w:val="num" w:pos="2073"/>
         </w:tabs>
-        <w:ind w:left="1440" w:hanging="360"/>
+        <w:ind w:left="2073" w:hanging="360"/>
       </w:pPr>
       <w:rPr>
         <w:rFonts w:ascii="Courier New" w:hAnsi="Courier New" w:hint="default"/>
@@ -2055,9 +10766,9 @@
       <w:lvlJc w:val="left"/>
       <w:pPr>
         <w:tabs>
-          <w:tab w:val="num" w:pos="2160"/>
+          <w:tab w:val="num" w:pos="2793"/>
         </w:tabs>
-        <w:ind w:left="2160" w:hanging="360"/>
+        <w:ind w:left="2793" w:hanging="360"/>
       </w:pPr>
       <w:rPr>
         <w:rFonts w:ascii="Wingdings" w:hAnsi="Wingdings" w:hint="default"/>
@@ -2071,9 +10782,9 @@
       <w:lvlJc w:val="left"/>
       <w:pPr>
         <w:tabs>
-          <w:tab w:val="num" w:pos="2880"/>
+          <w:tab w:val="num" w:pos="3513"/>
         </w:tabs>
-        <w:ind w:left="2880" w:hanging="360"/>
+        <w:ind w:left="3513" w:hanging="360"/>
       </w:pPr>
       <w:rPr>
         <w:rFonts w:ascii="Wingdings" w:hAnsi="Wingdings" w:hint="default"/>
@@ -2087,9 +10798,9 @@
       <w:lvlJc w:val="left"/>
       <w:pPr>
         <w:tabs>
-          <w:tab w:val="num" w:pos="3600"/>
+          <w:tab w:val="num" w:pos="4233"/>
         </w:tabs>
-        <w:ind w:left="3600" w:hanging="360"/>
+        <w:ind w:left="4233" w:hanging="360"/>
       </w:pPr>
       <w:rPr>
         <w:rFonts w:ascii="Wingdings" w:hAnsi="Wingdings" w:hint="default"/>
@@ -2103,9 +10814,9 @@
       <w:lvlJc w:val="left"/>
       <w:pPr>
         <w:tabs>
-          <w:tab w:val="num" w:pos="4320"/>
+          <w:tab w:val="num" w:pos="4953"/>
         </w:tabs>
-        <w:ind w:left="4320" w:hanging="360"/>
+        <w:ind w:left="4953" w:hanging="360"/>
       </w:pPr>
       <w:rPr>
         <w:rFonts w:ascii="Wingdings" w:hAnsi="Wingdings" w:hint="default"/>
@@ -2119,9 +10830,9 @@
       <w:lvlJc w:val="left"/>
       <w:pPr>
         <w:tabs>
-          <w:tab w:val="num" w:pos="5040"/>
+          <w:tab w:val="num" w:pos="5673"/>
         </w:tabs>
-        <w:ind w:left="5040" w:hanging="360"/>
+        <w:ind w:left="5673" w:hanging="360"/>
       </w:pPr>
       <w:rPr>
         <w:rFonts w:ascii="Wingdings" w:hAnsi="Wingdings" w:hint="default"/>
@@ -2135,9 +10846,9 @@
       <w:lvlJc w:val="left"/>
       <w:pPr>
         <w:tabs>
-          <w:tab w:val="num" w:pos="5760"/>
+          <w:tab w:val="num" w:pos="6393"/>
         </w:tabs>
-        <w:ind w:left="5760" w:hanging="360"/>
+        <w:ind w:left="6393" w:hanging="360"/>
       </w:pPr>
       <w:rPr>
         <w:rFonts w:ascii="Wingdings" w:hAnsi="Wingdings" w:hint="default"/>
@@ -2151,9 +10862,9 @@
       <w:lvlJc w:val="left"/>
       <w:pPr>
         <w:tabs>
-          <w:tab w:val="num" w:pos="6480"/>
+          <w:tab w:val="num" w:pos="7113"/>
         </w:tabs>
-        <w:ind w:left="6480" w:hanging="360"/>
+        <w:ind w:left="7113" w:hanging="360"/>
       </w:pPr>
       <w:rPr>
         <w:rFonts w:ascii="Wingdings" w:hAnsi="Wingdings" w:hint="default"/>
@@ -2479,7 +11190,7 @@
         <w:sz w:val="20"/>
       </w:rPr>
     </w:lvl>
-    <w:lvl w:ilvl="1" w:tentative="1">
+    <w:lvl w:ilvl="1">
       <w:start w:val="1"/>
       <w:numFmt w:val="bullet"/>
       <w:lvlText w:val="o"/>
